--- a/por/docx/33.content.docx
+++ b/por/docx/33.content.docx
@@ -11,6 +11,15 @@
         <w:pStyle w:val="Heading2"/>
       </w:pPr>
       <w:r>
+        <w:t>Resource: Notas de Estudo (Tyndale)</w:t>
+      </w:r>
+      <w:r/>
+    </w:p>
+    <w:p>
+      <w:pPr>
+        <w:pStyle w:val="Heading2"/>
+      </w:pPr>
+      <w:r>
         <w:t>License Information</w:t>
       </w:r>
       <w:r/>
@@ -21,7 +30,7 @@
         <w:rPr>
           <w:b/>
         </w:rPr>
-        <w:t>Study Notes (Tyndale)</w:t>
+        <w:t>Notas de Estudo (Tyndale)</w:t>
       </w:r>
       <w:r>
         <w:t xml:space="preserve"> (Portuguese) is based on</w:t>
@@ -74,7 +83,7 @@
         <w:pStyle w:val="Heading1"/>
       </w:pPr>
       <w:r>
-        <w:t>Study Notes (Tyndale)</w:t>
+        <w:t>Notas de Estudo (Tyndale)</w:t>
       </w:r>
     </w:p>
     <w:p>
@@ -83,6 +92,51 @@
           <w:headerReference w:type="even" r:id="rId8"/>
           <w:headerReference w:type="default" r:id="rId9"/>
           <w:footerReference w:type="default" r:id="rId10"/>
+          <w:footnotePr>
+            <w:numRestart w:val="eachSect"/>
+          </w:footnotePr>
+          <w:type w:val="continuous"/>
+          <w:pgSz w:w="12240" w:h="15840" w:code="1"/>
+          <w:pgMar w:top="1440" w:right="1440" w:bottom="1440" w:left="1440" w:header="504" w:footer="504" w:gutter="0"/>
+          <w:cols w:space="708"/>
+          <w:titlePg/>
+          <w:docGrid w:linePitch="360"/>
+        </w:sectPr>
+      </w:pPr>
+    </w:p>
+    <w:p>
+      <w:r/>
+    </w:p>
+    <w:p>
+      <w:pPr>
+        <w:pStyle w:val="Heading2"/>
+      </w:pPr>
+      <w:r>
+        <w:t>MIC</w:t>
+      </w:r>
+      <w:r/>
+    </w:p>
+    <w:p>
+      <w:r/>
+      <w:r>
+        <w:rPr>
+          <w:i/>
+        </w:rPr>
+        <w:t>Miquéias 1:1, Miquéias 1.2, Miquéias 1.2–7, Miquéias 1.2–2.13, Miquéias 1.3, Miquéias 1.4, Miquéias 1.5, Miquéias 1.6–7, Miquéias 1.8–16, Miquéias 1.9, Miquéias 1.10–15, Miquéias 1.11, Miquéias 1.12, Miquéias 1.13, Miquéias 1.14, Miquéias 1.15, Miquéias 1.16, Miquéias 2.1–2, Miquéias 2.3–5, Miquéias 2.4, Miquéias 2.6, Miquéias 2.7–10, Miquéias 2.11, Miquéias 2.12–13, Miquéias 2.13, Miquéias 3.1, Miquéias 3.1–4, Miquéias 3.1–5.15, Miquéias 3.2–3, Miquéias 3.4, Miquéias 3.5, Miquéias 3.6–7, Miquéias 3.8, Miquéias 3.9–12, Miquéias 3.11, Miquéias 3.12, Miquéias 4.1–2, Miquéias 4.1–5, Miquéias 4.3, Miquéias 4.4, Miquéias 4.6–7, Miquéias 4.8, Miquéias 4.9, Miquéias 4.10, Miquéias 4.11–13, Miquéias 4.12, Miquéias 4.13, Miquéias 5.1, Miquéias 5.1–15, Miquéias 5.2, Miquéias 5.4–5, Miquéias 5.5, Miquéias 5.6, Miquéias 5:7, Miquéias 5.7–15, Miquéias 5.8–9, Miquéias 5.10–14, Miquéias 5.13–14, Miquéias 6.1–2, Miquéias 6.1–16, Miquéias 6.3, Miquéias 6.4–5, Miquéias 6.6–7, Miquéias 6.8, Miquéias 6.9, Miquéias 6.9–16, Miquéias 6.10–12, Miquéias 6.13–16, Miquéias 6.16, Miquéias 7.1, Miquéias 7.1–20, Miquéias 7.2, Miquéias 7.2–6, Miquéias 7.3, Miquéias 7.4, Miquéias 7.5–6, Miquéias 7.7–10, Miquéias 7.8, Miquéias 7.9, Miquéias 7.10, Miquéias 7.11–12, Miquéias 7.13, Miquéias 7.14, Miquéias 7.14–20, Miquéias 7.15, Miquéias 7.16, Miquéias 7.17, Miquéias 7.18–20</w:t>
+      </w:r>
+      <w:r/>
+    </w:p>
+    <w:p>
+      <w:r/>
+      <w:r>
+        <w:t xml:space="preserve"> </w:t>
+      </w:r>
+      <w:r/>
+      <w:r/>
+    </w:p>
+    <w:p>
+      <w:pPr>
+        <w:sectPr>
           <w:footnotePr>
             <w:numRestart w:val="eachSect"/>
           </w:footnotePr>

--- a/por/docx/33.content.docx
+++ b/por/docx/33.content.docx
@@ -4,49 +4,89 @@
   <w:body>
     <w:p/>
     <w:p>
-      <w:r/>
+      <w:pPr/>
+      <w:r>
+        <w:rPr>
+          <w:lang w:val="pt_PT" w:bidi="pt_PT"/>
+        </w:rPr>
+      </w:r>
     </w:p>
     <w:p>
       <w:pPr>
         <w:pStyle w:val="Heading2"/>
       </w:pPr>
       <w:r>
+        <w:rPr>
+          <w:lang w:val="pt_PT" w:bidi="pt_PT"/>
+        </w:rPr>
         <w:t>Resource: Notas de Estudo (Tyndale)</w:t>
       </w:r>
-      <w:r/>
+      <w:r>
+        <w:rPr>
+          <w:lang w:val="pt_PT" w:bidi="pt_PT"/>
+        </w:rPr>
+      </w:r>
     </w:p>
     <w:p>
       <w:pPr>
         <w:pStyle w:val="Heading2"/>
       </w:pPr>
       <w:r>
+        <w:rPr>
+          <w:lang w:val="pt_PT" w:bidi="pt_PT"/>
+        </w:rPr>
         <w:t>License Information</w:t>
       </w:r>
-      <w:r/>
-    </w:p>
-    <w:p>
-      <w:r/>
+      <w:r>
+        <w:rPr>
+          <w:lang w:val="pt_PT" w:bidi="pt_PT"/>
+        </w:rPr>
+      </w:r>
+    </w:p>
+    <w:p>
+      <w:pPr/>
+      <w:r>
+        <w:rPr>
+          <w:lang w:val="pt_PT" w:bidi="pt_PT"/>
+        </w:rPr>
+      </w:r>
       <w:r>
         <w:rPr>
           <w:b/>
+          <w:lang w:val="pt_PT" w:bidi="pt_PT"/>
         </w:rPr>
         <w:t>Notas de Estudo (Tyndale)</w:t>
       </w:r>
       <w:r>
+        <w:rPr>
+          <w:lang w:val="pt_PT" w:bidi="pt_PT"/>
+        </w:rPr>
         <w:t xml:space="preserve"> (Portuguese) is based on</w:t>
       </w:r>
       <w:r>
+        <w:rPr>
+          <w:lang w:val="pt_PT" w:bidi="pt_PT"/>
+        </w:rPr>
         <w:t xml:space="preserve">: </w:t>
       </w:r>
       <w:r>
+        <w:rPr>
+          <w:lang w:val="pt_PT" w:bidi="pt_PT"/>
+        </w:rPr>
         <w:t>Tyndale Open Study Notes</w:t>
       </w:r>
       <w:r>
+        <w:rPr>
+          <w:lang w:val="pt_PT" w:bidi="pt_PT"/>
+        </w:rPr>
         <w:t xml:space="preserve">, </w:t>
       </w:r>
       <w:hyperlink r:id="rId13">
         <w:r>
           <w:rPr>
+            <w:lang w:val="pt_PT" w:bidi="pt_PT"/>
+          </w:rPr>
+          <w:rPr>
             <w:color w:val="0000EE"/>
             <w:u w:val="single"/>
           </w:rPr>
@@ -54,11 +94,17 @@
         </w:r>
       </w:hyperlink>
       <w:r>
+        <w:rPr>
+          <w:lang w:val="pt_PT" w:bidi="pt_PT"/>
+        </w:rPr>
         <w:t xml:space="preserve">, 2019, which is licensed under a </w:t>
       </w:r>
       <w:hyperlink r:id="rId14">
         <w:r>
           <w:rPr>
+            <w:lang w:val="pt_PT" w:bidi="pt_PT"/>
+          </w:rPr>
+          <w:rPr>
             <w:color w:val="0000EE"/>
             <w:u w:val="single"/>
           </w:rPr>
@@ -66,23 +112,49 @@
         </w:r>
       </w:hyperlink>
       <w:r>
+        <w:rPr>
+          <w:lang w:val="pt_PT" w:bidi="pt_PT"/>
+        </w:rPr>
         <w:t>.</w:t>
       </w:r>
-      <w:r/>
-    </w:p>
-    <w:p>
-      <w:r/>
-      <w:r>
+      <w:r>
+        <w:rPr>
+          <w:lang w:val="pt_PT" w:bidi="pt_PT"/>
+        </w:rPr>
+      </w:r>
+    </w:p>
+    <w:p>
+      <w:pPr/>
+      <w:r>
+        <w:rPr>
+          <w:lang w:val="pt_PT" w:bidi="pt_PT"/>
+        </w:rPr>
+      </w:r>
+      <w:r>
+        <w:rPr>
+          <w:lang w:val="pt_PT" w:bidi="pt_PT"/>
+        </w:rPr>
         <w:t>This PDF version is provided under the same license.</w:t>
       </w:r>
-      <w:r/>
-      <w:r/>
+      <w:r>
+        <w:rPr>
+          <w:lang w:val="pt_PT" w:bidi="pt_PT"/>
+        </w:rPr>
+      </w:r>
+      <w:r>
+        <w:rPr>
+          <w:lang w:val="pt_PT" w:bidi="pt_PT"/>
+        </w:rPr>
+      </w:r>
     </w:p>
     <w:p>
       <w:pPr>
         <w:pStyle w:val="Heading1"/>
       </w:pPr>
       <w:r>
+        <w:rPr>
+          <w:lang w:val="pt_PT" w:bidi="pt_PT"/>
+        </w:rPr>
         <w:t>Notas de Estudo (Tyndale)</w:t>
       </w:r>
     </w:p>
@@ -105,34 +177,72 @@
       </w:pPr>
     </w:p>
     <w:p>
-      <w:r/>
+      <w:pPr/>
+      <w:r>
+        <w:rPr>
+          <w:lang w:val="pt_PT" w:bidi="pt_PT"/>
+        </w:rPr>
+      </w:r>
     </w:p>
     <w:p>
       <w:pPr>
         <w:pStyle w:val="Heading2"/>
       </w:pPr>
       <w:r>
+        <w:rPr>
+          <w:lang w:val="pt_PT" w:bidi="pt_PT"/>
+        </w:rPr>
         <w:t>MIC</w:t>
       </w:r>
-      <w:r/>
-    </w:p>
-    <w:p>
-      <w:r/>
+      <w:r>
+        <w:rPr>
+          <w:lang w:val="pt_PT" w:bidi="pt_PT"/>
+        </w:rPr>
+      </w:r>
+    </w:p>
+    <w:p>
+      <w:pPr/>
+      <w:r>
+        <w:rPr>
+          <w:lang w:val="pt_PT" w:bidi="pt_PT"/>
+        </w:rPr>
+      </w:r>
       <w:r>
         <w:rPr>
           <w:i/>
+          <w:lang w:val="pt_PT" w:bidi="pt_PT"/>
         </w:rPr>
         <w:t>Miquéias 1:1, Miquéias 1.2, Miquéias 1.2–7, Miquéias 1.2–2.13, Miquéias 1.3, Miquéias 1.4, Miquéias 1.5, Miquéias 1.6–7, Miquéias 1.8–16, Miquéias 1.9, Miquéias 1.10–15, Miquéias 1.11, Miquéias 1.12, Miquéias 1.13, Miquéias 1.14, Miquéias 1.15, Miquéias 1.16, Miquéias 2.1–2, Miquéias 2.3–5, Miquéias 2.4, Miquéias 2.6, Miquéias 2.7–10, Miquéias 2.11, Miquéias 2.12–13, Miquéias 2.13, Miquéias 3.1, Miquéias 3.1–4, Miquéias 3.1–5.15, Miquéias 3.2–3, Miquéias 3.4, Miquéias 3.5, Miquéias 3.6–7, Miquéias 3.8, Miquéias 3.9–12, Miquéias 3.11, Miquéias 3.12, Miquéias 4.1–2, Miquéias 4.1–5, Miquéias 4.3, Miquéias 4.4, Miquéias 4.6–7, Miquéias 4.8, Miquéias 4.9, Miquéias 4.10, Miquéias 4.11–13, Miquéias 4.12, Miquéias 4.13, Miquéias 5.1, Miquéias 5.1–15, Miquéias 5.2, Miquéias 5.4–5, Miquéias 5.5, Miquéias 5.6, Miquéias 5:7, Miquéias 5.7–15, Miquéias 5.8–9, Miquéias 5.10–14, Miquéias 5.13–14, Miquéias 6.1–2, Miquéias 6.1–16, Miquéias 6.3, Miquéias 6.4–5, Miquéias 6.6–7, Miquéias 6.8, Miquéias 6.9, Miquéias 6.9–16, Miquéias 6.10–12, Miquéias 6.13–16, Miquéias 6.16, Miquéias 7.1, Miquéias 7.1–20, Miquéias 7.2, Miquéias 7.2–6, Miquéias 7.3, Miquéias 7.4, Miquéias 7.5–6, Miquéias 7.7–10, Miquéias 7.8, Miquéias 7.9, Miquéias 7.10, Miquéias 7.11–12, Miquéias 7.13, Miquéias 7.14, Miquéias 7.14–20, Miquéias 7.15, Miquéias 7.16, Miquéias 7.17, Miquéias 7.18–20</w:t>
       </w:r>
-      <w:r/>
-    </w:p>
-    <w:p>
-      <w:r/>
-      <w:r>
+      <w:r>
+        <w:rPr>
+          <w:lang w:val="pt_PT" w:bidi="pt_PT"/>
+        </w:rPr>
+      </w:r>
+    </w:p>
+    <w:p>
+      <w:pPr/>
+      <w:r>
+        <w:rPr>
+          <w:lang w:val="pt_PT" w:bidi="pt_PT"/>
+        </w:rPr>
+      </w:r>
+      <w:r>
+        <w:rPr>
+          <w:lang w:val="pt_PT" w:bidi="pt_PT"/>
+        </w:rPr>
         <w:t xml:space="preserve"> </w:t>
       </w:r>
-      <w:r/>
-      <w:r/>
+      <w:r>
+        <w:rPr>
+          <w:lang w:val="pt_PT" w:bidi="pt_PT"/>
+        </w:rPr>
+      </w:r>
+      <w:r>
+        <w:rPr>
+          <w:lang w:val="pt_PT" w:bidi="pt_PT"/>
+        </w:rPr>
+      </w:r>
     </w:p>
     <w:p>
       <w:pPr>
@@ -150,60 +260,121 @@
       </w:pPr>
     </w:p>
     <w:p>
-      <w:r/>
+      <w:pPr/>
+      <w:r>
+        <w:rPr>
+          <w:lang w:val="pt_PT" w:bidi="pt_PT"/>
+        </w:rPr>
+      </w:r>
     </w:p>
     <w:p>
       <w:pPr>
         <w:pStyle w:val="Heading2"/>
       </w:pPr>
       <w:r>
+        <w:rPr>
+          <w:lang w:val="pt_PT" w:bidi="pt_PT"/>
+        </w:rPr>
         <w:t>Miquéias 1:1</w:t>
       </w:r>
-      <w:r/>
-    </w:p>
-    <w:p>
-      <w:r/>
-      <w:r>
+      <w:r>
+        <w:rPr>
+          <w:lang w:val="pt_PT" w:bidi="pt_PT"/>
+        </w:rPr>
+      </w:r>
+    </w:p>
+    <w:p>
+      <w:pPr/>
+      <w:r>
+        <w:rPr>
+          <w:lang w:val="pt_PT" w:bidi="pt_PT"/>
+        </w:rPr>
+      </w:r>
+      <w:r>
+        <w:rPr>
+          <w:lang w:val="pt_PT" w:bidi="pt_PT"/>
+        </w:rPr>
         <w:t xml:space="preserve">Miquéias significa “Quem é como o Senhor?” • Moresete era uma cidade fortaleza localizada a uma curta distância a sudeste de Gate, nas colinas baixas do sudoeste de Judá. • Jotão, Acaz e Ezequias (veja </w:t>
       </w:r>
       <w:r>
+        <w:rPr>
+          <w:lang w:val="pt_PT" w:bidi="pt_PT"/>
+        </w:rPr>
         <w:t>Introdução ao Livro de Miquéias</w:t>
       </w:r>
       <w:r>
+        <w:rPr>
+          <w:lang w:val="pt_PT" w:bidi="pt_PT"/>
+        </w:rPr>
         <w:t>, “Contexto”): Os reinados desses três reis cobriram cerca de 65 anos no total (aproximadamente 750–686 a.C.). • A mensagem de Deus veio a Miquéias por meio de visões. • Samaria e Jerusalém eram as capitais do norte de Israel e de Judá. Às vezes, esses nomes de cidades referem-se a seus países inteiros.</w:t>
       </w:r>
-      <w:r/>
-      <w:r/>
-    </w:p>
-    <w:p>
-      <w:r/>
+      <w:r>
+        <w:rPr>
+          <w:lang w:val="pt_PT" w:bidi="pt_PT"/>
+        </w:rPr>
+      </w:r>
+      <w:r>
+        <w:rPr>
+          <w:lang w:val="pt_PT" w:bidi="pt_PT"/>
+        </w:rPr>
+      </w:r>
+    </w:p>
+    <w:p>
+      <w:pPr/>
+      <w:r>
+        <w:rPr>
+          <w:lang w:val="pt_PT" w:bidi="pt_PT"/>
+        </w:rPr>
+      </w:r>
     </w:p>
     <w:p>
       <w:pPr>
         <w:pStyle w:val="Heading2"/>
       </w:pPr>
       <w:r>
+        <w:rPr>
+          <w:lang w:val="pt_PT" w:bidi="pt_PT"/>
+        </w:rPr>
         <w:t>Miquéias 1.2</w:t>
       </w:r>
-      <w:r/>
-    </w:p>
-    <w:p>
-      <w:r/>
-      <w:r>
+      <w:r>
+        <w:rPr>
+          <w:lang w:val="pt_PT" w:bidi="pt_PT"/>
+        </w:rPr>
+      </w:r>
+    </w:p>
+    <w:p>
+      <w:pPr/>
+      <w:r>
+        <w:rPr>
+          <w:lang w:val="pt_PT" w:bidi="pt_PT"/>
+        </w:rPr>
+      </w:r>
+      <w:r>
+        <w:rPr>
+          <w:lang w:val="pt_PT" w:bidi="pt_PT"/>
+        </w:rPr>
         <w:t xml:space="preserve">Prestem atenção traduz a mesma palavra que introduz o </w:t>
       </w:r>
       <w:r>
         <w:rPr>
           <w:i/>
+          <w:lang w:val="pt_PT" w:bidi="pt_PT"/>
         </w:rPr>
         <w:t>Shema</w:t>
       </w:r>
       <w:r>
+        <w:rPr>
+          <w:lang w:val="pt_PT" w:bidi="pt_PT"/>
+        </w:rPr>
         <w:t xml:space="preserve"> (“Ouça!”) em </w:t>
       </w:r>
       <w:hyperlink r:id="rId15">
         <w:r>
           <w:rPr>
+            <w:lang w:val="pt_PT" w:bidi="pt_PT"/>
+          </w:rPr>
+          <w:rPr>
             <w:color w:val="0000EE"/>
             <w:u w:val="single"/>
           </w:rPr>
@@ -211,11 +382,17 @@
         </w:r>
       </w:hyperlink>
       <w:r>
+        <w:rPr>
+          <w:lang w:val="pt_PT" w:bidi="pt_PT"/>
+        </w:rPr>
         <w:t>. • O santo Templo é a morada celestial do Senhor, não o Templo corrupto em Jerusalém (</w:t>
       </w:r>
       <w:hyperlink r:id="rId16">
         <w:r>
           <w:rPr>
+            <w:lang w:val="pt_PT" w:bidi="pt_PT"/>
+          </w:rPr>
+          <w:rPr>
             <w:color w:val="0000EE"/>
             <w:u w:val="single"/>
           </w:rPr>
@@ -223,51 +400,113 @@
         </w:r>
       </w:hyperlink>
       <w:r>
+        <w:rPr>
+          <w:lang w:val="pt_PT" w:bidi="pt_PT"/>
+        </w:rPr>
         <w:t>).</w:t>
       </w:r>
-      <w:r/>
-      <w:r/>
-    </w:p>
-    <w:p>
-      <w:r/>
+      <w:r>
+        <w:rPr>
+          <w:lang w:val="pt_PT" w:bidi="pt_PT"/>
+        </w:rPr>
+      </w:r>
+      <w:r>
+        <w:rPr>
+          <w:lang w:val="pt_PT" w:bidi="pt_PT"/>
+        </w:rPr>
+      </w:r>
+    </w:p>
+    <w:p>
+      <w:pPr/>
+      <w:r>
+        <w:rPr>
+          <w:lang w:val="pt_PT" w:bidi="pt_PT"/>
+        </w:rPr>
+      </w:r>
     </w:p>
     <w:p>
       <w:pPr>
         <w:pStyle w:val="Heading2"/>
       </w:pPr>
       <w:r>
+        <w:rPr>
+          <w:lang w:val="pt_PT" w:bidi="pt_PT"/>
+        </w:rPr>
         <w:t>Miquéias 1.2–7</w:t>
       </w:r>
-      <w:r/>
-    </w:p>
-    <w:p>
-      <w:r/>
-      <w:r>
+      <w:r>
+        <w:rPr>
+          <w:lang w:val="pt_PT" w:bidi="pt_PT"/>
+        </w:rPr>
+      </w:r>
+    </w:p>
+    <w:p>
+      <w:pPr/>
+      <w:r>
+        <w:rPr>
+          <w:lang w:val="pt_PT" w:bidi="pt_PT"/>
+        </w:rPr>
+      </w:r>
+      <w:r>
+        <w:rPr>
+          <w:lang w:val="pt_PT" w:bidi="pt_PT"/>
+        </w:rPr>
         <w:t>Este oráculo refere-se a Samaria antes de 722 a.C., quando Samaria foi destruída e seu povo deportado. O Soberano Senhor estava vindo para julgar seu povo.</w:t>
       </w:r>
-      <w:r/>
-      <w:r/>
-    </w:p>
-    <w:p>
-      <w:r/>
+      <w:r>
+        <w:rPr>
+          <w:lang w:val="pt_PT" w:bidi="pt_PT"/>
+        </w:rPr>
+      </w:r>
+      <w:r>
+        <w:rPr>
+          <w:lang w:val="pt_PT" w:bidi="pt_PT"/>
+        </w:rPr>
+      </w:r>
+    </w:p>
+    <w:p>
+      <w:pPr/>
+      <w:r>
+        <w:rPr>
+          <w:lang w:val="pt_PT" w:bidi="pt_PT"/>
+        </w:rPr>
+      </w:r>
     </w:p>
     <w:p>
       <w:pPr>
         <w:pStyle w:val="Heading2"/>
       </w:pPr>
       <w:r>
+        <w:rPr>
+          <w:lang w:val="pt_PT" w:bidi="pt_PT"/>
+        </w:rPr>
         <w:t>Miquéias 1.2–2.13</w:t>
       </w:r>
-      <w:r/>
-    </w:p>
-    <w:p>
-      <w:r/>
-      <w:r>
+      <w:r>
+        <w:rPr>
+          <w:lang w:val="pt_PT" w:bidi="pt_PT"/>
+        </w:rPr>
+      </w:r>
+    </w:p>
+    <w:p>
+      <w:pPr/>
+      <w:r>
+        <w:rPr>
+          <w:lang w:val="pt_PT" w:bidi="pt_PT"/>
+        </w:rPr>
+      </w:r>
+      <w:r>
+        <w:rPr>
+          <w:lang w:val="pt_PT" w:bidi="pt_PT"/>
+        </w:rPr>
         <w:t>Esta mensagem de julgamento introduz algumas das principais preocupações das profecias de Miquéias e afirma a determinação de Deus em julgar seu povo e colocá-los no exílio (</w:t>
       </w:r>
       <w:hyperlink r:id="rId17">
         <w:r>
           <w:rPr>
+            <w:lang w:val="pt_PT" w:bidi="pt_PT"/>
+          </w:rPr>
+          <w:rPr>
             <w:color w:val="0000EE"/>
             <w:u w:val="single"/>
           </w:rPr>
@@ -275,11 +514,17 @@
         </w:r>
       </w:hyperlink>
       <w:r>
+        <w:rPr>
+          <w:lang w:val="pt_PT" w:bidi="pt_PT"/>
+        </w:rPr>
         <w:t xml:space="preserve">; </w:t>
       </w:r>
       <w:hyperlink r:id="rId18">
         <w:r>
           <w:rPr>
+            <w:lang w:val="pt_PT" w:bidi="pt_PT"/>
+          </w:rPr>
+          <w:rPr>
             <w:color w:val="0000EE"/>
             <w:u w:val="single"/>
           </w:rPr>
@@ -287,11 +532,17 @@
         </w:r>
       </w:hyperlink>
       <w:r>
+        <w:rPr>
+          <w:lang w:val="pt_PT" w:bidi="pt_PT"/>
+        </w:rPr>
         <w:t>), mas conclui com a garantia do Senhor de que Ele resgatará um remanescente do exílio (</w:t>
       </w:r>
       <w:hyperlink r:id="rId19">
         <w:r>
           <w:rPr>
+            <w:lang w:val="pt_PT" w:bidi="pt_PT"/>
+          </w:rPr>
+          <w:rPr>
             <w:color w:val="0000EE"/>
             <w:u w:val="single"/>
           </w:rPr>
@@ -299,31 +550,65 @@
         </w:r>
       </w:hyperlink>
       <w:r>
+        <w:rPr>
+          <w:lang w:val="pt_PT" w:bidi="pt_PT"/>
+        </w:rPr>
         <w:t>).</w:t>
       </w:r>
-      <w:r/>
-      <w:r/>
-    </w:p>
-    <w:p>
-      <w:r/>
+      <w:r>
+        <w:rPr>
+          <w:lang w:val="pt_PT" w:bidi="pt_PT"/>
+        </w:rPr>
+      </w:r>
+      <w:r>
+        <w:rPr>
+          <w:lang w:val="pt_PT" w:bidi="pt_PT"/>
+        </w:rPr>
+      </w:r>
+    </w:p>
+    <w:p>
+      <w:pPr/>
+      <w:r>
+        <w:rPr>
+          <w:lang w:val="pt_PT" w:bidi="pt_PT"/>
+        </w:rPr>
+      </w:r>
     </w:p>
     <w:p>
       <w:pPr>
         <w:pStyle w:val="Heading2"/>
       </w:pPr>
       <w:r>
+        <w:rPr>
+          <w:lang w:val="pt_PT" w:bidi="pt_PT"/>
+        </w:rPr>
         <w:t>Miquéias 1.3</w:t>
       </w:r>
-      <w:r/>
-    </w:p>
-    <w:p>
-      <w:r/>
-      <w:r>
+      <w:r>
+        <w:rPr>
+          <w:lang w:val="pt_PT" w:bidi="pt_PT"/>
+        </w:rPr>
+      </w:r>
+    </w:p>
+    <w:p>
+      <w:pPr/>
+      <w:r>
+        <w:rPr>
+          <w:lang w:val="pt_PT" w:bidi="pt_PT"/>
+        </w:rPr>
+      </w:r>
+      <w:r>
+        <w:rPr>
+          <w:lang w:val="pt_PT" w:bidi="pt_PT"/>
+        </w:rPr>
         <w:t xml:space="preserve">Caminhará sobre as montanhas implica uma teofania, uma aparição do Deus que está por trás das convulsões históricas prestes a afligir Samaria (cp. </w:t>
       </w:r>
       <w:hyperlink r:id="rId20">
         <w:r>
           <w:rPr>
+            <w:lang w:val="pt_PT" w:bidi="pt_PT"/>
+          </w:rPr>
+          <w:rPr>
             <w:color w:val="0000EE"/>
             <w:u w:val="single"/>
           </w:rPr>
@@ -331,11 +616,17 @@
         </w:r>
       </w:hyperlink>
       <w:r>
+        <w:rPr>
+          <w:lang w:val="pt_PT" w:bidi="pt_PT"/>
+        </w:rPr>
         <w:t xml:space="preserve">; </w:t>
       </w:r>
       <w:hyperlink r:id="rId21">
         <w:r>
           <w:rPr>
+            <w:lang w:val="pt_PT" w:bidi="pt_PT"/>
+          </w:rPr>
+          <w:rPr>
             <w:color w:val="0000EE"/>
             <w:u w:val="single"/>
           </w:rPr>
@@ -343,11 +634,17 @@
         </w:r>
       </w:hyperlink>
       <w:r>
+        <w:rPr>
+          <w:lang w:val="pt_PT" w:bidi="pt_PT"/>
+        </w:rPr>
         <w:t xml:space="preserve">; </w:t>
       </w:r>
       <w:hyperlink r:id="rId22">
         <w:r>
           <w:rPr>
+            <w:lang w:val="pt_PT" w:bidi="pt_PT"/>
+          </w:rPr>
+          <w:rPr>
             <w:color w:val="0000EE"/>
             <w:u w:val="single"/>
           </w:rPr>
@@ -355,31 +652,65 @@
         </w:r>
       </w:hyperlink>
       <w:r>
+        <w:rPr>
+          <w:lang w:val="pt_PT" w:bidi="pt_PT"/>
+        </w:rPr>
         <w:t>). Deus é soberano sobre as nações e a natureza. O deus cananeu Baal também era considerado ativo dessa maneira — descrições de Deus como esta enfatizam que o Senhor, não Baal, é verdadeiramente soberano.</w:t>
       </w:r>
-      <w:r/>
-      <w:r/>
-    </w:p>
-    <w:p>
-      <w:r/>
+      <w:r>
+        <w:rPr>
+          <w:lang w:val="pt_PT" w:bidi="pt_PT"/>
+        </w:rPr>
+      </w:r>
+      <w:r>
+        <w:rPr>
+          <w:lang w:val="pt_PT" w:bidi="pt_PT"/>
+        </w:rPr>
+      </w:r>
+    </w:p>
+    <w:p>
+      <w:pPr/>
+      <w:r>
+        <w:rPr>
+          <w:lang w:val="pt_PT" w:bidi="pt_PT"/>
+        </w:rPr>
+      </w:r>
     </w:p>
     <w:p>
       <w:pPr>
         <w:pStyle w:val="Heading2"/>
       </w:pPr>
       <w:r>
+        <w:rPr>
+          <w:lang w:val="pt_PT" w:bidi="pt_PT"/>
+        </w:rPr>
         <w:t>Miquéias 1.4</w:t>
       </w:r>
-      <w:r/>
-    </w:p>
-    <w:p>
-      <w:r/>
-      <w:r>
+      <w:r>
+        <w:rPr>
+          <w:lang w:val="pt_PT" w:bidi="pt_PT"/>
+        </w:rPr>
+      </w:r>
+    </w:p>
+    <w:p>
+      <w:pPr/>
+      <w:r>
+        <w:rPr>
+          <w:lang w:val="pt_PT" w:bidi="pt_PT"/>
+        </w:rPr>
+      </w:r>
+      <w:r>
+        <w:rPr>
+          <w:lang w:val="pt_PT" w:bidi="pt_PT"/>
+        </w:rPr>
         <w:t xml:space="preserve">As montanhas fortes e aparentemente imóveis derreterão na presença do Senhor (veja </w:t>
       </w:r>
       <w:hyperlink r:id="rId23">
         <w:r>
           <w:rPr>
+            <w:lang w:val="pt_PT" w:bidi="pt_PT"/>
+          </w:rPr>
+          <w:rPr>
             <w:color w:val="0000EE"/>
             <w:u w:val="single"/>
           </w:rPr>
@@ -387,31 +718,65 @@
         </w:r>
       </w:hyperlink>
       <w:r>
+        <w:rPr>
+          <w:lang w:val="pt_PT" w:bidi="pt_PT"/>
+        </w:rPr>
         <w:t>). Nada pode resistir a Ele.</w:t>
       </w:r>
-      <w:r/>
-      <w:r/>
-    </w:p>
-    <w:p>
-      <w:r/>
+      <w:r>
+        <w:rPr>
+          <w:lang w:val="pt_PT" w:bidi="pt_PT"/>
+        </w:rPr>
+      </w:r>
+      <w:r>
+        <w:rPr>
+          <w:lang w:val="pt_PT" w:bidi="pt_PT"/>
+        </w:rPr>
+      </w:r>
+    </w:p>
+    <w:p>
+      <w:pPr/>
+      <w:r>
+        <w:rPr>
+          <w:lang w:val="pt_PT" w:bidi="pt_PT"/>
+        </w:rPr>
+      </w:r>
     </w:p>
     <w:p>
       <w:pPr>
         <w:pStyle w:val="Heading2"/>
       </w:pPr>
       <w:r>
+        <w:rPr>
+          <w:lang w:val="pt_PT" w:bidi="pt_PT"/>
+        </w:rPr>
         <w:t>Miquéias 1.5</w:t>
       </w:r>
-      <w:r/>
-    </w:p>
-    <w:p>
-      <w:r/>
-      <w:r>
+      <w:r>
+        <w:rPr>
+          <w:lang w:val="pt_PT" w:bidi="pt_PT"/>
+        </w:rPr>
+      </w:r>
+    </w:p>
+    <w:p>
+      <w:pPr/>
+      <w:r>
+        <w:rPr>
+          <w:lang w:val="pt_PT" w:bidi="pt_PT"/>
+        </w:rPr>
+      </w:r>
+      <w:r>
+        <w:rPr>
+          <w:lang w:val="pt_PT" w:bidi="pt_PT"/>
+        </w:rPr>
         <w:t>Revolta é paralela aos pecados; essas duas palavras-chave descrevem o fracasso de Israel no Antigo Testamento. • Quem?... Onde? As capitais do povo de Deus deveriam ter sido lugares sagrados, mas eram fontes de corrupção. Samaria, capital do reino do norte de Israel, foi construída por Onri (885–874 a.C.) como um cruzamento político, militar e econômico do antigo Oriente Próximo (</w:t>
       </w:r>
       <w:hyperlink r:id="rId24">
         <w:r>
           <w:rPr>
+            <w:lang w:val="pt_PT" w:bidi="pt_PT"/>
+          </w:rPr>
+          <w:rPr>
             <w:color w:val="0000EE"/>
             <w:u w:val="single"/>
           </w:rPr>
@@ -419,11 +784,17 @@
         </w:r>
       </w:hyperlink>
       <w:r>
+        <w:rPr>
+          <w:lang w:val="pt_PT" w:bidi="pt_PT"/>
+        </w:rPr>
         <w:t xml:space="preserve">). Onri foi um rei mau, e assim sua cidade era má (cf. </w:t>
       </w:r>
       <w:hyperlink r:id="rId25">
         <w:r>
           <w:rPr>
+            <w:lang w:val="pt_PT" w:bidi="pt_PT"/>
+          </w:rPr>
+          <w:rPr>
             <w:color w:val="0000EE"/>
             <w:u w:val="single"/>
           </w:rPr>
@@ -431,11 +802,17 @@
         </w:r>
       </w:hyperlink>
       <w:r>
+        <w:rPr>
+          <w:lang w:val="pt_PT" w:bidi="pt_PT"/>
+        </w:rPr>
         <w:t xml:space="preserve">, </w:t>
       </w:r>
       <w:hyperlink r:id="rId26">
         <w:r>
           <w:rPr>
+            <w:lang w:val="pt_PT" w:bidi="pt_PT"/>
+          </w:rPr>
+          <w:rPr>
             <w:color w:val="0000EE"/>
             <w:u w:val="single"/>
           </w:rPr>
@@ -443,40 +820,78 @@
         </w:r>
       </w:hyperlink>
       <w:r>
+        <w:rPr>
+          <w:lang w:val="pt_PT" w:bidi="pt_PT"/>
+        </w:rPr>
         <w:t xml:space="preserve">). • Jerusalém: O profeta não permitiria que o povo de Judá se sentisse superior à destruição iminente do reino do norte. O belo Templo de Judá não era diferente de um centro de idolatria cananeu (literalmente </w:t>
       </w:r>
       <w:r>
         <w:rPr>
           <w:i/>
+          <w:lang w:val="pt_PT" w:bidi="pt_PT"/>
         </w:rPr>
         <w:t>lugar alto</w:t>
       </w:r>
       <w:r>
+        <w:rPr>
+          <w:lang w:val="pt_PT" w:bidi="pt_PT"/>
+        </w:rPr>
         <w:t>).</w:t>
       </w:r>
-      <w:r/>
-      <w:r/>
-    </w:p>
-    <w:p>
-      <w:r/>
+      <w:r>
+        <w:rPr>
+          <w:lang w:val="pt_PT" w:bidi="pt_PT"/>
+        </w:rPr>
+      </w:r>
+      <w:r>
+        <w:rPr>
+          <w:lang w:val="pt_PT" w:bidi="pt_PT"/>
+        </w:rPr>
+      </w:r>
+    </w:p>
+    <w:p>
+      <w:pPr/>
+      <w:r>
+        <w:rPr>
+          <w:lang w:val="pt_PT" w:bidi="pt_PT"/>
+        </w:rPr>
+      </w:r>
     </w:p>
     <w:p>
       <w:pPr>
         <w:pStyle w:val="Heading2"/>
       </w:pPr>
       <w:r>
+        <w:rPr>
+          <w:lang w:val="pt_PT" w:bidi="pt_PT"/>
+        </w:rPr>
         <w:t>Miquéias 1.6–7</w:t>
       </w:r>
-      <w:r/>
-    </w:p>
-    <w:p>
-      <w:r/>
-      <w:r>
+      <w:r>
+        <w:rPr>
+          <w:lang w:val="pt_PT" w:bidi="pt_PT"/>
+        </w:rPr>
+      </w:r>
+    </w:p>
+    <w:p>
+      <w:pPr/>
+      <w:r>
+        <w:rPr>
+          <w:lang w:val="pt_PT" w:bidi="pt_PT"/>
+        </w:rPr>
+      </w:r>
+      <w:r>
+        <w:rPr>
+          <w:lang w:val="pt_PT" w:bidi="pt_PT"/>
+        </w:rPr>
         <w:t>um montão de ruínas: O Senhor ameaçou devastar suas cidades preciosas. A Assíria praticamente aniquilou Samaria em 724–722 a.C. em um horrendo cerco de três anos. • Samaria, como a maioria das cidades, foi construída sobre uma colina. Aqui, as pedras de suas muralhas desabam no vale abaixo enquanto são violentamente desmontadas. Exércitos antigos sistematicamente destruíam as muralhas das cidades até as pedras de fundação. • Samaria e Jerusalém estavam cheias de imagens esculpidas e tesouros sagrados colocados ali por adoradores ou tomados como despojos de guerra. • A prostituição retrata a persistente infidelidade espiritual e física de Israel. Esta metáfora era regularmente usada pelos profetas israelitas para expressar o abandono de Israel ao Senhor, seu verdadeiro marido, a fim de obter as bênçãos prometidas pelos deuses pagãos. Além disso, a adoração desses deuses frequentemente envolvia atividade sexual. • Em outros lugares, refere-se ao exílio de Samaria para a Assíria e suas várias províncias e estados vassalos conquistados (722 a.C.). O mesmo resultado foi previsto para Jerusalém (</w:t>
       </w:r>
       <w:hyperlink r:id="rId27">
         <w:r>
           <w:rPr>
+            <w:lang w:val="pt_PT" w:bidi="pt_PT"/>
+          </w:rPr>
+          <w:rPr>
             <w:color w:val="0000EE"/>
             <w:u w:val="single"/>
           </w:rPr>
@@ -484,11 +899,17 @@
         </w:r>
       </w:hyperlink>
       <w:r>
+        <w:rPr>
+          <w:lang w:val="pt_PT" w:bidi="pt_PT"/>
+        </w:rPr>
         <w:t xml:space="preserve">; </w:t>
       </w:r>
       <w:hyperlink r:id="rId28">
         <w:r>
           <w:rPr>
+            <w:lang w:val="pt_PT" w:bidi="pt_PT"/>
+          </w:rPr>
+          <w:rPr>
             <w:color w:val="0000EE"/>
             <w:u w:val="single"/>
           </w:rPr>
@@ -496,31 +917,65 @@
         </w:r>
       </w:hyperlink>
       <w:r>
+        <w:rPr>
+          <w:lang w:val="pt_PT" w:bidi="pt_PT"/>
+        </w:rPr>
         <w:t>).</w:t>
       </w:r>
-      <w:r/>
-      <w:r/>
-    </w:p>
-    <w:p>
-      <w:r/>
+      <w:r>
+        <w:rPr>
+          <w:lang w:val="pt_PT" w:bidi="pt_PT"/>
+        </w:rPr>
+      </w:r>
+      <w:r>
+        <w:rPr>
+          <w:lang w:val="pt_PT" w:bidi="pt_PT"/>
+        </w:rPr>
+      </w:r>
+    </w:p>
+    <w:p>
+      <w:pPr/>
+      <w:r>
+        <w:rPr>
+          <w:lang w:val="pt_PT" w:bidi="pt_PT"/>
+        </w:rPr>
+      </w:r>
     </w:p>
     <w:p>
       <w:pPr>
         <w:pStyle w:val="Heading2"/>
       </w:pPr>
       <w:r>
+        <w:rPr>
+          <w:lang w:val="pt_PT" w:bidi="pt_PT"/>
+        </w:rPr>
         <w:t>Miquéias 1.8–16</w:t>
       </w:r>
-      <w:r/>
-    </w:p>
-    <w:p>
-      <w:r/>
-      <w:r>
+      <w:r>
+        <w:rPr>
+          <w:lang w:val="pt_PT" w:bidi="pt_PT"/>
+        </w:rPr>
+      </w:r>
+    </w:p>
+    <w:p>
+      <w:pPr/>
+      <w:r>
+        <w:rPr>
+          <w:lang w:val="pt_PT" w:bidi="pt_PT"/>
+        </w:rPr>
+      </w:r>
+      <w:r>
+        <w:rPr>
+          <w:lang w:val="pt_PT" w:bidi="pt_PT"/>
+        </w:rPr>
         <w:t xml:space="preserve">Em resposta ao julgamento previsto pelo Senhor, Miquéias andou descalço e nu para expressar luto (cf. </w:t>
       </w:r>
       <w:hyperlink r:id="rId29">
         <w:r>
           <w:rPr>
+            <w:lang w:val="pt_PT" w:bidi="pt_PT"/>
+          </w:rPr>
+          <w:rPr>
             <w:color w:val="0000EE"/>
             <w:u w:val="single"/>
           </w:rPr>
@@ -528,11 +983,17 @@
         </w:r>
       </w:hyperlink>
       <w:r>
+        <w:rPr>
+          <w:lang w:val="pt_PT" w:bidi="pt_PT"/>
+        </w:rPr>
         <w:t xml:space="preserve">; </w:t>
       </w:r>
       <w:hyperlink r:id="rId30">
         <w:r>
           <w:rPr>
+            <w:lang w:val="pt_PT" w:bidi="pt_PT"/>
+          </w:rPr>
+          <w:rPr>
             <w:color w:val="0000EE"/>
             <w:u w:val="single"/>
           </w:rPr>
@@ -540,11 +1001,17 @@
         </w:r>
       </w:hyperlink>
       <w:r>
+        <w:rPr>
+          <w:lang w:val="pt_PT" w:bidi="pt_PT"/>
+        </w:rPr>
         <w:t xml:space="preserve">; </w:t>
       </w:r>
       <w:hyperlink r:id="rId31">
         <w:r>
           <w:rPr>
+            <w:lang w:val="pt_PT" w:bidi="pt_PT"/>
+          </w:rPr>
+          <w:rPr>
             <w:color w:val="0000EE"/>
             <w:u w:val="single"/>
           </w:rPr>
@@ -552,11 +1019,17 @@
         </w:r>
       </w:hyperlink>
       <w:r>
+        <w:rPr>
+          <w:lang w:val="pt_PT" w:bidi="pt_PT"/>
+        </w:rPr>
         <w:t>), retratando vividamente o que aconteceria a Samaria (Israel) e Jerusalém (Judá). Eles seriam despojados de sua riqueza, poder e população. • Um chacal e uma coruja fazem sons tristes e vivem em áreas desoladas do deserto (</w:t>
       </w:r>
       <w:hyperlink r:id="rId32">
         <w:r>
           <w:rPr>
+            <w:lang w:val="pt_PT" w:bidi="pt_PT"/>
+          </w:rPr>
+          <w:rPr>
             <w:color w:val="0000EE"/>
             <w:u w:val="single"/>
           </w:rPr>
@@ -564,11 +1037,17 @@
         </w:r>
       </w:hyperlink>
       <w:r>
+        <w:rPr>
+          <w:lang w:val="pt_PT" w:bidi="pt_PT"/>
+        </w:rPr>
         <w:t xml:space="preserve">; </w:t>
       </w:r>
       <w:hyperlink r:id="rId33">
         <w:r>
           <w:rPr>
+            <w:lang w:val="pt_PT" w:bidi="pt_PT"/>
+          </w:rPr>
+          <w:rPr>
             <w:color w:val="0000EE"/>
             <w:u w:val="single"/>
           </w:rPr>
@@ -576,71 +1055,161 @@
         </w:r>
       </w:hyperlink>
       <w:r>
+        <w:rPr>
+          <w:lang w:val="pt_PT" w:bidi="pt_PT"/>
+        </w:rPr>
         <w:t>).</w:t>
       </w:r>
-      <w:r/>
-      <w:r/>
-    </w:p>
-    <w:p>
-      <w:r/>
+      <w:r>
+        <w:rPr>
+          <w:lang w:val="pt_PT" w:bidi="pt_PT"/>
+        </w:rPr>
+      </w:r>
+      <w:r>
+        <w:rPr>
+          <w:lang w:val="pt_PT" w:bidi="pt_PT"/>
+        </w:rPr>
+      </w:r>
+    </w:p>
+    <w:p>
+      <w:pPr/>
+      <w:r>
+        <w:rPr>
+          <w:lang w:val="pt_PT" w:bidi="pt_PT"/>
+        </w:rPr>
+      </w:r>
     </w:p>
     <w:p>
       <w:pPr>
         <w:pStyle w:val="Heading2"/>
       </w:pPr>
       <w:r>
+        <w:rPr>
+          <w:lang w:val="pt_PT" w:bidi="pt_PT"/>
+        </w:rPr>
         <w:t>Miquéias 1.9</w:t>
       </w:r>
-      <w:r/>
-    </w:p>
-    <w:p>
-      <w:r/>
-      <w:r>
+      <w:r>
+        <w:rPr>
+          <w:lang w:val="pt_PT" w:bidi="pt_PT"/>
+        </w:rPr>
+      </w:r>
+    </w:p>
+    <w:p>
+      <w:pPr/>
+      <w:r>
+        <w:rPr>
+          <w:lang w:val="pt_PT" w:bidi="pt_PT"/>
+        </w:rPr>
+      </w:r>
+      <w:r>
+        <w:rPr>
+          <w:lang w:val="pt_PT" w:bidi="pt_PT"/>
+        </w:rPr>
         <w:t>Judá... Jerusalém: A corrupção agora permeava toda a nação, de norte a sul.</w:t>
       </w:r>
-      <w:r/>
-      <w:r/>
-    </w:p>
-    <w:p>
-      <w:r/>
+      <w:r>
+        <w:rPr>
+          <w:lang w:val="pt_PT" w:bidi="pt_PT"/>
+        </w:rPr>
+      </w:r>
+      <w:r>
+        <w:rPr>
+          <w:lang w:val="pt_PT" w:bidi="pt_PT"/>
+        </w:rPr>
+      </w:r>
+    </w:p>
+    <w:p>
+      <w:pPr/>
+      <w:r>
+        <w:rPr>
+          <w:lang w:val="pt_PT" w:bidi="pt_PT"/>
+        </w:rPr>
+      </w:r>
     </w:p>
     <w:p>
       <w:pPr>
         <w:pStyle w:val="Heading2"/>
       </w:pPr>
       <w:r>
+        <w:rPr>
+          <w:lang w:val="pt_PT" w:bidi="pt_PT"/>
+        </w:rPr>
         <w:t>Miquéias 1.10–15</w:t>
       </w:r>
-      <w:r/>
-    </w:p>
-    <w:p>
-      <w:r/>
-      <w:r>
+      <w:r>
+        <w:rPr>
+          <w:lang w:val="pt_PT" w:bidi="pt_PT"/>
+        </w:rPr>
+      </w:r>
+    </w:p>
+    <w:p>
+      <w:pPr/>
+      <w:r>
+        <w:rPr>
+          <w:lang w:val="pt_PT" w:bidi="pt_PT"/>
+        </w:rPr>
+      </w:r>
+      <w:r>
+        <w:rPr>
+          <w:lang w:val="pt_PT" w:bidi="pt_PT"/>
+        </w:rPr>
         <w:t>As cidades listadas estavam nas planícies costeiras do sudoeste de Judá. A sequência pode representar a marcha do exército assírio pela planície costeira e, de lá, para o coração de Judá em 703–701 a.C.</w:t>
       </w:r>
-      <w:r/>
-      <w:r/>
-    </w:p>
-    <w:p>
-      <w:r/>
+      <w:r>
+        <w:rPr>
+          <w:lang w:val="pt_PT" w:bidi="pt_PT"/>
+        </w:rPr>
+      </w:r>
+      <w:r>
+        <w:rPr>
+          <w:lang w:val="pt_PT" w:bidi="pt_PT"/>
+        </w:rPr>
+      </w:r>
+    </w:p>
+    <w:p>
+      <w:pPr/>
+      <w:r>
+        <w:rPr>
+          <w:lang w:val="pt_PT" w:bidi="pt_PT"/>
+        </w:rPr>
+      </w:r>
     </w:p>
     <w:p>
       <w:pPr>
         <w:pStyle w:val="Heading2"/>
       </w:pPr>
       <w:r>
+        <w:rPr>
+          <w:lang w:val="pt_PT" w:bidi="pt_PT"/>
+        </w:rPr>
         <w:t>Miquéias 1.11</w:t>
       </w:r>
-      <w:r/>
-    </w:p>
-    <w:p>
-      <w:r/>
-      <w:r>
+      <w:r>
+        <w:rPr>
+          <w:lang w:val="pt_PT" w:bidi="pt_PT"/>
+        </w:rPr>
+      </w:r>
+    </w:p>
+    <w:p>
+      <w:pPr/>
+      <w:r>
+        <w:rPr>
+          <w:lang w:val="pt_PT" w:bidi="pt_PT"/>
+        </w:rPr>
+      </w:r>
+      <w:r>
+        <w:rPr>
+          <w:lang w:val="pt_PT" w:bidi="pt_PT"/>
+        </w:rPr>
         <w:t>O exílio era a maldição suprema e mais devastadora (</w:t>
       </w:r>
       <w:hyperlink r:id="rId34">
         <w:r>
           <w:rPr>
+            <w:lang w:val="pt_PT" w:bidi="pt_PT"/>
+          </w:rPr>
+          <w:rPr>
             <w:color w:val="0000EE"/>
             <w:u w:val="single"/>
           </w:rPr>
@@ -648,11 +1217,17 @@
         </w:r>
       </w:hyperlink>
       <w:r>
+        <w:rPr>
+          <w:lang w:val="pt_PT" w:bidi="pt_PT"/>
+        </w:rPr>
         <w:t xml:space="preserve">; </w:t>
       </w:r>
       <w:hyperlink r:id="rId35">
         <w:r>
           <w:rPr>
+            <w:lang w:val="pt_PT" w:bidi="pt_PT"/>
+          </w:rPr>
+          <w:rPr>
             <w:color w:val="0000EE"/>
             <w:u w:val="single"/>
           </w:rPr>
@@ -660,11 +1235,17 @@
         </w:r>
       </w:hyperlink>
       <w:r>
+        <w:rPr>
+          <w:lang w:val="pt_PT" w:bidi="pt_PT"/>
+        </w:rPr>
         <w:t>,</w:t>
       </w:r>
       <w:hyperlink r:id="rId36">
         <w:r>
           <w:rPr>
+            <w:lang w:val="pt_PT" w:bidi="pt_PT"/>
+          </w:rPr>
+          <w:rPr>
             <w:color w:val="0000EE"/>
             <w:u w:val="single"/>
           </w:rPr>
@@ -672,11 +1253,17 @@
         </w:r>
       </w:hyperlink>
       <w:r>
+        <w:rPr>
+          <w:lang w:val="pt_PT" w:bidi="pt_PT"/>
+        </w:rPr>
         <w:t xml:space="preserve">; </w:t>
       </w:r>
       <w:hyperlink r:id="rId37">
         <w:r>
           <w:rPr>
+            <w:lang w:val="pt_PT" w:bidi="pt_PT"/>
+          </w:rPr>
+          <w:rPr>
             <w:color w:val="0000EE"/>
             <w:u w:val="single"/>
           </w:rPr>
@@ -684,31 +1271,65 @@
         </w:r>
       </w:hyperlink>
       <w:r>
+        <w:rPr>
+          <w:lang w:val="pt_PT" w:bidi="pt_PT"/>
+        </w:rPr>
         <w:t>).</w:t>
       </w:r>
-      <w:r/>
-      <w:r/>
-    </w:p>
-    <w:p>
-      <w:r/>
+      <w:r>
+        <w:rPr>
+          <w:lang w:val="pt_PT" w:bidi="pt_PT"/>
+        </w:rPr>
+      </w:r>
+      <w:r>
+        <w:rPr>
+          <w:lang w:val="pt_PT" w:bidi="pt_PT"/>
+        </w:rPr>
+      </w:r>
+    </w:p>
+    <w:p>
+      <w:pPr/>
+      <w:r>
+        <w:rPr>
+          <w:lang w:val="pt_PT" w:bidi="pt_PT"/>
+        </w:rPr>
+      </w:r>
     </w:p>
     <w:p>
       <w:pPr>
         <w:pStyle w:val="Heading2"/>
       </w:pPr>
       <w:r>
+        <w:rPr>
+          <w:lang w:val="pt_PT" w:bidi="pt_PT"/>
+        </w:rPr>
         <w:t>Miquéias 1.12</w:t>
       </w:r>
-      <w:r/>
-    </w:p>
-    <w:p>
-      <w:r/>
-      <w:r>
+      <w:r>
+        <w:rPr>
+          <w:lang w:val="pt_PT" w:bidi="pt_PT"/>
+        </w:rPr>
+      </w:r>
+    </w:p>
+    <w:p>
+      <w:pPr/>
+      <w:r>
+        <w:rPr>
+          <w:lang w:val="pt_PT" w:bidi="pt_PT"/>
+        </w:rPr>
+      </w:r>
+      <w:r>
+        <w:rPr>
+          <w:lang w:val="pt_PT" w:bidi="pt_PT"/>
+        </w:rPr>
         <w:t xml:space="preserve">bem perto de Jerusalém: o julgamento de Deus alcança qualquer lugar onde a corrupção se instalou (cf. </w:t>
       </w:r>
       <w:hyperlink r:id="rId38">
         <w:r>
           <w:rPr>
+            <w:lang w:val="pt_PT" w:bidi="pt_PT"/>
+          </w:rPr>
+          <w:rPr>
             <w:color w:val="0000EE"/>
             <w:u w:val="single"/>
           </w:rPr>
@@ -716,109 +1337,235 @@
         </w:r>
       </w:hyperlink>
       <w:r>
+        <w:rPr>
+          <w:lang w:val="pt_PT" w:bidi="pt_PT"/>
+        </w:rPr>
         <w:t>).</w:t>
       </w:r>
-      <w:r/>
-      <w:r/>
-    </w:p>
-    <w:p>
-      <w:r/>
+      <w:r>
+        <w:rPr>
+          <w:lang w:val="pt_PT" w:bidi="pt_PT"/>
+        </w:rPr>
+      </w:r>
+      <w:r>
+        <w:rPr>
+          <w:lang w:val="pt_PT" w:bidi="pt_PT"/>
+        </w:rPr>
+      </w:r>
+    </w:p>
+    <w:p>
+      <w:pPr/>
+      <w:r>
+        <w:rPr>
+          <w:lang w:val="pt_PT" w:bidi="pt_PT"/>
+        </w:rPr>
+      </w:r>
     </w:p>
     <w:p>
       <w:pPr>
         <w:pStyle w:val="Heading2"/>
       </w:pPr>
       <w:r>
+        <w:rPr>
+          <w:lang w:val="pt_PT" w:bidi="pt_PT"/>
+        </w:rPr>
         <w:t>Miquéias 1.13</w:t>
       </w:r>
-      <w:r/>
-    </w:p>
-    <w:p>
-      <w:r/>
-      <w:r>
+      <w:r>
+        <w:rPr>
+          <w:lang w:val="pt_PT" w:bidi="pt_PT"/>
+        </w:rPr>
+      </w:r>
+    </w:p>
+    <w:p>
+      <w:pPr/>
+      <w:r>
+        <w:rPr>
+          <w:lang w:val="pt_PT" w:bidi="pt_PT"/>
+        </w:rPr>
+      </w:r>
+      <w:r>
+        <w:rPr>
+          <w:lang w:val="pt_PT" w:bidi="pt_PT"/>
+        </w:rPr>
         <w:t xml:space="preserve">Laquis era a segunda cidade mais importante em Judá, depois de Jerusalém, e servia como o principal centro de defesa de Judá contra seus inimigos. Mesmo hoje, permanece um enorme </w:t>
       </w:r>
       <w:r>
         <w:rPr>
           <w:i/>
+          <w:lang w:val="pt_PT" w:bidi="pt_PT"/>
         </w:rPr>
         <w:t>tell</w:t>
       </w:r>
       <w:r>
+        <w:rPr>
+          <w:lang w:val="pt_PT" w:bidi="pt_PT"/>
+        </w:rPr>
         <w:t xml:space="preserve"> com mais de 46 metros de altura. Laquis caiu em 701 a.C., após ser sitiada, aterrorizada, faminta e demolida pelas máquinas de guerra de Senaqueribe. Senaqueribe celebrou sua queda como uma de suas maiores vitórias e destacou o evento em esculturas monumentais nas paredes de seu palácio.</w:t>
       </w:r>
-      <w:r/>
-      <w:r/>
-    </w:p>
-    <w:p>
-      <w:r/>
+      <w:r>
+        <w:rPr>
+          <w:lang w:val="pt_PT" w:bidi="pt_PT"/>
+        </w:rPr>
+      </w:r>
+      <w:r>
+        <w:rPr>
+          <w:lang w:val="pt_PT" w:bidi="pt_PT"/>
+        </w:rPr>
+      </w:r>
+    </w:p>
+    <w:p>
+      <w:pPr/>
+      <w:r>
+        <w:rPr>
+          <w:lang w:val="pt_PT" w:bidi="pt_PT"/>
+        </w:rPr>
+      </w:r>
     </w:p>
     <w:p>
       <w:pPr>
         <w:pStyle w:val="Heading2"/>
       </w:pPr>
       <w:r>
+        <w:rPr>
+          <w:lang w:val="pt_PT" w:bidi="pt_PT"/>
+        </w:rPr>
         <w:t>Miquéias 1.14</w:t>
       </w:r>
-      <w:r/>
-    </w:p>
-    <w:p>
-      <w:r/>
-      <w:r>
+      <w:r>
+        <w:rPr>
+          <w:lang w:val="pt_PT" w:bidi="pt_PT"/>
+        </w:rPr>
+      </w:r>
+    </w:p>
+    <w:p>
+      <w:pPr/>
+      <w:r>
+        <w:rPr>
+          <w:lang w:val="pt_PT" w:bidi="pt_PT"/>
+        </w:rPr>
+      </w:r>
+      <w:r>
+        <w:rPr>
+          <w:lang w:val="pt_PT" w:bidi="pt_PT"/>
+        </w:rPr>
         <w:t>Presentes de despedida foram dados ao povo condenado de Moresete-Gate, enquanto essa cidade também se tornava propriedade assíria.</w:t>
       </w:r>
-      <w:r/>
-      <w:r/>
-    </w:p>
-    <w:p>
-      <w:r/>
+      <w:r>
+        <w:rPr>
+          <w:lang w:val="pt_PT" w:bidi="pt_PT"/>
+        </w:rPr>
+      </w:r>
+      <w:r>
+        <w:rPr>
+          <w:lang w:val="pt_PT" w:bidi="pt_PT"/>
+        </w:rPr>
+      </w:r>
+    </w:p>
+    <w:p>
+      <w:pPr/>
+      <w:r>
+        <w:rPr>
+          <w:lang w:val="pt_PT" w:bidi="pt_PT"/>
+        </w:rPr>
+      </w:r>
     </w:p>
     <w:p>
       <w:pPr>
         <w:pStyle w:val="Heading2"/>
       </w:pPr>
       <w:r>
+        <w:rPr>
+          <w:lang w:val="pt_PT" w:bidi="pt_PT"/>
+        </w:rPr>
         <w:t>Miquéias 1.15</w:t>
       </w:r>
-      <w:r/>
-    </w:p>
-    <w:p>
-      <w:r/>
-      <w:r>
+      <w:r>
+        <w:rPr>
+          <w:lang w:val="pt_PT" w:bidi="pt_PT"/>
+        </w:rPr>
+      </w:r>
+    </w:p>
+    <w:p>
+      <w:pPr/>
+      <w:r>
+        <w:rPr>
+          <w:lang w:val="pt_PT" w:bidi="pt_PT"/>
+        </w:rPr>
+      </w:r>
+      <w:r>
+        <w:rPr>
+          <w:lang w:val="pt_PT" w:bidi="pt_PT"/>
+        </w:rPr>
         <w:t xml:space="preserve">as autoridades (literalmente </w:t>
       </w:r>
       <w:r>
         <w:rPr>
           <w:i/>
+          <w:lang w:val="pt_PT" w:bidi="pt_PT"/>
         </w:rPr>
         <w:t>a glória</w:t>
       </w:r>
       <w:r>
+        <w:rPr>
+          <w:lang w:val="pt_PT" w:bidi="pt_PT"/>
+        </w:rPr>
         <w:t>): Os líderes de Israel deveriam ter sido a “glória” de Israel, dando exemplos de excelência moral e liderança sábia e cuidadosa. Em vez disso, os pastores de Deus corromperam sua nação. • Adulão foi destruída pela Assíria em 701 a.C.</w:t>
       </w:r>
-      <w:r/>
-      <w:r/>
-    </w:p>
-    <w:p>
-      <w:r/>
+      <w:r>
+        <w:rPr>
+          <w:lang w:val="pt_PT" w:bidi="pt_PT"/>
+        </w:rPr>
+      </w:r>
+      <w:r>
+        <w:rPr>
+          <w:lang w:val="pt_PT" w:bidi="pt_PT"/>
+        </w:rPr>
+      </w:r>
+    </w:p>
+    <w:p>
+      <w:pPr/>
+      <w:r>
+        <w:rPr>
+          <w:lang w:val="pt_PT" w:bidi="pt_PT"/>
+        </w:rPr>
+      </w:r>
     </w:p>
     <w:p>
       <w:pPr>
         <w:pStyle w:val="Heading2"/>
       </w:pPr>
       <w:r>
+        <w:rPr>
+          <w:lang w:val="pt_PT" w:bidi="pt_PT"/>
+        </w:rPr>
         <w:t>Miquéias 1.16</w:t>
       </w:r>
-      <w:r/>
-    </w:p>
-    <w:p>
-      <w:r/>
-      <w:r>
+      <w:r>
+        <w:rPr>
+          <w:lang w:val="pt_PT" w:bidi="pt_PT"/>
+        </w:rPr>
+      </w:r>
+    </w:p>
+    <w:p>
+      <w:pPr/>
+      <w:r>
+        <w:rPr>
+          <w:lang w:val="pt_PT" w:bidi="pt_PT"/>
+        </w:rPr>
+      </w:r>
+      <w:r>
+        <w:rPr>
+          <w:lang w:val="pt_PT" w:bidi="pt_PT"/>
+        </w:rPr>
         <w:t xml:space="preserve">O povo de Judá, incluindo Jerusalém, foi exilado e deportado para terras distantes na Babilônia em 605, 597 e 586 a.C.. A Babilônia ficava a cerca de 1.000 milhas (1.700 quilômetros) de Jerusalém. • rape a cabeça: Este ato de luto e desespero (veja também </w:t>
       </w:r>
       <w:hyperlink r:id="rId39">
         <w:r>
           <w:rPr>
+            <w:lang w:val="pt_PT" w:bidi="pt_PT"/>
+          </w:rPr>
+          <w:rPr>
             <w:color w:val="0000EE"/>
             <w:u w:val="single"/>
           </w:rPr>
@@ -826,11 +1573,17 @@
         </w:r>
       </w:hyperlink>
       <w:r>
+        <w:rPr>
+          <w:lang w:val="pt_PT" w:bidi="pt_PT"/>
+        </w:rPr>
         <w:t>) também poderia significar purificação (</w:t>
       </w:r>
       <w:hyperlink r:id="rId40">
         <w:r>
           <w:rPr>
+            <w:lang w:val="pt_PT" w:bidi="pt_PT"/>
+          </w:rPr>
+          <w:rPr>
             <w:color w:val="0000EE"/>
             <w:u w:val="single"/>
           </w:rPr>
@@ -838,11 +1591,17 @@
         </w:r>
       </w:hyperlink>
       <w:r>
+        <w:rPr>
+          <w:lang w:val="pt_PT" w:bidi="pt_PT"/>
+        </w:rPr>
         <w:t xml:space="preserve">; </w:t>
       </w:r>
       <w:hyperlink r:id="rId41">
         <w:r>
           <w:rPr>
+            <w:lang w:val="pt_PT" w:bidi="pt_PT"/>
+          </w:rPr>
+          <w:rPr>
             <w:color w:val="0000EE"/>
             <w:u w:val="single"/>
           </w:rPr>
@@ -850,31 +1609,65 @@
         </w:r>
       </w:hyperlink>
       <w:r>
+        <w:rPr>
+          <w:lang w:val="pt_PT" w:bidi="pt_PT"/>
+        </w:rPr>
         <w:t>).</w:t>
       </w:r>
-      <w:r/>
-      <w:r/>
-    </w:p>
-    <w:p>
-      <w:r/>
+      <w:r>
+        <w:rPr>
+          <w:lang w:val="pt_PT" w:bidi="pt_PT"/>
+        </w:rPr>
+      </w:r>
+      <w:r>
+        <w:rPr>
+          <w:lang w:val="pt_PT" w:bidi="pt_PT"/>
+        </w:rPr>
+      </w:r>
+    </w:p>
+    <w:p>
+      <w:pPr/>
+      <w:r>
+        <w:rPr>
+          <w:lang w:val="pt_PT" w:bidi="pt_PT"/>
+        </w:rPr>
+      </w:r>
     </w:p>
     <w:p>
       <w:pPr>
         <w:pStyle w:val="Heading2"/>
       </w:pPr>
       <w:r>
+        <w:rPr>
+          <w:lang w:val="pt_PT" w:bidi="pt_PT"/>
+        </w:rPr>
         <w:t>Miquéias 2.1–2</w:t>
       </w:r>
-      <w:r/>
-    </w:p>
-    <w:p>
-      <w:r/>
-      <w:r>
+      <w:r>
+        <w:rPr>
+          <w:lang w:val="pt_PT" w:bidi="pt_PT"/>
+        </w:rPr>
+      </w:r>
+    </w:p>
+    <w:p>
+      <w:pPr/>
+      <w:r>
+        <w:rPr>
+          <w:lang w:val="pt_PT" w:bidi="pt_PT"/>
+        </w:rPr>
+      </w:r>
+      <w:r>
+        <w:rPr>
+          <w:lang w:val="pt_PT" w:bidi="pt_PT"/>
+        </w:rPr>
         <w:t xml:space="preserve">O poder havia corrompido os ricos, que deveriam estar prontos para ajudar seus companheiros israelitas (cf. </w:t>
       </w:r>
       <w:hyperlink r:id="rId42">
         <w:r>
           <w:rPr>
+            <w:lang w:val="pt_PT" w:bidi="pt_PT"/>
+          </w:rPr>
+          <w:rPr>
             <w:color w:val="0000EE"/>
             <w:u w:val="single"/>
           </w:rPr>
@@ -882,11 +1675,17 @@
         </w:r>
       </w:hyperlink>
       <w:r>
+        <w:rPr>
+          <w:lang w:val="pt_PT" w:bidi="pt_PT"/>
+        </w:rPr>
         <w:t xml:space="preserve">; </w:t>
       </w:r>
       <w:hyperlink r:id="rId43">
         <w:r>
           <w:rPr>
+            <w:lang w:val="pt_PT" w:bidi="pt_PT"/>
+          </w:rPr>
+          <w:rPr>
             <w:color w:val="0000EE"/>
             <w:u w:val="single"/>
           </w:rPr>
@@ -894,11 +1693,17 @@
         </w:r>
       </w:hyperlink>
       <w:r>
+        <w:rPr>
+          <w:lang w:val="pt_PT" w:bidi="pt_PT"/>
+        </w:rPr>
         <w:t>). • fazem planos para explorar e maltratar os outros... indica um coração, mente e caráter corruptos (</w:t>
       </w:r>
       <w:hyperlink r:id="rId44">
         <w:r>
           <w:rPr>
+            <w:lang w:val="pt_PT" w:bidi="pt_PT"/>
+          </w:rPr>
+          <w:rPr>
             <w:color w:val="0000EE"/>
             <w:u w:val="single"/>
           </w:rPr>
@@ -906,11 +1711,17 @@
         </w:r>
       </w:hyperlink>
       <w:r>
+        <w:rPr>
+          <w:lang w:val="pt_PT" w:bidi="pt_PT"/>
+        </w:rPr>
         <w:t>). • Quando você deseja: Eles possuíam a propriedade de outros de uma forma que equivalia a roubo e quebravam a lei de Deus que proíbe cobiçar (</w:t>
       </w:r>
       <w:hyperlink r:id="rId45">
         <w:r>
           <w:rPr>
+            <w:lang w:val="pt_PT" w:bidi="pt_PT"/>
+          </w:rPr>
+          <w:rPr>
             <w:color w:val="0000EE"/>
             <w:u w:val="single"/>
           </w:rPr>
@@ -918,11 +1729,17 @@
         </w:r>
       </w:hyperlink>
       <w:r>
+        <w:rPr>
+          <w:lang w:val="pt_PT" w:bidi="pt_PT"/>
+        </w:rPr>
         <w:t>). A herança de uma família era um presente sagrado do Senhor, destinado a ser uma posse permanente (</w:t>
       </w:r>
       <w:hyperlink r:id="rId46">
         <w:r>
           <w:rPr>
+            <w:lang w:val="pt_PT" w:bidi="pt_PT"/>
+          </w:rPr>
+          <w:rPr>
             <w:color w:val="0000EE"/>
             <w:u w:val="single"/>
           </w:rPr>
@@ -930,11 +1747,17 @@
         </w:r>
       </w:hyperlink>
       <w:r>
+        <w:rPr>
+          <w:lang w:val="pt_PT" w:bidi="pt_PT"/>
+        </w:rPr>
         <w:t xml:space="preserve">; cf. </w:t>
       </w:r>
       <w:hyperlink r:id="rId47">
         <w:r>
           <w:rPr>
+            <w:lang w:val="pt_PT" w:bidi="pt_PT"/>
+          </w:rPr>
+          <w:rPr>
             <w:color w:val="0000EE"/>
             <w:u w:val="single"/>
           </w:rPr>
@@ -942,11 +1765,17 @@
         </w:r>
       </w:hyperlink>
       <w:r>
+        <w:rPr>
+          <w:lang w:val="pt_PT" w:bidi="pt_PT"/>
+        </w:rPr>
         <w:t xml:space="preserve">; </w:t>
       </w:r>
       <w:hyperlink r:id="rId48">
         <w:r>
           <w:rPr>
+            <w:lang w:val="pt_PT" w:bidi="pt_PT"/>
+          </w:rPr>
+          <w:rPr>
             <w:color w:val="0000EE"/>
             <w:u w:val="single"/>
           </w:rPr>
@@ -954,11 +1783,17 @@
         </w:r>
       </w:hyperlink>
       <w:r>
+        <w:rPr>
+          <w:lang w:val="pt_PT" w:bidi="pt_PT"/>
+        </w:rPr>
         <w:t>). Deus procurava justiça entre seu povo, mas em vez disso encontrou opressão (</w:t>
       </w:r>
       <w:hyperlink r:id="rId49">
         <w:r>
           <w:rPr>
+            <w:lang w:val="pt_PT" w:bidi="pt_PT"/>
+          </w:rPr>
+          <w:rPr>
             <w:color w:val="0000EE"/>
             <w:u w:val="single"/>
           </w:rPr>
@@ -966,11 +1801,17 @@
         </w:r>
       </w:hyperlink>
       <w:r>
+        <w:rPr>
+          <w:lang w:val="pt_PT" w:bidi="pt_PT"/>
+        </w:rPr>
         <w:t xml:space="preserve">; </w:t>
       </w:r>
       <w:hyperlink r:id="rId50">
         <w:r>
           <w:rPr>
+            <w:lang w:val="pt_PT" w:bidi="pt_PT"/>
+          </w:rPr>
+          <w:rPr>
             <w:color w:val="0000EE"/>
             <w:u w:val="single"/>
           </w:rPr>
@@ -978,11 +1819,17 @@
         </w:r>
       </w:hyperlink>
       <w:r>
+        <w:rPr>
+          <w:lang w:val="pt_PT" w:bidi="pt_PT"/>
+        </w:rPr>
         <w:t xml:space="preserve">; </w:t>
       </w:r>
       <w:hyperlink r:id="rId51">
         <w:r>
           <w:rPr>
+            <w:lang w:val="pt_PT" w:bidi="pt_PT"/>
+          </w:rPr>
+          <w:rPr>
             <w:color w:val="0000EE"/>
             <w:u w:val="single"/>
           </w:rPr>
@@ -990,51 +1837,113 @@
         </w:r>
       </w:hyperlink>
       <w:r>
+        <w:rPr>
+          <w:lang w:val="pt_PT" w:bidi="pt_PT"/>
+        </w:rPr>
         <w:t>).</w:t>
       </w:r>
-      <w:r/>
-      <w:r/>
-    </w:p>
-    <w:p>
-      <w:r/>
+      <w:r>
+        <w:rPr>
+          <w:lang w:val="pt_PT" w:bidi="pt_PT"/>
+        </w:rPr>
+      </w:r>
+      <w:r>
+        <w:rPr>
+          <w:lang w:val="pt_PT" w:bidi="pt_PT"/>
+        </w:rPr>
+      </w:r>
+    </w:p>
+    <w:p>
+      <w:pPr/>
+      <w:r>
+        <w:rPr>
+          <w:lang w:val="pt_PT" w:bidi="pt_PT"/>
+        </w:rPr>
+      </w:r>
     </w:p>
     <w:p>
       <w:pPr>
         <w:pStyle w:val="Heading2"/>
       </w:pPr>
       <w:r>
+        <w:rPr>
+          <w:lang w:val="pt_PT" w:bidi="pt_PT"/>
+        </w:rPr>
         <w:t>Miquéias 2.3–5</w:t>
       </w:r>
-      <w:r/>
-    </w:p>
-    <w:p>
-      <w:r/>
-      <w:r>
+      <w:r>
+        <w:rPr>
+          <w:lang w:val="pt_PT" w:bidi="pt_PT"/>
+        </w:rPr>
+      </w:r>
+    </w:p>
+    <w:p>
+      <w:pPr/>
+      <w:r>
+        <w:rPr>
+          <w:lang w:val="pt_PT" w:bidi="pt_PT"/>
+        </w:rPr>
+      </w:r>
+      <w:r>
+        <w:rPr>
+          <w:lang w:val="pt_PT" w:bidi="pt_PT"/>
+        </w:rPr>
         <w:t>O Senhor, o Juiz, lê a sentença. Ele retribuiria os corações e ações malignas de seu povo com maldade na mesma medida. O profeta está fazendo um jogo de palavras aqui. A palavra hebraica traduzida como "mal" tem uma ampla gama de significados. Ela pode conotar mal moral, como no primeiro caso; também pode conotar calamidade ou desastre, como no segundo caso. O Senhor traria calamidade sobre eles em resposta à sua maldade.</w:t>
       </w:r>
-      <w:r/>
-      <w:r/>
-    </w:p>
-    <w:p>
-      <w:r/>
+      <w:r>
+        <w:rPr>
+          <w:lang w:val="pt_PT" w:bidi="pt_PT"/>
+        </w:rPr>
+      </w:r>
+      <w:r>
+        <w:rPr>
+          <w:lang w:val="pt_PT" w:bidi="pt_PT"/>
+        </w:rPr>
+      </w:r>
+    </w:p>
+    <w:p>
+      <w:pPr/>
+      <w:r>
+        <w:rPr>
+          <w:lang w:val="pt_PT" w:bidi="pt_PT"/>
+        </w:rPr>
+      </w:r>
     </w:p>
     <w:p>
       <w:pPr>
         <w:pStyle w:val="Heading2"/>
       </w:pPr>
       <w:r>
+        <w:rPr>
+          <w:lang w:val="pt_PT" w:bidi="pt_PT"/>
+        </w:rPr>
         <w:t>Miquéias 2.4</w:t>
       </w:r>
-      <w:r/>
-    </w:p>
-    <w:p>
-      <w:r/>
-      <w:r>
+      <w:r>
+        <w:rPr>
+          <w:lang w:val="pt_PT" w:bidi="pt_PT"/>
+        </w:rPr>
+      </w:r>
+    </w:p>
+    <w:p>
+      <w:pPr/>
+      <w:r>
+        <w:rPr>
+          <w:lang w:val="pt_PT" w:bidi="pt_PT"/>
+        </w:rPr>
+      </w:r>
+      <w:r>
+        <w:rPr>
+          <w:lang w:val="pt_PT" w:bidi="pt_PT"/>
+        </w:rPr>
         <w:t>Os poderosos seriam arruinados financeiramente à medida que seus inimigos confiscassem suas propriedades. A terra que eles haviam tomado injustamente de outros israelitas seria violentamente retirada deles (</w:t>
       </w:r>
       <w:hyperlink r:id="rId52">
         <w:r>
           <w:rPr>
+            <w:lang w:val="pt_PT" w:bidi="pt_PT"/>
+          </w:rPr>
+          <w:rPr>
             <w:color w:val="0000EE"/>
             <w:u w:val="single"/>
           </w:rPr>
@@ -1042,71 +1951,161 @@
         </w:r>
       </w:hyperlink>
       <w:r>
+        <w:rPr>
+          <w:lang w:val="pt_PT" w:bidi="pt_PT"/>
+        </w:rPr>
         <w:t>).</w:t>
       </w:r>
-      <w:r/>
-      <w:r/>
-    </w:p>
-    <w:p>
-      <w:r/>
+      <w:r>
+        <w:rPr>
+          <w:lang w:val="pt_PT" w:bidi="pt_PT"/>
+        </w:rPr>
+      </w:r>
+      <w:r>
+        <w:rPr>
+          <w:lang w:val="pt_PT" w:bidi="pt_PT"/>
+        </w:rPr>
+      </w:r>
+    </w:p>
+    <w:p>
+      <w:pPr/>
+      <w:r>
+        <w:rPr>
+          <w:lang w:val="pt_PT" w:bidi="pt_PT"/>
+        </w:rPr>
+      </w:r>
     </w:p>
     <w:p>
       <w:pPr>
         <w:pStyle w:val="Heading2"/>
       </w:pPr>
       <w:r>
+        <w:rPr>
+          <w:lang w:val="pt_PT" w:bidi="pt_PT"/>
+        </w:rPr>
         <w:t>Miquéias 2.6</w:t>
       </w:r>
-      <w:r/>
-    </w:p>
-    <w:p>
-      <w:r/>
-      <w:r>
+      <w:r>
+        <w:rPr>
+          <w:lang w:val="pt_PT" w:bidi="pt_PT"/>
+        </w:rPr>
+      </w:r>
+    </w:p>
+    <w:p>
+      <w:pPr/>
+      <w:r>
+        <w:rPr>
+          <w:lang w:val="pt_PT" w:bidi="pt_PT"/>
+        </w:rPr>
+      </w:r>
+      <w:r>
+        <w:rPr>
+          <w:lang w:val="pt_PT" w:bidi="pt_PT"/>
+        </w:rPr>
         <w:t>Houve uma tentativa patética de silenciar as palavras de um verdadeiro profeta. • o povo me diz: Eles acreditavam que o exílio e outros desastres semelhantes não poderiam acontecer com eles, mas estavam enganados.</w:t>
       </w:r>
-      <w:r/>
-      <w:r/>
-    </w:p>
-    <w:p>
-      <w:r/>
+      <w:r>
+        <w:rPr>
+          <w:lang w:val="pt_PT" w:bidi="pt_PT"/>
+        </w:rPr>
+      </w:r>
+      <w:r>
+        <w:rPr>
+          <w:lang w:val="pt_PT" w:bidi="pt_PT"/>
+        </w:rPr>
+      </w:r>
+    </w:p>
+    <w:p>
+      <w:pPr/>
+      <w:r>
+        <w:rPr>
+          <w:lang w:val="pt_PT" w:bidi="pt_PT"/>
+        </w:rPr>
+      </w:r>
     </w:p>
     <w:p>
       <w:pPr>
         <w:pStyle w:val="Heading2"/>
       </w:pPr>
       <w:r>
+        <w:rPr>
+          <w:lang w:val="pt_PT" w:bidi="pt_PT"/>
+        </w:rPr>
         <w:t>Miquéias 2.7–10</w:t>
       </w:r>
-      <w:r/>
-    </w:p>
-    <w:p>
-      <w:r/>
-      <w:r>
+      <w:r>
+        <w:rPr>
+          <w:lang w:val="pt_PT" w:bidi="pt_PT"/>
+        </w:rPr>
+      </w:r>
+    </w:p>
+    <w:p>
+      <w:pPr/>
+      <w:r>
+        <w:rPr>
+          <w:lang w:val="pt_PT" w:bidi="pt_PT"/>
+        </w:rPr>
+      </w:r>
+      <w:r>
+        <w:rPr>
+          <w:lang w:val="pt_PT" w:bidi="pt_PT"/>
+        </w:rPr>
         <w:t>O maltrato aos seus companheiros israelitas era equivalente a um ataque contra o Senhor e seu profeta. A culpa estava com o povo, não com a mensagem inspirada e justa de Miquéias.</w:t>
       </w:r>
-      <w:r/>
-      <w:r/>
-    </w:p>
-    <w:p>
-      <w:r/>
+      <w:r>
+        <w:rPr>
+          <w:lang w:val="pt_PT" w:bidi="pt_PT"/>
+        </w:rPr>
+      </w:r>
+      <w:r>
+        <w:rPr>
+          <w:lang w:val="pt_PT" w:bidi="pt_PT"/>
+        </w:rPr>
+      </w:r>
+    </w:p>
+    <w:p>
+      <w:pPr/>
+      <w:r>
+        <w:rPr>
+          <w:lang w:val="pt_PT" w:bidi="pt_PT"/>
+        </w:rPr>
+      </w:r>
     </w:p>
     <w:p>
       <w:pPr>
         <w:pStyle w:val="Heading2"/>
       </w:pPr>
       <w:r>
+        <w:rPr>
+          <w:lang w:val="pt_PT" w:bidi="pt_PT"/>
+        </w:rPr>
         <w:t>Miquéias 2.11</w:t>
       </w:r>
-      <w:r/>
-    </w:p>
-    <w:p>
-      <w:r/>
-      <w:r>
+      <w:r>
+        <w:rPr>
+          <w:lang w:val="pt_PT" w:bidi="pt_PT"/>
+        </w:rPr>
+      </w:r>
+    </w:p>
+    <w:p>
+      <w:pPr/>
+      <w:r>
+        <w:rPr>
+          <w:lang w:val="pt_PT" w:bidi="pt_PT"/>
+        </w:rPr>
+      </w:r>
+      <w:r>
+        <w:rPr>
+          <w:lang w:val="pt_PT" w:bidi="pt_PT"/>
+        </w:rPr>
         <w:t xml:space="preserve">Essas pessoas malignas adoravam ouvir os enganos de seus profetas favoritos em tempos de bonança (cf. </w:t>
       </w:r>
       <w:hyperlink r:id="rId53">
         <w:r>
           <w:rPr>
+            <w:lang w:val="pt_PT" w:bidi="pt_PT"/>
+          </w:rPr>
+          <w:rPr>
             <w:color w:val="0000EE"/>
             <w:u w:val="single"/>
           </w:rPr>
@@ -1114,31 +2113,65 @@
         </w:r>
       </w:hyperlink>
       <w:r>
+        <w:rPr>
+          <w:lang w:val="pt_PT" w:bidi="pt_PT"/>
+        </w:rPr>
         <w:t>). Falsos profetas proclamavam a garantia de que Israel e Judá poderiam escapar do julgamento. Quando o julgamento chegou, eles não tinham conforto para oferecer.</w:t>
       </w:r>
-      <w:r/>
-      <w:r/>
-    </w:p>
-    <w:p>
-      <w:r/>
+      <w:r>
+        <w:rPr>
+          <w:lang w:val="pt_PT" w:bidi="pt_PT"/>
+        </w:rPr>
+      </w:r>
+      <w:r>
+        <w:rPr>
+          <w:lang w:val="pt_PT" w:bidi="pt_PT"/>
+        </w:rPr>
+      </w:r>
+    </w:p>
+    <w:p>
+      <w:pPr/>
+      <w:r>
+        <w:rPr>
+          <w:lang w:val="pt_PT" w:bidi="pt_PT"/>
+        </w:rPr>
+      </w:r>
     </w:p>
     <w:p>
       <w:pPr>
         <w:pStyle w:val="Heading2"/>
       </w:pPr>
       <w:r>
+        <w:rPr>
+          <w:lang w:val="pt_PT" w:bidi="pt_PT"/>
+        </w:rPr>
         <w:t>Miquéias 2.12–13</w:t>
       </w:r>
-      <w:r/>
-    </w:p>
-    <w:p>
-      <w:r/>
-      <w:r>
+      <w:r>
+        <w:rPr>
+          <w:lang w:val="pt_PT" w:bidi="pt_PT"/>
+        </w:rPr>
+      </w:r>
+    </w:p>
+    <w:p>
+      <w:pPr/>
+      <w:r>
+        <w:rPr>
+          <w:lang w:val="pt_PT" w:bidi="pt_PT"/>
+        </w:rPr>
+      </w:r>
+      <w:r>
+        <w:rPr>
+          <w:lang w:val="pt_PT" w:bidi="pt_PT"/>
+        </w:rPr>
         <w:t xml:space="preserve">Deus mostrou seu amor e cuidado por seu povo rebelde ao lhes dar uma promessa de esperança, mesmo enquanto falava de exílio e desespero. Israel seria disperso, mas eles seriam trazidos de volta (cf. </w:t>
       </w:r>
       <w:hyperlink r:id="rId54">
         <w:r>
           <w:rPr>
+            <w:lang w:val="pt_PT" w:bidi="pt_PT"/>
+          </w:rPr>
+          <w:rPr>
             <w:color w:val="0000EE"/>
             <w:u w:val="single"/>
           </w:rPr>
@@ -1146,11 +2179,17 @@
         </w:r>
       </w:hyperlink>
       <w:r>
+        <w:rPr>
+          <w:lang w:val="pt_PT" w:bidi="pt_PT"/>
+        </w:rPr>
         <w:t xml:space="preserve">; </w:t>
       </w:r>
       <w:hyperlink r:id="rId55">
         <w:r>
           <w:rPr>
+            <w:lang w:val="pt_PT" w:bidi="pt_PT"/>
+          </w:rPr>
+          <w:rPr>
             <w:color w:val="0000EE"/>
             <w:u w:val="single"/>
           </w:rPr>
@@ -1158,51 +2197,113 @@
         </w:r>
       </w:hyperlink>
       <w:r>
+        <w:rPr>
+          <w:lang w:val="pt_PT" w:bidi="pt_PT"/>
+        </w:rPr>
         <w:t>).</w:t>
       </w:r>
-      <w:r/>
-      <w:r/>
-    </w:p>
-    <w:p>
-      <w:r/>
+      <w:r>
+        <w:rPr>
+          <w:lang w:val="pt_PT" w:bidi="pt_PT"/>
+        </w:rPr>
+      </w:r>
+      <w:r>
+        <w:rPr>
+          <w:lang w:val="pt_PT" w:bidi="pt_PT"/>
+        </w:rPr>
+      </w:r>
+    </w:p>
+    <w:p>
+      <w:pPr/>
+      <w:r>
+        <w:rPr>
+          <w:lang w:val="pt_PT" w:bidi="pt_PT"/>
+        </w:rPr>
+      </w:r>
     </w:p>
     <w:p>
       <w:pPr>
         <w:pStyle w:val="Heading2"/>
       </w:pPr>
       <w:r>
+        <w:rPr>
+          <w:lang w:val="pt_PT" w:bidi="pt_PT"/>
+        </w:rPr>
         <w:t>Miquéias 2.13</w:t>
       </w:r>
-      <w:r/>
-    </w:p>
-    <w:p>
-      <w:r/>
-      <w:r>
+      <w:r>
+        <w:rPr>
+          <w:lang w:val="pt_PT" w:bidi="pt_PT"/>
+        </w:rPr>
+      </w:r>
+    </w:p>
+    <w:p>
+      <w:pPr/>
+      <w:r>
+        <w:rPr>
+          <w:lang w:val="pt_PT" w:bidi="pt_PT"/>
+        </w:rPr>
+      </w:r>
+      <w:r>
+        <w:rPr>
+          <w:lang w:val="pt_PT" w:bidi="pt_PT"/>
+        </w:rPr>
         <w:t>O Senhor conduziu Israel para fora do exílio, prenunciando a liberdade ainda maior da escravidão, a qual o Messias, Jesus Cristo, traria posteriormente.</w:t>
       </w:r>
-      <w:r/>
-      <w:r/>
-    </w:p>
-    <w:p>
-      <w:r/>
+      <w:r>
+        <w:rPr>
+          <w:lang w:val="pt_PT" w:bidi="pt_PT"/>
+        </w:rPr>
+      </w:r>
+      <w:r>
+        <w:rPr>
+          <w:lang w:val="pt_PT" w:bidi="pt_PT"/>
+        </w:rPr>
+      </w:r>
+    </w:p>
+    <w:p>
+      <w:pPr/>
+      <w:r>
+        <w:rPr>
+          <w:lang w:val="pt_PT" w:bidi="pt_PT"/>
+        </w:rPr>
+      </w:r>
     </w:p>
     <w:p>
       <w:pPr>
         <w:pStyle w:val="Heading2"/>
       </w:pPr>
       <w:r>
+        <w:rPr>
+          <w:lang w:val="pt_PT" w:bidi="pt_PT"/>
+        </w:rPr>
         <w:t>Miquéias 3.1</w:t>
       </w:r>
-      <w:r/>
-    </w:p>
-    <w:p>
-      <w:r/>
-      <w:r>
+      <w:r>
+        <w:rPr>
+          <w:lang w:val="pt_PT" w:bidi="pt_PT"/>
+        </w:rPr>
+      </w:r>
+    </w:p>
+    <w:p>
+      <w:pPr/>
+      <w:r>
+        <w:rPr>
+          <w:lang w:val="pt_PT" w:bidi="pt_PT"/>
+        </w:rPr>
+      </w:r>
+      <w:r>
+        <w:rPr>
+          <w:lang w:val="pt_PT" w:bidi="pt_PT"/>
+        </w:rPr>
         <w:t>Os líderes, que deveriam conhecer o verdadeiro julgamento e justiça (</w:t>
       </w:r>
       <w:hyperlink r:id="rId56">
         <w:r>
           <w:rPr>
+            <w:lang w:val="pt_PT" w:bidi="pt_PT"/>
+          </w:rPr>
+          <w:rPr>
             <w:color w:val="0000EE"/>
             <w:u w:val="single"/>
           </w:rPr>
@@ -1210,11 +2311,17 @@
         </w:r>
       </w:hyperlink>
       <w:r>
+        <w:rPr>
+          <w:lang w:val="pt_PT" w:bidi="pt_PT"/>
+        </w:rPr>
         <w:t xml:space="preserve">; </w:t>
       </w:r>
       <w:hyperlink r:id="rId57">
         <w:r>
           <w:rPr>
+            <w:lang w:val="pt_PT" w:bidi="pt_PT"/>
+          </w:rPr>
+          <w:rPr>
             <w:color w:val="0000EE"/>
             <w:u w:val="single"/>
           </w:rPr>
@@ -1222,31 +2329,65 @@
         </w:r>
       </w:hyperlink>
       <w:r>
+        <w:rPr>
+          <w:lang w:val="pt_PT" w:bidi="pt_PT"/>
+        </w:rPr>
         <w:t>), eram moralmente responsáveis pela culpa de Israel.</w:t>
       </w:r>
-      <w:r/>
-      <w:r/>
-    </w:p>
-    <w:p>
-      <w:r/>
+      <w:r>
+        <w:rPr>
+          <w:lang w:val="pt_PT" w:bidi="pt_PT"/>
+        </w:rPr>
+      </w:r>
+      <w:r>
+        <w:rPr>
+          <w:lang w:val="pt_PT" w:bidi="pt_PT"/>
+        </w:rPr>
+      </w:r>
+    </w:p>
+    <w:p>
+      <w:pPr/>
+      <w:r>
+        <w:rPr>
+          <w:lang w:val="pt_PT" w:bidi="pt_PT"/>
+        </w:rPr>
+      </w:r>
     </w:p>
     <w:p>
       <w:pPr>
         <w:pStyle w:val="Heading2"/>
       </w:pPr>
       <w:r>
+        <w:rPr>
+          <w:lang w:val="pt_PT" w:bidi="pt_PT"/>
+        </w:rPr>
         <w:t>Miquéias 3.1–4</w:t>
       </w:r>
-      <w:r/>
-    </w:p>
-    <w:p>
-      <w:r/>
-      <w:r>
+      <w:r>
+        <w:rPr>
+          <w:lang w:val="pt_PT" w:bidi="pt_PT"/>
+        </w:rPr>
+      </w:r>
+    </w:p>
+    <w:p>
+      <w:pPr/>
+      <w:r>
+        <w:rPr>
+          <w:lang w:val="pt_PT" w:bidi="pt_PT"/>
+        </w:rPr>
+      </w:r>
+      <w:r>
+        <w:rPr>
+          <w:lang w:val="pt_PT" w:bidi="pt_PT"/>
+        </w:rPr>
         <w:t xml:space="preserve">Miquéias acusou implacavelmente os líderes de Israel, visto que eles eram responsáveis pelo bem-estar do povo. Os horrores aqui retratam os terrores de um povo sob cerco (cp. </w:t>
       </w:r>
       <w:hyperlink r:id="rId58">
         <w:r>
           <w:rPr>
+            <w:lang w:val="pt_PT" w:bidi="pt_PT"/>
+          </w:rPr>
+          <w:rPr>
             <w:color w:val="0000EE"/>
             <w:u w:val="single"/>
           </w:rPr>
@@ -1254,11 +2395,17 @@
         </w:r>
       </w:hyperlink>
       <w:r>
+        <w:rPr>
+          <w:lang w:val="pt_PT" w:bidi="pt_PT"/>
+        </w:rPr>
         <w:t xml:space="preserve">; </w:t>
       </w:r>
       <w:hyperlink r:id="rId59">
         <w:r>
           <w:rPr>
+            <w:lang w:val="pt_PT" w:bidi="pt_PT"/>
+          </w:rPr>
+          <w:rPr>
             <w:color w:val="0000EE"/>
             <w:u w:val="single"/>
           </w:rPr>
@@ -1266,91 +2413,209 @@
         </w:r>
       </w:hyperlink>
       <w:r>
+        <w:rPr>
+          <w:lang w:val="pt_PT" w:bidi="pt_PT"/>
+        </w:rPr>
         <w:t>).</w:t>
       </w:r>
-      <w:r/>
-      <w:r/>
-    </w:p>
-    <w:p>
-      <w:r/>
+      <w:r>
+        <w:rPr>
+          <w:lang w:val="pt_PT" w:bidi="pt_PT"/>
+        </w:rPr>
+      </w:r>
+      <w:r>
+        <w:rPr>
+          <w:lang w:val="pt_PT" w:bidi="pt_PT"/>
+        </w:rPr>
+      </w:r>
+    </w:p>
+    <w:p>
+      <w:pPr/>
+      <w:r>
+        <w:rPr>
+          <w:lang w:val="pt_PT" w:bidi="pt_PT"/>
+        </w:rPr>
+      </w:r>
     </w:p>
     <w:p>
       <w:pPr>
         <w:pStyle w:val="Heading2"/>
       </w:pPr>
       <w:r>
+        <w:rPr>
+          <w:lang w:val="pt_PT" w:bidi="pt_PT"/>
+        </w:rPr>
         <w:t>Miquéias 3.1–5.15</w:t>
       </w:r>
-      <w:r/>
-    </w:p>
-    <w:p>
-      <w:r/>
-      <w:r>
+      <w:r>
+        <w:rPr>
+          <w:lang w:val="pt_PT" w:bidi="pt_PT"/>
+        </w:rPr>
+      </w:r>
+    </w:p>
+    <w:p>
+      <w:pPr/>
+      <w:r>
+        <w:rPr>
+          <w:lang w:val="pt_PT" w:bidi="pt_PT"/>
+        </w:rPr>
+      </w:r>
+      <w:r>
+        <w:rPr>
+          <w:lang w:val="pt_PT" w:bidi="pt_PT"/>
+        </w:rPr>
         <w:t>Esta mensagem acusa os líderes malignos que estavam destruindo o povo de Deus e os contrasta com uma visão gloriosa do reino de Deus e do reinado de um rei justo. Após sofrer julgamento e exílio, um povo purificado de Israel retornaria e experimentaria as bênçãos de Deus.</w:t>
       </w:r>
-      <w:r/>
-      <w:r/>
-    </w:p>
-    <w:p>
-      <w:r/>
+      <w:r>
+        <w:rPr>
+          <w:lang w:val="pt_PT" w:bidi="pt_PT"/>
+        </w:rPr>
+      </w:r>
+      <w:r>
+        <w:rPr>
+          <w:lang w:val="pt_PT" w:bidi="pt_PT"/>
+        </w:rPr>
+      </w:r>
+    </w:p>
+    <w:p>
+      <w:pPr/>
+      <w:r>
+        <w:rPr>
+          <w:lang w:val="pt_PT" w:bidi="pt_PT"/>
+        </w:rPr>
+      </w:r>
     </w:p>
     <w:p>
       <w:pPr>
         <w:pStyle w:val="Heading2"/>
       </w:pPr>
       <w:r>
+        <w:rPr>
+          <w:lang w:val="pt_PT" w:bidi="pt_PT"/>
+        </w:rPr>
         <w:t>Miquéias 3.2–3</w:t>
       </w:r>
-      <w:r/>
-    </w:p>
-    <w:p>
-      <w:r/>
-      <w:r>
+      <w:r>
+        <w:rPr>
+          <w:lang w:val="pt_PT" w:bidi="pt_PT"/>
+        </w:rPr>
+      </w:r>
+    </w:p>
+    <w:p>
+      <w:pPr/>
+      <w:r>
+        <w:rPr>
+          <w:lang w:val="pt_PT" w:bidi="pt_PT"/>
+        </w:rPr>
+      </w:r>
+      <w:r>
+        <w:rPr>
+          <w:lang w:val="pt_PT" w:bidi="pt_PT"/>
+        </w:rPr>
         <w:t>Os líderes, como animais selvagens, destruíram o próprio povo.</w:t>
       </w:r>
-      <w:r/>
-      <w:r/>
-    </w:p>
-    <w:p>
-      <w:r/>
+      <w:r>
+        <w:rPr>
+          <w:lang w:val="pt_PT" w:bidi="pt_PT"/>
+        </w:rPr>
+      </w:r>
+      <w:r>
+        <w:rPr>
+          <w:lang w:val="pt_PT" w:bidi="pt_PT"/>
+        </w:rPr>
+      </w:r>
+    </w:p>
+    <w:p>
+      <w:pPr/>
+      <w:r>
+        <w:rPr>
+          <w:lang w:val="pt_PT" w:bidi="pt_PT"/>
+        </w:rPr>
+      </w:r>
     </w:p>
     <w:p>
       <w:pPr>
         <w:pStyle w:val="Heading2"/>
       </w:pPr>
       <w:r>
+        <w:rPr>
+          <w:lang w:val="pt_PT" w:bidi="pt_PT"/>
+        </w:rPr>
         <w:t>Miquéias 3.4</w:t>
       </w:r>
-      <w:r/>
-    </w:p>
-    <w:p>
-      <w:r/>
-      <w:r>
+      <w:r>
+        <w:rPr>
+          <w:lang w:val="pt_PT" w:bidi="pt_PT"/>
+        </w:rPr>
+      </w:r>
+    </w:p>
+    <w:p>
+      <w:pPr/>
+      <w:r>
+        <w:rPr>
+          <w:lang w:val="pt_PT" w:bidi="pt_PT"/>
+        </w:rPr>
+      </w:r>
+      <w:r>
+        <w:rPr>
+          <w:lang w:val="pt_PT" w:bidi="pt_PT"/>
+        </w:rPr>
         <w:t>Então, mesmo após terem oprimido o povo do Senhor, os líderes egoístas implorariam por ajuda ao Senhor.</w:t>
       </w:r>
-      <w:r/>
-      <w:r/>
-    </w:p>
-    <w:p>
-      <w:r/>
+      <w:r>
+        <w:rPr>
+          <w:lang w:val="pt_PT" w:bidi="pt_PT"/>
+        </w:rPr>
+      </w:r>
+      <w:r>
+        <w:rPr>
+          <w:lang w:val="pt_PT" w:bidi="pt_PT"/>
+        </w:rPr>
+      </w:r>
+    </w:p>
+    <w:p>
+      <w:pPr/>
+      <w:r>
+        <w:rPr>
+          <w:lang w:val="pt_PT" w:bidi="pt_PT"/>
+        </w:rPr>
+      </w:r>
     </w:p>
     <w:p>
       <w:pPr>
         <w:pStyle w:val="Heading2"/>
       </w:pPr>
       <w:r>
+        <w:rPr>
+          <w:lang w:val="pt_PT" w:bidi="pt_PT"/>
+        </w:rPr>
         <w:t>Miquéias 3.5</w:t>
       </w:r>
-      <w:r/>
-    </w:p>
-    <w:p>
-      <w:r/>
-      <w:r>
+      <w:r>
+        <w:rPr>
+          <w:lang w:val="pt_PT" w:bidi="pt_PT"/>
+        </w:rPr>
+      </w:r>
+    </w:p>
+    <w:p>
+      <w:pPr/>
+      <w:r>
+        <w:rPr>
+          <w:lang w:val="pt_PT" w:bidi="pt_PT"/>
+        </w:rPr>
+      </w:r>
+      <w:r>
+        <w:rPr>
+          <w:lang w:val="pt_PT" w:bidi="pt_PT"/>
+        </w:rPr>
         <w:t xml:space="preserve">Os falsos profetas estavam entre os líderes espirituais de Israel, por isso caíram sob as acusações de Miquéias. Os profetas deveriam chamar Israel para o caminho verdadeiro, não desviá-los (veja </w:t>
       </w:r>
       <w:hyperlink r:id="rId60">
         <w:r>
           <w:rPr>
+            <w:lang w:val="pt_PT" w:bidi="pt_PT"/>
+          </w:rPr>
+          <w:rPr>
             <w:color w:val="0000EE"/>
             <w:u w:val="single"/>
           </w:rPr>
@@ -1358,11 +2623,17 @@
         </w:r>
       </w:hyperlink>
       <w:r>
+        <w:rPr>
+          <w:lang w:val="pt_PT" w:bidi="pt_PT"/>
+        </w:rPr>
         <w:t xml:space="preserve">, </w:t>
       </w:r>
       <w:hyperlink r:id="rId61">
         <w:r>
           <w:rPr>
+            <w:lang w:val="pt_PT" w:bidi="pt_PT"/>
+          </w:rPr>
+          <w:rPr>
             <w:color w:val="0000EE"/>
             <w:u w:val="single"/>
           </w:rPr>
@@ -1370,31 +2641,65 @@
         </w:r>
       </w:hyperlink>
       <w:r>
+        <w:rPr>
+          <w:lang w:val="pt_PT" w:bidi="pt_PT"/>
+        </w:rPr>
         <w:t>). Esses profetas usavam seus dons para seu próprio benefício.</w:t>
       </w:r>
-      <w:r/>
-      <w:r/>
-    </w:p>
-    <w:p>
-      <w:r/>
+      <w:r>
+        <w:rPr>
+          <w:lang w:val="pt_PT" w:bidi="pt_PT"/>
+        </w:rPr>
+      </w:r>
+      <w:r>
+        <w:rPr>
+          <w:lang w:val="pt_PT" w:bidi="pt_PT"/>
+        </w:rPr>
+      </w:r>
+    </w:p>
+    <w:p>
+      <w:pPr/>
+      <w:r>
+        <w:rPr>
+          <w:lang w:val="pt_PT" w:bidi="pt_PT"/>
+        </w:rPr>
+      </w:r>
     </w:p>
     <w:p>
       <w:pPr>
         <w:pStyle w:val="Heading2"/>
       </w:pPr>
       <w:r>
+        <w:rPr>
+          <w:lang w:val="pt_PT" w:bidi="pt_PT"/>
+        </w:rPr>
         <w:t>Miquéias 3.6–7</w:t>
       </w:r>
-      <w:r/>
-    </w:p>
-    <w:p>
-      <w:r/>
-      <w:r>
+      <w:r>
+        <w:rPr>
+          <w:lang w:val="pt_PT" w:bidi="pt_PT"/>
+        </w:rPr>
+      </w:r>
+    </w:p>
+    <w:p>
+      <w:pPr/>
+      <w:r>
+        <w:rPr>
+          <w:lang w:val="pt_PT" w:bidi="pt_PT"/>
+        </w:rPr>
+      </w:r>
+      <w:r>
+        <w:rPr>
+          <w:lang w:val="pt_PT" w:bidi="pt_PT"/>
+        </w:rPr>
         <w:t xml:space="preserve">Miquéias anunciou o julgamento de Deus sobre os falsos profetas. Sem as comunicações especiais de Deus, esses videntes e adivinhos eram como os profetas da corte pagã de nações como os da Babilônia, de Mari e especialmente da Assíria, os quais deveriam exercer seu ofício, mas que, na realidade não tinham nenhuma revelação verdadeira do Senhor (cf. </w:t>
       </w:r>
       <w:hyperlink r:id="rId62">
         <w:r>
           <w:rPr>
+            <w:lang w:val="pt_PT" w:bidi="pt_PT"/>
+          </w:rPr>
+          <w:rPr>
             <w:color w:val="0000EE"/>
             <w:u w:val="single"/>
           </w:rPr>
@@ -1402,11 +2707,17 @@
         </w:r>
       </w:hyperlink>
       <w:r>
+        <w:rPr>
+          <w:lang w:val="pt_PT" w:bidi="pt_PT"/>
+        </w:rPr>
         <w:t xml:space="preserve">; </w:t>
       </w:r>
       <w:hyperlink r:id="rId63">
         <w:r>
           <w:rPr>
+            <w:lang w:val="pt_PT" w:bidi="pt_PT"/>
+          </w:rPr>
+          <w:rPr>
             <w:color w:val="0000EE"/>
             <w:u w:val="single"/>
           </w:rPr>
@@ -1414,31 +2725,65 @@
         </w:r>
       </w:hyperlink>
       <w:r>
+        <w:rPr>
+          <w:lang w:val="pt_PT" w:bidi="pt_PT"/>
+        </w:rPr>
         <w:t>).</w:t>
       </w:r>
-      <w:r/>
-      <w:r/>
-    </w:p>
-    <w:p>
-      <w:r/>
+      <w:r>
+        <w:rPr>
+          <w:lang w:val="pt_PT" w:bidi="pt_PT"/>
+        </w:rPr>
+      </w:r>
+      <w:r>
+        <w:rPr>
+          <w:lang w:val="pt_PT" w:bidi="pt_PT"/>
+        </w:rPr>
+      </w:r>
+    </w:p>
+    <w:p>
+      <w:pPr/>
+      <w:r>
+        <w:rPr>
+          <w:lang w:val="pt_PT" w:bidi="pt_PT"/>
+        </w:rPr>
+      </w:r>
     </w:p>
     <w:p>
       <w:pPr>
         <w:pStyle w:val="Heading2"/>
       </w:pPr>
       <w:r>
+        <w:rPr>
+          <w:lang w:val="pt_PT" w:bidi="pt_PT"/>
+        </w:rPr>
         <w:t>Miquéias 3.8</w:t>
       </w:r>
-      <w:r/>
-    </w:p>
-    <w:p>
-      <w:r/>
-      <w:r>
+      <w:r>
+        <w:rPr>
+          <w:lang w:val="pt_PT" w:bidi="pt_PT"/>
+        </w:rPr>
+      </w:r>
+    </w:p>
+    <w:p>
+      <w:pPr/>
+      <w:r>
+        <w:rPr>
+          <w:lang w:val="pt_PT" w:bidi="pt_PT"/>
+        </w:rPr>
+      </w:r>
+      <w:r>
+        <w:rPr>
+          <w:lang w:val="pt_PT" w:bidi="pt_PT"/>
+        </w:rPr>
         <w:t>Havia um forte contraste entre o verdadeiro profeta e os falsos profetas (</w:t>
       </w:r>
       <w:hyperlink r:id="rId64">
         <w:r>
           <w:rPr>
+            <w:lang w:val="pt_PT" w:bidi="pt_PT"/>
+          </w:rPr>
+          <w:rPr>
             <w:color w:val="0000EE"/>
             <w:u w:val="single"/>
           </w:rPr>
@@ -1446,40 +2791,78 @@
         </w:r>
       </w:hyperlink>
       <w:r>
+        <w:rPr>
+          <w:lang w:val="pt_PT" w:bidi="pt_PT"/>
+        </w:rPr>
         <w:t>). Verdade, justiça e poder vêm do Espírito de Deus</w:t>
       </w:r>
       <w:r>
         <w:rPr>
           <w:i/>
+          <w:lang w:val="pt_PT" w:bidi="pt_PT"/>
         </w:rPr>
         <w:t>,</w:t>
       </w:r>
       <w:r>
+        <w:rPr>
+          <w:lang w:val="pt_PT" w:bidi="pt_PT"/>
+        </w:rPr>
         <w:t xml:space="preserve"> o qual deu a Miquéias a força moral e ética para declarar sua verdadeira mensagem sobre o pecado e a rebelião de seu povo.</w:t>
       </w:r>
-      <w:r/>
-      <w:r/>
-    </w:p>
-    <w:p>
-      <w:r/>
+      <w:r>
+        <w:rPr>
+          <w:lang w:val="pt_PT" w:bidi="pt_PT"/>
+        </w:rPr>
+      </w:r>
+      <w:r>
+        <w:rPr>
+          <w:lang w:val="pt_PT" w:bidi="pt_PT"/>
+        </w:rPr>
+      </w:r>
+    </w:p>
+    <w:p>
+      <w:pPr/>
+      <w:r>
+        <w:rPr>
+          <w:lang w:val="pt_PT" w:bidi="pt_PT"/>
+        </w:rPr>
+      </w:r>
     </w:p>
     <w:p>
       <w:pPr>
         <w:pStyle w:val="Heading2"/>
       </w:pPr>
       <w:r>
+        <w:rPr>
+          <w:lang w:val="pt_PT" w:bidi="pt_PT"/>
+        </w:rPr>
         <w:t>Miquéias 3.9–12</w:t>
       </w:r>
-      <w:r/>
-    </w:p>
-    <w:p>
-      <w:r/>
-      <w:r>
+      <w:r>
+        <w:rPr>
+          <w:lang w:val="pt_PT" w:bidi="pt_PT"/>
+        </w:rPr>
+      </w:r>
+    </w:p>
+    <w:p>
+      <w:pPr/>
+      <w:r>
+        <w:rPr>
+          <w:lang w:val="pt_PT" w:bidi="pt_PT"/>
+        </w:rPr>
+      </w:r>
+      <w:r>
+        <w:rPr>
+          <w:lang w:val="pt_PT" w:bidi="pt_PT"/>
+        </w:rPr>
         <w:t>Os líderes de Israel estavam construindo Jerusalém sobre uma fundação de assassinato e corrupção. Por causa disso, a cidade seria desmantelada; seria reduzida a deserto e ruínas (</w:t>
       </w:r>
       <w:hyperlink r:id="rId27">
         <w:r>
           <w:rPr>
+            <w:lang w:val="pt_PT" w:bidi="pt_PT"/>
+          </w:rPr>
+          <w:rPr>
             <w:color w:val="0000EE"/>
             <w:u w:val="single"/>
           </w:rPr>
@@ -1487,31 +2870,65 @@
         </w:r>
       </w:hyperlink>
       <w:r>
+        <w:rPr>
+          <w:lang w:val="pt_PT" w:bidi="pt_PT"/>
+        </w:rPr>
         <w:t>).</w:t>
       </w:r>
-      <w:r/>
-      <w:r/>
-    </w:p>
-    <w:p>
-      <w:r/>
+      <w:r>
+        <w:rPr>
+          <w:lang w:val="pt_PT" w:bidi="pt_PT"/>
+        </w:rPr>
+      </w:r>
+      <w:r>
+        <w:rPr>
+          <w:lang w:val="pt_PT" w:bidi="pt_PT"/>
+        </w:rPr>
+      </w:r>
+    </w:p>
+    <w:p>
+      <w:pPr/>
+      <w:r>
+        <w:rPr>
+          <w:lang w:val="pt_PT" w:bidi="pt_PT"/>
+        </w:rPr>
+      </w:r>
     </w:p>
     <w:p>
       <w:pPr>
         <w:pStyle w:val="Heading2"/>
       </w:pPr>
       <w:r>
+        <w:rPr>
+          <w:lang w:val="pt_PT" w:bidi="pt_PT"/>
+        </w:rPr>
         <w:t>Miquéias 3.11</w:t>
       </w:r>
-      <w:r/>
-    </w:p>
-    <w:p>
-      <w:r/>
-      <w:r>
+      <w:r>
+        <w:rPr>
+          <w:lang w:val="pt_PT" w:bidi="pt_PT"/>
+        </w:rPr>
+      </w:r>
+    </w:p>
+    <w:p>
+      <w:pPr/>
+      <w:r>
+        <w:rPr>
+          <w:lang w:val="pt_PT" w:bidi="pt_PT"/>
+        </w:rPr>
+      </w:r>
+      <w:r>
+        <w:rPr>
+          <w:lang w:val="pt_PT" w:bidi="pt_PT"/>
+        </w:rPr>
         <w:t xml:space="preserve">O Senhor está do nosso lado: Esta expressão indica a aprovação do Senhor (veja </w:t>
       </w:r>
       <w:hyperlink r:id="rId65">
         <w:r>
           <w:rPr>
+            <w:lang w:val="pt_PT" w:bidi="pt_PT"/>
+          </w:rPr>
+          <w:rPr>
             <w:color w:val="0000EE"/>
             <w:u w:val="single"/>
           </w:rPr>
@@ -1519,11 +2936,17 @@
         </w:r>
       </w:hyperlink>
       <w:r>
+        <w:rPr>
+          <w:lang w:val="pt_PT" w:bidi="pt_PT"/>
+        </w:rPr>
         <w:t>,</w:t>
       </w:r>
       <w:hyperlink r:id="rId66">
         <w:r>
           <w:rPr>
+            <w:lang w:val="pt_PT" w:bidi="pt_PT"/>
+          </w:rPr>
+          <w:rPr>
             <w:color w:val="0000EE"/>
             <w:u w:val="single"/>
           </w:rPr>
@@ -1531,11 +2954,17 @@
         </w:r>
       </w:hyperlink>
       <w:r>
+        <w:rPr>
+          <w:lang w:val="pt_PT" w:bidi="pt_PT"/>
+        </w:rPr>
         <w:t xml:space="preserve">; </w:t>
       </w:r>
       <w:hyperlink r:id="rId67">
         <w:r>
           <w:rPr>
+            <w:lang w:val="pt_PT" w:bidi="pt_PT"/>
+          </w:rPr>
+          <w:rPr>
             <w:color w:val="0000EE"/>
             <w:u w:val="single"/>
           </w:rPr>
@@ -1543,11 +2972,17 @@
         </w:r>
       </w:hyperlink>
       <w:r>
+        <w:rPr>
+          <w:lang w:val="pt_PT" w:bidi="pt_PT"/>
+        </w:rPr>
         <w:t xml:space="preserve">; </w:t>
       </w:r>
       <w:hyperlink r:id="rId52">
         <w:r>
           <w:rPr>
+            <w:lang w:val="pt_PT" w:bidi="pt_PT"/>
+          </w:rPr>
+          <w:rPr>
             <w:color w:val="0000EE"/>
             <w:u w:val="single"/>
           </w:rPr>
@@ -1555,11 +2990,17 @@
         </w:r>
       </w:hyperlink>
       <w:r>
+        <w:rPr>
+          <w:lang w:val="pt_PT" w:bidi="pt_PT"/>
+        </w:rPr>
         <w:t xml:space="preserve">; </w:t>
       </w:r>
       <w:hyperlink r:id="rId68">
         <w:r>
           <w:rPr>
+            <w:lang w:val="pt_PT" w:bidi="pt_PT"/>
+          </w:rPr>
+          <w:rPr>
             <w:color w:val="0000EE"/>
             <w:u w:val="single"/>
           </w:rPr>
@@ -1567,49 +3008,91 @@
         </w:r>
       </w:hyperlink>
       <w:r>
+        <w:rPr>
+          <w:lang w:val="pt_PT" w:bidi="pt_PT"/>
+        </w:rPr>
         <w:t>) e sua habitação entre seu povo. Os falsos profetas alegavam erroneamente a presença de Deus.</w:t>
       </w:r>
-      <w:r/>
-      <w:r/>
-    </w:p>
-    <w:p>
-      <w:r/>
+      <w:r>
+        <w:rPr>
+          <w:lang w:val="pt_PT" w:bidi="pt_PT"/>
+        </w:rPr>
+      </w:r>
+      <w:r>
+        <w:rPr>
+          <w:lang w:val="pt_PT" w:bidi="pt_PT"/>
+        </w:rPr>
+      </w:r>
+    </w:p>
+    <w:p>
+      <w:pPr/>
+      <w:r>
+        <w:rPr>
+          <w:lang w:val="pt_PT" w:bidi="pt_PT"/>
+        </w:rPr>
+      </w:r>
     </w:p>
     <w:p>
       <w:pPr>
         <w:pStyle w:val="Heading2"/>
       </w:pPr>
       <w:r>
+        <w:rPr>
+          <w:lang w:val="pt_PT" w:bidi="pt_PT"/>
+        </w:rPr>
         <w:t>Miquéias 3.12</w:t>
       </w:r>
-      <w:r/>
-    </w:p>
-    <w:p>
-      <w:r/>
-      <w:r>
+      <w:r>
+        <w:rPr>
+          <w:lang w:val="pt_PT" w:bidi="pt_PT"/>
+        </w:rPr>
+      </w:r>
+    </w:p>
+    <w:p>
+      <w:pPr/>
+      <w:r>
+        <w:rPr>
+          <w:lang w:val="pt_PT" w:bidi="pt_PT"/>
+        </w:rPr>
+      </w:r>
+      <w:r>
+        <w:rPr>
+          <w:lang w:val="pt_PT" w:bidi="pt_PT"/>
+        </w:rPr>
         <w:t>O Monte Sião</w:t>
       </w:r>
       <w:r>
         <w:rPr>
           <w:i/>
+          <w:lang w:val="pt_PT" w:bidi="pt_PT"/>
         </w:rPr>
         <w:t>,</w:t>
       </w:r>
       <w:r>
+        <w:rPr>
+          <w:lang w:val="pt_PT" w:bidi="pt_PT"/>
+        </w:rPr>
         <w:t xml:space="preserve"> onde o Senhor uma vez habitou, se tornaria um matagal</w:t>
       </w:r>
       <w:r>
         <w:rPr>
           <w:i/>
+          <w:lang w:val="pt_PT" w:bidi="pt_PT"/>
         </w:rPr>
         <w:t>,</w:t>
       </w:r>
       <w:r>
+        <w:rPr>
+          <w:lang w:val="pt_PT" w:bidi="pt_PT"/>
+        </w:rPr>
         <w:t xml:space="preserve"> um deserto inabitável. Destruição total aguardava a Jerusalém caída. Jeremias mais tarde citou esta passagem (</w:t>
       </w:r>
       <w:hyperlink r:id="rId28">
         <w:r>
           <w:rPr>
+            <w:lang w:val="pt_PT" w:bidi="pt_PT"/>
+          </w:rPr>
+          <w:rPr>
             <w:color w:val="0000EE"/>
             <w:u w:val="single"/>
           </w:rPr>
@@ -1617,40 +3100,78 @@
         </w:r>
       </w:hyperlink>
       <w:r>
+        <w:rPr>
+          <w:lang w:val="pt_PT" w:bidi="pt_PT"/>
+        </w:rPr>
         <w:t>). • Assim como um campo precisa ser limpo para prepará-lo para o cultivo, Jerusalém teve que ser reduzida a ruínas em julgamento.</w:t>
       </w:r>
-      <w:r/>
-      <w:r/>
-    </w:p>
-    <w:p>
-      <w:r/>
+      <w:r>
+        <w:rPr>
+          <w:lang w:val="pt_PT" w:bidi="pt_PT"/>
+        </w:rPr>
+      </w:r>
+      <w:r>
+        <w:rPr>
+          <w:lang w:val="pt_PT" w:bidi="pt_PT"/>
+        </w:rPr>
+      </w:r>
+    </w:p>
+    <w:p>
+      <w:pPr/>
+      <w:r>
+        <w:rPr>
+          <w:lang w:val="pt_PT" w:bidi="pt_PT"/>
+        </w:rPr>
+      </w:r>
     </w:p>
     <w:p>
       <w:pPr>
         <w:pStyle w:val="Heading2"/>
       </w:pPr>
       <w:r>
+        <w:rPr>
+          <w:lang w:val="pt_PT" w:bidi="pt_PT"/>
+        </w:rPr>
         <w:t>Miquéias 4.1–2</w:t>
       </w:r>
-      <w:r/>
-    </w:p>
-    <w:p>
-      <w:r/>
-      <w:r>
+      <w:r>
+        <w:rPr>
+          <w:lang w:val="pt_PT" w:bidi="pt_PT"/>
+        </w:rPr>
+      </w:r>
+    </w:p>
+    <w:p>
+      <w:pPr/>
+      <w:r>
+        <w:rPr>
+          <w:lang w:val="pt_PT" w:bidi="pt_PT"/>
+        </w:rPr>
+      </w:r>
+      <w:r>
+        <w:rPr>
+          <w:lang w:val="pt_PT" w:bidi="pt_PT"/>
+        </w:rPr>
         <w:t xml:space="preserve">No futuro (literalmente </w:t>
       </w:r>
       <w:r>
         <w:rPr>
           <w:i/>
+          <w:lang w:val="pt_PT" w:bidi="pt_PT"/>
         </w:rPr>
         <w:t>nos últimos dias)</w:t>
       </w:r>
       <w:r>
+        <w:rPr>
+          <w:lang w:val="pt_PT" w:bidi="pt_PT"/>
+        </w:rPr>
         <w:t xml:space="preserve">: Deus prometeu agir na história para estabelecer seu reino. • O monte da habitação do Senhor era o Monte Sião em Jerusalém, onde o Templo de Salomão foi construído (veja </w:t>
       </w:r>
       <w:hyperlink r:id="rId69">
         <w:r>
           <w:rPr>
+            <w:lang w:val="pt_PT" w:bidi="pt_PT"/>
+          </w:rPr>
+          <w:rPr>
             <w:color w:val="0000EE"/>
             <w:u w:val="single"/>
           </w:rPr>
@@ -1658,11 +3179,17 @@
         </w:r>
       </w:hyperlink>
       <w:r>
+        <w:rPr>
+          <w:lang w:val="pt_PT" w:bidi="pt_PT"/>
+        </w:rPr>
         <w:t>). Isso lembra o Monte Sinai, o monte de Deus (</w:t>
       </w:r>
       <w:hyperlink r:id="rId70">
         <w:r>
           <w:rPr>
+            <w:lang w:val="pt_PT" w:bidi="pt_PT"/>
+          </w:rPr>
+          <w:rPr>
             <w:color w:val="0000EE"/>
             <w:u w:val="single"/>
           </w:rPr>
@@ -1670,11 +3197,17 @@
         </w:r>
       </w:hyperlink>
       <w:r>
+        <w:rPr>
+          <w:lang w:val="pt_PT" w:bidi="pt_PT"/>
+        </w:rPr>
         <w:t xml:space="preserve">; </w:t>
       </w:r>
       <w:hyperlink r:id="rId71">
         <w:r>
           <w:rPr>
+            <w:lang w:val="pt_PT" w:bidi="pt_PT"/>
+          </w:rPr>
+          <w:rPr>
             <w:color w:val="0000EE"/>
             <w:u w:val="single"/>
           </w:rPr>
@@ -1682,11 +3215,17 @@
         </w:r>
       </w:hyperlink>
       <w:r>
+        <w:rPr>
+          <w:lang w:val="pt_PT" w:bidi="pt_PT"/>
+        </w:rPr>
         <w:t>), onde Deus apareceu. O monte do Senhor tem significado como o lugar onde Deus torna sua identidade conhecida e sua comunhão disponível. • ele nos ensiará o que devemos fazer... seus caminhos: A sabedoria das leis de Deus e o conhecimento de seus caminhos darão vida às nações (</w:t>
       </w:r>
       <w:hyperlink r:id="rId72">
         <w:r>
           <w:rPr>
+            <w:lang w:val="pt_PT" w:bidi="pt_PT"/>
+          </w:rPr>
+          <w:rPr>
             <w:color w:val="0000EE"/>
             <w:u w:val="single"/>
           </w:rPr>
@@ -1694,11 +3233,17 @@
         </w:r>
       </w:hyperlink>
       <w:r>
+        <w:rPr>
+          <w:lang w:val="pt_PT" w:bidi="pt_PT"/>
+        </w:rPr>
         <w:t xml:space="preserve">; </w:t>
       </w:r>
       <w:hyperlink r:id="rId73">
         <w:r>
           <w:rPr>
+            <w:lang w:val="pt_PT" w:bidi="pt_PT"/>
+          </w:rPr>
+          <w:rPr>
             <w:color w:val="0000EE"/>
             <w:u w:val="single"/>
           </w:rPr>
@@ -1706,31 +3251,65 @@
         </w:r>
       </w:hyperlink>
       <w:r>
+        <w:rPr>
+          <w:lang w:val="pt_PT" w:bidi="pt_PT"/>
+        </w:rPr>
         <w:t>).</w:t>
       </w:r>
-      <w:r/>
-      <w:r/>
-    </w:p>
-    <w:p>
-      <w:r/>
+      <w:r>
+        <w:rPr>
+          <w:lang w:val="pt_PT" w:bidi="pt_PT"/>
+        </w:rPr>
+      </w:r>
+      <w:r>
+        <w:rPr>
+          <w:lang w:val="pt_PT" w:bidi="pt_PT"/>
+        </w:rPr>
+      </w:r>
+    </w:p>
+    <w:p>
+      <w:pPr/>
+      <w:r>
+        <w:rPr>
+          <w:lang w:val="pt_PT" w:bidi="pt_PT"/>
+        </w:rPr>
+      </w:r>
     </w:p>
     <w:p>
       <w:pPr>
         <w:pStyle w:val="Heading2"/>
       </w:pPr>
       <w:r>
+        <w:rPr>
+          <w:lang w:val="pt_PT" w:bidi="pt_PT"/>
+        </w:rPr>
         <w:t>Miquéias 4.1–5</w:t>
       </w:r>
-      <w:r/>
-    </w:p>
-    <w:p>
-      <w:r/>
-      <w:r>
+      <w:r>
+        <w:rPr>
+          <w:lang w:val="pt_PT" w:bidi="pt_PT"/>
+        </w:rPr>
+      </w:r>
+    </w:p>
+    <w:p>
+      <w:pPr/>
+      <w:r>
+        <w:rPr>
+          <w:lang w:val="pt_PT" w:bidi="pt_PT"/>
+        </w:rPr>
+      </w:r>
+      <w:r>
+        <w:rPr>
+          <w:lang w:val="pt_PT" w:bidi="pt_PT"/>
+        </w:rPr>
         <w:t>A profecia de Miquéias passa do desespero total para uma explosão de esperança ao expressar a futura exaltação do Monte Sião em Jerusalém. O plano de Deus de abençoar todas as nações (</w:t>
       </w:r>
       <w:hyperlink r:id="rId74">
         <w:r>
           <w:rPr>
+            <w:lang w:val="pt_PT" w:bidi="pt_PT"/>
+          </w:rPr>
+          <w:rPr>
             <w:color w:val="0000EE"/>
             <w:u w:val="single"/>
           </w:rPr>
@@ -1738,11 +3317,17 @@
         </w:r>
       </w:hyperlink>
       <w:r>
+        <w:rPr>
+          <w:lang w:val="pt_PT" w:bidi="pt_PT"/>
+        </w:rPr>
         <w:t>) através dos descendentes de Abraão será realizado quando as nações e o povo do Senhor fluírem para a casa do Senhor... para adorar. Lá (1) eles aprenderão a seguir a lei e os ensinamentos de Deus; (2) a lei e os ensinamentos se espalharão entre as nações à medida que forem levados da casa de Deus; (3) a paz e o bem-estar crescerão entre as nações à medida que elas direcionarem suas energias para propósitos pacíficos e abandonarem a guerra; e (4) as pessoas viverão sem medo, tendo segurança, prosperidade e bênção (</w:t>
       </w:r>
       <w:hyperlink r:id="rId75">
         <w:r>
           <w:rPr>
+            <w:lang w:val="pt_PT" w:bidi="pt_PT"/>
+          </w:rPr>
+          <w:rPr>
             <w:color w:val="0000EE"/>
             <w:u w:val="single"/>
           </w:rPr>
@@ -1750,11 +3335,17 @@
         </w:r>
       </w:hyperlink>
       <w:r>
+        <w:rPr>
+          <w:lang w:val="pt_PT" w:bidi="pt_PT"/>
+        </w:rPr>
         <w:t>). Os ídolos das nações falham com eles, mas o Deus fiel de Israel realiza tudo isso; a prosperidade que ele traz dura por eras infinitas (</w:t>
       </w:r>
       <w:hyperlink r:id="rId76">
         <w:r>
           <w:rPr>
+            <w:lang w:val="pt_PT" w:bidi="pt_PT"/>
+          </w:rPr>
+          <w:rPr>
             <w:color w:val="0000EE"/>
             <w:u w:val="single"/>
           </w:rPr>
@@ -1762,60 +3353,126 @@
         </w:r>
       </w:hyperlink>
       <w:r>
+        <w:rPr>
+          <w:lang w:val="pt_PT" w:bidi="pt_PT"/>
+        </w:rPr>
         <w:t>).</w:t>
       </w:r>
-      <w:r/>
-      <w:r/>
-    </w:p>
-    <w:p>
-      <w:r/>
+      <w:r>
+        <w:rPr>
+          <w:lang w:val="pt_PT" w:bidi="pt_PT"/>
+        </w:rPr>
+      </w:r>
+      <w:r>
+        <w:rPr>
+          <w:lang w:val="pt_PT" w:bidi="pt_PT"/>
+        </w:rPr>
+      </w:r>
+    </w:p>
+    <w:p>
+      <w:pPr/>
+      <w:r>
+        <w:rPr>
+          <w:lang w:val="pt_PT" w:bidi="pt_PT"/>
+        </w:rPr>
+      </w:r>
     </w:p>
     <w:p>
       <w:pPr>
         <w:pStyle w:val="Heading2"/>
       </w:pPr>
       <w:r>
+        <w:rPr>
+          <w:lang w:val="pt_PT" w:bidi="pt_PT"/>
+        </w:rPr>
         <w:t>Miquéias 4.3</w:t>
       </w:r>
-      <w:r/>
-    </w:p>
-    <w:p>
-      <w:r/>
-      <w:r>
+      <w:r>
+        <w:rPr>
+          <w:lang w:val="pt_PT" w:bidi="pt_PT"/>
+        </w:rPr>
+      </w:r>
+    </w:p>
+    <w:p>
+      <w:pPr/>
+      <w:r>
+        <w:rPr>
+          <w:lang w:val="pt_PT" w:bidi="pt_PT"/>
+        </w:rPr>
+      </w:r>
+      <w:r>
+        <w:rPr>
+          <w:lang w:val="pt_PT" w:bidi="pt_PT"/>
+        </w:rPr>
         <w:t xml:space="preserve">O </w:t>
       </w:r>
       <w:r>
         <w:rPr>
           <w:i/>
+          <w:lang w:val="pt_PT" w:bidi="pt_PT"/>
         </w:rPr>
         <w:t>shalom</w:t>
       </w:r>
       <w:r>
+        <w:rPr>
+          <w:lang w:val="pt_PT" w:bidi="pt_PT"/>
+        </w:rPr>
         <w:t xml:space="preserve"> (“bem-estar, paz”) do Senhor cobrirá a terra, e instrumentos de destruição serão usados para atividades pacíficas. Desde seus registros mais antigos, a história antiga é um relato de guerra, da subjugação de um povo por outros povos e nações. A guerra e a violência atingiram um ápice frenético nos reinos assírio e babilônico. • espadas em arados: Implementos de guerra se tornarão ferramentas de produção. Alternativamente, alguns estudiosos acreditam que esta frase significa transformar “espadas em fragmentos de metal”, o que as tornaria inúteis.</w:t>
       </w:r>
-      <w:r/>
-      <w:r/>
-    </w:p>
-    <w:p>
-      <w:r/>
+      <w:r>
+        <w:rPr>
+          <w:lang w:val="pt_PT" w:bidi="pt_PT"/>
+        </w:rPr>
+      </w:r>
+      <w:r>
+        <w:rPr>
+          <w:lang w:val="pt_PT" w:bidi="pt_PT"/>
+        </w:rPr>
+      </w:r>
+    </w:p>
+    <w:p>
+      <w:pPr/>
+      <w:r>
+        <w:rPr>
+          <w:lang w:val="pt_PT" w:bidi="pt_PT"/>
+        </w:rPr>
+      </w:r>
     </w:p>
     <w:p>
       <w:pPr>
         <w:pStyle w:val="Heading2"/>
       </w:pPr>
       <w:r>
+        <w:rPr>
+          <w:lang w:val="pt_PT" w:bidi="pt_PT"/>
+        </w:rPr>
         <w:t>Miquéias 4.4</w:t>
       </w:r>
-      <w:r/>
-    </w:p>
-    <w:p>
-      <w:r/>
-      <w:r>
+      <w:r>
+        <w:rPr>
+          <w:lang w:val="pt_PT" w:bidi="pt_PT"/>
+        </w:rPr>
+      </w:r>
+    </w:p>
+    <w:p>
+      <w:pPr/>
+      <w:r>
+        <w:rPr>
+          <w:lang w:val="pt_PT" w:bidi="pt_PT"/>
+        </w:rPr>
+      </w:r>
+      <w:r>
+        <w:rPr>
+          <w:lang w:val="pt_PT" w:bidi="pt_PT"/>
+        </w:rPr>
         <w:t>Todos estarão livres de inimigos como no tempo de Salomão (</w:t>
       </w:r>
       <w:hyperlink r:id="rId77">
         <w:r>
           <w:rPr>
+            <w:lang w:val="pt_PT" w:bidi="pt_PT"/>
+          </w:rPr>
+          <w:rPr>
             <w:color w:val="0000EE"/>
             <w:u w:val="single"/>
           </w:rPr>
@@ -1823,11 +3480,17 @@
         </w:r>
       </w:hyperlink>
       <w:r>
+        <w:rPr>
+          <w:lang w:val="pt_PT" w:bidi="pt_PT"/>
+        </w:rPr>
         <w:t xml:space="preserve">; cf. </w:t>
       </w:r>
       <w:hyperlink r:id="rId78">
         <w:r>
           <w:rPr>
+            <w:lang w:val="pt_PT" w:bidi="pt_PT"/>
+          </w:rPr>
+          <w:rPr>
             <w:color w:val="0000EE"/>
             <w:u w:val="single"/>
           </w:rPr>
@@ -1835,11 +3498,17 @@
         </w:r>
       </w:hyperlink>
       <w:r>
+        <w:rPr>
+          <w:lang w:val="pt_PT" w:bidi="pt_PT"/>
+        </w:rPr>
         <w:t xml:space="preserve">; </w:t>
       </w:r>
       <w:hyperlink r:id="rId79">
         <w:r>
           <w:rPr>
+            <w:lang w:val="pt_PT" w:bidi="pt_PT"/>
+          </w:rPr>
+          <w:rPr>
             <w:color w:val="0000EE"/>
             <w:u w:val="single"/>
           </w:rPr>
@@ -1847,31 +3516,65 @@
         </w:r>
       </w:hyperlink>
       <w:r>
+        <w:rPr>
+          <w:lang w:val="pt_PT" w:bidi="pt_PT"/>
+        </w:rPr>
         <w:t>). • Os profetas frequentemente descreviam Deus como o Senhor dos Exércitos do céu ou Senhor Todo-Poderoso. Estes títulos militares expressam seu controle sobre o universo e seu poder ilimitado. Os reis guerreiros do antigo Oriente Próximo não eram páreos para o Senhor.</w:t>
       </w:r>
-      <w:r/>
-      <w:r/>
-    </w:p>
-    <w:p>
-      <w:r/>
+      <w:r>
+        <w:rPr>
+          <w:lang w:val="pt_PT" w:bidi="pt_PT"/>
+        </w:rPr>
+      </w:r>
+      <w:r>
+        <w:rPr>
+          <w:lang w:val="pt_PT" w:bidi="pt_PT"/>
+        </w:rPr>
+      </w:r>
+    </w:p>
+    <w:p>
+      <w:pPr/>
+      <w:r>
+        <w:rPr>
+          <w:lang w:val="pt_PT" w:bidi="pt_PT"/>
+        </w:rPr>
+      </w:r>
     </w:p>
     <w:p>
       <w:pPr>
         <w:pStyle w:val="Heading2"/>
       </w:pPr>
       <w:r>
+        <w:rPr>
+          <w:lang w:val="pt_PT" w:bidi="pt_PT"/>
+        </w:rPr>
         <w:t>Miquéias 4.6–7</w:t>
       </w:r>
-      <w:r/>
-    </w:p>
-    <w:p>
-      <w:r/>
-      <w:r>
+      <w:r>
+        <w:rPr>
+          <w:lang w:val="pt_PT" w:bidi="pt_PT"/>
+        </w:rPr>
+      </w:r>
+    </w:p>
+    <w:p>
+      <w:pPr/>
+      <w:r>
+        <w:rPr>
+          <w:lang w:val="pt_PT" w:bidi="pt_PT"/>
+        </w:rPr>
+      </w:r>
+      <w:r>
+        <w:rPr>
+          <w:lang w:val="pt_PT" w:bidi="pt_PT"/>
+        </w:rPr>
         <w:t>Normalmente, os remanescentes de cidades destruídas no antigo Oriente Próximo ficavam perdidos ou eram assimilados. Quando o remanescente de Israel fosse resgatado, ele se tornaria a fundação do novo povo do Senhor (</w:t>
       </w:r>
       <w:hyperlink r:id="rId80">
         <w:r>
           <w:rPr>
+            <w:lang w:val="pt_PT" w:bidi="pt_PT"/>
+          </w:rPr>
+          <w:rPr>
             <w:color w:val="0000EE"/>
             <w:u w:val="single"/>
           </w:rPr>
@@ -1879,11 +3582,17 @@
         </w:r>
       </w:hyperlink>
       <w:r>
+        <w:rPr>
+          <w:lang w:val="pt_PT" w:bidi="pt_PT"/>
+        </w:rPr>
         <w:t xml:space="preserve">; </w:t>
       </w:r>
       <w:hyperlink r:id="rId81">
         <w:r>
           <w:rPr>
+            <w:lang w:val="pt_PT" w:bidi="pt_PT"/>
+          </w:rPr>
+          <w:rPr>
             <w:color w:val="0000EE"/>
             <w:u w:val="single"/>
           </w:rPr>
@@ -1891,11 +3600,17 @@
         </w:r>
       </w:hyperlink>
       <w:r>
+        <w:rPr>
+          <w:lang w:val="pt_PT" w:bidi="pt_PT"/>
+        </w:rPr>
         <w:t xml:space="preserve">; </w:t>
       </w:r>
       <w:hyperlink r:id="rId82">
         <w:r>
           <w:rPr>
+            <w:lang w:val="pt_PT" w:bidi="pt_PT"/>
+          </w:rPr>
+          <w:rPr>
             <w:color w:val="0000EE"/>
             <w:u w:val="single"/>
           </w:rPr>
@@ -1903,11 +3618,17 @@
         </w:r>
       </w:hyperlink>
       <w:r>
+        <w:rPr>
+          <w:lang w:val="pt_PT" w:bidi="pt_PT"/>
+        </w:rPr>
         <w:t xml:space="preserve">; </w:t>
       </w:r>
       <w:hyperlink r:id="rId83">
         <w:r>
           <w:rPr>
+            <w:lang w:val="pt_PT" w:bidi="pt_PT"/>
+          </w:rPr>
+          <w:rPr>
             <w:color w:val="0000EE"/>
             <w:u w:val="single"/>
           </w:rPr>
@@ -1915,11 +3636,17 @@
         </w:r>
       </w:hyperlink>
       <w:r>
+        <w:rPr>
+          <w:lang w:val="pt_PT" w:bidi="pt_PT"/>
+        </w:rPr>
         <w:t xml:space="preserve">; </w:t>
       </w:r>
       <w:hyperlink r:id="rId84">
         <w:r>
           <w:rPr>
+            <w:lang w:val="pt_PT" w:bidi="pt_PT"/>
+          </w:rPr>
+          <w:rPr>
             <w:color w:val="0000EE"/>
             <w:u w:val="single"/>
           </w:rPr>
@@ -1927,11 +3654,17 @@
         </w:r>
       </w:hyperlink>
       <w:r>
+        <w:rPr>
+          <w:lang w:val="pt_PT" w:bidi="pt_PT"/>
+        </w:rPr>
         <w:t xml:space="preserve">; veja </w:t>
       </w:r>
       <w:hyperlink r:id="rId85">
         <w:r>
           <w:rPr>
+            <w:lang w:val="pt_PT" w:bidi="pt_PT"/>
+          </w:rPr>
+          <w:rPr>
             <w:color w:val="0000EE"/>
             <w:u w:val="single"/>
           </w:rPr>
@@ -1939,11 +3672,17 @@
         </w:r>
       </w:hyperlink>
       <w:r>
+        <w:rPr>
+          <w:lang w:val="pt_PT" w:bidi="pt_PT"/>
+        </w:rPr>
         <w:t xml:space="preserve">; </w:t>
       </w:r>
       <w:hyperlink r:id="rId86">
         <w:r>
           <w:rPr>
+            <w:lang w:val="pt_PT" w:bidi="pt_PT"/>
+          </w:rPr>
+          <w:rPr>
             <w:color w:val="0000EE"/>
             <w:u w:val="single"/>
           </w:rPr>
@@ -1951,31 +3690,65 @@
         </w:r>
       </w:hyperlink>
       <w:r>
+        <w:rPr>
+          <w:lang w:val="pt_PT" w:bidi="pt_PT"/>
+        </w:rPr>
         <w:t>).</w:t>
       </w:r>
-      <w:r/>
-      <w:r/>
-    </w:p>
-    <w:p>
-      <w:r/>
+      <w:r>
+        <w:rPr>
+          <w:lang w:val="pt_PT" w:bidi="pt_PT"/>
+        </w:rPr>
+      </w:r>
+      <w:r>
+        <w:rPr>
+          <w:lang w:val="pt_PT" w:bidi="pt_PT"/>
+        </w:rPr>
+      </w:r>
+    </w:p>
+    <w:p>
+      <w:pPr/>
+      <w:r>
+        <w:rPr>
+          <w:lang w:val="pt_PT" w:bidi="pt_PT"/>
+        </w:rPr>
+      </w:r>
     </w:p>
     <w:p>
       <w:pPr>
         <w:pStyle w:val="Heading2"/>
       </w:pPr>
       <w:r>
+        <w:rPr>
+          <w:lang w:val="pt_PT" w:bidi="pt_PT"/>
+        </w:rPr>
         <w:t>Miquéias 4.8</w:t>
       </w:r>
-      <w:r/>
-    </w:p>
-    <w:p>
-      <w:r/>
-      <w:r>
+      <w:r>
+        <w:rPr>
+          <w:lang w:val="pt_PT" w:bidi="pt_PT"/>
+        </w:rPr>
+      </w:r>
+    </w:p>
+    <w:p>
+      <w:pPr/>
+      <w:r>
+        <w:rPr>
+          <w:lang w:val="pt_PT" w:bidi="pt_PT"/>
+        </w:rPr>
+      </w:r>
+      <w:r>
+        <w:rPr>
+          <w:lang w:val="pt_PT" w:bidi="pt_PT"/>
+        </w:rPr>
         <w:t xml:space="preserve">E Jerusalém: Jerusalém era uma cidade capital real fortificada com uma torre de vigia para a defesa e segurança de seu povo. • A realeza será restaurada: cf. </w:t>
       </w:r>
       <w:hyperlink r:id="rId87">
         <w:r>
           <w:rPr>
+            <w:lang w:val="pt_PT" w:bidi="pt_PT"/>
+          </w:rPr>
+          <w:rPr>
             <w:color w:val="0000EE"/>
             <w:u w:val="single"/>
           </w:rPr>
@@ -1983,11 +3756,17 @@
         </w:r>
       </w:hyperlink>
       <w:r>
+        <w:rPr>
+          <w:lang w:val="pt_PT" w:bidi="pt_PT"/>
+        </w:rPr>
         <w:t xml:space="preserve">; veja </w:t>
       </w:r>
       <w:hyperlink r:id="rId88">
         <w:r>
           <w:rPr>
+            <w:lang w:val="pt_PT" w:bidi="pt_PT"/>
+          </w:rPr>
+          <w:rPr>
             <w:color w:val="0000EE"/>
             <w:u w:val="single"/>
           </w:rPr>
@@ -1995,31 +3774,65 @@
         </w:r>
       </w:hyperlink>
       <w:r>
+        <w:rPr>
+          <w:lang w:val="pt_PT" w:bidi="pt_PT"/>
+        </w:rPr>
         <w:t>.</w:t>
       </w:r>
-      <w:r/>
-      <w:r/>
-    </w:p>
-    <w:p>
-      <w:r/>
+      <w:r>
+        <w:rPr>
+          <w:lang w:val="pt_PT" w:bidi="pt_PT"/>
+        </w:rPr>
+      </w:r>
+      <w:r>
+        <w:rPr>
+          <w:lang w:val="pt_PT" w:bidi="pt_PT"/>
+        </w:rPr>
+      </w:r>
+    </w:p>
+    <w:p>
+      <w:pPr/>
+      <w:r>
+        <w:rPr>
+          <w:lang w:val="pt_PT" w:bidi="pt_PT"/>
+        </w:rPr>
+      </w:r>
     </w:p>
     <w:p>
       <w:pPr>
         <w:pStyle w:val="Heading2"/>
       </w:pPr>
       <w:r>
+        <w:rPr>
+          <w:lang w:val="pt_PT" w:bidi="pt_PT"/>
+        </w:rPr>
         <w:t>Miquéias 4.9</w:t>
       </w:r>
-      <w:r/>
-    </w:p>
-    <w:p>
-      <w:r/>
-      <w:r>
+      <w:r>
+        <w:rPr>
+          <w:lang w:val="pt_PT" w:bidi="pt_PT"/>
+        </w:rPr>
+      </w:r>
+    </w:p>
+    <w:p>
+      <w:pPr/>
+      <w:r>
+        <w:rPr>
+          <w:lang w:val="pt_PT" w:bidi="pt_PT"/>
+        </w:rPr>
+      </w:r>
+      <w:r>
+        <w:rPr>
+          <w:lang w:val="pt_PT" w:bidi="pt_PT"/>
+        </w:rPr>
         <w:t>O rei de Israel e as pessoas sábias deveriam fornecer liderança e incorporar as instruções e a aliança do Senhor em suas vidas (</w:t>
       </w:r>
       <w:hyperlink r:id="rId89">
         <w:r>
           <w:rPr>
+            <w:lang w:val="pt_PT" w:bidi="pt_PT"/>
+          </w:rPr>
+          <w:rPr>
             <w:color w:val="0000EE"/>
             <w:u w:val="single"/>
           </w:rPr>
@@ -2027,11 +3840,17 @@
         </w:r>
       </w:hyperlink>
       <w:r>
+        <w:rPr>
+          <w:lang w:val="pt_PT" w:bidi="pt_PT"/>
+        </w:rPr>
         <w:t xml:space="preserve">). Agora, no entanto, o povo ficaria sem liderança piedosa (cf. </w:t>
       </w:r>
       <w:hyperlink r:id="rId90">
         <w:r>
           <w:rPr>
+            <w:lang w:val="pt_PT" w:bidi="pt_PT"/>
+          </w:rPr>
+          <w:rPr>
             <w:color w:val="0000EE"/>
             <w:u w:val="single"/>
           </w:rPr>
@@ -2039,11 +3858,17 @@
         </w:r>
       </w:hyperlink>
       <w:r>
+        <w:rPr>
+          <w:lang w:val="pt_PT" w:bidi="pt_PT"/>
+        </w:rPr>
         <w:t xml:space="preserve">; </w:t>
       </w:r>
       <w:hyperlink r:id="rId91">
         <w:r>
           <w:rPr>
+            <w:lang w:val="pt_PT" w:bidi="pt_PT"/>
+          </w:rPr>
+          <w:rPr>
             <w:color w:val="0000EE"/>
             <w:u w:val="single"/>
           </w:rPr>
@@ -2051,11 +3876,17 @@
         </w:r>
       </w:hyperlink>
       <w:r>
+        <w:rPr>
+          <w:lang w:val="pt_PT" w:bidi="pt_PT"/>
+        </w:rPr>
         <w:t xml:space="preserve">; </w:t>
       </w:r>
       <w:hyperlink r:id="rId92">
         <w:r>
           <w:rPr>
+            <w:lang w:val="pt_PT" w:bidi="pt_PT"/>
+          </w:rPr>
+          <w:rPr>
             <w:color w:val="0000EE"/>
             <w:u w:val="single"/>
           </w:rPr>
@@ -2063,31 +3894,65 @@
         </w:r>
       </w:hyperlink>
       <w:r>
+        <w:rPr>
+          <w:lang w:val="pt_PT" w:bidi="pt_PT"/>
+        </w:rPr>
         <w:t>).</w:t>
       </w:r>
-      <w:r/>
-      <w:r/>
-    </w:p>
-    <w:p>
-      <w:r/>
+      <w:r>
+        <w:rPr>
+          <w:lang w:val="pt_PT" w:bidi="pt_PT"/>
+        </w:rPr>
+      </w:r>
+      <w:r>
+        <w:rPr>
+          <w:lang w:val="pt_PT" w:bidi="pt_PT"/>
+        </w:rPr>
+      </w:r>
+    </w:p>
+    <w:p>
+      <w:pPr/>
+      <w:r>
+        <w:rPr>
+          <w:lang w:val="pt_PT" w:bidi="pt_PT"/>
+        </w:rPr>
+      </w:r>
     </w:p>
     <w:p>
       <w:pPr>
         <w:pStyle w:val="Heading2"/>
       </w:pPr>
       <w:r>
+        <w:rPr>
+          <w:lang w:val="pt_PT" w:bidi="pt_PT"/>
+        </w:rPr>
         <w:t>Miquéias 4.10</w:t>
       </w:r>
-      <w:r/>
-    </w:p>
-    <w:p>
-      <w:r/>
-      <w:r>
+      <w:r>
+        <w:rPr>
+          <w:lang w:val="pt_PT" w:bidi="pt_PT"/>
+        </w:rPr>
+      </w:r>
+    </w:p>
+    <w:p>
+      <w:pPr/>
+      <w:r>
+        <w:rPr>
+          <w:lang w:val="pt_PT" w:bidi="pt_PT"/>
+        </w:rPr>
+      </w:r>
+      <w:r>
+        <w:rPr>
+          <w:lang w:val="pt_PT" w:bidi="pt_PT"/>
+        </w:rPr>
         <w:t>A distante Babilônia ficava a cerca de 1.000 milhas (1.700 quilômetros) de Jerusalém; não podia ser alcançada atravessando o deserto oriental árido. • O resgate da morte certa na Babilônia vindo do Senhor superaria sua saída do Egito. Eles foram formados no ventre do sofrimento e aguardavam um renascimento promissor (</w:t>
       </w:r>
       <w:hyperlink r:id="rId93">
         <w:r>
           <w:rPr>
+            <w:lang w:val="pt_PT" w:bidi="pt_PT"/>
+          </w:rPr>
+          <w:rPr>
             <w:color w:val="0000EE"/>
             <w:u w:val="single"/>
           </w:rPr>
@@ -2095,11 +3960,17 @@
         </w:r>
       </w:hyperlink>
       <w:r>
+        <w:rPr>
+          <w:lang w:val="pt_PT" w:bidi="pt_PT"/>
+        </w:rPr>
         <w:t xml:space="preserve">; cf. </w:t>
       </w:r>
       <w:hyperlink r:id="rId94">
         <w:r>
           <w:rPr>
+            <w:lang w:val="pt_PT" w:bidi="pt_PT"/>
+          </w:rPr>
+          <w:rPr>
             <w:color w:val="0000EE"/>
             <w:u w:val="single"/>
           </w:rPr>
@@ -2107,31 +3978,65 @@
         </w:r>
       </w:hyperlink>
       <w:r>
+        <w:rPr>
+          <w:lang w:val="pt_PT" w:bidi="pt_PT"/>
+        </w:rPr>
         <w:t>). • Para Miquéias, Babilônia representava o conceito de exílio. No tempo de Miquéias (final dos anos 700 e início dos anos 600 a.C.), não havia sequer um sussurro de um império babilônico substituindo os assírios. Mas Miquéias estava falando por Deus, que conhece o futuro.</w:t>
       </w:r>
-      <w:r/>
-      <w:r/>
-    </w:p>
-    <w:p>
-      <w:r/>
+      <w:r>
+        <w:rPr>
+          <w:lang w:val="pt_PT" w:bidi="pt_PT"/>
+        </w:rPr>
+      </w:r>
+      <w:r>
+        <w:rPr>
+          <w:lang w:val="pt_PT" w:bidi="pt_PT"/>
+        </w:rPr>
+      </w:r>
+    </w:p>
+    <w:p>
+      <w:pPr/>
+      <w:r>
+        <w:rPr>
+          <w:lang w:val="pt_PT" w:bidi="pt_PT"/>
+        </w:rPr>
+      </w:r>
     </w:p>
     <w:p>
       <w:pPr>
         <w:pStyle w:val="Heading2"/>
       </w:pPr>
       <w:r>
+        <w:rPr>
+          <w:lang w:val="pt_PT" w:bidi="pt_PT"/>
+        </w:rPr>
         <w:t>Miquéias 4.11–13</w:t>
       </w:r>
-      <w:r/>
-    </w:p>
-    <w:p>
-      <w:r/>
-      <w:r>
+      <w:r>
+        <w:rPr>
+          <w:lang w:val="pt_PT" w:bidi="pt_PT"/>
+        </w:rPr>
+      </w:r>
+    </w:p>
+    <w:p>
+      <w:pPr/>
+      <w:r>
+        <w:rPr>
+          <w:lang w:val="pt_PT" w:bidi="pt_PT"/>
+        </w:rPr>
+      </w:r>
+      <w:r>
+        <w:rPr>
+          <w:lang w:val="pt_PT" w:bidi="pt_PT"/>
+        </w:rPr>
         <w:t xml:space="preserve">se reuniram para atacar: Embora esteja intimamente ligado ao ataque histórico da Babilônia contra Jerusalém em 588–586 a.C., este oráculo também se refere a um futuro em que a idealizada e restaurada Jerusalém de </w:t>
       </w:r>
       <w:hyperlink r:id="rId95">
         <w:r>
           <w:rPr>
+            <w:lang w:val="pt_PT" w:bidi="pt_PT"/>
+          </w:rPr>
+          <w:rPr>
             <w:color w:val="0000EE"/>
             <w:u w:val="single"/>
           </w:rPr>
@@ -2139,11 +4044,17 @@
         </w:r>
       </w:hyperlink>
       <w:r>
+        <w:rPr>
+          <w:lang w:val="pt_PT" w:bidi="pt_PT"/>
+        </w:rPr>
         <w:t xml:space="preserve"> será atacada (cf. </w:t>
       </w:r>
       <w:hyperlink r:id="rId96">
         <w:r>
           <w:rPr>
+            <w:lang w:val="pt_PT" w:bidi="pt_PT"/>
+          </w:rPr>
+          <w:rPr>
             <w:color w:val="0000EE"/>
             <w:u w:val="single"/>
           </w:rPr>
@@ -2151,31 +4062,65 @@
         </w:r>
       </w:hyperlink>
       <w:r>
+        <w:rPr>
+          <w:lang w:val="pt_PT" w:bidi="pt_PT"/>
+        </w:rPr>
         <w:t>).</w:t>
       </w:r>
-      <w:r/>
-      <w:r/>
-    </w:p>
-    <w:p>
-      <w:r/>
+      <w:r>
+        <w:rPr>
+          <w:lang w:val="pt_PT" w:bidi="pt_PT"/>
+        </w:rPr>
+      </w:r>
+      <w:r>
+        <w:rPr>
+          <w:lang w:val="pt_PT" w:bidi="pt_PT"/>
+        </w:rPr>
+      </w:r>
+    </w:p>
+    <w:p>
+      <w:pPr/>
+      <w:r>
+        <w:rPr>
+          <w:lang w:val="pt_PT" w:bidi="pt_PT"/>
+        </w:rPr>
+      </w:r>
     </w:p>
     <w:p>
       <w:pPr>
         <w:pStyle w:val="Heading2"/>
       </w:pPr>
       <w:r>
+        <w:rPr>
+          <w:lang w:val="pt_PT" w:bidi="pt_PT"/>
+        </w:rPr>
         <w:t>Miquéias 4.12</w:t>
       </w:r>
-      <w:r/>
-    </w:p>
-    <w:p>
-      <w:r/>
-      <w:r>
+      <w:r>
+        <w:rPr>
+          <w:lang w:val="pt_PT" w:bidi="pt_PT"/>
+        </w:rPr>
+      </w:r>
+    </w:p>
+    <w:p>
+      <w:pPr/>
+      <w:r>
+        <w:rPr>
+          <w:lang w:val="pt_PT" w:bidi="pt_PT"/>
+        </w:rPr>
+      </w:r>
+      <w:r>
+        <w:rPr>
+          <w:lang w:val="pt_PT" w:bidi="pt_PT"/>
+        </w:rPr>
         <w:t>Deus revela seus planos aos seus servos (</w:t>
       </w:r>
       <w:hyperlink r:id="rId97">
         <w:r>
           <w:rPr>
+            <w:lang w:val="pt_PT" w:bidi="pt_PT"/>
+          </w:rPr>
+          <w:rPr>
             <w:color w:val="0000EE"/>
             <w:u w:val="single"/>
           </w:rPr>
@@ -2183,11 +4128,17 @@
         </w:r>
       </w:hyperlink>
       <w:r>
+        <w:rPr>
+          <w:lang w:val="pt_PT" w:bidi="pt_PT"/>
+        </w:rPr>
         <w:t xml:space="preserve">; </w:t>
       </w:r>
       <w:hyperlink r:id="rId98">
         <w:r>
           <w:rPr>
+            <w:lang w:val="pt_PT" w:bidi="pt_PT"/>
+          </w:rPr>
+          <w:rPr>
             <w:color w:val="0000EE"/>
             <w:u w:val="single"/>
           </w:rPr>
@@ -2195,11 +4146,17 @@
         </w:r>
       </w:hyperlink>
       <w:r>
+        <w:rPr>
+          <w:lang w:val="pt_PT" w:bidi="pt_PT"/>
+        </w:rPr>
         <w:t>), mas as nações não sabem — elas não têm acesso aos grandes planos de Deus ou à sua atividade nos bastidores em favor de seu povo. As esperanças e planos das nações ao redor de Israel eram em vão — os planos do Senhor para seu povo único prevalecerão, e ele governará as nações (</w:t>
       </w:r>
       <w:hyperlink r:id="rId99">
         <w:r>
           <w:rPr>
+            <w:lang w:val="pt_PT" w:bidi="pt_PT"/>
+          </w:rPr>
+          <w:rPr>
             <w:color w:val="0000EE"/>
             <w:u w:val="single"/>
           </w:rPr>
@@ -2207,11 +4164,17 @@
         </w:r>
       </w:hyperlink>
       <w:r>
+        <w:rPr>
+          <w:lang w:val="pt_PT" w:bidi="pt_PT"/>
+        </w:rPr>
         <w:t xml:space="preserve">; </w:t>
       </w:r>
       <w:hyperlink r:id="rId100">
         <w:r>
           <w:rPr>
+            <w:lang w:val="pt_PT" w:bidi="pt_PT"/>
+          </w:rPr>
+          <w:rPr>
             <w:color w:val="0000EE"/>
             <w:u w:val="single"/>
           </w:rPr>
@@ -2219,11 +4182,17 @@
         </w:r>
       </w:hyperlink>
       <w:r>
+        <w:rPr>
+          <w:lang w:val="pt_PT" w:bidi="pt_PT"/>
+        </w:rPr>
         <w:t xml:space="preserve">; </w:t>
       </w:r>
       <w:hyperlink r:id="rId101">
         <w:r>
           <w:rPr>
+            <w:lang w:val="pt_PT" w:bidi="pt_PT"/>
+          </w:rPr>
+          <w:rPr>
             <w:color w:val="0000EE"/>
             <w:u w:val="single"/>
           </w:rPr>
@@ -2231,11 +4200,17 @@
         </w:r>
       </w:hyperlink>
       <w:r>
+        <w:rPr>
+          <w:lang w:val="pt_PT" w:bidi="pt_PT"/>
+        </w:rPr>
         <w:t xml:space="preserve">; </w:t>
       </w:r>
       <w:hyperlink r:id="rId102">
         <w:r>
           <w:rPr>
+            <w:lang w:val="pt_PT" w:bidi="pt_PT"/>
+          </w:rPr>
+          <w:rPr>
             <w:color w:val="0000EE"/>
             <w:u w:val="single"/>
           </w:rPr>
@@ -2243,11 +4218,17 @@
         </w:r>
       </w:hyperlink>
       <w:r>
+        <w:rPr>
+          <w:lang w:val="pt_PT" w:bidi="pt_PT"/>
+        </w:rPr>
         <w:t xml:space="preserve">; </w:t>
       </w:r>
       <w:hyperlink r:id="rId103">
         <w:r>
           <w:rPr>
+            <w:lang w:val="pt_PT" w:bidi="pt_PT"/>
+          </w:rPr>
+          <w:rPr>
             <w:color w:val="0000EE"/>
             <w:u w:val="single"/>
           </w:rPr>
@@ -2255,20 +4236,30 @@
         </w:r>
       </w:hyperlink>
       <w:r>
+        <w:rPr>
+          <w:lang w:val="pt_PT" w:bidi="pt_PT"/>
+        </w:rPr>
         <w:t>). • Na eira</w:t>
       </w:r>
       <w:r>
         <w:rPr>
           <w:i/>
+          <w:lang w:val="pt_PT" w:bidi="pt_PT"/>
         </w:rPr>
         <w:t>,</w:t>
       </w:r>
       <w:r>
+        <w:rPr>
+          <w:lang w:val="pt_PT" w:bidi="pt_PT"/>
+        </w:rPr>
         <w:t xml:space="preserve"> o grão era batido e pisoteado para separá-lo da palha. Assim também, as nações serão esmagadas (</w:t>
       </w:r>
       <w:hyperlink r:id="rId104">
         <w:r>
           <w:rPr>
+            <w:lang w:val="pt_PT" w:bidi="pt_PT"/>
+          </w:rPr>
+          <w:rPr>
             <w:color w:val="0000EE"/>
             <w:u w:val="single"/>
           </w:rPr>
@@ -2276,31 +4267,65 @@
         </w:r>
       </w:hyperlink>
       <w:r>
+        <w:rPr>
+          <w:lang w:val="pt_PT" w:bidi="pt_PT"/>
+        </w:rPr>
         <w:t>).</w:t>
       </w:r>
-      <w:r/>
-      <w:r/>
-    </w:p>
-    <w:p>
-      <w:r/>
+      <w:r>
+        <w:rPr>
+          <w:lang w:val="pt_PT" w:bidi="pt_PT"/>
+        </w:rPr>
+      </w:r>
+      <w:r>
+        <w:rPr>
+          <w:lang w:val="pt_PT" w:bidi="pt_PT"/>
+        </w:rPr>
+      </w:r>
+    </w:p>
+    <w:p>
+      <w:pPr/>
+      <w:r>
+        <w:rPr>
+          <w:lang w:val="pt_PT" w:bidi="pt_PT"/>
+        </w:rPr>
+      </w:r>
     </w:p>
     <w:p>
       <w:pPr>
         <w:pStyle w:val="Heading2"/>
       </w:pPr>
       <w:r>
+        <w:rPr>
+          <w:lang w:val="pt_PT" w:bidi="pt_PT"/>
+        </w:rPr>
         <w:t>Miquéias 4.13</w:t>
       </w:r>
-      <w:r/>
-    </w:p>
-    <w:p>
-      <w:r/>
-      <w:r>
+      <w:r>
+        <w:rPr>
+          <w:lang w:val="pt_PT" w:bidi="pt_PT"/>
+        </w:rPr>
+      </w:r>
+    </w:p>
+    <w:p>
+      <w:pPr/>
+      <w:r>
+        <w:rPr>
+          <w:lang w:val="pt_PT" w:bidi="pt_PT"/>
+        </w:rPr>
+      </w:r>
+      <w:r>
+        <w:rPr>
+          <w:lang w:val="pt_PT" w:bidi="pt_PT"/>
+        </w:rPr>
         <w:t>Os chifres e cascos de touros e cavalos simbolizam força, assim como o ferro e o bronze. Ferraduras de metal podem ter sido usadas nos pés dos animais que pisavam o grão. Deus fortalecerá Seu povo para derrotar seus inimigos. • riquezas roubadas: Muitas nações acumularam riquezas por meios injustos (guerra, pilhagem, tributos opressivos, trabalho forçado e recrutamento). O Senhor de toda a terra possuía toda essa riqueza desde o início (</w:t>
       </w:r>
       <w:hyperlink r:id="rId105">
         <w:r>
           <w:rPr>
+            <w:lang w:val="pt_PT" w:bidi="pt_PT"/>
+          </w:rPr>
+          <w:rPr>
             <w:color w:val="0000EE"/>
             <w:u w:val="single"/>
           </w:rPr>
@@ -2308,11 +4333,17 @@
         </w:r>
       </w:hyperlink>
       <w:r>
+        <w:rPr>
+          <w:lang w:val="pt_PT" w:bidi="pt_PT"/>
+        </w:rPr>
         <w:t xml:space="preserve">). • Vocês... oferecerão: O termo hebraico (kharam, “dedicar”) refere-se aos despojos de guerra que eram dedicados, ou separados, como sagrados ao Senhor (veja </w:t>
       </w:r>
       <w:hyperlink r:id="rId106">
         <w:r>
           <w:rPr>
+            <w:lang w:val="pt_PT" w:bidi="pt_PT"/>
+          </w:rPr>
+          <w:rPr>
             <w:color w:val="0000EE"/>
             <w:u w:val="single"/>
           </w:rPr>
@@ -2320,31 +4351,65 @@
         </w:r>
       </w:hyperlink>
       <w:r>
+        <w:rPr>
+          <w:lang w:val="pt_PT" w:bidi="pt_PT"/>
+        </w:rPr>
         <w:t>).</w:t>
       </w:r>
-      <w:r/>
-      <w:r/>
-    </w:p>
-    <w:p>
-      <w:r/>
+      <w:r>
+        <w:rPr>
+          <w:lang w:val="pt_PT" w:bidi="pt_PT"/>
+        </w:rPr>
+      </w:r>
+      <w:r>
+        <w:rPr>
+          <w:lang w:val="pt_PT" w:bidi="pt_PT"/>
+        </w:rPr>
+      </w:r>
+    </w:p>
+    <w:p>
+      <w:pPr/>
+      <w:r>
+        <w:rPr>
+          <w:lang w:val="pt_PT" w:bidi="pt_PT"/>
+        </w:rPr>
+      </w:r>
     </w:p>
     <w:p>
       <w:pPr>
         <w:pStyle w:val="Heading2"/>
       </w:pPr>
       <w:r>
+        <w:rPr>
+          <w:lang w:val="pt_PT" w:bidi="pt_PT"/>
+        </w:rPr>
         <w:t>Miquéias 5.1</w:t>
       </w:r>
-      <w:r/>
-    </w:p>
-    <w:p>
-      <w:r/>
-      <w:r>
+      <w:r>
+        <w:rPr>
+          <w:lang w:val="pt_PT" w:bidi="pt_PT"/>
+        </w:rPr>
+      </w:r>
+    </w:p>
+    <w:p>
+      <w:pPr/>
+      <w:r>
+        <w:rPr>
+          <w:lang w:val="pt_PT" w:bidi="pt_PT"/>
+        </w:rPr>
+      </w:r>
+      <w:r>
+        <w:rPr>
+          <w:lang w:val="pt_PT" w:bidi="pt_PT"/>
+        </w:rPr>
         <w:t xml:space="preserve">O líder de Israel foi derrotado pelos assírios (cf. </w:t>
       </w:r>
       <w:hyperlink r:id="rId107">
         <w:r>
           <w:rPr>
+            <w:lang w:val="pt_PT" w:bidi="pt_PT"/>
+          </w:rPr>
+          <w:rPr>
             <w:color w:val="0000EE"/>
             <w:u w:val="single"/>
           </w:rPr>
@@ -2352,11 +4417,17 @@
         </w:r>
       </w:hyperlink>
       <w:r>
+        <w:rPr>
+          <w:lang w:val="pt_PT" w:bidi="pt_PT"/>
+        </w:rPr>
         <w:t xml:space="preserve">). Golpear uma pessoa com uma vara expressava desprezo (cf. </w:t>
       </w:r>
       <w:hyperlink r:id="rId108">
         <w:r>
           <w:rPr>
+            <w:lang w:val="pt_PT" w:bidi="pt_PT"/>
+          </w:rPr>
+          <w:rPr>
             <w:color w:val="0000EE"/>
             <w:u w:val="single"/>
           </w:rPr>
@@ -2364,31 +4435,65 @@
         </w:r>
       </w:hyperlink>
       <w:r>
+        <w:rPr>
+          <w:lang w:val="pt_PT" w:bidi="pt_PT"/>
+        </w:rPr>
         <w:t>).</w:t>
       </w:r>
-      <w:r/>
-      <w:r/>
-    </w:p>
-    <w:p>
-      <w:r/>
+      <w:r>
+        <w:rPr>
+          <w:lang w:val="pt_PT" w:bidi="pt_PT"/>
+        </w:rPr>
+      </w:r>
+      <w:r>
+        <w:rPr>
+          <w:lang w:val="pt_PT" w:bidi="pt_PT"/>
+        </w:rPr>
+      </w:r>
+    </w:p>
+    <w:p>
+      <w:pPr/>
+      <w:r>
+        <w:rPr>
+          <w:lang w:val="pt_PT" w:bidi="pt_PT"/>
+        </w:rPr>
+      </w:r>
     </w:p>
     <w:p>
       <w:pPr>
         <w:pStyle w:val="Heading2"/>
       </w:pPr>
       <w:r>
+        <w:rPr>
+          <w:lang w:val="pt_PT" w:bidi="pt_PT"/>
+        </w:rPr>
         <w:t>Miquéias 5.1–15</w:t>
       </w:r>
-      <w:r/>
-    </w:p>
-    <w:p>
-      <w:r/>
-      <w:r>
+      <w:r>
+        <w:rPr>
+          <w:lang w:val="pt_PT" w:bidi="pt_PT"/>
+        </w:rPr>
+      </w:r>
+    </w:p>
+    <w:p>
+      <w:pPr/>
+      <w:r>
+        <w:rPr>
+          <w:lang w:val="pt_PT" w:bidi="pt_PT"/>
+        </w:rPr>
+      </w:r>
+      <w:r>
+        <w:rPr>
+          <w:lang w:val="pt_PT" w:bidi="pt_PT"/>
+        </w:rPr>
         <w:t>Esta seção convoca Israel a se preparar para o ataque feroz do inimigo de Israel, a Assíria (</w:t>
       </w:r>
       <w:hyperlink r:id="rId109">
         <w:r>
           <w:rPr>
+            <w:lang w:val="pt_PT" w:bidi="pt_PT"/>
+          </w:rPr>
+          <w:rPr>
             <w:color w:val="0000EE"/>
             <w:u w:val="single"/>
           </w:rPr>
@@ -2396,11 +4501,17 @@
         </w:r>
       </w:hyperlink>
       <w:r>
+        <w:rPr>
+          <w:lang w:val="pt_PT" w:bidi="pt_PT"/>
+        </w:rPr>
         <w:t>). Este cerco de terror, morte e destruição não aniquilará Israel, pois Deus trará um governante (</w:t>
       </w:r>
       <w:hyperlink r:id="rId110">
         <w:r>
           <w:rPr>
+            <w:lang w:val="pt_PT" w:bidi="pt_PT"/>
+          </w:rPr>
+          <w:rPr>
             <w:color w:val="0000EE"/>
             <w:u w:val="single"/>
           </w:rPr>
@@ -2408,11 +4519,17 @@
         </w:r>
       </w:hyperlink>
       <w:r>
+        <w:rPr>
+          <w:lang w:val="pt_PT" w:bidi="pt_PT"/>
+        </w:rPr>
         <w:t>) para liderar seu povo de volta do exílio. A preservação e purificação do remanescente por Deus (</w:t>
       </w:r>
       <w:hyperlink r:id="rId111">
         <w:r>
           <w:rPr>
+            <w:lang w:val="pt_PT" w:bidi="pt_PT"/>
+          </w:rPr>
+          <w:rPr>
             <w:color w:val="0000EE"/>
             <w:u w:val="single"/>
           </w:rPr>
@@ -2420,31 +4537,65 @@
         </w:r>
       </w:hyperlink>
       <w:r>
+        <w:rPr>
+          <w:lang w:val="pt_PT" w:bidi="pt_PT"/>
+        </w:rPr>
         <w:t>) completará sua restauração como o povo vitorioso de Deus.</w:t>
       </w:r>
-      <w:r/>
-      <w:r/>
-    </w:p>
-    <w:p>
-      <w:r/>
+      <w:r>
+        <w:rPr>
+          <w:lang w:val="pt_PT" w:bidi="pt_PT"/>
+        </w:rPr>
+      </w:r>
+      <w:r>
+        <w:rPr>
+          <w:lang w:val="pt_PT" w:bidi="pt_PT"/>
+        </w:rPr>
+      </w:r>
+    </w:p>
+    <w:p>
+      <w:pPr/>
+      <w:r>
+        <w:rPr>
+          <w:lang w:val="pt_PT" w:bidi="pt_PT"/>
+        </w:rPr>
+      </w:r>
     </w:p>
     <w:p>
       <w:pPr>
         <w:pStyle w:val="Heading2"/>
       </w:pPr>
       <w:r>
+        <w:rPr>
+          <w:lang w:val="pt_PT" w:bidi="pt_PT"/>
+        </w:rPr>
         <w:t>Miquéias 5.2</w:t>
       </w:r>
-      <w:r/>
-    </w:p>
-    <w:p>
-      <w:r/>
-      <w:r>
+      <w:r>
+        <w:rPr>
+          <w:lang w:val="pt_PT" w:bidi="pt_PT"/>
+        </w:rPr>
+      </w:r>
+    </w:p>
+    <w:p>
+      <w:pPr/>
+      <w:r>
+        <w:rPr>
+          <w:lang w:val="pt_PT" w:bidi="pt_PT"/>
+        </w:rPr>
+      </w:r>
+      <w:r>
+        <w:rPr>
+          <w:lang w:val="pt_PT" w:bidi="pt_PT"/>
+        </w:rPr>
         <w:t>Efrata era o antigo nome de Belém (</w:t>
       </w:r>
       <w:hyperlink r:id="rId112">
         <w:r>
           <w:rPr>
+            <w:lang w:val="pt_PT" w:bidi="pt_PT"/>
+          </w:rPr>
+          <w:rPr>
             <w:color w:val="0000EE"/>
             <w:u w:val="single"/>
           </w:rPr>
@@ -2452,11 +4603,17 @@
         </w:r>
       </w:hyperlink>
       <w:r>
+        <w:rPr>
+          <w:lang w:val="pt_PT" w:bidi="pt_PT"/>
+        </w:rPr>
         <w:t xml:space="preserve">; </w:t>
       </w:r>
       <w:hyperlink r:id="rId113">
         <w:r>
           <w:rPr>
+            <w:lang w:val="pt_PT" w:bidi="pt_PT"/>
+          </w:rPr>
+          <w:rPr>
             <w:color w:val="0000EE"/>
             <w:u w:val="single"/>
           </w:rPr>
@@ -2464,11 +4621,17 @@
         </w:r>
       </w:hyperlink>
       <w:r>
+        <w:rPr>
+          <w:lang w:val="pt_PT" w:bidi="pt_PT"/>
+        </w:rPr>
         <w:t>), local de nascimento de Davi. No futuro, um governante ainda mais significativo do que Davi surgiria de lá (</w:t>
       </w:r>
       <w:hyperlink r:id="rId114">
         <w:r>
           <w:rPr>
+            <w:lang w:val="pt_PT" w:bidi="pt_PT"/>
+          </w:rPr>
+          <w:rPr>
             <w:color w:val="0000EE"/>
             <w:u w:val="single"/>
           </w:rPr>
@@ -2476,11 +4639,17 @@
         </w:r>
       </w:hyperlink>
       <w:r>
+        <w:rPr>
+          <w:lang w:val="pt_PT" w:bidi="pt_PT"/>
+        </w:rPr>
         <w:t xml:space="preserve">; </w:t>
       </w:r>
       <w:hyperlink r:id="rId115">
         <w:r>
           <w:rPr>
+            <w:lang w:val="pt_PT" w:bidi="pt_PT"/>
+          </w:rPr>
+          <w:rPr>
             <w:color w:val="0000EE"/>
             <w:u w:val="single"/>
           </w:rPr>
@@ -2488,11 +4657,17 @@
         </w:r>
       </w:hyperlink>
       <w:r>
+        <w:rPr>
+          <w:lang w:val="pt_PT" w:bidi="pt_PT"/>
+        </w:rPr>
         <w:t xml:space="preserve">). As atividades do futuro rei se estenderiam desde um passado distante (hebraico qedem; cf. </w:t>
       </w:r>
       <w:hyperlink r:id="rId116">
         <w:r>
           <w:rPr>
+            <w:lang w:val="pt_PT" w:bidi="pt_PT"/>
+          </w:rPr>
+          <w:rPr>
             <w:color w:val="0000EE"/>
             <w:u w:val="single"/>
           </w:rPr>
@@ -2500,11 +4675,17 @@
         </w:r>
       </w:hyperlink>
       <w:r>
+        <w:rPr>
+          <w:lang w:val="pt_PT" w:bidi="pt_PT"/>
+        </w:rPr>
         <w:t xml:space="preserve">; </w:t>
       </w:r>
       <w:hyperlink r:id="rId117">
         <w:r>
           <w:rPr>
+            <w:lang w:val="pt_PT" w:bidi="pt_PT"/>
+          </w:rPr>
+          <w:rPr>
             <w:color w:val="0000EE"/>
             <w:u w:val="single"/>
           </w:rPr>
@@ -2512,11 +4693,17 @@
         </w:r>
       </w:hyperlink>
       <w:r>
+        <w:rPr>
+          <w:lang w:val="pt_PT" w:bidi="pt_PT"/>
+        </w:rPr>
         <w:t xml:space="preserve">; </w:t>
       </w:r>
       <w:hyperlink r:id="rId118">
         <w:r>
           <w:rPr>
+            <w:lang w:val="pt_PT" w:bidi="pt_PT"/>
+          </w:rPr>
+          <w:rPr>
             <w:color w:val="0000EE"/>
             <w:u w:val="single"/>
           </w:rPr>
@@ -2524,31 +4711,65 @@
         </w:r>
       </w:hyperlink>
       <w:r>
+        <w:rPr>
+          <w:lang w:val="pt_PT" w:bidi="pt_PT"/>
+        </w:rPr>
         <w:t>) até um tempo ainda futuro, sugerindo um ser divino-humano.</w:t>
       </w:r>
-      <w:r/>
-      <w:r/>
-    </w:p>
-    <w:p>
-      <w:r/>
+      <w:r>
+        <w:rPr>
+          <w:lang w:val="pt_PT" w:bidi="pt_PT"/>
+        </w:rPr>
+      </w:r>
+      <w:r>
+        <w:rPr>
+          <w:lang w:val="pt_PT" w:bidi="pt_PT"/>
+        </w:rPr>
+      </w:r>
+    </w:p>
+    <w:p>
+      <w:pPr/>
+      <w:r>
+        <w:rPr>
+          <w:lang w:val="pt_PT" w:bidi="pt_PT"/>
+        </w:rPr>
+      </w:r>
     </w:p>
     <w:p>
       <w:pPr>
         <w:pStyle w:val="Heading2"/>
       </w:pPr>
       <w:r>
+        <w:rPr>
+          <w:lang w:val="pt_PT" w:bidi="pt_PT"/>
+        </w:rPr>
         <w:t>Miquéias 5.4–5</w:t>
       </w:r>
-      <w:r/>
-    </w:p>
-    <w:p>
-      <w:r/>
-      <w:r>
+      <w:r>
+        <w:rPr>
+          <w:lang w:val="pt_PT" w:bidi="pt_PT"/>
+        </w:rPr>
+      </w:r>
+    </w:p>
+    <w:p>
+      <w:pPr/>
+      <w:r>
+        <w:rPr>
+          <w:lang w:val="pt_PT" w:bidi="pt_PT"/>
+        </w:rPr>
+      </w:r>
+      <w:r>
+        <w:rPr>
+          <w:lang w:val="pt_PT" w:bidi="pt_PT"/>
+        </w:rPr>
         <w:t xml:space="preserve">Após o Exílio, o príncipe Zorobabel, um descendente de Davi, estava entre os exilados que retornaram e se tornou o foco das esperanças de Israel (veja </w:t>
       </w:r>
       <w:hyperlink r:id="rId119">
         <w:r>
           <w:rPr>
+            <w:lang w:val="pt_PT" w:bidi="pt_PT"/>
+          </w:rPr>
+          <w:rPr>
             <w:color w:val="0000EE"/>
             <w:u w:val="single"/>
           </w:rPr>
@@ -2556,11 +4777,17 @@
         </w:r>
       </w:hyperlink>
       <w:r>
+        <w:rPr>
+          <w:lang w:val="pt_PT" w:bidi="pt_PT"/>
+        </w:rPr>
         <w:t>). No entanto, um governante maior que Zorobabel era necessário. O líder de Belém seria uma fonte de paz; Isaías o chamou de Príncipe da Paz (</w:t>
       </w:r>
       <w:hyperlink r:id="rId120">
         <w:r>
           <w:rPr>
+            <w:lang w:val="pt_PT" w:bidi="pt_PT"/>
+          </w:rPr>
+          <w:rPr>
             <w:color w:val="0000EE"/>
             <w:u w:val="single"/>
           </w:rPr>
@@ -2568,51 +4795,113 @@
         </w:r>
       </w:hyperlink>
       <w:r>
+        <w:rPr>
+          <w:lang w:val="pt_PT" w:bidi="pt_PT"/>
+        </w:rPr>
         <w:t>). Somente Jesus se encaixa nessa descrição.</w:t>
       </w:r>
-      <w:r/>
-      <w:r/>
-    </w:p>
-    <w:p>
-      <w:r/>
+      <w:r>
+        <w:rPr>
+          <w:lang w:val="pt_PT" w:bidi="pt_PT"/>
+        </w:rPr>
+      </w:r>
+      <w:r>
+        <w:rPr>
+          <w:lang w:val="pt_PT" w:bidi="pt_PT"/>
+        </w:rPr>
+      </w:r>
+    </w:p>
+    <w:p>
+      <w:pPr/>
+      <w:r>
+        <w:rPr>
+          <w:lang w:val="pt_PT" w:bidi="pt_PT"/>
+        </w:rPr>
+      </w:r>
     </w:p>
     <w:p>
       <w:pPr>
         <w:pStyle w:val="Heading2"/>
       </w:pPr>
       <w:r>
+        <w:rPr>
+          <w:lang w:val="pt_PT" w:bidi="pt_PT"/>
+        </w:rPr>
         <w:t>Miquéias 5.5</w:t>
       </w:r>
-      <w:r/>
-    </w:p>
-    <w:p>
-      <w:r/>
-      <w:r>
+      <w:r>
+        <w:rPr>
+          <w:lang w:val="pt_PT" w:bidi="pt_PT"/>
+        </w:rPr>
+      </w:r>
+    </w:p>
+    <w:p>
+      <w:pPr/>
+      <w:r>
+        <w:rPr>
+          <w:lang w:val="pt_PT" w:bidi="pt_PT"/>
+        </w:rPr>
+      </w:r>
+      <w:r>
+        <w:rPr>
+          <w:lang w:val="pt_PT" w:bidi="pt_PT"/>
+        </w:rPr>
         <w:t>Os assírios destruíram o norte de Israel em 722 a.C. Senaqueribe cercou o rei Ezequias de Jerusalém “como um pássaro em uma gaiola” (palavras do próprio Senaqueribe) em 701 a.C. e devastou mais de quarenta e seis cidades em Judá. O rei libertador esperado não apareceu naqueles dias. Os assírios representam todos os inimigos de Israel. • sete pastores... oito príncipes: Esta expressão literária, utilizada em algumas versões da Bíblia em português, indica que uma abundância de líderes será fornecida conforme necessário para liderar Israel.</w:t>
       </w:r>
-      <w:r/>
-      <w:r/>
-    </w:p>
-    <w:p>
-      <w:r/>
+      <w:r>
+        <w:rPr>
+          <w:lang w:val="pt_PT" w:bidi="pt_PT"/>
+        </w:rPr>
+      </w:r>
+      <w:r>
+        <w:rPr>
+          <w:lang w:val="pt_PT" w:bidi="pt_PT"/>
+        </w:rPr>
+      </w:r>
+    </w:p>
+    <w:p>
+      <w:pPr/>
+      <w:r>
+        <w:rPr>
+          <w:lang w:val="pt_PT" w:bidi="pt_PT"/>
+        </w:rPr>
+      </w:r>
     </w:p>
     <w:p>
       <w:pPr>
         <w:pStyle w:val="Heading2"/>
       </w:pPr>
       <w:r>
+        <w:rPr>
+          <w:lang w:val="pt_PT" w:bidi="pt_PT"/>
+        </w:rPr>
         <w:t>Miquéias 5.6</w:t>
       </w:r>
-      <w:r/>
-    </w:p>
-    <w:p>
-      <w:r/>
-      <w:r>
+      <w:r>
+        <w:rPr>
+          <w:lang w:val="pt_PT" w:bidi="pt_PT"/>
+        </w:rPr>
+      </w:r>
+    </w:p>
+    <w:p>
+      <w:pPr/>
+      <w:r>
+        <w:rPr>
+          <w:lang w:val="pt_PT" w:bidi="pt_PT"/>
+        </w:rPr>
+      </w:r>
+      <w:r>
+        <w:rPr>
+          <w:lang w:val="pt_PT" w:bidi="pt_PT"/>
+        </w:rPr>
         <w:t>a terra de Ninrode: Ninrode lançou as bases das antigas civilizações assíria e babilônica (</w:t>
       </w:r>
       <w:hyperlink r:id="rId121">
         <w:r>
           <w:rPr>
+            <w:lang w:val="pt_PT" w:bidi="pt_PT"/>
+          </w:rPr>
+          <w:rPr>
             <w:color w:val="0000EE"/>
             <w:u w:val="single"/>
           </w:rPr>
@@ -2620,31 +4909,65 @@
         </w:r>
       </w:hyperlink>
       <w:r>
+        <w:rPr>
+          <w:lang w:val="pt_PT" w:bidi="pt_PT"/>
+        </w:rPr>
         <w:t>).</w:t>
       </w:r>
-      <w:r/>
-      <w:r/>
-    </w:p>
-    <w:p>
-      <w:r/>
+      <w:r>
+        <w:rPr>
+          <w:lang w:val="pt_PT" w:bidi="pt_PT"/>
+        </w:rPr>
+      </w:r>
+      <w:r>
+        <w:rPr>
+          <w:lang w:val="pt_PT" w:bidi="pt_PT"/>
+        </w:rPr>
+      </w:r>
+    </w:p>
+    <w:p>
+      <w:pPr/>
+      <w:r>
+        <w:rPr>
+          <w:lang w:val="pt_PT" w:bidi="pt_PT"/>
+        </w:rPr>
+      </w:r>
     </w:p>
     <w:p>
       <w:pPr>
         <w:pStyle w:val="Heading2"/>
       </w:pPr>
       <w:r>
+        <w:rPr>
+          <w:lang w:val="pt_PT" w:bidi="pt_PT"/>
+        </w:rPr>
         <w:t>Miquéias 5:7</w:t>
       </w:r>
-      <w:r/>
-    </w:p>
-    <w:p>
-      <w:r/>
-      <w:r>
+      <w:r>
+        <w:rPr>
+          <w:lang w:val="pt_PT" w:bidi="pt_PT"/>
+        </w:rPr>
+      </w:r>
+    </w:p>
+    <w:p>
+      <w:pPr/>
+      <w:r>
+        <w:rPr>
+          <w:lang w:val="pt_PT" w:bidi="pt_PT"/>
+        </w:rPr>
+      </w:r>
+      <w:r>
+        <w:rPr>
+          <w:lang w:val="pt_PT" w:bidi="pt_PT"/>
+        </w:rPr>
         <w:t>O remanescente é composto por aqueles que a graça de Deus preservou para serem a fundação de seu novo povo (</w:t>
       </w:r>
       <w:hyperlink r:id="rId122">
         <w:r>
           <w:rPr>
+            <w:lang w:val="pt_PT" w:bidi="pt_PT"/>
+          </w:rPr>
+          <w:rPr>
             <w:color w:val="0000EE"/>
             <w:u w:val="single"/>
           </w:rPr>
@@ -2652,11 +4975,17 @@
         </w:r>
       </w:hyperlink>
       <w:r>
+        <w:rPr>
+          <w:lang w:val="pt_PT" w:bidi="pt_PT"/>
+        </w:rPr>
         <w:t xml:space="preserve">; </w:t>
       </w:r>
       <w:hyperlink r:id="rId86">
         <w:r>
           <w:rPr>
+            <w:lang w:val="pt_PT" w:bidi="pt_PT"/>
+          </w:rPr>
+          <w:rPr>
             <w:color w:val="0000EE"/>
             <w:u w:val="single"/>
           </w:rPr>
@@ -2664,31 +4993,65 @@
         </w:r>
       </w:hyperlink>
       <w:r>
+        <w:rPr>
+          <w:lang w:val="pt_PT" w:bidi="pt_PT"/>
+        </w:rPr>
         <w:t>). • Orvalho e chuva são presentes do Senhor; ninguém pode impedir que Ele os envie.</w:t>
       </w:r>
-      <w:r/>
-      <w:r/>
-    </w:p>
-    <w:p>
-      <w:r/>
+      <w:r>
+        <w:rPr>
+          <w:lang w:val="pt_PT" w:bidi="pt_PT"/>
+        </w:rPr>
+      </w:r>
+      <w:r>
+        <w:rPr>
+          <w:lang w:val="pt_PT" w:bidi="pt_PT"/>
+        </w:rPr>
+      </w:r>
+    </w:p>
+    <w:p>
+      <w:pPr/>
+      <w:r>
+        <w:rPr>
+          <w:lang w:val="pt_PT" w:bidi="pt_PT"/>
+        </w:rPr>
+      </w:r>
     </w:p>
     <w:p>
       <w:pPr>
         <w:pStyle w:val="Heading2"/>
       </w:pPr>
       <w:r>
+        <w:rPr>
+          <w:lang w:val="pt_PT" w:bidi="pt_PT"/>
+        </w:rPr>
         <w:t>Miquéias 5.7–15</w:t>
       </w:r>
-      <w:r/>
-    </w:p>
-    <w:p>
-      <w:r/>
-      <w:r>
+      <w:r>
+        <w:rPr>
+          <w:lang w:val="pt_PT" w:bidi="pt_PT"/>
+        </w:rPr>
+      </w:r>
+    </w:p>
+    <w:p>
+      <w:pPr/>
+      <w:r>
+        <w:rPr>
+          <w:lang w:val="pt_PT" w:bidi="pt_PT"/>
+        </w:rPr>
+      </w:r>
+      <w:r>
+        <w:rPr>
+          <w:lang w:val="pt_PT" w:bidi="pt_PT"/>
+        </w:rPr>
         <w:t>O propósito de Deus não era criar outra nação como todas as outras nações (</w:t>
       </w:r>
       <w:hyperlink r:id="rId101">
         <w:r>
           <w:rPr>
+            <w:lang w:val="pt_PT" w:bidi="pt_PT"/>
+          </w:rPr>
+          <w:rPr>
             <w:color w:val="0000EE"/>
             <w:u w:val="single"/>
           </w:rPr>
@@ -2696,11 +5059,17 @@
         </w:r>
       </w:hyperlink>
       <w:r>
+        <w:rPr>
+          <w:lang w:val="pt_PT" w:bidi="pt_PT"/>
+        </w:rPr>
         <w:t xml:space="preserve">; </w:t>
       </w:r>
       <w:hyperlink r:id="rId123">
         <w:r>
           <w:rPr>
+            <w:lang w:val="pt_PT" w:bidi="pt_PT"/>
+          </w:rPr>
+          <w:rPr>
             <w:color w:val="0000EE"/>
             <w:u w:val="single"/>
           </w:rPr>
@@ -2708,11 +5077,17 @@
         </w:r>
       </w:hyperlink>
       <w:r>
+        <w:rPr>
+          <w:lang w:val="pt_PT" w:bidi="pt_PT"/>
+        </w:rPr>
         <w:t xml:space="preserve">; </w:t>
       </w:r>
       <w:hyperlink r:id="rId124">
         <w:r>
           <w:rPr>
+            <w:lang w:val="pt_PT" w:bidi="pt_PT"/>
+          </w:rPr>
+          <w:rPr>
             <w:color w:val="0000EE"/>
             <w:u w:val="single"/>
           </w:rPr>
@@ -2720,11 +5095,17 @@
         </w:r>
       </w:hyperlink>
       <w:r>
+        <w:rPr>
+          <w:lang w:val="pt_PT" w:bidi="pt_PT"/>
+        </w:rPr>
         <w:t>), mas ter seu próprio povo que andaria em seus caminhos e seria santo como Ele é santo (</w:t>
       </w:r>
       <w:hyperlink r:id="rId125">
         <w:r>
           <w:rPr>
+            <w:lang w:val="pt_PT" w:bidi="pt_PT"/>
+          </w:rPr>
+          <w:rPr>
             <w:color w:val="0000EE"/>
             <w:u w:val="single"/>
           </w:rPr>
@@ -2732,11 +5113,17 @@
         </w:r>
       </w:hyperlink>
       <w:r>
+        <w:rPr>
+          <w:lang w:val="pt_PT" w:bidi="pt_PT"/>
+        </w:rPr>
         <w:t>). Naquele dia (</w:t>
       </w:r>
       <w:hyperlink r:id="rId126">
         <w:r>
           <w:rPr>
+            <w:lang w:val="pt_PT" w:bidi="pt_PT"/>
+          </w:rPr>
+          <w:rPr>
             <w:color w:val="0000EE"/>
             <w:u w:val="single"/>
           </w:rPr>
@@ -2744,31 +5131,65 @@
         </w:r>
       </w:hyperlink>
       <w:r>
+        <w:rPr>
+          <w:lang w:val="pt_PT" w:bidi="pt_PT"/>
+        </w:rPr>
         <w:t>), Deus governará um povo redimido e purificado, curado da violência e dos estragos da guerra.</w:t>
       </w:r>
-      <w:r/>
-      <w:r/>
-    </w:p>
-    <w:p>
-      <w:r/>
+      <w:r>
+        <w:rPr>
+          <w:lang w:val="pt_PT" w:bidi="pt_PT"/>
+        </w:rPr>
+      </w:r>
+      <w:r>
+        <w:rPr>
+          <w:lang w:val="pt_PT" w:bidi="pt_PT"/>
+        </w:rPr>
+      </w:r>
+    </w:p>
+    <w:p>
+      <w:pPr/>
+      <w:r>
+        <w:rPr>
+          <w:lang w:val="pt_PT" w:bidi="pt_PT"/>
+        </w:rPr>
+      </w:r>
     </w:p>
     <w:p>
       <w:pPr>
         <w:pStyle w:val="Heading2"/>
       </w:pPr>
       <w:r>
+        <w:rPr>
+          <w:lang w:val="pt_PT" w:bidi="pt_PT"/>
+        </w:rPr>
         <w:t>Miquéias 5.8–9</w:t>
       </w:r>
-      <w:r/>
-    </w:p>
-    <w:p>
-      <w:r/>
-      <w:r>
+      <w:r>
+        <w:rPr>
+          <w:lang w:val="pt_PT" w:bidi="pt_PT"/>
+        </w:rPr>
+      </w:r>
+    </w:p>
+    <w:p>
+      <w:pPr/>
+      <w:r>
+        <w:rPr>
+          <w:lang w:val="pt_PT" w:bidi="pt_PT"/>
+        </w:rPr>
+      </w:r>
+      <w:r>
+        <w:rPr>
+          <w:lang w:val="pt_PT" w:bidi="pt_PT"/>
+        </w:rPr>
         <w:t>O povo de Deus terá um lugar único entre as nações do mundo (</w:t>
       </w:r>
       <w:hyperlink r:id="rId74">
         <w:r>
           <w:rPr>
+            <w:lang w:val="pt_PT" w:bidi="pt_PT"/>
+          </w:rPr>
+          <w:rPr>
             <w:color w:val="0000EE"/>
             <w:u w:val="single"/>
           </w:rPr>
@@ -2776,11 +5197,17 @@
         </w:r>
       </w:hyperlink>
       <w:r>
+        <w:rPr>
+          <w:lang w:val="pt_PT" w:bidi="pt_PT"/>
+        </w:rPr>
         <w:t xml:space="preserve">; </w:t>
       </w:r>
       <w:hyperlink r:id="rId101">
         <w:r>
           <w:rPr>
+            <w:lang w:val="pt_PT" w:bidi="pt_PT"/>
+          </w:rPr>
+          <w:rPr>
             <w:color w:val="0000EE"/>
             <w:u w:val="single"/>
           </w:rPr>
@@ -2788,11 +5215,17 @@
         </w:r>
       </w:hyperlink>
       <w:r>
+        <w:rPr>
+          <w:lang w:val="pt_PT" w:bidi="pt_PT"/>
+        </w:rPr>
         <w:t>). Eles serão a cabeça e não a cauda (</w:t>
       </w:r>
       <w:hyperlink r:id="rId127">
         <w:r>
           <w:rPr>
+            <w:lang w:val="pt_PT" w:bidi="pt_PT"/>
+          </w:rPr>
+          <w:rPr>
             <w:color w:val="0000EE"/>
             <w:u w:val="single"/>
           </w:rPr>
@@ -2800,11 +5233,17 @@
         </w:r>
       </w:hyperlink>
       <w:r>
+        <w:rPr>
+          <w:lang w:val="pt_PT" w:bidi="pt_PT"/>
+        </w:rPr>
         <w:t xml:space="preserve">), e serão invencíveis como um leão (cf. </w:t>
       </w:r>
       <w:hyperlink r:id="rId128">
         <w:r>
           <w:rPr>
+            <w:lang w:val="pt_PT" w:bidi="pt_PT"/>
+          </w:rPr>
+          <w:rPr>
             <w:color w:val="0000EE"/>
             <w:u w:val="single"/>
           </w:rPr>
@@ -2812,11 +5251,17 @@
         </w:r>
       </w:hyperlink>
       <w:r>
+        <w:rPr>
+          <w:lang w:val="pt_PT" w:bidi="pt_PT"/>
+        </w:rPr>
         <w:t xml:space="preserve">) enquanto Deus lhes concede hegemonia sobre as nações. • O Senhor julgará seus inimigos (veja </w:t>
       </w:r>
       <w:hyperlink r:id="rId129">
         <w:r>
           <w:rPr>
+            <w:lang w:val="pt_PT" w:bidi="pt_PT"/>
+          </w:rPr>
+          <w:rPr>
             <w:color w:val="0000EE"/>
             <w:u w:val="single"/>
           </w:rPr>
@@ -2824,11 +5269,17 @@
         </w:r>
       </w:hyperlink>
       <w:r>
+        <w:rPr>
+          <w:lang w:val="pt_PT" w:bidi="pt_PT"/>
+        </w:rPr>
         <w:t>) se continuarem a se rebelar contra Ele. O desejo do Senhor, no entanto, é, em última análise, abençoar as nações, não amaldiçoá-las ou destruí-las (</w:t>
       </w:r>
       <w:hyperlink r:id="rId74">
         <w:r>
           <w:rPr>
+            <w:lang w:val="pt_PT" w:bidi="pt_PT"/>
+          </w:rPr>
+          <w:rPr>
             <w:color w:val="0000EE"/>
             <w:u w:val="single"/>
           </w:rPr>
@@ -2836,11 +5287,17 @@
         </w:r>
       </w:hyperlink>
       <w:r>
+        <w:rPr>
+          <w:lang w:val="pt_PT" w:bidi="pt_PT"/>
+        </w:rPr>
         <w:t xml:space="preserve">; </w:t>
       </w:r>
       <w:hyperlink r:id="rId130">
         <w:r>
           <w:rPr>
+            <w:lang w:val="pt_PT" w:bidi="pt_PT"/>
+          </w:rPr>
+          <w:rPr>
             <w:color w:val="0000EE"/>
             <w:u w:val="single"/>
           </w:rPr>
@@ -2848,11 +5305,17 @@
         </w:r>
       </w:hyperlink>
       <w:r>
+        <w:rPr>
+          <w:lang w:val="pt_PT" w:bidi="pt_PT"/>
+        </w:rPr>
         <w:t xml:space="preserve">; </w:t>
       </w:r>
       <w:hyperlink r:id="rId131">
         <w:r>
           <w:rPr>
+            <w:lang w:val="pt_PT" w:bidi="pt_PT"/>
+          </w:rPr>
+          <w:rPr>
             <w:color w:val="0000EE"/>
             <w:u w:val="single"/>
           </w:rPr>
@@ -2860,71 +5323,161 @@
         </w:r>
       </w:hyperlink>
       <w:r>
+        <w:rPr>
+          <w:lang w:val="pt_PT" w:bidi="pt_PT"/>
+        </w:rPr>
         <w:t>).</w:t>
       </w:r>
-      <w:r/>
-      <w:r/>
-    </w:p>
-    <w:p>
-      <w:r/>
+      <w:r>
+        <w:rPr>
+          <w:lang w:val="pt_PT" w:bidi="pt_PT"/>
+        </w:rPr>
+      </w:r>
+      <w:r>
+        <w:rPr>
+          <w:lang w:val="pt_PT" w:bidi="pt_PT"/>
+        </w:rPr>
+      </w:r>
+    </w:p>
+    <w:p>
+      <w:pPr/>
+      <w:r>
+        <w:rPr>
+          <w:lang w:val="pt_PT" w:bidi="pt_PT"/>
+        </w:rPr>
+      </w:r>
     </w:p>
     <w:p>
       <w:pPr>
         <w:pStyle w:val="Heading2"/>
       </w:pPr>
       <w:r>
+        <w:rPr>
+          <w:lang w:val="pt_PT" w:bidi="pt_PT"/>
+        </w:rPr>
         <w:t>Miquéias 5.10–14</w:t>
       </w:r>
-      <w:r/>
-    </w:p>
-    <w:p>
-      <w:r/>
-      <w:r>
+      <w:r>
+        <w:rPr>
+          <w:lang w:val="pt_PT" w:bidi="pt_PT"/>
+        </w:rPr>
+      </w:r>
+    </w:p>
+    <w:p>
+      <w:pPr/>
+      <w:r>
+        <w:rPr>
+          <w:lang w:val="pt_PT" w:bidi="pt_PT"/>
+        </w:rPr>
+      </w:r>
+      <w:r>
+        <w:rPr>
+          <w:lang w:val="pt_PT" w:bidi="pt_PT"/>
+        </w:rPr>
         <w:t>As ações do Senhor a favor e contra seu povo os purificam. O Senhor removeu várias práticas abomináveis importadas das culturas pagãs da Mesopotâmia e de Canaã.</w:t>
       </w:r>
-      <w:r/>
-      <w:r/>
-    </w:p>
-    <w:p>
-      <w:r/>
+      <w:r>
+        <w:rPr>
+          <w:lang w:val="pt_PT" w:bidi="pt_PT"/>
+        </w:rPr>
+      </w:r>
+      <w:r>
+        <w:rPr>
+          <w:lang w:val="pt_PT" w:bidi="pt_PT"/>
+        </w:rPr>
+      </w:r>
+    </w:p>
+    <w:p>
+      <w:pPr/>
+      <w:r>
+        <w:rPr>
+          <w:lang w:val="pt_PT" w:bidi="pt_PT"/>
+        </w:rPr>
+      </w:r>
     </w:p>
     <w:p>
       <w:pPr>
         <w:pStyle w:val="Heading2"/>
       </w:pPr>
       <w:r>
+        <w:rPr>
+          <w:lang w:val="pt_PT" w:bidi="pt_PT"/>
+        </w:rPr>
         <w:t>Miquéias 5.13–14</w:t>
       </w:r>
-      <w:r/>
-    </w:p>
-    <w:p>
-      <w:r/>
-      <w:r>
+      <w:r>
+        <w:rPr>
+          <w:lang w:val="pt_PT" w:bidi="pt_PT"/>
+        </w:rPr>
+      </w:r>
+    </w:p>
+    <w:p>
+      <w:pPr/>
+      <w:r>
+        <w:rPr>
+          <w:lang w:val="pt_PT" w:bidi="pt_PT"/>
+        </w:rPr>
+      </w:r>
+      <w:r>
+        <w:rPr>
+          <w:lang w:val="pt_PT" w:bidi="pt_PT"/>
+        </w:rPr>
         <w:t>postes da deusa Aserá: pedras eram erguidas como locais ou objetos de adoração; podiam representar divindades pagãs. Os postes de Aserá eram postes verdes ou árvores que representavam a deusa Aserá e seus poderes de fertilidade. Tanto as pedras quanto as árvores podiam ter implicações sexuais — uma masculina, a outra feminina. Aserá era vista como a mãe dos deuses e consorte de El (ou Baal).</w:t>
       </w:r>
-      <w:r/>
-      <w:r/>
-    </w:p>
-    <w:p>
-      <w:r/>
+      <w:r>
+        <w:rPr>
+          <w:lang w:val="pt_PT" w:bidi="pt_PT"/>
+        </w:rPr>
+      </w:r>
+      <w:r>
+        <w:rPr>
+          <w:lang w:val="pt_PT" w:bidi="pt_PT"/>
+        </w:rPr>
+      </w:r>
+    </w:p>
+    <w:p>
+      <w:pPr/>
+      <w:r>
+        <w:rPr>
+          <w:lang w:val="pt_PT" w:bidi="pt_PT"/>
+        </w:rPr>
+      </w:r>
     </w:p>
     <w:p>
       <w:pPr>
         <w:pStyle w:val="Heading2"/>
       </w:pPr>
       <w:r>
+        <w:rPr>
+          <w:lang w:val="pt_PT" w:bidi="pt_PT"/>
+        </w:rPr>
         <w:t>Miquéias 6.1–2</w:t>
       </w:r>
-      <w:r/>
-    </w:p>
-    <w:p>
-      <w:r/>
-      <w:r>
+      <w:r>
+        <w:rPr>
+          <w:lang w:val="pt_PT" w:bidi="pt_PT"/>
+        </w:rPr>
+      </w:r>
+    </w:p>
+    <w:p>
+      <w:pPr/>
+      <w:r>
+        <w:rPr>
+          <w:lang w:val="pt_PT" w:bidi="pt_PT"/>
+        </w:rPr>
+      </w:r>
+      <w:r>
+        <w:rPr>
+          <w:lang w:val="pt_PT" w:bidi="pt_PT"/>
+        </w:rPr>
         <w:t xml:space="preserve">montanhas e colinas: toda a criação é chamada como testemunha (cf. </w:t>
       </w:r>
       <w:hyperlink r:id="rId132">
         <w:r>
           <w:rPr>
+            <w:lang w:val="pt_PT" w:bidi="pt_PT"/>
+          </w:rPr>
+          <w:rPr>
             <w:color w:val="0000EE"/>
             <w:u w:val="single"/>
           </w:rPr>
@@ -2932,31 +5485,65 @@
         </w:r>
       </w:hyperlink>
       <w:r>
+        <w:rPr>
+          <w:lang w:val="pt_PT" w:bidi="pt_PT"/>
+        </w:rPr>
         <w:t>); em outros tratados antigos do Oriente Próximo, os deuses dos respectivos países eram chamados como testemunhas.</w:t>
       </w:r>
-      <w:r/>
-      <w:r/>
-    </w:p>
-    <w:p>
-      <w:r/>
+      <w:r>
+        <w:rPr>
+          <w:lang w:val="pt_PT" w:bidi="pt_PT"/>
+        </w:rPr>
+      </w:r>
+      <w:r>
+        <w:rPr>
+          <w:lang w:val="pt_PT" w:bidi="pt_PT"/>
+        </w:rPr>
+      </w:r>
+    </w:p>
+    <w:p>
+      <w:pPr/>
+      <w:r>
+        <w:rPr>
+          <w:lang w:val="pt_PT" w:bidi="pt_PT"/>
+        </w:rPr>
+      </w:r>
     </w:p>
     <w:p>
       <w:pPr>
         <w:pStyle w:val="Heading2"/>
       </w:pPr>
       <w:r>
+        <w:rPr>
+          <w:lang w:val="pt_PT" w:bidi="pt_PT"/>
+        </w:rPr>
         <w:t>Miquéias 6.1–16</w:t>
       </w:r>
-      <w:r/>
-    </w:p>
-    <w:p>
-      <w:r/>
-      <w:r>
+      <w:r>
+        <w:rPr>
+          <w:lang w:val="pt_PT" w:bidi="pt_PT"/>
+        </w:rPr>
+      </w:r>
+    </w:p>
+    <w:p>
+      <w:pPr/>
+      <w:r>
+        <w:rPr>
+          <w:lang w:val="pt_PT" w:bidi="pt_PT"/>
+        </w:rPr>
+      </w:r>
+      <w:r>
+        <w:rPr>
+          <w:lang w:val="pt_PT" w:bidi="pt_PT"/>
+        </w:rPr>
         <w:t xml:space="preserve">O Senhor apresentou, argumentou e decidiu o caso contra seu povo rebelde, Israel. Esta seção é formalmente apresentada como um caso legal em tribunal (cf. </w:t>
       </w:r>
       <w:hyperlink r:id="rId133">
         <w:r>
           <w:rPr>
+            <w:lang w:val="pt_PT" w:bidi="pt_PT"/>
+          </w:rPr>
+          <w:rPr>
             <w:color w:val="0000EE"/>
             <w:u w:val="single"/>
           </w:rPr>
@@ -2964,11 +5551,17 @@
         </w:r>
       </w:hyperlink>
       <w:r>
+        <w:rPr>
+          <w:lang w:val="pt_PT" w:bidi="pt_PT"/>
+        </w:rPr>
         <w:t xml:space="preserve">; </w:t>
       </w:r>
       <w:hyperlink r:id="rId134">
         <w:r>
           <w:rPr>
+            <w:lang w:val="pt_PT" w:bidi="pt_PT"/>
+          </w:rPr>
+          <w:rPr>
             <w:color w:val="0000EE"/>
             <w:u w:val="single"/>
           </w:rPr>
@@ -2976,11 +5569,17 @@
         </w:r>
       </w:hyperlink>
       <w:r>
+        <w:rPr>
+          <w:lang w:val="pt_PT" w:bidi="pt_PT"/>
+        </w:rPr>
         <w:t xml:space="preserve">; </w:t>
       </w:r>
       <w:hyperlink r:id="rId135">
         <w:r>
           <w:rPr>
+            <w:lang w:val="pt_PT" w:bidi="pt_PT"/>
+          </w:rPr>
+          <w:rPr>
             <w:color w:val="0000EE"/>
             <w:u w:val="single"/>
           </w:rPr>
@@ -2988,11 +5587,17 @@
         </w:r>
       </w:hyperlink>
       <w:r>
+        <w:rPr>
+          <w:lang w:val="pt_PT" w:bidi="pt_PT"/>
+        </w:rPr>
         <w:t>). Usando o cenário do tribunal, o Senhor desafiou seu povo a apresentar seu caso contra ele, pois ele tinha um caso contra eles (</w:t>
       </w:r>
       <w:hyperlink r:id="rId136">
         <w:r>
           <w:rPr>
+            <w:lang w:val="pt_PT" w:bidi="pt_PT"/>
+          </w:rPr>
+          <w:rPr>
             <w:color w:val="0000EE"/>
             <w:u w:val="single"/>
           </w:rPr>
@@ -3000,11 +5605,17 @@
         </w:r>
       </w:hyperlink>
       <w:r>
+        <w:rPr>
+          <w:lang w:val="pt_PT" w:bidi="pt_PT"/>
+        </w:rPr>
         <w:t>) — eles não haviam cumprido seus requisitos (</w:t>
       </w:r>
       <w:hyperlink r:id="rId137">
         <w:r>
           <w:rPr>
+            <w:lang w:val="pt_PT" w:bidi="pt_PT"/>
+          </w:rPr>
+          <w:rPr>
             <w:color w:val="0000EE"/>
             <w:u w:val="single"/>
           </w:rPr>
@@ -3012,11 +5623,17 @@
         </w:r>
       </w:hyperlink>
       <w:r>
+        <w:rPr>
+          <w:lang w:val="pt_PT" w:bidi="pt_PT"/>
+        </w:rPr>
         <w:t>), então eram culpados (</w:t>
       </w:r>
       <w:hyperlink r:id="rId138">
         <w:r>
           <w:rPr>
+            <w:lang w:val="pt_PT" w:bidi="pt_PT"/>
+          </w:rPr>
+          <w:rPr>
             <w:color w:val="0000EE"/>
             <w:u w:val="single"/>
           </w:rPr>
@@ -3024,11 +5641,17 @@
         </w:r>
       </w:hyperlink>
       <w:r>
+        <w:rPr>
+          <w:lang w:val="pt_PT" w:bidi="pt_PT"/>
+        </w:rPr>
         <w:t>). O veredito de culpa é seguido pela sentença de Israel (</w:t>
       </w:r>
       <w:hyperlink r:id="rId139">
         <w:r>
           <w:rPr>
+            <w:lang w:val="pt_PT" w:bidi="pt_PT"/>
+          </w:rPr>
+          <w:rPr>
             <w:color w:val="0000EE"/>
             <w:u w:val="single"/>
           </w:rPr>
@@ -3036,31 +5659,65 @@
         </w:r>
       </w:hyperlink>
       <w:r>
+        <w:rPr>
+          <w:lang w:val="pt_PT" w:bidi="pt_PT"/>
+        </w:rPr>
         <w:t>).</w:t>
       </w:r>
-      <w:r/>
-      <w:r/>
-    </w:p>
-    <w:p>
-      <w:r/>
+      <w:r>
+        <w:rPr>
+          <w:lang w:val="pt_PT" w:bidi="pt_PT"/>
+        </w:rPr>
+      </w:r>
+      <w:r>
+        <w:rPr>
+          <w:lang w:val="pt_PT" w:bidi="pt_PT"/>
+        </w:rPr>
+      </w:r>
+    </w:p>
+    <w:p>
+      <w:pPr/>
+      <w:r>
+        <w:rPr>
+          <w:lang w:val="pt_PT" w:bidi="pt_PT"/>
+        </w:rPr>
+      </w:r>
     </w:p>
     <w:p>
       <w:pPr>
         <w:pStyle w:val="Heading2"/>
       </w:pPr>
       <w:r>
+        <w:rPr>
+          <w:lang w:val="pt_PT" w:bidi="pt_PT"/>
+        </w:rPr>
         <w:t>Miquéias 6.3</w:t>
       </w:r>
-      <w:r/>
-    </w:p>
-    <w:p>
-      <w:r/>
-      <w:r>
+      <w:r>
+        <w:rPr>
+          <w:lang w:val="pt_PT" w:bidi="pt_PT"/>
+        </w:rPr>
+      </w:r>
+    </w:p>
+    <w:p>
+      <w:pPr/>
+      <w:r>
+        <w:rPr>
+          <w:lang w:val="pt_PT" w:bidi="pt_PT"/>
+        </w:rPr>
+      </w:r>
+      <w:r>
+        <w:rPr>
+          <w:lang w:val="pt_PT" w:bidi="pt_PT"/>
+        </w:rPr>
         <w:t>O que foi que eu fiz de errado: o Senhor pergunta retoricamente se fez algo para afastar Israel dele. No entanto, o desprezo deles por Deus surgiu de sua própria ingratidão (</w:t>
       </w:r>
       <w:hyperlink r:id="rId140">
         <w:r>
           <w:rPr>
+            <w:lang w:val="pt_PT" w:bidi="pt_PT"/>
+          </w:rPr>
+          <w:rPr>
             <w:color w:val="0000EE"/>
             <w:u w:val="single"/>
           </w:rPr>
@@ -3068,31 +5725,65 @@
         </w:r>
       </w:hyperlink>
       <w:r>
+        <w:rPr>
+          <w:lang w:val="pt_PT" w:bidi="pt_PT"/>
+        </w:rPr>
         <w:t>).</w:t>
       </w:r>
-      <w:r/>
-      <w:r/>
-    </w:p>
-    <w:p>
-      <w:r/>
+      <w:r>
+        <w:rPr>
+          <w:lang w:val="pt_PT" w:bidi="pt_PT"/>
+        </w:rPr>
+      </w:r>
+      <w:r>
+        <w:rPr>
+          <w:lang w:val="pt_PT" w:bidi="pt_PT"/>
+        </w:rPr>
+      </w:r>
+    </w:p>
+    <w:p>
+      <w:pPr/>
+      <w:r>
+        <w:rPr>
+          <w:lang w:val="pt_PT" w:bidi="pt_PT"/>
+        </w:rPr>
+      </w:r>
     </w:p>
     <w:p>
       <w:pPr>
         <w:pStyle w:val="Heading2"/>
       </w:pPr>
       <w:r>
+        <w:rPr>
+          <w:lang w:val="pt_PT" w:bidi="pt_PT"/>
+        </w:rPr>
         <w:t>Miquéias 6.4–5</w:t>
       </w:r>
-      <w:r/>
-    </w:p>
-    <w:p>
-      <w:r/>
-      <w:r>
+      <w:r>
+        <w:rPr>
+          <w:lang w:val="pt_PT" w:bidi="pt_PT"/>
+        </w:rPr>
+      </w:r>
+    </w:p>
+    <w:p>
+      <w:pPr/>
+      <w:r>
+        <w:rPr>
+          <w:lang w:val="pt_PT" w:bidi="pt_PT"/>
+        </w:rPr>
+      </w:r>
+      <w:r>
+        <w:rPr>
+          <w:lang w:val="pt_PT" w:bidi="pt_PT"/>
+        </w:rPr>
         <w:t>O Senhor havia tirado Israel do Egito, preservando e abençoando-os ao longo de sua jornada para a Terra Prometida. Deus encorajou e advertiu Israel a sempre lembrar do que Ele havia feito por eles desde o Sinai em diante (</w:t>
       </w:r>
       <w:hyperlink r:id="rId141">
         <w:r>
           <w:rPr>
+            <w:lang w:val="pt_PT" w:bidi="pt_PT"/>
+          </w:rPr>
+          <w:rPr>
             <w:color w:val="0000EE"/>
             <w:u w:val="single"/>
           </w:rPr>
@@ -3100,11 +5791,17 @@
         </w:r>
       </w:hyperlink>
       <w:r>
+        <w:rPr>
+          <w:lang w:val="pt_PT" w:bidi="pt_PT"/>
+        </w:rPr>
         <w:t xml:space="preserve">; </w:t>
       </w:r>
       <w:hyperlink r:id="rId142">
         <w:r>
           <w:rPr>
+            <w:lang w:val="pt_PT" w:bidi="pt_PT"/>
+          </w:rPr>
+          <w:rPr>
             <w:color w:val="0000EE"/>
             <w:u w:val="single"/>
           </w:rPr>
@@ -3112,11 +5809,17 @@
         </w:r>
       </w:hyperlink>
       <w:r>
+        <w:rPr>
+          <w:lang w:val="pt_PT" w:bidi="pt_PT"/>
+        </w:rPr>
         <w:t xml:space="preserve">; </w:t>
       </w:r>
       <w:hyperlink r:id="rId143">
         <w:r>
           <w:rPr>
+            <w:lang w:val="pt_PT" w:bidi="pt_PT"/>
+          </w:rPr>
+          <w:rPr>
             <w:color w:val="0000EE"/>
             <w:u w:val="single"/>
           </w:rPr>
@@ -3124,11 +5827,17 @@
         </w:r>
       </w:hyperlink>
       <w:r>
+        <w:rPr>
+          <w:lang w:val="pt_PT" w:bidi="pt_PT"/>
+        </w:rPr>
         <w:t xml:space="preserve">; </w:t>
       </w:r>
       <w:hyperlink r:id="rId144">
         <w:r>
           <w:rPr>
+            <w:lang w:val="pt_PT" w:bidi="pt_PT"/>
+          </w:rPr>
+          <w:rPr>
             <w:color w:val="0000EE"/>
             <w:u w:val="single"/>
           </w:rPr>
@@ -3136,11 +5845,17 @@
         </w:r>
       </w:hyperlink>
       <w:r>
+        <w:rPr>
+          <w:lang w:val="pt_PT" w:bidi="pt_PT"/>
+        </w:rPr>
         <w:t xml:space="preserve">; veja também </w:t>
       </w:r>
       <w:hyperlink r:id="rId145">
         <w:r>
           <w:rPr>
+            <w:lang w:val="pt_PT" w:bidi="pt_PT"/>
+          </w:rPr>
+          <w:rPr>
             <w:color w:val="0000EE"/>
             <w:u w:val="single"/>
           </w:rPr>
@@ -3148,11 +5863,17 @@
         </w:r>
       </w:hyperlink>
       <w:r>
+        <w:rPr>
+          <w:lang w:val="pt_PT" w:bidi="pt_PT"/>
+        </w:rPr>
         <w:t xml:space="preserve">, </w:t>
       </w:r>
       <w:hyperlink r:id="rId146">
         <w:r>
           <w:rPr>
+            <w:lang w:val="pt_PT" w:bidi="pt_PT"/>
+          </w:rPr>
+          <w:rPr>
             <w:color w:val="0000EE"/>
             <w:u w:val="single"/>
           </w:rPr>
@@ -3160,11 +5881,17 @@
         </w:r>
       </w:hyperlink>
       <w:r>
+        <w:rPr>
+          <w:lang w:val="pt_PT" w:bidi="pt_PT"/>
+        </w:rPr>
         <w:t xml:space="preserve">). • Balaque... Balaão: (veja </w:t>
       </w:r>
       <w:hyperlink r:id="rId147">
         <w:r>
           <w:rPr>
+            <w:lang w:val="pt_PT" w:bidi="pt_PT"/>
+          </w:rPr>
+          <w:rPr>
             <w:color w:val="0000EE"/>
             <w:u w:val="single"/>
           </w:rPr>
@@ -3172,20 +5899,30 @@
         </w:r>
       </w:hyperlink>
       <w:r>
+        <w:rPr>
+          <w:lang w:val="pt_PT" w:bidi="pt_PT"/>
+        </w:rPr>
         <w:t>). • Vale das Acácias</w:t>
       </w:r>
       <w:r>
         <w:rPr>
           <w:i/>
+          <w:lang w:val="pt_PT" w:bidi="pt_PT"/>
         </w:rPr>
         <w:t>,</w:t>
       </w:r>
       <w:r>
+        <w:rPr>
+          <w:lang w:val="pt_PT" w:bidi="pt_PT"/>
+        </w:rPr>
         <w:t xml:space="preserve"> localizada a leste do rio Jordão, foi o acampamento base de Israel antes de entrar na Terra Prometida (veja </w:t>
       </w:r>
       <w:hyperlink r:id="rId148">
         <w:r>
           <w:rPr>
+            <w:lang w:val="pt_PT" w:bidi="pt_PT"/>
+          </w:rPr>
+          <w:rPr>
             <w:color w:val="0000EE"/>
             <w:u w:val="single"/>
           </w:rPr>
@@ -3193,11 +5930,17 @@
         </w:r>
       </w:hyperlink>
       <w:r>
+        <w:rPr>
+          <w:lang w:val="pt_PT" w:bidi="pt_PT"/>
+        </w:rPr>
         <w:t xml:space="preserve">; </w:t>
       </w:r>
       <w:hyperlink r:id="rId149">
         <w:r>
           <w:rPr>
+            <w:lang w:val="pt_PT" w:bidi="pt_PT"/>
+          </w:rPr>
+          <w:rPr>
             <w:color w:val="0000EE"/>
             <w:u w:val="single"/>
           </w:rPr>
@@ -3205,11 +5948,17 @@
         </w:r>
       </w:hyperlink>
       <w:r>
+        <w:rPr>
+          <w:lang w:val="pt_PT" w:bidi="pt_PT"/>
+        </w:rPr>
         <w:t xml:space="preserve">; </w:t>
       </w:r>
       <w:hyperlink r:id="rId150">
         <w:r>
           <w:rPr>
+            <w:lang w:val="pt_PT" w:bidi="pt_PT"/>
+          </w:rPr>
+          <w:rPr>
             <w:color w:val="0000EE"/>
             <w:u w:val="single"/>
           </w:rPr>
@@ -3217,31 +5966,65 @@
         </w:r>
       </w:hyperlink>
       <w:r>
+        <w:rPr>
+          <w:lang w:val="pt_PT" w:bidi="pt_PT"/>
+        </w:rPr>
         <w:t>). A viagem de lá até Gilgal (a oeste do rio Jordão) testemunha a fidelidade da aliança de Deus. Os atos salvadores de Deus trouxeram os israelitas para a Terra Prometida.</w:t>
       </w:r>
-      <w:r/>
-      <w:r/>
-    </w:p>
-    <w:p>
-      <w:r/>
+      <w:r>
+        <w:rPr>
+          <w:lang w:val="pt_PT" w:bidi="pt_PT"/>
+        </w:rPr>
+      </w:r>
+      <w:r>
+        <w:rPr>
+          <w:lang w:val="pt_PT" w:bidi="pt_PT"/>
+        </w:rPr>
+      </w:r>
+    </w:p>
+    <w:p>
+      <w:pPr/>
+      <w:r>
+        <w:rPr>
+          <w:lang w:val="pt_PT" w:bidi="pt_PT"/>
+        </w:rPr>
+      </w:r>
     </w:p>
     <w:p>
       <w:pPr>
         <w:pStyle w:val="Heading2"/>
       </w:pPr>
       <w:r>
+        <w:rPr>
+          <w:lang w:val="pt_PT" w:bidi="pt_PT"/>
+        </w:rPr>
         <w:t>Miquéias 6.6–7</w:t>
       </w:r>
-      <w:r/>
-    </w:p>
-    <w:p>
-      <w:r/>
-      <w:r>
+      <w:r>
+        <w:rPr>
+          <w:lang w:val="pt_PT" w:bidi="pt_PT"/>
+        </w:rPr>
+      </w:r>
+    </w:p>
+    <w:p>
+      <w:pPr/>
+      <w:r>
+        <w:rPr>
+          <w:lang w:val="pt_PT" w:bidi="pt_PT"/>
+        </w:rPr>
+      </w:r>
+      <w:r>
+        <w:rPr>
+          <w:lang w:val="pt_PT" w:bidi="pt_PT"/>
+        </w:rPr>
         <w:t>O caso de Israel era desesperador, mas eles consultaram o Senhor sobre como poderiam apaziguá-lo ou agradá-lo. Os itens oferecidos são listados em ordem crescente de importância, de bezerros a carneiros e azeite a filhos primogênitos. Nada disso era suficiente ou aceitável para Deus, que julga o coração (</w:t>
       </w:r>
       <w:hyperlink r:id="rId151">
         <w:r>
           <w:rPr>
+            <w:lang w:val="pt_PT" w:bidi="pt_PT"/>
+          </w:rPr>
+          <w:rPr>
             <w:color w:val="0000EE"/>
             <w:u w:val="single"/>
           </w:rPr>
@@ -3249,11 +6032,17 @@
         </w:r>
       </w:hyperlink>
       <w:r>
+        <w:rPr>
+          <w:lang w:val="pt_PT" w:bidi="pt_PT"/>
+        </w:rPr>
         <w:t xml:space="preserve">; </w:t>
       </w:r>
       <w:hyperlink r:id="rId152">
         <w:r>
           <w:rPr>
+            <w:lang w:val="pt_PT" w:bidi="pt_PT"/>
+          </w:rPr>
+          <w:rPr>
             <w:color w:val="0000EE"/>
             <w:u w:val="single"/>
           </w:rPr>
@@ -3261,11 +6050,17 @@
         </w:r>
       </w:hyperlink>
       <w:r>
+        <w:rPr>
+          <w:lang w:val="pt_PT" w:bidi="pt_PT"/>
+        </w:rPr>
         <w:t xml:space="preserve">; </w:t>
       </w:r>
       <w:hyperlink r:id="rId153">
         <w:r>
           <w:rPr>
+            <w:lang w:val="pt_PT" w:bidi="pt_PT"/>
+          </w:rPr>
+          <w:rPr>
             <w:color w:val="0000EE"/>
             <w:u w:val="single"/>
           </w:rPr>
@@ -3273,31 +6068,65 @@
         </w:r>
       </w:hyperlink>
       <w:r>
+        <w:rPr>
+          <w:lang w:val="pt_PT" w:bidi="pt_PT"/>
+        </w:rPr>
         <w:t>).</w:t>
       </w:r>
-      <w:r/>
-      <w:r/>
-    </w:p>
-    <w:p>
-      <w:r/>
+      <w:r>
+        <w:rPr>
+          <w:lang w:val="pt_PT" w:bidi="pt_PT"/>
+        </w:rPr>
+      </w:r>
+      <w:r>
+        <w:rPr>
+          <w:lang w:val="pt_PT" w:bidi="pt_PT"/>
+        </w:rPr>
+      </w:r>
+    </w:p>
+    <w:p>
+      <w:pPr/>
+      <w:r>
+        <w:rPr>
+          <w:lang w:val="pt_PT" w:bidi="pt_PT"/>
+        </w:rPr>
+      </w:r>
     </w:p>
     <w:p>
       <w:pPr>
         <w:pStyle w:val="Heading2"/>
       </w:pPr>
       <w:r>
+        <w:rPr>
+          <w:lang w:val="pt_PT" w:bidi="pt_PT"/>
+        </w:rPr>
         <w:t>Miquéias 6.8</w:t>
       </w:r>
-      <w:r/>
-    </w:p>
-    <w:p>
-      <w:r/>
-      <w:r>
+      <w:r>
+        <w:rPr>
+          <w:lang w:val="pt_PT" w:bidi="pt_PT"/>
+        </w:rPr>
+      </w:r>
+    </w:p>
+    <w:p>
+      <w:pPr/>
+      <w:r>
+        <w:rPr>
+          <w:lang w:val="pt_PT" w:bidi="pt_PT"/>
+        </w:rPr>
+      </w:r>
+      <w:r>
+        <w:rPr>
+          <w:lang w:val="pt_PT" w:bidi="pt_PT"/>
+        </w:rPr>
         <w:t>Bom significa o que é certo aos olhos de Deus; Deus é a fonte de toda bondade (</w:t>
       </w:r>
       <w:hyperlink r:id="rId154">
         <w:r>
           <w:rPr>
+            <w:lang w:val="pt_PT" w:bidi="pt_PT"/>
+          </w:rPr>
+          <w:rPr>
             <w:color w:val="0000EE"/>
             <w:u w:val="single"/>
           </w:rPr>
@@ -3305,11 +6134,17 @@
         </w:r>
       </w:hyperlink>
       <w:r>
+        <w:rPr>
+          <w:lang w:val="pt_PT" w:bidi="pt_PT"/>
+        </w:rPr>
         <w:t xml:space="preserve">; </w:t>
       </w:r>
       <w:hyperlink r:id="rId155">
         <w:r>
           <w:rPr>
+            <w:lang w:val="pt_PT" w:bidi="pt_PT"/>
+          </w:rPr>
+          <w:rPr>
             <w:color w:val="0000EE"/>
             <w:u w:val="single"/>
           </w:rPr>
@@ -3317,11 +6152,17 @@
         </w:r>
       </w:hyperlink>
       <w:r>
+        <w:rPr>
+          <w:lang w:val="pt_PT" w:bidi="pt_PT"/>
+        </w:rPr>
         <w:t xml:space="preserve">; </w:t>
       </w:r>
       <w:hyperlink r:id="rId156">
         <w:r>
           <w:rPr>
+            <w:lang w:val="pt_PT" w:bidi="pt_PT"/>
+          </w:rPr>
+          <w:rPr>
             <w:color w:val="0000EE"/>
             <w:u w:val="single"/>
           </w:rPr>
@@ -3329,11 +6170,17 @@
         </w:r>
       </w:hyperlink>
       <w:r>
+        <w:rPr>
+          <w:lang w:val="pt_PT" w:bidi="pt_PT"/>
+        </w:rPr>
         <w:t xml:space="preserve">; </w:t>
       </w:r>
       <w:hyperlink r:id="rId157">
         <w:r>
           <w:rPr>
+            <w:lang w:val="pt_PT" w:bidi="pt_PT"/>
+          </w:rPr>
+          <w:rPr>
             <w:color w:val="0000EE"/>
             <w:u w:val="single"/>
           </w:rPr>
@@ -3341,11 +6188,17 @@
         </w:r>
       </w:hyperlink>
       <w:r>
+        <w:rPr>
+          <w:lang w:val="pt_PT" w:bidi="pt_PT"/>
+        </w:rPr>
         <w:t xml:space="preserve">). • o que é bom (hebraico mishpat, frequentemente traduzido como “justiça”): A ordem de Deus no mundo requer que tratemos os outros de maneira justa, não manipulativa e não opressiva. • misericórdia (hebraico khesed): Esta lealdade apaixonada e imerecida é a qualidade definidora do caráter santo de Deus (veja </w:t>
       </w:r>
       <w:hyperlink r:id="rId146">
         <w:r>
           <w:rPr>
+            <w:lang w:val="pt_PT" w:bidi="pt_PT"/>
+          </w:rPr>
+          <w:rPr>
             <w:color w:val="0000EE"/>
             <w:u w:val="single"/>
           </w:rPr>
@@ -3353,11 +6206,17 @@
         </w:r>
       </w:hyperlink>
       <w:r>
+        <w:rPr>
+          <w:lang w:val="pt_PT" w:bidi="pt_PT"/>
+        </w:rPr>
         <w:t xml:space="preserve">). Aqueles que conhecem Deus agirão da mesma forma em relação aos outros (veja </w:t>
       </w:r>
       <w:hyperlink r:id="rId158">
         <w:r>
           <w:rPr>
+            <w:lang w:val="pt_PT" w:bidi="pt_PT"/>
+          </w:rPr>
+          <w:rPr>
             <w:color w:val="0000EE"/>
             <w:u w:val="single"/>
           </w:rPr>
@@ -3365,11 +6224,17 @@
         </w:r>
       </w:hyperlink>
       <w:r>
+        <w:rPr>
+          <w:lang w:val="pt_PT" w:bidi="pt_PT"/>
+        </w:rPr>
         <w:t xml:space="preserve">; </w:t>
       </w:r>
       <w:hyperlink r:id="rId159">
         <w:r>
           <w:rPr>
+            <w:lang w:val="pt_PT" w:bidi="pt_PT"/>
+          </w:rPr>
+          <w:rPr>
             <w:color w:val="0000EE"/>
             <w:u w:val="single"/>
           </w:rPr>
@@ -3377,11 +6242,17 @@
         </w:r>
       </w:hyperlink>
       <w:r>
+        <w:rPr>
+          <w:lang w:val="pt_PT" w:bidi="pt_PT"/>
+        </w:rPr>
         <w:t xml:space="preserve">; </w:t>
       </w:r>
       <w:hyperlink r:id="rId160">
         <w:r>
           <w:rPr>
+            <w:lang w:val="pt_PT" w:bidi="pt_PT"/>
+          </w:rPr>
+          <w:rPr>
             <w:color w:val="0000EE"/>
             <w:u w:val="single"/>
           </w:rPr>
@@ -3389,11 +6260,17 @@
         </w:r>
       </w:hyperlink>
       <w:r>
+        <w:rPr>
+          <w:lang w:val="pt_PT" w:bidi="pt_PT"/>
+        </w:rPr>
         <w:t xml:space="preserve">). • andar humildemente: A humildade deve caracterizar o povo de Deus. Eles não devem viver com um espírito de arrogância ou privilégio especial. Devem ser humildes e temer a Deus reverentemente. Mishpat e khesed são incompatíveis com a arrogância humana. Deus deseja que estejamos em um relacionamento íntimo e contínuo com ele (um “andar”; cp. </w:t>
       </w:r>
       <w:hyperlink r:id="rId161">
         <w:r>
           <w:rPr>
+            <w:lang w:val="pt_PT" w:bidi="pt_PT"/>
+          </w:rPr>
+          <w:rPr>
             <w:color w:val="0000EE"/>
             <w:u w:val="single"/>
           </w:rPr>
@@ -3401,11 +6278,17 @@
         </w:r>
       </w:hyperlink>
       <w:r>
+        <w:rPr>
+          <w:lang w:val="pt_PT" w:bidi="pt_PT"/>
+        </w:rPr>
         <w:t xml:space="preserve">; </w:t>
       </w:r>
       <w:hyperlink r:id="rId162">
         <w:r>
           <w:rPr>
+            <w:lang w:val="pt_PT" w:bidi="pt_PT"/>
+          </w:rPr>
+          <w:rPr>
             <w:color w:val="0000EE"/>
             <w:u w:val="single"/>
           </w:rPr>
@@ -3413,40 +6296,78 @@
         </w:r>
       </w:hyperlink>
       <w:r>
+        <w:rPr>
+          <w:lang w:val="pt_PT" w:bidi="pt_PT"/>
+        </w:rPr>
         <w:t>) que transforma a maneira como nos relacionamos com outras pessoas.</w:t>
       </w:r>
-      <w:r/>
-      <w:r/>
-    </w:p>
-    <w:p>
-      <w:r/>
+      <w:r>
+        <w:rPr>
+          <w:lang w:val="pt_PT" w:bidi="pt_PT"/>
+        </w:rPr>
+      </w:r>
+      <w:r>
+        <w:rPr>
+          <w:lang w:val="pt_PT" w:bidi="pt_PT"/>
+        </w:rPr>
+      </w:r>
+    </w:p>
+    <w:p>
+      <w:pPr/>
+      <w:r>
+        <w:rPr>
+          <w:lang w:val="pt_PT" w:bidi="pt_PT"/>
+        </w:rPr>
+      </w:r>
     </w:p>
     <w:p>
       <w:pPr>
         <w:pStyle w:val="Heading2"/>
       </w:pPr>
       <w:r>
+        <w:rPr>
+          <w:lang w:val="pt_PT" w:bidi="pt_PT"/>
+        </w:rPr>
         <w:t>Miquéias 6.9</w:t>
       </w:r>
-      <w:r/>
-    </w:p>
-    <w:p>
-      <w:r/>
-      <w:r>
+      <w:r>
+        <w:rPr>
+          <w:lang w:val="pt_PT" w:bidi="pt_PT"/>
+        </w:rPr>
+      </w:r>
+    </w:p>
+    <w:p>
+      <w:pPr/>
+      <w:r>
+        <w:rPr>
+          <w:lang w:val="pt_PT" w:bidi="pt_PT"/>
+        </w:rPr>
+      </w:r>
+      <w:r>
+        <w:rPr>
+          <w:lang w:val="pt_PT" w:bidi="pt_PT"/>
+        </w:rPr>
         <w:t>Aqueles que são sábios temem o Senhor</w:t>
       </w:r>
       <w:r>
         <w:rPr>
           <w:i/>
+          <w:lang w:val="pt_PT" w:bidi="pt_PT"/>
         </w:rPr>
         <w:t xml:space="preserve">; </w:t>
       </w:r>
       <w:r>
+        <w:rPr>
+          <w:lang w:val="pt_PT" w:bidi="pt_PT"/>
+        </w:rPr>
         <w:t xml:space="preserve">a voz de Deus chama a todos em Jerusalém para aprender sabedoria (cf. </w:t>
       </w:r>
       <w:hyperlink r:id="rId163">
         <w:r>
           <w:rPr>
+            <w:lang w:val="pt_PT" w:bidi="pt_PT"/>
+          </w:rPr>
+          <w:rPr>
             <w:color w:val="0000EE"/>
             <w:u w:val="single"/>
           </w:rPr>
@@ -3454,11 +6375,17 @@
         </w:r>
       </w:hyperlink>
       <w:r>
+        <w:rPr>
+          <w:lang w:val="pt_PT" w:bidi="pt_PT"/>
+        </w:rPr>
         <w:t>,</w:t>
       </w:r>
       <w:hyperlink r:id="rId164">
         <w:r>
           <w:rPr>
+            <w:lang w:val="pt_PT" w:bidi="pt_PT"/>
+          </w:rPr>
+          <w:rPr>
             <w:color w:val="0000EE"/>
             <w:u w:val="single"/>
           </w:rPr>
@@ -3466,11 +6393,17 @@
         </w:r>
       </w:hyperlink>
       <w:r>
+        <w:rPr>
+          <w:lang w:val="pt_PT" w:bidi="pt_PT"/>
+        </w:rPr>
         <w:t>,</w:t>
       </w:r>
       <w:hyperlink r:id="rId165">
         <w:r>
           <w:rPr>
+            <w:lang w:val="pt_PT" w:bidi="pt_PT"/>
+          </w:rPr>
+          <w:rPr>
             <w:color w:val="0000EE"/>
             <w:u w:val="single"/>
           </w:rPr>
@@ -3478,11 +6411,17 @@
         </w:r>
       </w:hyperlink>
       <w:r>
+        <w:rPr>
+          <w:lang w:val="pt_PT" w:bidi="pt_PT"/>
+        </w:rPr>
         <w:t>). • Os exércitos de destruição... enviando-os: a Assíria executaria o plano do Senhor para destruir Samaria, enquanto Babilônia seria o instrumento de destruição para Jerusalém (</w:t>
       </w:r>
       <w:hyperlink r:id="rId166">
         <w:r>
           <w:rPr>
+            <w:lang w:val="pt_PT" w:bidi="pt_PT"/>
+          </w:rPr>
+          <w:rPr>
             <w:color w:val="0000EE"/>
             <w:u w:val="single"/>
           </w:rPr>
@@ -3490,31 +6429,65 @@
         </w:r>
       </w:hyperlink>
       <w:r>
+        <w:rPr>
+          <w:lang w:val="pt_PT" w:bidi="pt_PT"/>
+        </w:rPr>
         <w:t>).</w:t>
       </w:r>
-      <w:r/>
-      <w:r/>
-    </w:p>
-    <w:p>
-      <w:r/>
+      <w:r>
+        <w:rPr>
+          <w:lang w:val="pt_PT" w:bidi="pt_PT"/>
+        </w:rPr>
+      </w:r>
+      <w:r>
+        <w:rPr>
+          <w:lang w:val="pt_PT" w:bidi="pt_PT"/>
+        </w:rPr>
+      </w:r>
+    </w:p>
+    <w:p>
+      <w:pPr/>
+      <w:r>
+        <w:rPr>
+          <w:lang w:val="pt_PT" w:bidi="pt_PT"/>
+        </w:rPr>
+      </w:r>
     </w:p>
     <w:p>
       <w:pPr>
         <w:pStyle w:val="Heading2"/>
       </w:pPr>
       <w:r>
+        <w:rPr>
+          <w:lang w:val="pt_PT" w:bidi="pt_PT"/>
+        </w:rPr>
         <w:t>Miquéias 6.9–16</w:t>
       </w:r>
-      <w:r/>
-    </w:p>
-    <w:p>
-      <w:r/>
-      <w:r>
+      <w:r>
+        <w:rPr>
+          <w:lang w:val="pt_PT" w:bidi="pt_PT"/>
+        </w:rPr>
+      </w:r>
+    </w:p>
+    <w:p>
+      <w:pPr/>
+      <w:r>
+        <w:rPr>
+          <w:lang w:val="pt_PT" w:bidi="pt_PT"/>
+        </w:rPr>
+      </w:r>
+      <w:r>
+        <w:rPr>
+          <w:lang w:val="pt_PT" w:bidi="pt_PT"/>
+        </w:rPr>
         <w:t>As pessoas em Jerusalém foram convidadas a aprender a lição de Samaria: Se você oprime os outros para ter abundância para si mesmo (</w:t>
       </w:r>
       <w:hyperlink r:id="rId167">
         <w:r>
           <w:rPr>
+            <w:lang w:val="pt_PT" w:bidi="pt_PT"/>
+          </w:rPr>
+          <w:rPr>
             <w:color w:val="0000EE"/>
             <w:u w:val="single"/>
           </w:rPr>
@@ -3522,11 +6495,17 @@
         </w:r>
       </w:hyperlink>
       <w:r>
+        <w:rPr>
+          <w:lang w:val="pt_PT" w:bidi="pt_PT"/>
+        </w:rPr>
         <w:t>), nunca terá o suficiente, por mais que consiga (</w:t>
       </w:r>
       <w:hyperlink r:id="rId168">
         <w:r>
           <w:rPr>
+            <w:lang w:val="pt_PT" w:bidi="pt_PT"/>
+          </w:rPr>
+          <w:rPr>
             <w:color w:val="0000EE"/>
             <w:u w:val="single"/>
           </w:rPr>
@@ -3534,11 +6513,17 @@
         </w:r>
       </w:hyperlink>
       <w:r>
+        <w:rPr>
+          <w:lang w:val="pt_PT" w:bidi="pt_PT"/>
+        </w:rPr>
         <w:t>), e eventualmente perderá até mesmo isso (</w:t>
       </w:r>
       <w:hyperlink r:id="rId25">
         <w:r>
           <w:rPr>
+            <w:lang w:val="pt_PT" w:bidi="pt_PT"/>
+          </w:rPr>
+          <w:rPr>
             <w:color w:val="0000EE"/>
             <w:u w:val="single"/>
           </w:rPr>
@@ -3546,11 +6531,17 @@
         </w:r>
       </w:hyperlink>
       <w:r>
+        <w:rPr>
+          <w:lang w:val="pt_PT" w:bidi="pt_PT"/>
+        </w:rPr>
         <w:t>). É apropriado que tais pessoas se tornem objeto de escárnio, não para receber honra e adulação (</w:t>
       </w:r>
       <w:hyperlink r:id="rId25">
         <w:r>
           <w:rPr>
+            <w:lang w:val="pt_PT" w:bidi="pt_PT"/>
+          </w:rPr>
+          <w:rPr>
             <w:color w:val="0000EE"/>
             <w:u w:val="single"/>
           </w:rPr>
@@ -3558,31 +6549,65 @@
         </w:r>
       </w:hyperlink>
       <w:r>
+        <w:rPr>
+          <w:lang w:val="pt_PT" w:bidi="pt_PT"/>
+        </w:rPr>
         <w:t>).</w:t>
       </w:r>
-      <w:r/>
-      <w:r/>
-    </w:p>
-    <w:p>
-      <w:r/>
+      <w:r>
+        <w:rPr>
+          <w:lang w:val="pt_PT" w:bidi="pt_PT"/>
+        </w:rPr>
+      </w:r>
+      <w:r>
+        <w:rPr>
+          <w:lang w:val="pt_PT" w:bidi="pt_PT"/>
+        </w:rPr>
+      </w:r>
+    </w:p>
+    <w:p>
+      <w:pPr/>
+      <w:r>
+        <w:rPr>
+          <w:lang w:val="pt_PT" w:bidi="pt_PT"/>
+        </w:rPr>
+      </w:r>
     </w:p>
     <w:p>
       <w:pPr>
         <w:pStyle w:val="Heading2"/>
       </w:pPr>
       <w:r>
+        <w:rPr>
+          <w:lang w:val="pt_PT" w:bidi="pt_PT"/>
+        </w:rPr>
         <w:t>Miquéias 6.10–12</w:t>
       </w:r>
-      <w:r/>
-    </w:p>
-    <w:p>
-      <w:r/>
-      <w:r>
+      <w:r>
+        <w:rPr>
+          <w:lang w:val="pt_PT" w:bidi="pt_PT"/>
+        </w:rPr>
+      </w:r>
+    </w:p>
+    <w:p>
+      <w:pPr/>
+      <w:r>
+        <w:rPr>
+          <w:lang w:val="pt_PT" w:bidi="pt_PT"/>
+        </w:rPr>
+      </w:r>
+      <w:r>
+        <w:rPr>
+          <w:lang w:val="pt_PT" w:bidi="pt_PT"/>
+        </w:rPr>
         <w:t xml:space="preserve">O Senhor tinha acusações específicas contra seu povo. Eles se tornaram uma comunidade de engano, pronta para rejeição e destruição. Riqueza adquirida de forma desonesta, práticas comerciais antiéticas, ameaças e violência caracterizavam esse suposto povo de Deus (veja </w:t>
       </w:r>
       <w:hyperlink r:id="rId169">
         <w:r>
           <w:rPr>
+            <w:lang w:val="pt_PT" w:bidi="pt_PT"/>
+          </w:rPr>
+          <w:rPr>
             <w:color w:val="0000EE"/>
             <w:u w:val="single"/>
           </w:rPr>
@@ -3590,11 +6615,17 @@
         </w:r>
       </w:hyperlink>
       <w:r>
+        <w:rPr>
+          <w:lang w:val="pt_PT" w:bidi="pt_PT"/>
+        </w:rPr>
         <w:t xml:space="preserve">; </w:t>
       </w:r>
       <w:hyperlink r:id="rId170">
         <w:r>
           <w:rPr>
+            <w:lang w:val="pt_PT" w:bidi="pt_PT"/>
+          </w:rPr>
+          <w:rPr>
             <w:color w:val="0000EE"/>
             <w:u w:val="single"/>
           </w:rPr>
@@ -3602,11 +6633,17 @@
         </w:r>
       </w:hyperlink>
       <w:r>
+        <w:rPr>
+          <w:lang w:val="pt_PT" w:bidi="pt_PT"/>
+        </w:rPr>
         <w:t xml:space="preserve">; </w:t>
       </w:r>
       <w:hyperlink r:id="rId171">
         <w:r>
           <w:rPr>
+            <w:lang w:val="pt_PT" w:bidi="pt_PT"/>
+          </w:rPr>
+          <w:rPr>
             <w:color w:val="0000EE"/>
             <w:u w:val="single"/>
           </w:rPr>
@@ -3614,11 +6651,17 @@
         </w:r>
       </w:hyperlink>
       <w:r>
+        <w:rPr>
+          <w:lang w:val="pt_PT" w:bidi="pt_PT"/>
+        </w:rPr>
         <w:t xml:space="preserve">). Eles não podiam mudar, pois mentir era seu modo de vida (cp. </w:t>
       </w:r>
       <w:hyperlink r:id="rId172">
         <w:r>
           <w:rPr>
+            <w:lang w:val="pt_PT" w:bidi="pt_PT"/>
+          </w:rPr>
+          <w:rPr>
             <w:color w:val="0000EE"/>
             <w:u w:val="single"/>
           </w:rPr>
@@ -3626,31 +6669,65 @@
         </w:r>
       </w:hyperlink>
       <w:r>
+        <w:rPr>
+          <w:lang w:val="pt_PT" w:bidi="pt_PT"/>
+        </w:rPr>
         <w:t>). Israel estava completamente corrupto.</w:t>
       </w:r>
-      <w:r/>
-      <w:r/>
-    </w:p>
-    <w:p>
-      <w:r/>
+      <w:r>
+        <w:rPr>
+          <w:lang w:val="pt_PT" w:bidi="pt_PT"/>
+        </w:rPr>
+      </w:r>
+      <w:r>
+        <w:rPr>
+          <w:lang w:val="pt_PT" w:bidi="pt_PT"/>
+        </w:rPr>
+      </w:r>
+    </w:p>
+    <w:p>
+      <w:pPr/>
+      <w:r>
+        <w:rPr>
+          <w:lang w:val="pt_PT" w:bidi="pt_PT"/>
+        </w:rPr>
+      </w:r>
     </w:p>
     <w:p>
       <w:pPr>
         <w:pStyle w:val="Heading2"/>
       </w:pPr>
       <w:r>
+        <w:rPr>
+          <w:lang w:val="pt_PT" w:bidi="pt_PT"/>
+        </w:rPr>
         <w:t>Miquéias 6.13–16</w:t>
       </w:r>
-      <w:r/>
-    </w:p>
-    <w:p>
-      <w:r/>
-      <w:r>
+      <w:r>
+        <w:rPr>
+          <w:lang w:val="pt_PT" w:bidi="pt_PT"/>
+        </w:rPr>
+      </w:r>
+    </w:p>
+    <w:p>
+      <w:pPr/>
+      <w:r>
+        <w:rPr>
+          <w:lang w:val="pt_PT" w:bidi="pt_PT"/>
+        </w:rPr>
+      </w:r>
+      <w:r>
+        <w:rPr>
+          <w:lang w:val="pt_PT" w:bidi="pt_PT"/>
+        </w:rPr>
         <w:t xml:space="preserve">Vou acabar com vocês. Esta frase introduz todas as maldições que Deus havia prometido trazer sobre o povo desobediente e rebelde de Israel (veja </w:t>
       </w:r>
       <w:hyperlink r:id="rId173">
         <w:r>
           <w:rPr>
+            <w:lang w:val="pt_PT" w:bidi="pt_PT"/>
+          </w:rPr>
+          <w:rPr>
             <w:color w:val="0000EE"/>
             <w:u w:val="single"/>
           </w:rPr>
@@ -3658,31 +6735,65 @@
         </w:r>
       </w:hyperlink>
       <w:r>
+        <w:rPr>
+          <w:lang w:val="pt_PT" w:bidi="pt_PT"/>
+        </w:rPr>
         <w:t>).</w:t>
       </w:r>
-      <w:r/>
-      <w:r/>
-    </w:p>
-    <w:p>
-      <w:r/>
+      <w:r>
+        <w:rPr>
+          <w:lang w:val="pt_PT" w:bidi="pt_PT"/>
+        </w:rPr>
+      </w:r>
+      <w:r>
+        <w:rPr>
+          <w:lang w:val="pt_PT" w:bidi="pt_PT"/>
+        </w:rPr>
+      </w:r>
+    </w:p>
+    <w:p>
+      <w:pPr/>
+      <w:r>
+        <w:rPr>
+          <w:lang w:val="pt_PT" w:bidi="pt_PT"/>
+        </w:rPr>
+      </w:r>
     </w:p>
     <w:p>
       <w:pPr>
         <w:pStyle w:val="Heading2"/>
       </w:pPr>
       <w:r>
+        <w:rPr>
+          <w:lang w:val="pt_PT" w:bidi="pt_PT"/>
+        </w:rPr>
         <w:t>Miquéias 6.16</w:t>
       </w:r>
-      <w:r/>
-    </w:p>
-    <w:p>
-      <w:r/>
-      <w:r>
+      <w:r>
+        <w:rPr>
+          <w:lang w:val="pt_PT" w:bidi="pt_PT"/>
+        </w:rPr>
+      </w:r>
+    </w:p>
+    <w:p>
+      <w:pPr/>
+      <w:r>
+        <w:rPr>
+          <w:lang w:val="pt_PT" w:bidi="pt_PT"/>
+        </w:rPr>
+      </w:r>
+      <w:r>
+        <w:rPr>
+          <w:lang w:val="pt_PT" w:bidi="pt_PT"/>
+        </w:rPr>
         <w:t xml:space="preserve">Esses reis talvez tenham iniciado a dinastia mais rebelde a reinar no norte de Israel (885–841 a.C.; </w:t>
       </w:r>
       <w:hyperlink r:id="rId174">
         <w:r>
           <w:rPr>
+            <w:lang w:val="pt_PT" w:bidi="pt_PT"/>
+          </w:rPr>
+          <w:rPr>
             <w:color w:val="0000EE"/>
             <w:u w:val="single"/>
           </w:rPr>
@@ -3690,11 +6801,17 @@
         </w:r>
       </w:hyperlink>
       <w:r>
+        <w:rPr>
+          <w:lang w:val="pt_PT" w:bidi="pt_PT"/>
+        </w:rPr>
         <w:t>), e Elias os condenou à aniquilação (</w:t>
       </w:r>
       <w:hyperlink r:id="rId175">
         <w:r>
           <w:rPr>
+            <w:lang w:val="pt_PT" w:bidi="pt_PT"/>
+          </w:rPr>
+          <w:rPr>
             <w:color w:val="0000EE"/>
             <w:u w:val="single"/>
           </w:rPr>
@@ -3702,11 +6819,17 @@
         </w:r>
       </w:hyperlink>
       <w:r>
+        <w:rPr>
+          <w:lang w:val="pt_PT" w:bidi="pt_PT"/>
+        </w:rPr>
         <w:t xml:space="preserve">). Nenhum rei do norte de Israel seguiu as leis de Moisés (cf. </w:t>
       </w:r>
       <w:hyperlink r:id="rId176">
         <w:r>
           <w:rPr>
+            <w:lang w:val="pt_PT" w:bidi="pt_PT"/>
+          </w:rPr>
+          <w:rPr>
             <w:color w:val="0000EE"/>
             <w:u w:val="single"/>
           </w:rPr>
@@ -3714,11 +6837,17 @@
         </w:r>
       </w:hyperlink>
       <w:r>
+        <w:rPr>
+          <w:lang w:val="pt_PT" w:bidi="pt_PT"/>
+        </w:rPr>
         <w:t xml:space="preserve">). Onri e seu filho Acabe foram a síntese dos reis maus (e.g., </w:t>
       </w:r>
       <w:hyperlink r:id="rId177">
         <w:r>
           <w:rPr>
+            <w:lang w:val="pt_PT" w:bidi="pt_PT"/>
+          </w:rPr>
+          <w:rPr>
             <w:color w:val="0000EE"/>
             <w:u w:val="single"/>
           </w:rPr>
@@ -3726,11 +6855,17 @@
         </w:r>
       </w:hyperlink>
       <w:r>
+        <w:rPr>
+          <w:lang w:val="pt_PT" w:bidi="pt_PT"/>
+        </w:rPr>
         <w:t xml:space="preserve">; </w:t>
       </w:r>
       <w:hyperlink r:id="rId178">
         <w:r>
           <w:rPr>
+            <w:lang w:val="pt_PT" w:bidi="pt_PT"/>
+          </w:rPr>
+          <w:rPr>
             <w:color w:val="0000EE"/>
             <w:u w:val="single"/>
           </w:rPr>
@@ -3738,11 +6873,17 @@
         </w:r>
       </w:hyperlink>
       <w:r>
+        <w:rPr>
+          <w:lang w:val="pt_PT" w:bidi="pt_PT"/>
+        </w:rPr>
         <w:t>). A dinastia de Onri foi destruída em 841 a.C. (</w:t>
       </w:r>
       <w:hyperlink r:id="rId179">
         <w:r>
           <w:rPr>
+            <w:lang w:val="pt_PT" w:bidi="pt_PT"/>
+          </w:rPr>
+          <w:rPr>
             <w:color w:val="0000EE"/>
             <w:u w:val="single"/>
           </w:rPr>
@@ -3750,31 +6891,65 @@
         </w:r>
       </w:hyperlink>
       <w:r>
+        <w:rPr>
+          <w:lang w:val="pt_PT" w:bidi="pt_PT"/>
+        </w:rPr>
         <w:t>), e o povo de Israel que seguiu seu exemplo maligno seria destruído de forma semelhante.</w:t>
       </w:r>
-      <w:r/>
-      <w:r/>
-    </w:p>
-    <w:p>
-      <w:r/>
+      <w:r>
+        <w:rPr>
+          <w:lang w:val="pt_PT" w:bidi="pt_PT"/>
+        </w:rPr>
+      </w:r>
+      <w:r>
+        <w:rPr>
+          <w:lang w:val="pt_PT" w:bidi="pt_PT"/>
+        </w:rPr>
+      </w:r>
+    </w:p>
+    <w:p>
+      <w:pPr/>
+      <w:r>
+        <w:rPr>
+          <w:lang w:val="pt_PT" w:bidi="pt_PT"/>
+        </w:rPr>
+      </w:r>
     </w:p>
     <w:p>
       <w:pPr>
         <w:pStyle w:val="Heading2"/>
       </w:pPr>
       <w:r>
+        <w:rPr>
+          <w:lang w:val="pt_PT" w:bidi="pt_PT"/>
+        </w:rPr>
         <w:t>Miquéias 7.1</w:t>
       </w:r>
-      <w:r/>
-    </w:p>
-    <w:p>
-      <w:r/>
-      <w:r>
+      <w:r>
+        <w:rPr>
+          <w:lang w:val="pt_PT" w:bidi="pt_PT"/>
+        </w:rPr>
+      </w:r>
+    </w:p>
+    <w:p>
+      <w:pPr/>
+      <w:r>
+        <w:rPr>
+          <w:lang w:val="pt_PT" w:bidi="pt_PT"/>
+        </w:rPr>
+      </w:r>
+      <w:r>
+        <w:rPr>
+          <w:lang w:val="pt_PT" w:bidi="pt_PT"/>
+        </w:rPr>
         <w:t xml:space="preserve">O colhedor de frutas após a colheita: Após a segunda safra de figos e frutas em agosto-setembro, nenhuma produção adicional foi realizada por vários meses (cf. </w:t>
       </w:r>
       <w:hyperlink r:id="rId180">
         <w:r>
           <w:rPr>
+            <w:lang w:val="pt_PT" w:bidi="pt_PT"/>
+          </w:rPr>
+          <w:rPr>
             <w:color w:val="0000EE"/>
             <w:u w:val="single"/>
           </w:rPr>
@@ -3782,11 +6957,17 @@
         </w:r>
       </w:hyperlink>
       <w:r>
+        <w:rPr>
+          <w:lang w:val="pt_PT" w:bidi="pt_PT"/>
+        </w:rPr>
         <w:t xml:space="preserve">; </w:t>
       </w:r>
       <w:hyperlink r:id="rId181">
         <w:r>
           <w:rPr>
+            <w:lang w:val="pt_PT" w:bidi="pt_PT"/>
+          </w:rPr>
+          <w:rPr>
             <w:color w:val="0000EE"/>
             <w:u w:val="single"/>
           </w:rPr>
@@ -3794,11 +6975,17 @@
         </w:r>
       </w:hyperlink>
       <w:r>
+        <w:rPr>
+          <w:lang w:val="pt_PT" w:bidi="pt_PT"/>
+        </w:rPr>
         <w:t>). Ninguém podia ser encontrado para satisfazer a fome de Miquéias por justiça (</w:t>
       </w:r>
       <w:hyperlink r:id="rId182">
         <w:r>
           <w:rPr>
+            <w:lang w:val="pt_PT" w:bidi="pt_PT"/>
+          </w:rPr>
+          <w:rPr>
             <w:color w:val="0000EE"/>
             <w:u w:val="single"/>
           </w:rPr>
@@ -3806,31 +6993,65 @@
         </w:r>
       </w:hyperlink>
       <w:r>
+        <w:rPr>
+          <w:lang w:val="pt_PT" w:bidi="pt_PT"/>
+        </w:rPr>
         <w:t>).</w:t>
       </w:r>
-      <w:r/>
-      <w:r/>
-    </w:p>
-    <w:p>
-      <w:r/>
+      <w:r>
+        <w:rPr>
+          <w:lang w:val="pt_PT" w:bidi="pt_PT"/>
+        </w:rPr>
+      </w:r>
+      <w:r>
+        <w:rPr>
+          <w:lang w:val="pt_PT" w:bidi="pt_PT"/>
+        </w:rPr>
+      </w:r>
+    </w:p>
+    <w:p>
+      <w:pPr/>
+      <w:r>
+        <w:rPr>
+          <w:lang w:val="pt_PT" w:bidi="pt_PT"/>
+        </w:rPr>
+      </w:r>
     </w:p>
     <w:p>
       <w:pPr>
         <w:pStyle w:val="Heading2"/>
       </w:pPr>
       <w:r>
+        <w:rPr>
+          <w:lang w:val="pt_PT" w:bidi="pt_PT"/>
+        </w:rPr>
         <w:t>Miquéias 7.1–20</w:t>
       </w:r>
-      <w:r/>
-    </w:p>
-    <w:p>
-      <w:r/>
-      <w:r>
+      <w:r>
+        <w:rPr>
+          <w:lang w:val="pt_PT" w:bidi="pt_PT"/>
+        </w:rPr>
+      </w:r>
+    </w:p>
+    <w:p>
+      <w:pPr/>
+      <w:r>
+        <w:rPr>
+          <w:lang w:val="pt_PT" w:bidi="pt_PT"/>
+        </w:rPr>
+      </w:r>
+      <w:r>
+        <w:rPr>
+          <w:lang w:val="pt_PT" w:bidi="pt_PT"/>
+        </w:rPr>
         <w:t>Decepção e corrupção desesperadoras permeavam o povo de Deus (</w:t>
       </w:r>
       <w:hyperlink r:id="rId183">
         <w:r>
           <w:rPr>
+            <w:lang w:val="pt_PT" w:bidi="pt_PT"/>
+          </w:rPr>
+          <w:rPr>
             <w:color w:val="0000EE"/>
             <w:u w:val="single"/>
           </w:rPr>
@@ -3838,11 +7059,17 @@
         </w:r>
       </w:hyperlink>
       <w:r>
+        <w:rPr>
+          <w:lang w:val="pt_PT" w:bidi="pt_PT"/>
+        </w:rPr>
         <w:t>); a misericórdia de Deus, no entanto, triunfaria e Israel seria restaurado (</w:t>
       </w:r>
       <w:hyperlink r:id="rId184">
         <w:r>
           <w:rPr>
+            <w:lang w:val="pt_PT" w:bidi="pt_PT"/>
+          </w:rPr>
+          <w:rPr>
             <w:color w:val="0000EE"/>
             <w:u w:val="single"/>
           </w:rPr>
@@ -3850,11 +7077,17 @@
         </w:r>
       </w:hyperlink>
       <w:r>
+        <w:rPr>
+          <w:lang w:val="pt_PT" w:bidi="pt_PT"/>
+        </w:rPr>
         <w:t>). A misericórdia, compaixão e amor infalível de Deus prevaleceriam (</w:t>
       </w:r>
       <w:hyperlink r:id="rId185">
         <w:r>
           <w:rPr>
+            <w:lang w:val="pt_PT" w:bidi="pt_PT"/>
+          </w:rPr>
+          <w:rPr>
             <w:color w:val="0000EE"/>
             <w:u w:val="single"/>
           </w:rPr>
@@ -3862,11 +7095,17 @@
         </w:r>
       </w:hyperlink>
       <w:r>
+        <w:rPr>
+          <w:lang w:val="pt_PT" w:bidi="pt_PT"/>
+        </w:rPr>
         <w:t>). Miquéias lamentou a condição de seu povo e buscou ajuda no Senhor (</w:t>
       </w:r>
       <w:hyperlink r:id="rId186">
         <w:r>
           <w:rPr>
+            <w:lang w:val="pt_PT" w:bidi="pt_PT"/>
+          </w:rPr>
+          <w:rPr>
             <w:color w:val="0000EE"/>
             <w:u w:val="single"/>
           </w:rPr>
@@ -3874,31 +7113,65 @@
         </w:r>
       </w:hyperlink>
       <w:r>
+        <w:rPr>
+          <w:lang w:val="pt_PT" w:bidi="pt_PT"/>
+        </w:rPr>
         <w:t>).</w:t>
       </w:r>
-      <w:r/>
-      <w:r/>
-    </w:p>
-    <w:p>
-      <w:r/>
+      <w:r>
+        <w:rPr>
+          <w:lang w:val="pt_PT" w:bidi="pt_PT"/>
+        </w:rPr>
+      </w:r>
+      <w:r>
+        <w:rPr>
+          <w:lang w:val="pt_PT" w:bidi="pt_PT"/>
+        </w:rPr>
+      </w:r>
+    </w:p>
+    <w:p>
+      <w:pPr/>
+      <w:r>
+        <w:rPr>
+          <w:lang w:val="pt_PT" w:bidi="pt_PT"/>
+        </w:rPr>
+      </w:r>
     </w:p>
     <w:p>
       <w:pPr>
         <w:pStyle w:val="Heading2"/>
       </w:pPr>
       <w:r>
+        <w:rPr>
+          <w:lang w:val="pt_PT" w:bidi="pt_PT"/>
+        </w:rPr>
         <w:t>Miquéias 7.2</w:t>
       </w:r>
-      <w:r/>
-    </w:p>
-    <w:p>
-      <w:r/>
-      <w:r>
+      <w:r>
+        <w:rPr>
+          <w:lang w:val="pt_PT" w:bidi="pt_PT"/>
+        </w:rPr>
+      </w:r>
+    </w:p>
+    <w:p>
+      <w:pPr/>
+      <w:r>
+        <w:rPr>
+          <w:lang w:val="pt_PT" w:bidi="pt_PT"/>
+        </w:rPr>
+      </w:r>
+      <w:r>
+        <w:rPr>
+          <w:lang w:val="pt_PT" w:bidi="pt_PT"/>
+        </w:rPr>
         <w:t xml:space="preserve">Essa queixa é frequente nos profetas (veja </w:t>
       </w:r>
       <w:hyperlink r:id="rId187">
         <w:r>
           <w:rPr>
+            <w:lang w:val="pt_PT" w:bidi="pt_PT"/>
+          </w:rPr>
+          <w:rPr>
             <w:color w:val="0000EE"/>
             <w:u w:val="single"/>
           </w:rPr>
@@ -3906,11 +7179,17 @@
         </w:r>
       </w:hyperlink>
       <w:r>
+        <w:rPr>
+          <w:lang w:val="pt_PT" w:bidi="pt_PT"/>
+        </w:rPr>
         <w:t xml:space="preserve">; </w:t>
       </w:r>
       <w:hyperlink r:id="rId188">
         <w:r>
           <w:rPr>
+            <w:lang w:val="pt_PT" w:bidi="pt_PT"/>
+          </w:rPr>
+          <w:rPr>
             <w:color w:val="0000EE"/>
             <w:u w:val="single"/>
           </w:rPr>
@@ -3918,11 +7197,17 @@
         </w:r>
       </w:hyperlink>
       <w:r>
+        <w:rPr>
+          <w:lang w:val="pt_PT" w:bidi="pt_PT"/>
+        </w:rPr>
         <w:t xml:space="preserve">; </w:t>
       </w:r>
       <w:hyperlink r:id="rId189">
         <w:r>
           <w:rPr>
+            <w:lang w:val="pt_PT" w:bidi="pt_PT"/>
+          </w:rPr>
+          <w:rPr>
             <w:color w:val="0000EE"/>
             <w:u w:val="single"/>
           </w:rPr>
@@ -3930,11 +7215,17 @@
         </w:r>
       </w:hyperlink>
       <w:r>
+        <w:rPr>
+          <w:lang w:val="pt_PT" w:bidi="pt_PT"/>
+        </w:rPr>
         <w:t xml:space="preserve">). • No antigo Oriente Próximo, as pessoas pescavam e caçavam armando armadilhas e usando redes (cp. </w:t>
       </w:r>
       <w:hyperlink r:id="rId190">
         <w:r>
           <w:rPr>
+            <w:lang w:val="pt_PT" w:bidi="pt_PT"/>
+          </w:rPr>
+          <w:rPr>
             <w:color w:val="0000EE"/>
             <w:u w:val="single"/>
           </w:rPr>
@@ -3942,11 +7233,17 @@
         </w:r>
       </w:hyperlink>
       <w:r>
+        <w:rPr>
+          <w:lang w:val="pt_PT" w:bidi="pt_PT"/>
+        </w:rPr>
         <w:t xml:space="preserve">; </w:t>
       </w:r>
       <w:hyperlink r:id="rId191">
         <w:r>
           <w:rPr>
+            <w:lang w:val="pt_PT" w:bidi="pt_PT"/>
+          </w:rPr>
+          <w:rPr>
             <w:color w:val="0000EE"/>
             <w:u w:val="single"/>
           </w:rPr>
@@ -3954,11 +7251,17 @@
         </w:r>
       </w:hyperlink>
       <w:r>
+        <w:rPr>
+          <w:lang w:val="pt_PT" w:bidi="pt_PT"/>
+        </w:rPr>
         <w:t xml:space="preserve">; </w:t>
       </w:r>
       <w:hyperlink r:id="rId192">
         <w:r>
           <w:rPr>
+            <w:lang w:val="pt_PT" w:bidi="pt_PT"/>
+          </w:rPr>
+          <w:rPr>
             <w:color w:val="0000EE"/>
             <w:u w:val="single"/>
           </w:rPr>
@@ -3966,51 +7269,113 @@
         </w:r>
       </w:hyperlink>
       <w:r>
+        <w:rPr>
+          <w:lang w:val="pt_PT" w:bidi="pt_PT"/>
+        </w:rPr>
         <w:t>). • seus próprios irmãos: Todos os israelitas eram considerados irmãos.</w:t>
       </w:r>
-      <w:r/>
-      <w:r/>
-    </w:p>
-    <w:p>
-      <w:r/>
+      <w:r>
+        <w:rPr>
+          <w:lang w:val="pt_PT" w:bidi="pt_PT"/>
+        </w:rPr>
+      </w:r>
+      <w:r>
+        <w:rPr>
+          <w:lang w:val="pt_PT" w:bidi="pt_PT"/>
+        </w:rPr>
+      </w:r>
+    </w:p>
+    <w:p>
+      <w:pPr/>
+      <w:r>
+        <w:rPr>
+          <w:lang w:val="pt_PT" w:bidi="pt_PT"/>
+        </w:rPr>
+      </w:r>
     </w:p>
     <w:p>
       <w:pPr>
         <w:pStyle w:val="Heading2"/>
       </w:pPr>
       <w:r>
+        <w:rPr>
+          <w:lang w:val="pt_PT" w:bidi="pt_PT"/>
+        </w:rPr>
         <w:t>Miquéias 7.2–6</w:t>
       </w:r>
-      <w:r/>
-    </w:p>
-    <w:p>
-      <w:r/>
-      <w:r>
+      <w:r>
+        <w:rPr>
+          <w:lang w:val="pt_PT" w:bidi="pt_PT"/>
+        </w:rPr>
+      </w:r>
+    </w:p>
+    <w:p>
+      <w:pPr/>
+      <w:r>
+        <w:rPr>
+          <w:lang w:val="pt_PT" w:bidi="pt_PT"/>
+        </w:rPr>
+      </w:r>
+      <w:r>
+        <w:rPr>
+          <w:lang w:val="pt_PT" w:bidi="pt_PT"/>
+        </w:rPr>
         <w:t>O povo de Israel estava sem lei, justiça ou retidão. Todos se aproveitavam uns dos outros para autoengrandecimento; eles haviam criado uma sociedade em que todas as formas de opressão eram a norma.</w:t>
       </w:r>
-      <w:r/>
-      <w:r/>
-    </w:p>
-    <w:p>
-      <w:r/>
+      <w:r>
+        <w:rPr>
+          <w:lang w:val="pt_PT" w:bidi="pt_PT"/>
+        </w:rPr>
+      </w:r>
+      <w:r>
+        <w:rPr>
+          <w:lang w:val="pt_PT" w:bidi="pt_PT"/>
+        </w:rPr>
+      </w:r>
+    </w:p>
+    <w:p>
+      <w:pPr/>
+      <w:r>
+        <w:rPr>
+          <w:lang w:val="pt_PT" w:bidi="pt_PT"/>
+        </w:rPr>
+      </w:r>
     </w:p>
     <w:p>
       <w:pPr>
         <w:pStyle w:val="Heading2"/>
       </w:pPr>
       <w:r>
+        <w:rPr>
+          <w:lang w:val="pt_PT" w:bidi="pt_PT"/>
+        </w:rPr>
         <w:t>Miquéias 7.3</w:t>
       </w:r>
-      <w:r/>
-    </w:p>
-    <w:p>
-      <w:r/>
-      <w:r>
+      <w:r>
+        <w:rPr>
+          <w:lang w:val="pt_PT" w:bidi="pt_PT"/>
+        </w:rPr>
+      </w:r>
+    </w:p>
+    <w:p>
+      <w:pPr/>
+      <w:r>
+        <w:rPr>
+          <w:lang w:val="pt_PT" w:bidi="pt_PT"/>
+        </w:rPr>
+      </w:r>
+      <w:r>
+        <w:rPr>
+          <w:lang w:val="pt_PT" w:bidi="pt_PT"/>
+        </w:rPr>
         <w:t>Ou seja, eles tinham aperfeiçoado as habilidades para fazer o mal. • Tanto os oficiais quanto os juízes exigiam subornos: Governantes e juízes eram proibidos de distorcer a justiça (</w:t>
       </w:r>
       <w:hyperlink r:id="rId193">
         <w:r>
           <w:rPr>
+            <w:lang w:val="pt_PT" w:bidi="pt_PT"/>
+          </w:rPr>
+          <w:rPr>
             <w:color w:val="0000EE"/>
             <w:u w:val="single"/>
           </w:rPr>
@@ -4018,11 +7383,17 @@
         </w:r>
       </w:hyperlink>
       <w:r>
+        <w:rPr>
+          <w:lang w:val="pt_PT" w:bidi="pt_PT"/>
+        </w:rPr>
         <w:t xml:space="preserve">; </w:t>
       </w:r>
       <w:hyperlink r:id="rId194">
         <w:r>
           <w:rPr>
+            <w:lang w:val="pt_PT" w:bidi="pt_PT"/>
+          </w:rPr>
+          <w:rPr>
             <w:color w:val="0000EE"/>
             <w:u w:val="single"/>
           </w:rPr>
@@ -4030,51 +7401,113 @@
         </w:r>
       </w:hyperlink>
       <w:r>
+        <w:rPr>
+          <w:lang w:val="pt_PT" w:bidi="pt_PT"/>
+        </w:rPr>
         <w:t>). O sistema judicial de Israel estava completamente corrupto.</w:t>
       </w:r>
-      <w:r/>
-      <w:r/>
-    </w:p>
-    <w:p>
-      <w:r/>
+      <w:r>
+        <w:rPr>
+          <w:lang w:val="pt_PT" w:bidi="pt_PT"/>
+        </w:rPr>
+      </w:r>
+      <w:r>
+        <w:rPr>
+          <w:lang w:val="pt_PT" w:bidi="pt_PT"/>
+        </w:rPr>
+      </w:r>
+    </w:p>
+    <w:p>
+      <w:pPr/>
+      <w:r>
+        <w:rPr>
+          <w:lang w:val="pt_PT" w:bidi="pt_PT"/>
+        </w:rPr>
+      </w:r>
     </w:p>
     <w:p>
       <w:pPr>
         <w:pStyle w:val="Heading2"/>
       </w:pPr>
       <w:r>
+        <w:rPr>
+          <w:lang w:val="pt_PT" w:bidi="pt_PT"/>
+        </w:rPr>
         <w:t>Miquéias 7.4</w:t>
       </w:r>
-      <w:r/>
-    </w:p>
-    <w:p>
-      <w:r/>
-      <w:r>
+      <w:r>
+        <w:rPr>
+          <w:lang w:val="pt_PT" w:bidi="pt_PT"/>
+        </w:rPr>
+      </w:r>
+    </w:p>
+    <w:p>
+      <w:pPr/>
+      <w:r>
+        <w:rPr>
+          <w:lang w:val="pt_PT" w:bidi="pt_PT"/>
+        </w:rPr>
+      </w:r>
+      <w:r>
+        <w:rPr>
+          <w:lang w:val="pt_PT" w:bidi="pt_PT"/>
+        </w:rPr>
         <w:t>Seu dia de julgamento está chegando: O povo de Israel em breve seria conquistado pelos assírios, o povo de Judá em breve enfrentaria a destruição nas mãos dos babilônios, e todas as pessoas da terra em breve enfrentarão Deus em julgamento.</w:t>
       </w:r>
-      <w:r/>
-      <w:r/>
-    </w:p>
-    <w:p>
-      <w:r/>
+      <w:r>
+        <w:rPr>
+          <w:lang w:val="pt_PT" w:bidi="pt_PT"/>
+        </w:rPr>
+      </w:r>
+      <w:r>
+        <w:rPr>
+          <w:lang w:val="pt_PT" w:bidi="pt_PT"/>
+        </w:rPr>
+      </w:r>
+    </w:p>
+    <w:p>
+      <w:pPr/>
+      <w:r>
+        <w:rPr>
+          <w:lang w:val="pt_PT" w:bidi="pt_PT"/>
+        </w:rPr>
+      </w:r>
     </w:p>
     <w:p>
       <w:pPr>
         <w:pStyle w:val="Heading2"/>
       </w:pPr>
       <w:r>
+        <w:rPr>
+          <w:lang w:val="pt_PT" w:bidi="pt_PT"/>
+        </w:rPr>
         <w:t>Miquéias 7.5–6</w:t>
       </w:r>
-      <w:r/>
-    </w:p>
-    <w:p>
-      <w:r/>
-      <w:r>
+      <w:r>
+        <w:rPr>
+          <w:lang w:val="pt_PT" w:bidi="pt_PT"/>
+        </w:rPr>
+      </w:r>
+    </w:p>
+    <w:p>
+      <w:pPr/>
+      <w:r>
+        <w:rPr>
+          <w:lang w:val="pt_PT" w:bidi="pt_PT"/>
+        </w:rPr>
+      </w:r>
+      <w:r>
+        <w:rPr>
+          <w:lang w:val="pt_PT" w:bidi="pt_PT"/>
+        </w:rPr>
         <w:t xml:space="preserve">Não confie em ninguém: Amargura, corrupção e traição envenenaram a comunidade do povo do Senhor (cf. </w:t>
       </w:r>
       <w:hyperlink r:id="rId195">
         <w:r>
           <w:rPr>
+            <w:lang w:val="pt_PT" w:bidi="pt_PT"/>
+          </w:rPr>
+          <w:rPr>
             <w:color w:val="0000EE"/>
             <w:u w:val="single"/>
           </w:rPr>
@@ -4082,11 +7515,17 @@
         </w:r>
       </w:hyperlink>
       <w:r>
+        <w:rPr>
+          <w:lang w:val="pt_PT" w:bidi="pt_PT"/>
+        </w:rPr>
         <w:t xml:space="preserve">; </w:t>
       </w:r>
       <w:hyperlink r:id="rId196">
         <w:r>
           <w:rPr>
+            <w:lang w:val="pt_PT" w:bidi="pt_PT"/>
+          </w:rPr>
+          <w:rPr>
             <w:color w:val="0000EE"/>
             <w:u w:val="single"/>
           </w:rPr>
@@ -4094,31 +7533,65 @@
         </w:r>
       </w:hyperlink>
       <w:r>
+        <w:rPr>
+          <w:lang w:val="pt_PT" w:bidi="pt_PT"/>
+        </w:rPr>
         <w:t>).</w:t>
       </w:r>
-      <w:r/>
-      <w:r/>
-    </w:p>
-    <w:p>
-      <w:r/>
+      <w:r>
+        <w:rPr>
+          <w:lang w:val="pt_PT" w:bidi="pt_PT"/>
+        </w:rPr>
+      </w:r>
+      <w:r>
+        <w:rPr>
+          <w:lang w:val="pt_PT" w:bidi="pt_PT"/>
+        </w:rPr>
+      </w:r>
+    </w:p>
+    <w:p>
+      <w:pPr/>
+      <w:r>
+        <w:rPr>
+          <w:lang w:val="pt_PT" w:bidi="pt_PT"/>
+        </w:rPr>
+      </w:r>
     </w:p>
     <w:p>
       <w:pPr>
         <w:pStyle w:val="Heading2"/>
       </w:pPr>
       <w:r>
+        <w:rPr>
+          <w:lang w:val="pt_PT" w:bidi="pt_PT"/>
+        </w:rPr>
         <w:t>Miquéias 7.7–10</w:t>
       </w:r>
-      <w:r/>
-    </w:p>
-    <w:p>
-      <w:r/>
-      <w:r>
+      <w:r>
+        <w:rPr>
+          <w:lang w:val="pt_PT" w:bidi="pt_PT"/>
+        </w:rPr>
+      </w:r>
+    </w:p>
+    <w:p>
+      <w:pPr/>
+      <w:r>
+        <w:rPr>
+          <w:lang w:val="pt_PT" w:bidi="pt_PT"/>
+        </w:rPr>
+      </w:r>
+      <w:r>
+        <w:rPr>
+          <w:lang w:val="pt_PT" w:bidi="pt_PT"/>
+        </w:rPr>
         <w:t xml:space="preserve">No meio do desespero, Miquéias ora com um salmo de esperança e confiança no Senhor (cf. </w:t>
       </w:r>
       <w:hyperlink r:id="rId197">
         <w:r>
           <w:rPr>
+            <w:lang w:val="pt_PT" w:bidi="pt_PT"/>
+          </w:rPr>
+          <w:rPr>
             <w:color w:val="0000EE"/>
             <w:u w:val="single"/>
           </w:rPr>
@@ -4126,11 +7599,17 @@
         </w:r>
       </w:hyperlink>
       <w:r>
+        <w:rPr>
+          <w:lang w:val="pt_PT" w:bidi="pt_PT"/>
+        </w:rPr>
         <w:t xml:space="preserve">; </w:t>
       </w:r>
       <w:hyperlink r:id="rId198">
         <w:r>
           <w:rPr>
+            <w:lang w:val="pt_PT" w:bidi="pt_PT"/>
+          </w:rPr>
+          <w:rPr>
             <w:color w:val="0000EE"/>
             <w:u w:val="single"/>
           </w:rPr>
@@ -4138,31 +7617,65 @@
         </w:r>
       </w:hyperlink>
       <w:r>
+        <w:rPr>
+          <w:lang w:val="pt_PT" w:bidi="pt_PT"/>
+        </w:rPr>
         <w:t>).</w:t>
       </w:r>
-      <w:r/>
-      <w:r/>
-    </w:p>
-    <w:p>
-      <w:r/>
+      <w:r>
+        <w:rPr>
+          <w:lang w:val="pt_PT" w:bidi="pt_PT"/>
+        </w:rPr>
+      </w:r>
+      <w:r>
+        <w:rPr>
+          <w:lang w:val="pt_PT" w:bidi="pt_PT"/>
+        </w:rPr>
+      </w:r>
+    </w:p>
+    <w:p>
+      <w:pPr/>
+      <w:r>
+        <w:rPr>
+          <w:lang w:val="pt_PT" w:bidi="pt_PT"/>
+        </w:rPr>
+      </w:r>
     </w:p>
     <w:p>
       <w:pPr>
         <w:pStyle w:val="Heading2"/>
       </w:pPr>
       <w:r>
+        <w:rPr>
+          <w:lang w:val="pt_PT" w:bidi="pt_PT"/>
+        </w:rPr>
         <w:t>Miquéias 7.8</w:t>
       </w:r>
-      <w:r/>
-    </w:p>
-    <w:p>
-      <w:r/>
-      <w:r>
+      <w:r>
+        <w:rPr>
+          <w:lang w:val="pt_PT" w:bidi="pt_PT"/>
+        </w:rPr>
+      </w:r>
+    </w:p>
+    <w:p>
+      <w:pPr/>
+      <w:r>
+        <w:rPr>
+          <w:lang w:val="pt_PT" w:bidi="pt_PT"/>
+        </w:rPr>
+      </w:r>
+      <w:r>
+        <w:rPr>
+          <w:lang w:val="pt_PT" w:bidi="pt_PT"/>
+        </w:rPr>
         <w:t xml:space="preserve">Agora, estamos na escuridão: O profeta espera confiantemente em Deus para ser sua luz (cf. </w:t>
       </w:r>
       <w:hyperlink r:id="rId199">
         <w:r>
           <w:rPr>
+            <w:lang w:val="pt_PT" w:bidi="pt_PT"/>
+          </w:rPr>
+          <w:rPr>
             <w:color w:val="0000EE"/>
             <w:u w:val="single"/>
           </w:rPr>
@@ -4170,11 +7683,17 @@
         </w:r>
       </w:hyperlink>
       <w:r>
+        <w:rPr>
+          <w:lang w:val="pt_PT" w:bidi="pt_PT"/>
+        </w:rPr>
         <w:t xml:space="preserve">) mesmo em dificuldades profundas, sabendo que seus inimigos não o venceriam (cf. </w:t>
       </w:r>
       <w:hyperlink r:id="rId200">
         <w:r>
           <w:rPr>
+            <w:lang w:val="pt_PT" w:bidi="pt_PT"/>
+          </w:rPr>
+          <w:rPr>
             <w:color w:val="0000EE"/>
             <w:u w:val="single"/>
           </w:rPr>
@@ -4182,11 +7701,17 @@
         </w:r>
       </w:hyperlink>
       <w:r>
+        <w:rPr>
+          <w:lang w:val="pt_PT" w:bidi="pt_PT"/>
+        </w:rPr>
         <w:t>). O Espírito de Deus lhe deu o poder e a confiança para realizar sua tarefa profética (</w:t>
       </w:r>
       <w:hyperlink r:id="rId201">
         <w:r>
           <w:rPr>
+            <w:lang w:val="pt_PT" w:bidi="pt_PT"/>
+          </w:rPr>
+          <w:rPr>
             <w:color w:val="0000EE"/>
             <w:u w:val="single"/>
           </w:rPr>
@@ -4194,51 +7719,113 @@
         </w:r>
       </w:hyperlink>
       <w:r>
+        <w:rPr>
+          <w:lang w:val="pt_PT" w:bidi="pt_PT"/>
+        </w:rPr>
         <w:t>).</w:t>
       </w:r>
-      <w:r/>
-      <w:r/>
-    </w:p>
-    <w:p>
-      <w:r/>
+      <w:r>
+        <w:rPr>
+          <w:lang w:val="pt_PT" w:bidi="pt_PT"/>
+        </w:rPr>
+      </w:r>
+      <w:r>
+        <w:rPr>
+          <w:lang w:val="pt_PT" w:bidi="pt_PT"/>
+        </w:rPr>
+      </w:r>
+    </w:p>
+    <w:p>
+      <w:pPr/>
+      <w:r>
+        <w:rPr>
+          <w:lang w:val="pt_PT" w:bidi="pt_PT"/>
+        </w:rPr>
+      </w:r>
     </w:p>
     <w:p>
       <w:pPr>
         <w:pStyle w:val="Heading2"/>
       </w:pPr>
       <w:r>
+        <w:rPr>
+          <w:lang w:val="pt_PT" w:bidi="pt_PT"/>
+        </w:rPr>
         <w:t>Miquéias 7.9</w:t>
       </w:r>
-      <w:r/>
-    </w:p>
-    <w:p>
-      <w:r/>
-      <w:r>
+      <w:r>
+        <w:rPr>
+          <w:lang w:val="pt_PT" w:bidi="pt_PT"/>
+        </w:rPr>
+      </w:r>
+    </w:p>
+    <w:p>
+      <w:pPr/>
+      <w:r>
+        <w:rPr>
+          <w:lang w:val="pt_PT" w:bidi="pt_PT"/>
+        </w:rPr>
+      </w:r>
+      <w:r>
+        <w:rPr>
+          <w:lang w:val="pt_PT" w:bidi="pt_PT"/>
+        </w:rPr>
         <w:t>Nós pecamos: O profeta e outras pessoas piedosas reconhecem seu próprio fracasso e culpa, mas confiam no Senhor para a redenção. • A justiça do Senhor traz salvação e resgate para o seu povo.</w:t>
       </w:r>
-      <w:r/>
-      <w:r/>
-    </w:p>
-    <w:p>
-      <w:r/>
+      <w:r>
+        <w:rPr>
+          <w:lang w:val="pt_PT" w:bidi="pt_PT"/>
+        </w:rPr>
+      </w:r>
+      <w:r>
+        <w:rPr>
+          <w:lang w:val="pt_PT" w:bidi="pt_PT"/>
+        </w:rPr>
+      </w:r>
+    </w:p>
+    <w:p>
+      <w:pPr/>
+      <w:r>
+        <w:rPr>
+          <w:lang w:val="pt_PT" w:bidi="pt_PT"/>
+        </w:rPr>
+      </w:r>
     </w:p>
     <w:p>
       <w:pPr>
         <w:pStyle w:val="Heading2"/>
       </w:pPr>
       <w:r>
+        <w:rPr>
+          <w:lang w:val="pt_PT" w:bidi="pt_PT"/>
+        </w:rPr>
         <w:t>Miquéias 7.10</w:t>
       </w:r>
-      <w:r/>
-    </w:p>
-    <w:p>
-      <w:r/>
-      <w:r>
+      <w:r>
+        <w:rPr>
+          <w:lang w:val="pt_PT" w:bidi="pt_PT"/>
+        </w:rPr>
+      </w:r>
+    </w:p>
+    <w:p>
+      <w:pPr/>
+      <w:r>
+        <w:rPr>
+          <w:lang w:val="pt_PT" w:bidi="pt_PT"/>
+        </w:rPr>
+      </w:r>
+      <w:r>
+        <w:rPr>
+          <w:lang w:val="pt_PT" w:bidi="pt_PT"/>
+        </w:rPr>
         <w:t>Onde está o Senhor? Esta provocação repreendia Deus e aqueles que confiavam nele. Deus havia prometido estar sempre com seu povo e seus líderes (</w:t>
       </w:r>
       <w:hyperlink r:id="rId202">
         <w:r>
           <w:rPr>
+            <w:lang w:val="pt_PT" w:bidi="pt_PT"/>
+          </w:rPr>
+          <w:rPr>
             <w:color w:val="0000EE"/>
             <w:u w:val="single"/>
           </w:rPr>
@@ -4246,11 +7833,17 @@
         </w:r>
       </w:hyperlink>
       <w:r>
+        <w:rPr>
+          <w:lang w:val="pt_PT" w:bidi="pt_PT"/>
+        </w:rPr>
         <w:t xml:space="preserve">; </w:t>
       </w:r>
       <w:hyperlink r:id="rId65">
         <w:r>
           <w:rPr>
+            <w:lang w:val="pt_PT" w:bidi="pt_PT"/>
+          </w:rPr>
+          <w:rPr>
             <w:color w:val="0000EE"/>
             <w:u w:val="single"/>
           </w:rPr>
@@ -4258,11 +7851,17 @@
         </w:r>
       </w:hyperlink>
       <w:r>
+        <w:rPr>
+          <w:lang w:val="pt_PT" w:bidi="pt_PT"/>
+        </w:rPr>
         <w:t xml:space="preserve">). Deus foi desonrado por essas provocações, e ele agiria para limpar seu nome (cp. </w:t>
       </w:r>
       <w:hyperlink r:id="rId203">
         <w:r>
           <w:rPr>
+            <w:lang w:val="pt_PT" w:bidi="pt_PT"/>
+          </w:rPr>
+          <w:rPr>
             <w:color w:val="0000EE"/>
             <w:u w:val="single"/>
           </w:rPr>
@@ -4270,11 +7869,17 @@
         </w:r>
       </w:hyperlink>
       <w:r>
+        <w:rPr>
+          <w:lang w:val="pt_PT" w:bidi="pt_PT"/>
+        </w:rPr>
         <w:t xml:space="preserve">; </w:t>
       </w:r>
       <w:hyperlink r:id="rId204">
         <w:r>
           <w:rPr>
+            <w:lang w:val="pt_PT" w:bidi="pt_PT"/>
+          </w:rPr>
+          <w:rPr>
             <w:color w:val="0000EE"/>
             <w:u w:val="single"/>
           </w:rPr>
@@ -4282,31 +7887,65 @@
         </w:r>
       </w:hyperlink>
       <w:r>
+        <w:rPr>
+          <w:lang w:val="pt_PT" w:bidi="pt_PT"/>
+        </w:rPr>
         <w:t>).</w:t>
       </w:r>
-      <w:r/>
-      <w:r/>
-    </w:p>
-    <w:p>
-      <w:r/>
+      <w:r>
+        <w:rPr>
+          <w:lang w:val="pt_PT" w:bidi="pt_PT"/>
+        </w:rPr>
+      </w:r>
+      <w:r>
+        <w:rPr>
+          <w:lang w:val="pt_PT" w:bidi="pt_PT"/>
+        </w:rPr>
+      </w:r>
+    </w:p>
+    <w:p>
+      <w:pPr/>
+      <w:r>
+        <w:rPr>
+          <w:lang w:val="pt_PT" w:bidi="pt_PT"/>
+        </w:rPr>
+      </w:r>
     </w:p>
     <w:p>
       <w:pPr>
         <w:pStyle w:val="Heading2"/>
       </w:pPr>
       <w:r>
+        <w:rPr>
+          <w:lang w:val="pt_PT" w:bidi="pt_PT"/>
+        </w:rPr>
         <w:t>Miquéias 7.11–12</w:t>
       </w:r>
-      <w:r/>
-    </w:p>
-    <w:p>
-      <w:r/>
-      <w:r>
+      <w:r>
+        <w:rPr>
+          <w:lang w:val="pt_PT" w:bidi="pt_PT"/>
+        </w:rPr>
+      </w:r>
+    </w:p>
+    <w:p>
+      <w:pPr/>
+      <w:r>
+        <w:rPr>
+          <w:lang w:val="pt_PT" w:bidi="pt_PT"/>
+        </w:rPr>
+      </w:r>
+      <w:r>
+        <w:rPr>
+          <w:lang w:val="pt_PT" w:bidi="pt_PT"/>
+        </w:rPr>
         <w:t xml:space="preserve">Aquele dia inclui (1) 538 a.C., quando Israel começou a retornar do exílio na Babilônia (veja </w:t>
       </w:r>
       <w:hyperlink r:id="rId205">
         <w:r>
           <w:rPr>
+            <w:lang w:val="pt_PT" w:bidi="pt_PT"/>
+          </w:rPr>
+          <w:rPr>
             <w:color w:val="0000EE"/>
             <w:u w:val="single"/>
           </w:rPr>
@@ -4314,11 +7953,17 @@
         </w:r>
       </w:hyperlink>
       <w:r>
+        <w:rPr>
+          <w:lang w:val="pt_PT" w:bidi="pt_PT"/>
+        </w:rPr>
         <w:t xml:space="preserve">); e (2) a restauração final do povo de Deus (veja </w:t>
       </w:r>
       <w:hyperlink r:id="rId87">
         <w:r>
           <w:rPr>
+            <w:lang w:val="pt_PT" w:bidi="pt_PT"/>
+          </w:rPr>
+          <w:rPr>
             <w:color w:val="0000EE"/>
             <w:u w:val="single"/>
           </w:rPr>
@@ -4326,11 +7971,17 @@
         </w:r>
       </w:hyperlink>
       <w:r>
+        <w:rPr>
+          <w:lang w:val="pt_PT" w:bidi="pt_PT"/>
+        </w:rPr>
         <w:t>). À medida que as nações fluem para um Israel renovado, os propósitos de Deus através de Abraão serão cumpridos (</w:t>
       </w:r>
       <w:hyperlink r:id="rId74">
         <w:r>
           <w:rPr>
+            <w:lang w:val="pt_PT" w:bidi="pt_PT"/>
+          </w:rPr>
+          <w:rPr>
             <w:color w:val="0000EE"/>
             <w:u w:val="single"/>
           </w:rPr>
@@ -4338,31 +7989,65 @@
         </w:r>
       </w:hyperlink>
       <w:r>
+        <w:rPr>
+          <w:lang w:val="pt_PT" w:bidi="pt_PT"/>
+        </w:rPr>
         <w:t>).</w:t>
       </w:r>
-      <w:r/>
-      <w:r/>
-    </w:p>
-    <w:p>
-      <w:r/>
+      <w:r>
+        <w:rPr>
+          <w:lang w:val="pt_PT" w:bidi="pt_PT"/>
+        </w:rPr>
+      </w:r>
+      <w:r>
+        <w:rPr>
+          <w:lang w:val="pt_PT" w:bidi="pt_PT"/>
+        </w:rPr>
+      </w:r>
+    </w:p>
+    <w:p>
+      <w:pPr/>
+      <w:r>
+        <w:rPr>
+          <w:lang w:val="pt_PT" w:bidi="pt_PT"/>
+        </w:rPr>
+      </w:r>
     </w:p>
     <w:p>
       <w:pPr>
         <w:pStyle w:val="Heading2"/>
       </w:pPr>
       <w:r>
+        <w:rPr>
+          <w:lang w:val="pt_PT" w:bidi="pt_PT"/>
+        </w:rPr>
         <w:t>Miquéias 7.13</w:t>
       </w:r>
-      <w:r/>
-    </w:p>
-    <w:p>
-      <w:r/>
-      <w:r>
+      <w:r>
+        <w:rPr>
+          <w:lang w:val="pt_PT" w:bidi="pt_PT"/>
+        </w:rPr>
+      </w:r>
+    </w:p>
+    <w:p>
+      <w:pPr/>
+      <w:r>
+        <w:rPr>
+          <w:lang w:val="pt_PT" w:bidi="pt_PT"/>
+        </w:rPr>
+      </w:r>
+      <w:r>
+        <w:rPr>
+          <w:lang w:val="pt_PT" w:bidi="pt_PT"/>
+        </w:rPr>
         <w:t>Antes de sua restauração, Israel deve ser disciplinado (</w:t>
       </w:r>
       <w:hyperlink r:id="rId34">
         <w:r>
           <w:rPr>
+            <w:lang w:val="pt_PT" w:bidi="pt_PT"/>
+          </w:rPr>
+          <w:rPr>
             <w:color w:val="0000EE"/>
             <w:u w:val="single"/>
           </w:rPr>
@@ -4370,11 +8055,17 @@
         </w:r>
       </w:hyperlink>
       <w:r>
+        <w:rPr>
+          <w:lang w:val="pt_PT" w:bidi="pt_PT"/>
+        </w:rPr>
         <w:t xml:space="preserve">; </w:t>
       </w:r>
       <w:hyperlink r:id="rId35">
         <w:r>
           <w:rPr>
+            <w:lang w:val="pt_PT" w:bidi="pt_PT"/>
+          </w:rPr>
+          <w:rPr>
             <w:color w:val="0000EE"/>
             <w:u w:val="single"/>
           </w:rPr>
@@ -4382,11 +8073,17 @@
         </w:r>
       </w:hyperlink>
       <w:r>
+        <w:rPr>
+          <w:lang w:val="pt_PT" w:bidi="pt_PT"/>
+        </w:rPr>
         <w:t>,</w:t>
       </w:r>
       <w:hyperlink r:id="rId36">
         <w:r>
           <w:rPr>
+            <w:lang w:val="pt_PT" w:bidi="pt_PT"/>
+          </w:rPr>
+          <w:rPr>
             <w:color w:val="0000EE"/>
             <w:u w:val="single"/>
           </w:rPr>
@@ -4394,11 +8091,17 @@
         </w:r>
       </w:hyperlink>
       <w:r>
+        <w:rPr>
+          <w:lang w:val="pt_PT" w:bidi="pt_PT"/>
+        </w:rPr>
         <w:t>,</w:t>
       </w:r>
       <w:hyperlink r:id="rId206">
         <w:r>
           <w:rPr>
+            <w:lang w:val="pt_PT" w:bidi="pt_PT"/>
+          </w:rPr>
+          <w:rPr>
             <w:color w:val="0000EE"/>
             <w:u w:val="single"/>
           </w:rPr>
@@ -4406,11 +8109,17 @@
         </w:r>
       </w:hyperlink>
       <w:r>
+        <w:rPr>
+          <w:lang w:val="pt_PT" w:bidi="pt_PT"/>
+        </w:rPr>
         <w:t xml:space="preserve">; </w:t>
       </w:r>
       <w:hyperlink r:id="rId55">
         <w:r>
           <w:rPr>
+            <w:lang w:val="pt_PT" w:bidi="pt_PT"/>
+          </w:rPr>
+          <w:rPr>
             <w:color w:val="0000EE"/>
             <w:u w:val="single"/>
           </w:rPr>
@@ -4418,40 +8127,78 @@
         </w:r>
       </w:hyperlink>
       <w:r>
+        <w:rPr>
+          <w:lang w:val="pt_PT" w:bidi="pt_PT"/>
+        </w:rPr>
         <w:t>). • um deserto: a maldade persistente do povo trouxe os julgamentos de Deus.</w:t>
       </w:r>
-      <w:r/>
-      <w:r/>
-    </w:p>
-    <w:p>
-      <w:r/>
+      <w:r>
+        <w:rPr>
+          <w:lang w:val="pt_PT" w:bidi="pt_PT"/>
+        </w:rPr>
+      </w:r>
+      <w:r>
+        <w:rPr>
+          <w:lang w:val="pt_PT" w:bidi="pt_PT"/>
+        </w:rPr>
+      </w:r>
+    </w:p>
+    <w:p>
+      <w:pPr/>
+      <w:r>
+        <w:rPr>
+          <w:lang w:val="pt_PT" w:bidi="pt_PT"/>
+        </w:rPr>
+      </w:r>
     </w:p>
     <w:p>
       <w:pPr>
         <w:pStyle w:val="Heading2"/>
       </w:pPr>
       <w:r>
+        <w:rPr>
+          <w:lang w:val="pt_PT" w:bidi="pt_PT"/>
+        </w:rPr>
         <w:t>Miquéias 7.14</w:t>
       </w:r>
-      <w:r/>
-    </w:p>
-    <w:p>
-      <w:r/>
-      <w:r>
+      <w:r>
+        <w:rPr>
+          <w:lang w:val="pt_PT" w:bidi="pt_PT"/>
+        </w:rPr>
+      </w:r>
+    </w:p>
+    <w:p>
+      <w:pPr/>
+      <w:r>
+        <w:rPr>
+          <w:lang w:val="pt_PT" w:bidi="pt_PT"/>
+        </w:rPr>
+      </w:r>
+      <w:r>
+        <w:rPr>
+          <w:lang w:val="pt_PT" w:bidi="pt_PT"/>
+        </w:rPr>
         <w:t>• Com um cajado de pastor</w:t>
       </w:r>
       <w:r>
         <w:rPr>
           <w:i/>
+          <w:lang w:val="pt_PT" w:bidi="pt_PT"/>
         </w:rPr>
         <w:t>,</w:t>
       </w:r>
       <w:r>
+        <w:rPr>
+          <w:lang w:val="pt_PT" w:bidi="pt_PT"/>
+        </w:rPr>
         <w:t xml:space="preserve"> um pastor do antigo Oriente Próximo poderia defender suas ovelhas de feras selvagens. Da mesma forma, o profeta orou para que Deus protegesse seu povo das nações gentias hostis (cf. </w:t>
       </w:r>
       <w:hyperlink r:id="rId207">
         <w:r>
           <w:rPr>
+            <w:lang w:val="pt_PT" w:bidi="pt_PT"/>
+          </w:rPr>
+          <w:rPr>
             <w:color w:val="0000EE"/>
             <w:u w:val="single"/>
           </w:rPr>
@@ -4459,11 +8206,17 @@
         </w:r>
       </w:hyperlink>
       <w:r>
+        <w:rPr>
+          <w:lang w:val="pt_PT" w:bidi="pt_PT"/>
+        </w:rPr>
         <w:t xml:space="preserve">). • o teu rebanho: Cf. </w:t>
       </w:r>
       <w:hyperlink r:id="rId105">
         <w:r>
           <w:rPr>
+            <w:lang w:val="pt_PT" w:bidi="pt_PT"/>
+          </w:rPr>
+          <w:rPr>
             <w:color w:val="0000EE"/>
             <w:u w:val="single"/>
           </w:rPr>
@@ -4471,11 +8224,17 @@
         </w:r>
       </w:hyperlink>
       <w:r>
+        <w:rPr>
+          <w:lang w:val="pt_PT" w:bidi="pt_PT"/>
+        </w:rPr>
         <w:t xml:space="preserve">; </w:t>
       </w:r>
       <w:hyperlink r:id="rId208">
         <w:r>
           <w:rPr>
+            <w:lang w:val="pt_PT" w:bidi="pt_PT"/>
+          </w:rPr>
+          <w:rPr>
             <w:color w:val="0000EE"/>
             <w:u w:val="single"/>
           </w:rPr>
@@ -4483,11 +8242,17 @@
         </w:r>
       </w:hyperlink>
       <w:r>
+        <w:rPr>
+          <w:lang w:val="pt_PT" w:bidi="pt_PT"/>
+        </w:rPr>
         <w:t xml:space="preserve">; </w:t>
       </w:r>
       <w:hyperlink r:id="rId209">
         <w:r>
           <w:rPr>
+            <w:lang w:val="pt_PT" w:bidi="pt_PT"/>
+          </w:rPr>
+          <w:rPr>
             <w:color w:val="0000EE"/>
             <w:u w:val="single"/>
           </w:rPr>
@@ -4495,11 +8260,17 @@
         </w:r>
       </w:hyperlink>
       <w:r>
+        <w:rPr>
+          <w:lang w:val="pt_PT" w:bidi="pt_PT"/>
+        </w:rPr>
         <w:t xml:space="preserve">; </w:t>
       </w:r>
       <w:hyperlink r:id="rId210">
         <w:r>
           <w:rPr>
+            <w:lang w:val="pt_PT" w:bidi="pt_PT"/>
+          </w:rPr>
+          <w:rPr>
             <w:color w:val="0000EE"/>
             <w:u w:val="single"/>
           </w:rPr>
@@ -4507,11 +8278,17 @@
         </w:r>
       </w:hyperlink>
       <w:r>
+        <w:rPr>
+          <w:lang w:val="pt_PT" w:bidi="pt_PT"/>
+        </w:rPr>
         <w:t xml:space="preserve">; </w:t>
       </w:r>
       <w:hyperlink r:id="rId211">
         <w:r>
           <w:rPr>
+            <w:lang w:val="pt_PT" w:bidi="pt_PT"/>
+          </w:rPr>
+          <w:rPr>
             <w:color w:val="0000EE"/>
             <w:u w:val="single"/>
           </w:rPr>
@@ -4519,11 +8296,17 @@
         </w:r>
       </w:hyperlink>
       <w:r>
+        <w:rPr>
+          <w:lang w:val="pt_PT" w:bidi="pt_PT"/>
+        </w:rPr>
         <w:t xml:space="preserve">; </w:t>
       </w:r>
       <w:hyperlink r:id="rId212">
         <w:r>
           <w:rPr>
+            <w:lang w:val="pt_PT" w:bidi="pt_PT"/>
+          </w:rPr>
+          <w:rPr>
             <w:color w:val="0000EE"/>
             <w:u w:val="single"/>
           </w:rPr>
@@ -4531,11 +8314,17 @@
         </w:r>
       </w:hyperlink>
       <w:r>
+        <w:rPr>
+          <w:lang w:val="pt_PT" w:bidi="pt_PT"/>
+        </w:rPr>
         <w:t>. • Basã e Gileade, a leste do rio Jordão, faziam parte dos primeiros presentes do Senhor às tribos israelitas de Rúben, Gade e Manassés (</w:t>
       </w:r>
       <w:hyperlink r:id="rId213">
         <w:r>
           <w:rPr>
+            <w:lang w:val="pt_PT" w:bidi="pt_PT"/>
+          </w:rPr>
+          <w:rPr>
             <w:color w:val="0000EE"/>
             <w:u w:val="single"/>
           </w:rPr>
@@ -4543,31 +8332,65 @@
         </w:r>
       </w:hyperlink>
       <w:r>
+        <w:rPr>
+          <w:lang w:val="pt_PT" w:bidi="pt_PT"/>
+        </w:rPr>
         <w:t>). A Assíria anexou esses territórios e levou essas tribos embora nos anos 700 a.C. A posse de Israel seria restaurada e expandida.</w:t>
       </w:r>
-      <w:r/>
-      <w:r/>
-    </w:p>
-    <w:p>
-      <w:r/>
+      <w:r>
+        <w:rPr>
+          <w:lang w:val="pt_PT" w:bidi="pt_PT"/>
+        </w:rPr>
+      </w:r>
+      <w:r>
+        <w:rPr>
+          <w:lang w:val="pt_PT" w:bidi="pt_PT"/>
+        </w:rPr>
+      </w:r>
+    </w:p>
+    <w:p>
+      <w:pPr/>
+      <w:r>
+        <w:rPr>
+          <w:lang w:val="pt_PT" w:bidi="pt_PT"/>
+        </w:rPr>
+      </w:r>
     </w:p>
     <w:p>
       <w:pPr>
         <w:pStyle w:val="Heading2"/>
       </w:pPr>
       <w:r>
+        <w:rPr>
+          <w:lang w:val="pt_PT" w:bidi="pt_PT"/>
+        </w:rPr>
         <w:t>Miquéias 7.14–20</w:t>
       </w:r>
-      <w:r/>
-    </w:p>
-    <w:p>
-      <w:r/>
-      <w:r>
+      <w:r>
+        <w:rPr>
+          <w:lang w:val="pt_PT" w:bidi="pt_PT"/>
+        </w:rPr>
+      </w:r>
+    </w:p>
+    <w:p>
+      <w:pPr/>
+      <w:r>
+        <w:rPr>
+          <w:lang w:val="pt_PT" w:bidi="pt_PT"/>
+        </w:rPr>
+      </w:r>
+      <w:r>
+        <w:rPr>
+          <w:lang w:val="pt_PT" w:bidi="pt_PT"/>
+        </w:rPr>
         <w:t xml:space="preserve">O Senhor prometeu renovar completamente Israel, sua propriedade especial (veja </w:t>
       </w:r>
       <w:hyperlink r:id="rId105">
         <w:r>
           <w:rPr>
+            <w:lang w:val="pt_PT" w:bidi="pt_PT"/>
+          </w:rPr>
+          <w:rPr>
             <w:color w:val="0000EE"/>
             <w:u w:val="single"/>
           </w:rPr>
@@ -4575,11 +8398,17 @@
         </w:r>
       </w:hyperlink>
       <w:r>
+        <w:rPr>
+          <w:lang w:val="pt_PT" w:bidi="pt_PT"/>
+        </w:rPr>
         <w:t xml:space="preserve">; </w:t>
       </w:r>
       <w:hyperlink r:id="rId211">
         <w:r>
           <w:rPr>
+            <w:lang w:val="pt_PT" w:bidi="pt_PT"/>
+          </w:rPr>
+          <w:rPr>
             <w:color w:val="0000EE"/>
             <w:u w:val="single"/>
           </w:rPr>
@@ -4587,11 +8416,17 @@
         </w:r>
       </w:hyperlink>
       <w:r>
+        <w:rPr>
+          <w:lang w:val="pt_PT" w:bidi="pt_PT"/>
+        </w:rPr>
         <w:t xml:space="preserve">). O julgamento não significaria a destruição da esperança, mas uma purificação para que a verdadeira esperança pudesse prevalecer. A restauração seria obra de Deus somente, enquanto Ele restaurava o remanescente de Seu povo especial e removia sua culpa por meio de Seu amor, compaixão e fidelidade (veja </w:t>
       </w:r>
       <w:hyperlink r:id="rId214">
         <w:r>
           <w:rPr>
+            <w:lang w:val="pt_PT" w:bidi="pt_PT"/>
+          </w:rPr>
+          <w:rPr>
             <w:color w:val="0000EE"/>
             <w:u w:val="single"/>
           </w:rPr>
@@ -4599,51 +8434,113 @@
         </w:r>
       </w:hyperlink>
       <w:r>
+        <w:rPr>
+          <w:lang w:val="pt_PT" w:bidi="pt_PT"/>
+        </w:rPr>
         <w:t>).</w:t>
       </w:r>
-      <w:r/>
-      <w:r/>
-    </w:p>
-    <w:p>
-      <w:r/>
+      <w:r>
+        <w:rPr>
+          <w:lang w:val="pt_PT" w:bidi="pt_PT"/>
+        </w:rPr>
+      </w:r>
+      <w:r>
+        <w:rPr>
+          <w:lang w:val="pt_PT" w:bidi="pt_PT"/>
+        </w:rPr>
+      </w:r>
+    </w:p>
+    <w:p>
+      <w:pPr/>
+      <w:r>
+        <w:rPr>
+          <w:lang w:val="pt_PT" w:bidi="pt_PT"/>
+        </w:rPr>
+      </w:r>
     </w:p>
     <w:p>
       <w:pPr>
         <w:pStyle w:val="Heading2"/>
       </w:pPr>
       <w:r>
+        <w:rPr>
+          <w:lang w:val="pt_PT" w:bidi="pt_PT"/>
+        </w:rPr>
         <w:t>Miquéias 7.15</w:t>
       </w:r>
-      <w:r/>
-    </w:p>
-    <w:p>
-      <w:r/>
-      <w:r>
+      <w:r>
+        <w:rPr>
+          <w:lang w:val="pt_PT" w:bidi="pt_PT"/>
+        </w:rPr>
+      </w:r>
+    </w:p>
+    <w:p>
+      <w:pPr/>
+      <w:r>
+        <w:rPr>
+          <w:lang w:val="pt_PT" w:bidi="pt_PT"/>
+        </w:rPr>
+      </w:r>
+      <w:r>
+        <w:rPr>
+          <w:lang w:val="pt_PT" w:bidi="pt_PT"/>
+        </w:rPr>
         <w:t>A escravidão de Israel ao pecado e a outras nações exigiu milagres poderosos, semelhantes aos que tiraram Israel do Egito.</w:t>
       </w:r>
-      <w:r/>
-      <w:r/>
-    </w:p>
-    <w:p>
-      <w:r/>
+      <w:r>
+        <w:rPr>
+          <w:lang w:val="pt_PT" w:bidi="pt_PT"/>
+        </w:rPr>
+      </w:r>
+      <w:r>
+        <w:rPr>
+          <w:lang w:val="pt_PT" w:bidi="pt_PT"/>
+        </w:rPr>
+      </w:r>
+    </w:p>
+    <w:p>
+      <w:pPr/>
+      <w:r>
+        <w:rPr>
+          <w:lang w:val="pt_PT" w:bidi="pt_PT"/>
+        </w:rPr>
+      </w:r>
     </w:p>
     <w:p>
       <w:pPr>
         <w:pStyle w:val="Heading2"/>
       </w:pPr>
       <w:r>
+        <w:rPr>
+          <w:lang w:val="pt_PT" w:bidi="pt_PT"/>
+        </w:rPr>
         <w:t>Miquéias 7.16</w:t>
       </w:r>
-      <w:r/>
-    </w:p>
-    <w:p>
-      <w:r/>
-      <w:r>
+      <w:r>
+        <w:rPr>
+          <w:lang w:val="pt_PT" w:bidi="pt_PT"/>
+        </w:rPr>
+      </w:r>
+    </w:p>
+    <w:p>
+      <w:pPr/>
+      <w:r>
+        <w:rPr>
+          <w:lang w:val="pt_PT" w:bidi="pt_PT"/>
+        </w:rPr>
+      </w:r>
+      <w:r>
+        <w:rPr>
+          <w:lang w:val="pt_PT" w:bidi="pt_PT"/>
+        </w:rPr>
         <w:t>A promessa de que todas as nações seriam abençoadas pelos descendentes de Abraão (</w:t>
       </w:r>
       <w:hyperlink r:id="rId74">
         <w:r>
           <w:rPr>
+            <w:lang w:val="pt_PT" w:bidi="pt_PT"/>
+          </w:rPr>
+          <w:rPr>
             <w:color w:val="0000EE"/>
             <w:u w:val="single"/>
           </w:rPr>
@@ -4651,40 +8548,78 @@
         </w:r>
       </w:hyperlink>
       <w:r>
+        <w:rPr>
+          <w:lang w:val="pt_PT" w:bidi="pt_PT"/>
+        </w:rPr>
         <w:t>) seria cumprida nesta restauração do povo especial de Deus.</w:t>
       </w:r>
-      <w:r/>
-      <w:r/>
-    </w:p>
-    <w:p>
-      <w:r/>
+      <w:r>
+        <w:rPr>
+          <w:lang w:val="pt_PT" w:bidi="pt_PT"/>
+        </w:rPr>
+      </w:r>
+      <w:r>
+        <w:rPr>
+          <w:lang w:val="pt_PT" w:bidi="pt_PT"/>
+        </w:rPr>
+      </w:r>
+    </w:p>
+    <w:p>
+      <w:pPr/>
+      <w:r>
+        <w:rPr>
+          <w:lang w:val="pt_PT" w:bidi="pt_PT"/>
+        </w:rPr>
+      </w:r>
     </w:p>
     <w:p>
       <w:pPr>
         <w:pStyle w:val="Heading2"/>
       </w:pPr>
       <w:r>
+        <w:rPr>
+          <w:lang w:val="pt_PT" w:bidi="pt_PT"/>
+        </w:rPr>
         <w:t>Miquéias 7.17</w:t>
       </w:r>
-      <w:r/>
-    </w:p>
-    <w:p>
-      <w:r/>
-      <w:r>
+      <w:r>
+        <w:rPr>
+          <w:lang w:val="pt_PT" w:bidi="pt_PT"/>
+        </w:rPr>
+      </w:r>
+    </w:p>
+    <w:p>
+      <w:pPr/>
+      <w:r>
+        <w:rPr>
+          <w:lang w:val="pt_PT" w:bidi="pt_PT"/>
+        </w:rPr>
+      </w:r>
+      <w:r>
+        <w:rPr>
+          <w:lang w:val="pt_PT" w:bidi="pt_PT"/>
+        </w:rPr>
         <w:t>Como cobras</w:t>
       </w:r>
       <w:r>
         <w:rPr>
           <w:i/>
+          <w:lang w:val="pt_PT" w:bidi="pt_PT"/>
         </w:rPr>
         <w:t>,</w:t>
       </w:r>
       <w:r>
+        <w:rPr>
+          <w:lang w:val="pt_PT" w:bidi="pt_PT"/>
+        </w:rPr>
         <w:t xml:space="preserve"> as nações haviam atacado o calcanhar de Israel (cf. </w:t>
       </w:r>
       <w:hyperlink r:id="rId215">
         <w:r>
           <w:rPr>
+            <w:lang w:val="pt_PT" w:bidi="pt_PT"/>
+          </w:rPr>
+          <w:rPr>
             <w:color w:val="0000EE"/>
             <w:u w:val="single"/>
           </w:rPr>
@@ -4692,11 +8627,17 @@
         </w:r>
       </w:hyperlink>
       <w:r>
+        <w:rPr>
+          <w:lang w:val="pt_PT" w:bidi="pt_PT"/>
+        </w:rPr>
         <w:t>). Os profetas regularmente retratavam as nações estrangeiras como serpentes venenosas e enganosas (</w:t>
       </w:r>
       <w:hyperlink r:id="rId216">
         <w:r>
           <w:rPr>
+            <w:lang w:val="pt_PT" w:bidi="pt_PT"/>
+          </w:rPr>
+          <w:rPr>
             <w:color w:val="0000EE"/>
             <w:u w:val="single"/>
           </w:rPr>
@@ -4704,11 +8645,17 @@
         </w:r>
       </w:hyperlink>
       <w:r>
+        <w:rPr>
+          <w:lang w:val="pt_PT" w:bidi="pt_PT"/>
+        </w:rPr>
         <w:t xml:space="preserve">; </w:t>
       </w:r>
       <w:hyperlink r:id="rId217">
         <w:r>
           <w:rPr>
+            <w:lang w:val="pt_PT" w:bidi="pt_PT"/>
+          </w:rPr>
+          <w:rPr>
             <w:color w:val="0000EE"/>
             <w:u w:val="single"/>
           </w:rPr>
@@ -4716,11 +8663,17 @@
         </w:r>
       </w:hyperlink>
       <w:r>
+        <w:rPr>
+          <w:lang w:val="pt_PT" w:bidi="pt_PT"/>
+        </w:rPr>
         <w:t xml:space="preserve">; </w:t>
       </w:r>
       <w:hyperlink r:id="rId218">
         <w:r>
           <w:rPr>
+            <w:lang w:val="pt_PT" w:bidi="pt_PT"/>
+          </w:rPr>
+          <w:rPr>
             <w:color w:val="0000EE"/>
             <w:u w:val="single"/>
           </w:rPr>
@@ -4728,11 +8681,17 @@
         </w:r>
       </w:hyperlink>
       <w:r>
+        <w:rPr>
+          <w:lang w:val="pt_PT" w:bidi="pt_PT"/>
+        </w:rPr>
         <w:t xml:space="preserve">). Agora essas nações seriam humilhadas (cf. </w:t>
       </w:r>
       <w:hyperlink r:id="rId219">
         <w:r>
           <w:rPr>
+            <w:lang w:val="pt_PT" w:bidi="pt_PT"/>
+          </w:rPr>
+          <w:rPr>
             <w:color w:val="0000EE"/>
             <w:u w:val="single"/>
           </w:rPr>
@@ -4740,31 +8699,65 @@
         </w:r>
       </w:hyperlink>
       <w:r>
+        <w:rPr>
+          <w:lang w:val="pt_PT" w:bidi="pt_PT"/>
+        </w:rPr>
         <w:t>). Rastejar e “comer pó” eram metáforas para derrota e humilhação.</w:t>
       </w:r>
-      <w:r/>
-      <w:r/>
-    </w:p>
-    <w:p>
-      <w:r/>
+      <w:r>
+        <w:rPr>
+          <w:lang w:val="pt_PT" w:bidi="pt_PT"/>
+        </w:rPr>
+      </w:r>
+      <w:r>
+        <w:rPr>
+          <w:lang w:val="pt_PT" w:bidi="pt_PT"/>
+        </w:rPr>
+      </w:r>
+    </w:p>
+    <w:p>
+      <w:pPr/>
+      <w:r>
+        <w:rPr>
+          <w:lang w:val="pt_PT" w:bidi="pt_PT"/>
+        </w:rPr>
+      </w:r>
     </w:p>
     <w:p>
       <w:pPr>
         <w:pStyle w:val="Heading2"/>
       </w:pPr>
       <w:r>
+        <w:rPr>
+          <w:lang w:val="pt_PT" w:bidi="pt_PT"/>
+        </w:rPr>
         <w:t>Miquéias 7.18–20</w:t>
       </w:r>
-      <w:r/>
-    </w:p>
-    <w:p>
-      <w:r/>
-      <w:r>
+      <w:r>
+        <w:rPr>
+          <w:lang w:val="pt_PT" w:bidi="pt_PT"/>
+        </w:rPr>
+      </w:r>
+    </w:p>
+    <w:p>
+      <w:pPr/>
+      <w:r>
+        <w:rPr>
+          <w:lang w:val="pt_PT" w:bidi="pt_PT"/>
+        </w:rPr>
+      </w:r>
+      <w:r>
+        <w:rPr>
+          <w:lang w:val="pt_PT" w:bidi="pt_PT"/>
+        </w:rPr>
         <w:t xml:space="preserve">Esses versículos oferecem um excelente resumo da teologia do Antigo Testamento. Deus é único; não há ninguém e nada como ele. Por causa de seu amor infalível (hebraico khesed), ele não destrói seu povo ao julgá-los, mas, em vez disso, os restaura (veja </w:t>
       </w:r>
       <w:hyperlink r:id="rId220">
         <w:r>
           <w:rPr>
+            <w:lang w:val="pt_PT" w:bidi="pt_PT"/>
+          </w:rPr>
+          <w:rPr>
             <w:color w:val="0000EE"/>
             <w:u w:val="single"/>
           </w:rPr>
@@ -4772,11 +8765,17 @@
         </w:r>
       </w:hyperlink>
       <w:r>
+        <w:rPr>
+          <w:lang w:val="pt_PT" w:bidi="pt_PT"/>
+        </w:rPr>
         <w:t xml:space="preserve">). Sua fidelidade significa que ele é confiável para fazer o bem, independentemente do custo para si mesmo (veja </w:t>
       </w:r>
       <w:hyperlink r:id="rId221">
         <w:r>
           <w:rPr>
+            <w:lang w:val="pt_PT" w:bidi="pt_PT"/>
+          </w:rPr>
+          <w:rPr>
             <w:color w:val="0000EE"/>
             <w:u w:val="single"/>
           </w:rPr>
@@ -4784,11 +8783,17 @@
         </w:r>
       </w:hyperlink>
       <w:r>
+        <w:rPr>
+          <w:lang w:val="pt_PT" w:bidi="pt_PT"/>
+        </w:rPr>
         <w:t>). • Não há outro Deus como tu: Esta pergunta retórica provavelmente faz referência ao nome de Miquéias (“Quem é como o Senhor?”). O caráter de Deus é incomparável entre os deuses das nações. Suas ações e palavras surgem de seu caráter (</w:t>
       </w:r>
       <w:hyperlink r:id="rId156">
         <w:r>
           <w:rPr>
+            <w:lang w:val="pt_PT" w:bidi="pt_PT"/>
+          </w:rPr>
+          <w:rPr>
             <w:color w:val="0000EE"/>
             <w:u w:val="single"/>
           </w:rPr>
@@ -4796,11 +8801,17 @@
         </w:r>
       </w:hyperlink>
       <w:r>
+        <w:rPr>
+          <w:lang w:val="pt_PT" w:bidi="pt_PT"/>
+        </w:rPr>
         <w:t>). Deus perdoa, mostra compaixão, triunfa sobre os pecados de seu povo e sela esses pecados. O amor infalível do Senhor o levou a escolher Israel desde o início (</w:t>
       </w:r>
       <w:hyperlink r:id="rId222">
         <w:r>
           <w:rPr>
+            <w:lang w:val="pt_PT" w:bidi="pt_PT"/>
+          </w:rPr>
+          <w:rPr>
             <w:color w:val="0000EE"/>
             <w:u w:val="single"/>
           </w:rPr>
@@ -4808,11 +8819,17 @@
         </w:r>
       </w:hyperlink>
       <w:r>
+        <w:rPr>
+          <w:lang w:val="pt_PT" w:bidi="pt_PT"/>
+        </w:rPr>
         <w:t>), consistente com sua fidelidade à aliança com os antepassados de Israel (</w:t>
       </w:r>
       <w:hyperlink r:id="rId223">
         <w:r>
           <w:rPr>
+            <w:lang w:val="pt_PT" w:bidi="pt_PT"/>
+          </w:rPr>
+          <w:rPr>
             <w:color w:val="0000EE"/>
             <w:u w:val="single"/>
           </w:rPr>
@@ -4820,11 +8837,17 @@
         </w:r>
       </w:hyperlink>
       <w:r>
+        <w:rPr>
+          <w:lang w:val="pt_PT" w:bidi="pt_PT"/>
+        </w:rPr>
         <w:t xml:space="preserve">; </w:t>
       </w:r>
       <w:hyperlink r:id="rId224">
         <w:r>
           <w:rPr>
+            <w:lang w:val="pt_PT" w:bidi="pt_PT"/>
+          </w:rPr>
+          <w:rPr>
             <w:color w:val="0000EE"/>
             <w:u w:val="single"/>
           </w:rPr>
@@ -4832,10 +8855,21 @@
         </w:r>
       </w:hyperlink>
       <w:r>
+        <w:rPr>
+          <w:lang w:val="pt_PT" w:bidi="pt_PT"/>
+        </w:rPr>
         <w:t>). Por seu amor infalível, Deus continua a oferecer esperança àqueles que confiam nele.</w:t>
       </w:r>
-      <w:r/>
-      <w:r/>
+      <w:r>
+        <w:rPr>
+          <w:lang w:val="pt_PT" w:bidi="pt_PT"/>
+        </w:rPr>
+      </w:r>
+      <w:r>
+        <w:rPr>
+          <w:lang w:val="pt_PT" w:bidi="pt_PT"/>
+        </w:rPr>
+      </w:r>
     </w:p>
     <w:sectPr>
       <w:footnotePr>
@@ -6737,7 +10771,7 @@
     <w:rPrDefault>
       <w:rPr>
         <w:rFonts w:ascii="Times New Roman" w:eastAsia="Times New Roman" w:hAnsi="Times New Roman" w:cs="Times New Roman"/>
-        <w:lang w:val="en-US" w:eastAsia="en-US" w:bidi="ar-SA"/>
+        <w:lang w:val="pt_PT" w:eastAsia="en-US" w:bidi="ar-SA"/>
       </w:rPr>
     </w:rPrDefault>
     <w:pPrDefault/>

--- a/por/docx/33.content.docx
+++ b/por/docx/33.content.docx
@@ -163,13 +163,6 @@
         <w:rPr>
           <w:lang w:val="pt_PT" w:bidi="pt_PT"/>
         </w:rPr>
-      </w:r>
-      <w:r>
-        <w:rPr>
-          <w:i/>
-          <w:lang w:val="pt_PT" w:bidi="pt_PT"/>
-        </w:rPr>
-        <w:t>Miquéias 1:1, Miquéias 1.2, Miquéias 1.2–7, Miquéias 1.2–2.13, Miquéias 1.3, Miquéias 1.4, Miquéias 1.5, Miquéias 1.6–7, Miquéias 1.8–16, Miquéias 1.9, Miquéias 1.10–15, Miquéias 1.11, Miquéias 1.12, Miquéias 1.13, Miquéias 1.14, Miquéias 1.15, Miquéias 1.16, Miquéias 2.1–2, Miquéias 2.3–5, Miquéias 2.4, Miquéias 2.6, Miquéias 2.7–10, Miquéias 2.11, Miquéias 2.12–13, Miquéias 2.13, Miquéias 3.1, Miquéias 3.1–4, Miquéias 3.1–5.15, Miquéias 3.2–3, Miquéias 3.4, Miquéias 3.5, Miquéias 3.6–7, Miquéias 3.8, Miquéias 3.9–12, Miquéias 3.11, Miquéias 3.12, Miquéias 4.1–2, Miquéias 4.1–5, Miquéias 4.3, Miquéias 4.4, Miquéias 4.6–7, Miquéias 4.8, Miquéias 4.9, Miquéias 4.10, Miquéias 4.11–13, Miquéias 4.12, Miquéias 4.13, Miquéias 5.1, Miquéias 5.1–15, Miquéias 5.2, Miquéias 5.4–5, Miquéias 5.5, Miquéias 5.6, Miquéias 5:7, Miquéias 5.7–15, Miquéias 5.8–9, Miquéias 5.10–14, Miquéias 5.13–14, Miquéias 6.1–2, Miquéias 6.1–16, Miquéias 6.3, Miquéias 6.4–5, Miquéias 6.6–7, Miquéias 6.8, Miquéias 6.9, Miquéias 6.9–16, Miquéias 6.10–12, Miquéias 6.13–16, Miquéias 6.16, Miquéias 7.1, Miquéias 7.1–20, Miquéias 7.2, Miquéias 7.2–6, Miquéias 7.3, Miquéias 7.4, Miquéias 7.5–6, Miquéias 7.7–10, Miquéias 7.8, Miquéias 7.9, Miquéias 7.10, Miquéias 7.11–12, Miquéias 7.13, Miquéias 7.14, Miquéias 7.14–20, Miquéias 7.15, Miquéias 7.16, Miquéias 7.17, Miquéias 7.18–20</w:t>
       </w:r>
       <w:r>
         <w:rPr>

--- a/por/docx/33.content.docx
+++ b/por/docx/33.content.docx
@@ -150,19 +150,6 @@
           <w:lang w:val="pt_PT" w:bidi="pt_PT"/>
         </w:rPr>
         <w:t>MIC</w:t>
-      </w:r>
-      <w:r>
-        <w:rPr>
-          <w:lang w:val="pt_PT" w:bidi="pt_PT"/>
-        </w:rPr>
-      </w:r>
-    </w:p>
-    <w:p>
-      <w:pPr/>
-      <w:r>
-        <w:rPr>
-          <w:lang w:val="pt_PT" w:bidi="pt_PT"/>
-        </w:rPr>
       </w:r>
       <w:r>
         <w:rPr>

--- a/por/docx/33.content.docx
+++ b/por/docx/33.content.docx
@@ -19,7 +19,7 @@
         <w:rPr>
           <w:lang w:val="pt_PT" w:bidi="pt_PT"/>
         </w:rPr>
-        <w:t>Resource: Notas de Estudo (Tyndale)</w:t>
+        <w:t>Resource: Tyndale Open Study Notes</w:t>
       </w:r>
       <w:r>
         <w:rPr>
@@ -112,7 +112,7 @@
         <w:rPr>
           <w:lang w:val="pt_PT" w:bidi="pt_PT"/>
         </w:rPr>
-        <w:t>Notas de Estudo (Tyndale)</w:t>
+        <w:t>Tyndale Open Study Notes</w:t>
       </w:r>
     </w:p>
     <w:p>

--- a/por/docx/33.content.docx
+++ b/por/docx/33.content.docx
@@ -19,7 +19,7 @@
         <w:rPr>
           <w:lang w:val="pt_PT" w:bidi="pt_PT"/>
         </w:rPr>
-        <w:t>Resource: Tyndale Open Study Notes</w:t>
+        <w:t>Resource: Aquifer Open Study Notes</w:t>
       </w:r>
       <w:r>
         <w:rPr>
@@ -112,7 +112,7 @@
         <w:rPr>
           <w:lang w:val="pt_PT" w:bidi="pt_PT"/>
         </w:rPr>
-        <w:t>Tyndale Open Study Notes</w:t>
+        <w:t>Aquifer Open Study Notes</w:t>
       </w:r>
     </w:p>
     <w:p>

--- a/por/docx/33.content.docx
+++ b/por/docx/33.content.docx
@@ -306,36 +306,24 @@
         </w:rPr>
         <w:t xml:space="preserve"> (“Ouça!”) em </w:t>
       </w:r>
-      <w:hyperlink r:id="rId13">
-        <w:r>
-          <w:rPr>
-            <w:lang w:val="pt_PT" w:bidi="pt_PT"/>
-          </w:rPr>
-          <w:rPr>
-            <w:color w:val="0000EE"/>
-            <w:u w:val="single"/>
-          </w:rPr>
-          <w:t>Dt 6.4</w:t>
-        </w:r>
-      </w:hyperlink>
+      <w:r>
+        <w:rPr>
+          <w:lang w:val="pt_PT" w:bidi="pt_PT"/>
+        </w:rPr>
+        <w:t>Dt 6.4</w:t>
+      </w:r>
       <w:r>
         <w:rPr>
           <w:lang w:val="pt_PT" w:bidi="pt_PT"/>
         </w:rPr>
         <w:t>. • O santo Templo é a morada celestial do Senhor, não o Templo corrupto em Jerusalém (</w:t>
       </w:r>
-      <w:hyperlink r:id="rId14">
-        <w:r>
-          <w:rPr>
-            <w:lang w:val="pt_PT" w:bidi="pt_PT"/>
-          </w:rPr>
-          <w:rPr>
-            <w:color w:val="0000EE"/>
-            <w:u w:val="single"/>
-          </w:rPr>
-          <w:t>Mq 1.2–3</w:t>
-        </w:r>
-      </w:hyperlink>
+      <w:r>
+        <w:rPr>
+          <w:lang w:val="pt_PT" w:bidi="pt_PT"/>
+        </w:rPr>
+        <w:t>Mq 1.2–3</w:t>
+      </w:r>
       <w:r>
         <w:rPr>
           <w:lang w:val="pt_PT" w:bidi="pt_PT"/>
@@ -438,54 +426,36 @@
         </w:rPr>
         <w:t>Esta mensagem de julgamento introduz algumas das principais preocupações das profecias de Miquéias e afirma a determinação de Deus em julgar seu povo e colocá-los no exílio (</w:t>
       </w:r>
-      <w:hyperlink r:id="rId15">
-        <w:r>
-          <w:rPr>
-            <w:lang w:val="pt_PT" w:bidi="pt_PT"/>
-          </w:rPr>
-          <w:rPr>
-            <w:color w:val="0000EE"/>
-            <w:u w:val="single"/>
-          </w:rPr>
-          <w:t>1.16</w:t>
-        </w:r>
-      </w:hyperlink>
+      <w:r>
+        <w:rPr>
+          <w:lang w:val="pt_PT" w:bidi="pt_PT"/>
+        </w:rPr>
+        <w:t>1.16</w:t>
+      </w:r>
       <w:r>
         <w:rPr>
           <w:lang w:val="pt_PT" w:bidi="pt_PT"/>
         </w:rPr>
         <w:t xml:space="preserve">; </w:t>
       </w:r>
-      <w:hyperlink r:id="rId16">
-        <w:r>
-          <w:rPr>
-            <w:lang w:val="pt_PT" w:bidi="pt_PT"/>
-          </w:rPr>
-          <w:rPr>
-            <w:color w:val="0000EE"/>
-            <w:u w:val="single"/>
-          </w:rPr>
-          <w:t>2.4–5</w:t>
-        </w:r>
-      </w:hyperlink>
+      <w:r>
+        <w:rPr>
+          <w:lang w:val="pt_PT" w:bidi="pt_PT"/>
+        </w:rPr>
+        <w:t>2.4–5</w:t>
+      </w:r>
       <w:r>
         <w:rPr>
           <w:lang w:val="pt_PT" w:bidi="pt_PT"/>
         </w:rPr>
         <w:t>), mas conclui com a garantia do Senhor de que Ele resgatará um remanescente do exílio (</w:t>
       </w:r>
-      <w:hyperlink r:id="rId17">
-        <w:r>
-          <w:rPr>
-            <w:lang w:val="pt_PT" w:bidi="pt_PT"/>
-          </w:rPr>
-          <w:rPr>
-            <w:color w:val="0000EE"/>
-            <w:u w:val="single"/>
-          </w:rPr>
-          <w:t>2.12–13</w:t>
-        </w:r>
-      </w:hyperlink>
+      <w:r>
+        <w:rPr>
+          <w:lang w:val="pt_PT" w:bidi="pt_PT"/>
+        </w:rPr>
+        <w:t>2.12–13</w:t>
+      </w:r>
       <w:r>
         <w:rPr>
           <w:lang w:val="pt_PT" w:bidi="pt_PT"/>
@@ -540,54 +510,36 @@
         </w:rPr>
         <w:t xml:space="preserve">Caminhará sobre as montanhas implica uma teofania, uma aparição do Deus que está por trás das convulsões históricas prestes a afligir Samaria (cp. </w:t>
       </w:r>
-      <w:hyperlink r:id="rId18">
-        <w:r>
-          <w:rPr>
-            <w:lang w:val="pt_PT" w:bidi="pt_PT"/>
-          </w:rPr>
-          <w:rPr>
-            <w:color w:val="0000EE"/>
-            <w:u w:val="single"/>
-          </w:rPr>
-          <w:t>Dt 33.29</w:t>
-        </w:r>
-      </w:hyperlink>
+      <w:r>
+        <w:rPr>
+          <w:lang w:val="pt_PT" w:bidi="pt_PT"/>
+        </w:rPr>
+        <w:t>Dt 33.29</w:t>
+      </w:r>
       <w:r>
         <w:rPr>
           <w:lang w:val="pt_PT" w:bidi="pt_PT"/>
         </w:rPr>
         <w:t xml:space="preserve">; </w:t>
       </w:r>
-      <w:hyperlink r:id="rId19">
-        <w:r>
-          <w:rPr>
-            <w:lang w:val="pt_PT" w:bidi="pt_PT"/>
-          </w:rPr>
-          <w:rPr>
-            <w:color w:val="0000EE"/>
-            <w:u w:val="single"/>
-          </w:rPr>
-          <w:t>Sl 108.13</w:t>
-        </w:r>
-      </w:hyperlink>
+      <w:r>
+        <w:rPr>
+          <w:lang w:val="pt_PT" w:bidi="pt_PT"/>
+        </w:rPr>
+        <w:t>Sl 108.13</w:t>
+      </w:r>
       <w:r>
         <w:rPr>
           <w:lang w:val="pt_PT" w:bidi="pt_PT"/>
         </w:rPr>
         <w:t xml:space="preserve">; </w:t>
       </w:r>
-      <w:hyperlink r:id="rId20">
-        <w:r>
-          <w:rPr>
-            <w:lang w:val="pt_PT" w:bidi="pt_PT"/>
-          </w:rPr>
-          <w:rPr>
-            <w:color w:val="0000EE"/>
-            <w:u w:val="single"/>
-          </w:rPr>
-          <w:t>Am 4.13</w:t>
-        </w:r>
-      </w:hyperlink>
+      <w:r>
+        <w:rPr>
+          <w:lang w:val="pt_PT" w:bidi="pt_PT"/>
+        </w:rPr>
+        <w:t>Am 4.13</w:t>
+      </w:r>
       <w:r>
         <w:rPr>
           <w:lang w:val="pt_PT" w:bidi="pt_PT"/>
@@ -642,18 +594,12 @@
         </w:rPr>
         <w:t xml:space="preserve">As montanhas fortes e aparentemente imóveis derreterão na presença do Senhor (veja </w:t>
       </w:r>
-      <w:hyperlink r:id="rId21">
-        <w:r>
-          <w:rPr>
-            <w:lang w:val="pt_PT" w:bidi="pt_PT"/>
-          </w:rPr>
-          <w:rPr>
-            <w:color w:val="0000EE"/>
-            <w:u w:val="single"/>
-          </w:rPr>
-          <w:t>Sl 97.5</w:t>
-        </w:r>
-      </w:hyperlink>
+      <w:r>
+        <w:rPr>
+          <w:lang w:val="pt_PT" w:bidi="pt_PT"/>
+        </w:rPr>
+        <w:t>Sl 97.5</w:t>
+      </w:r>
       <w:r>
         <w:rPr>
           <w:lang w:val="pt_PT" w:bidi="pt_PT"/>
@@ -708,54 +654,36 @@
         </w:rPr>
         <w:t>Revolta é paralela aos pecados; essas duas palavras-chave descrevem o fracasso de Israel no Antigo Testamento. • Quem?... Onde? As capitais do povo de Deus deveriam ter sido lugares sagrados, mas eram fontes de corrupção. Samaria, capital do reino do norte de Israel, foi construída por Onri (885–874 a.C.) como um cruzamento político, militar e econômico do antigo Oriente Próximo (</w:t>
       </w:r>
-      <w:hyperlink r:id="rId22">
-        <w:r>
-          <w:rPr>
-            <w:lang w:val="pt_PT" w:bidi="pt_PT"/>
-          </w:rPr>
-          <w:rPr>
-            <w:color w:val="0000EE"/>
-            <w:u w:val="single"/>
-          </w:rPr>
-          <w:t>1Rs 16.24</w:t>
-        </w:r>
-      </w:hyperlink>
+      <w:r>
+        <w:rPr>
+          <w:lang w:val="pt_PT" w:bidi="pt_PT"/>
+        </w:rPr>
+        <w:t>1Rs 16.24</w:t>
+      </w:r>
       <w:r>
         <w:rPr>
           <w:lang w:val="pt_PT" w:bidi="pt_PT"/>
         </w:rPr>
         <w:t xml:space="preserve">). Onri foi um rei mau, e assim sua cidade era má (cf. </w:t>
       </w:r>
-      <w:hyperlink r:id="rId23">
-        <w:r>
-          <w:rPr>
-            <w:lang w:val="pt_PT" w:bidi="pt_PT"/>
-          </w:rPr>
-          <w:rPr>
-            <w:color w:val="0000EE"/>
-            <w:u w:val="single"/>
-          </w:rPr>
-          <w:t>Mq 6.16</w:t>
-        </w:r>
-      </w:hyperlink>
+      <w:r>
+        <w:rPr>
+          <w:lang w:val="pt_PT" w:bidi="pt_PT"/>
+        </w:rPr>
+        <w:t>Mq 6.16</w:t>
+      </w:r>
       <w:r>
         <w:rPr>
           <w:lang w:val="pt_PT" w:bidi="pt_PT"/>
         </w:rPr>
         <w:t xml:space="preserve">, </w:t>
       </w:r>
-      <w:hyperlink r:id="rId24">
-        <w:r>
-          <w:rPr>
-            <w:lang w:val="pt_PT" w:bidi="pt_PT"/>
-          </w:rPr>
-          <w:rPr>
-            <w:color w:val="0000EE"/>
-            <w:u w:val="single"/>
-          </w:rPr>
-          <w:t>1Rs 16.25</w:t>
-        </w:r>
-      </w:hyperlink>
+      <w:r>
+        <w:rPr>
+          <w:lang w:val="pt_PT" w:bidi="pt_PT"/>
+        </w:rPr>
+        <w:t>1Rs 16.25</w:t>
+      </w:r>
       <w:r>
         <w:rPr>
           <w:lang w:val="pt_PT" w:bidi="pt_PT"/>
@@ -823,36 +751,24 @@
         </w:rPr>
         <w:t>um montão de ruínas: O Senhor ameaçou devastar suas cidades preciosas. A Assíria praticamente aniquilou Samaria em 724–722 a.C. em um horrendo cerco de três anos. • Samaria, como a maioria das cidades, foi construída sobre uma colina. Aqui, as pedras de suas muralhas desabam no vale abaixo enquanto são violentamente desmontadas. Exércitos antigos sistematicamente destruíam as muralhas das cidades até as pedras de fundação. • Samaria e Jerusalém estavam cheias de imagens esculpidas e tesouros sagrados colocados ali por adoradores ou tomados como despojos de guerra. • A prostituição retrata a persistente infidelidade espiritual e física de Israel. Esta metáfora era regularmente usada pelos profetas israelitas para expressar o abandono de Israel ao Senhor, seu verdadeiro marido, a fim de obter as bênçãos prometidas pelos deuses pagãos. Além disso, a adoração desses deuses frequentemente envolvia atividade sexual. • Em outros lugares, refere-se ao exílio de Samaria para a Assíria e suas várias províncias e estados vassalos conquistados (722 a.C.). O mesmo resultado foi previsto para Jerusalém (</w:t>
       </w:r>
-      <w:hyperlink r:id="rId25">
-        <w:r>
-          <w:rPr>
-            <w:lang w:val="pt_PT" w:bidi="pt_PT"/>
-          </w:rPr>
-          <w:rPr>
-            <w:color w:val="0000EE"/>
-            <w:u w:val="single"/>
-          </w:rPr>
-          <w:t>3.12</w:t>
-        </w:r>
-      </w:hyperlink>
+      <w:r>
+        <w:rPr>
+          <w:lang w:val="pt_PT" w:bidi="pt_PT"/>
+        </w:rPr>
+        <w:t>3.12</w:t>
+      </w:r>
       <w:r>
         <w:rPr>
           <w:lang w:val="pt_PT" w:bidi="pt_PT"/>
         </w:rPr>
         <w:t xml:space="preserve">; </w:t>
       </w:r>
-      <w:hyperlink r:id="rId26">
-        <w:r>
-          <w:rPr>
-            <w:lang w:val="pt_PT" w:bidi="pt_PT"/>
-          </w:rPr>
-          <w:rPr>
-            <w:color w:val="0000EE"/>
-            <w:u w:val="single"/>
-          </w:rPr>
-          <w:t>Jr 26.18</w:t>
-        </w:r>
-      </w:hyperlink>
+      <w:r>
+        <w:rPr>
+          <w:lang w:val="pt_PT" w:bidi="pt_PT"/>
+        </w:rPr>
+        <w:t>Jr 26.18</w:t>
+      </w:r>
       <w:r>
         <w:rPr>
           <w:lang w:val="pt_PT" w:bidi="pt_PT"/>
@@ -907,90 +823,60 @@
         </w:rPr>
         <w:t xml:space="preserve">Em resposta ao julgamento previsto pelo Senhor, Miquéias andou descalço e nu para expressar luto (cf. </w:t>
       </w:r>
-      <w:hyperlink r:id="rId27">
-        <w:r>
-          <w:rPr>
-            <w:lang w:val="pt_PT" w:bidi="pt_PT"/>
-          </w:rPr>
-          <w:rPr>
-            <w:color w:val="0000EE"/>
-            <w:u w:val="single"/>
-          </w:rPr>
-          <w:t>Is 20.2</w:t>
-        </w:r>
-      </w:hyperlink>
+      <w:r>
+        <w:rPr>
+          <w:lang w:val="pt_PT" w:bidi="pt_PT"/>
+        </w:rPr>
+        <w:t>Is 20.2</w:t>
+      </w:r>
       <w:r>
         <w:rPr>
           <w:lang w:val="pt_PT" w:bidi="pt_PT"/>
         </w:rPr>
         <w:t xml:space="preserve">; </w:t>
       </w:r>
-      <w:hyperlink r:id="rId28">
-        <w:r>
-          <w:rPr>
-            <w:lang w:val="pt_PT" w:bidi="pt_PT"/>
-          </w:rPr>
-          <w:rPr>
-            <w:color w:val="0000EE"/>
-            <w:u w:val="single"/>
-          </w:rPr>
-          <w:t>Lm 2.10</w:t>
-        </w:r>
-      </w:hyperlink>
+      <w:r>
+        <w:rPr>
+          <w:lang w:val="pt_PT" w:bidi="pt_PT"/>
+        </w:rPr>
+        <w:t>Lm 2.10</w:t>
+      </w:r>
       <w:r>
         <w:rPr>
           <w:lang w:val="pt_PT" w:bidi="pt_PT"/>
         </w:rPr>
         <w:t xml:space="preserve">; </w:t>
       </w:r>
-      <w:hyperlink r:id="rId29">
-        <w:r>
-          <w:rPr>
-            <w:lang w:val="pt_PT" w:bidi="pt_PT"/>
-          </w:rPr>
-          <w:rPr>
-            <w:color w:val="0000EE"/>
-            <w:u w:val="single"/>
-          </w:rPr>
-          <w:t>Ez 24.17</w:t>
-        </w:r>
-      </w:hyperlink>
+      <w:r>
+        <w:rPr>
+          <w:lang w:val="pt_PT" w:bidi="pt_PT"/>
+        </w:rPr>
+        <w:t>Ez 24.17</w:t>
+      </w:r>
       <w:r>
         <w:rPr>
           <w:lang w:val="pt_PT" w:bidi="pt_PT"/>
         </w:rPr>
         <w:t>), retratando vividamente o que aconteceria a Samaria (Israel) e Jerusalém (Judá). Eles seriam despojados de sua riqueza, poder e população. • Um chacal e uma coruja fazem sons tristes e vivem em áreas desoladas do deserto (</w:t>
       </w:r>
-      <w:hyperlink r:id="rId30">
-        <w:r>
-          <w:rPr>
-            <w:lang w:val="pt_PT" w:bidi="pt_PT"/>
-          </w:rPr>
-          <w:rPr>
-            <w:color w:val="0000EE"/>
-            <w:u w:val="single"/>
-          </w:rPr>
-          <w:t>Is 34.13</w:t>
-        </w:r>
-      </w:hyperlink>
+      <w:r>
+        <w:rPr>
+          <w:lang w:val="pt_PT" w:bidi="pt_PT"/>
+        </w:rPr>
+        <w:t>Is 34.13</w:t>
+      </w:r>
       <w:r>
         <w:rPr>
           <w:lang w:val="pt_PT" w:bidi="pt_PT"/>
         </w:rPr>
         <w:t xml:space="preserve">; </w:t>
       </w:r>
-      <w:hyperlink r:id="rId31">
-        <w:r>
-          <w:rPr>
-            <w:lang w:val="pt_PT" w:bidi="pt_PT"/>
-          </w:rPr>
-          <w:rPr>
-            <w:color w:val="0000EE"/>
-            <w:u w:val="single"/>
-          </w:rPr>
-          <w:t>Jr 50.39</w:t>
-        </w:r>
-      </w:hyperlink>
+      <w:r>
+        <w:rPr>
+          <w:lang w:val="pt_PT" w:bidi="pt_PT"/>
+        </w:rPr>
+        <w:t>Jr 50.39</w:t>
+      </w:r>
       <w:r>
         <w:rPr>
           <w:lang w:val="pt_PT" w:bidi="pt_PT"/>
@@ -1141,72 +1027,48 @@
         </w:rPr>
         <w:t>O exílio era a maldição suprema e mais devastadora (</w:t>
       </w:r>
-      <w:hyperlink r:id="rId32">
-        <w:r>
-          <w:rPr>
-            <w:lang w:val="pt_PT" w:bidi="pt_PT"/>
-          </w:rPr>
-          <w:rPr>
-            <w:color w:val="0000EE"/>
-            <w:u w:val="single"/>
-          </w:rPr>
-          <w:t>Dt 4.29</w:t>
-        </w:r>
-      </w:hyperlink>
+      <w:r>
+        <w:rPr>
+          <w:lang w:val="pt_PT" w:bidi="pt_PT"/>
+        </w:rPr>
+        <w:t>Dt 4.29</w:t>
+      </w:r>
       <w:r>
         <w:rPr>
           <w:lang w:val="pt_PT" w:bidi="pt_PT"/>
         </w:rPr>
         <w:t xml:space="preserve">; </w:t>
       </w:r>
-      <w:hyperlink r:id="rId33">
-        <w:r>
-          <w:rPr>
-            <w:lang w:val="pt_PT" w:bidi="pt_PT"/>
-          </w:rPr>
-          <w:rPr>
-            <w:color w:val="0000EE"/>
-            <w:u w:val="single"/>
-          </w:rPr>
-          <w:t>28.37</w:t>
-        </w:r>
-      </w:hyperlink>
+      <w:r>
+        <w:rPr>
+          <w:lang w:val="pt_PT" w:bidi="pt_PT"/>
+        </w:rPr>
+        <w:t>28.37</w:t>
+      </w:r>
       <w:r>
         <w:rPr>
           <w:lang w:val="pt_PT" w:bidi="pt_PT"/>
         </w:rPr>
         <w:t>,</w:t>
       </w:r>
-      <w:hyperlink r:id="rId34">
-        <w:r>
-          <w:rPr>
-            <w:lang w:val="pt_PT" w:bidi="pt_PT"/>
-          </w:rPr>
-          <w:rPr>
-            <w:color w:val="0000EE"/>
-            <w:u w:val="single"/>
-          </w:rPr>
-          <w:t>48</w:t>
-        </w:r>
-      </w:hyperlink>
+      <w:r>
+        <w:rPr>
+          <w:lang w:val="pt_PT" w:bidi="pt_PT"/>
+        </w:rPr>
+        <w:t>48</w:t>
+      </w:r>
       <w:r>
         <w:rPr>
           <w:lang w:val="pt_PT" w:bidi="pt_PT"/>
         </w:rPr>
         <w:t xml:space="preserve">; </w:t>
       </w:r>
-      <w:hyperlink r:id="rId35">
-        <w:r>
-          <w:rPr>
-            <w:lang w:val="pt_PT" w:bidi="pt_PT"/>
-          </w:rPr>
-          <w:rPr>
-            <w:color w:val="0000EE"/>
-            <w:u w:val="single"/>
-          </w:rPr>
-          <w:t>Jr 25.7–11</w:t>
-        </w:r>
-      </w:hyperlink>
+      <w:r>
+        <w:rPr>
+          <w:lang w:val="pt_PT" w:bidi="pt_PT"/>
+        </w:rPr>
+        <w:t>Jr 25.7–11</w:t>
+      </w:r>
       <w:r>
         <w:rPr>
           <w:lang w:val="pt_PT" w:bidi="pt_PT"/>
@@ -1261,18 +1123,12 @@
         </w:rPr>
         <w:t xml:space="preserve">bem perto de Jerusalém: o julgamento de Deus alcança qualquer lugar onde a corrupção se instalou (cf. </w:t>
       </w:r>
-      <w:hyperlink r:id="rId36">
-        <w:r>
-          <w:rPr>
-            <w:lang w:val="pt_PT" w:bidi="pt_PT"/>
-          </w:rPr>
-          <w:rPr>
-            <w:color w:val="0000EE"/>
-            <w:u w:val="single"/>
-          </w:rPr>
-          <w:t>1.9</w:t>
-        </w:r>
-      </w:hyperlink>
+      <w:r>
+        <w:rPr>
+          <w:lang w:val="pt_PT" w:bidi="pt_PT"/>
+        </w:rPr>
+        <w:t>1.9</w:t>
+      </w:r>
       <w:r>
         <w:rPr>
           <w:lang w:val="pt_PT" w:bidi="pt_PT"/>
@@ -1497,54 +1353,36 @@
         </w:rPr>
         <w:t xml:space="preserve">O povo de Judá, incluindo Jerusalém, foi exilado e deportado para terras distantes na Babilônia em 605, 597 e 586 a.C.. A Babilônia ficava a cerca de 1.000 milhas (1.700 quilômetros) de Jerusalém. • rape a cabeça: Este ato de luto e desespero (veja também </w:t>
       </w:r>
-      <w:hyperlink r:id="rId37">
-        <w:r>
-          <w:rPr>
-            <w:lang w:val="pt_PT" w:bidi="pt_PT"/>
-          </w:rPr>
-          <w:rPr>
-            <w:color w:val="0000EE"/>
-            <w:u w:val="single"/>
-          </w:rPr>
-          <w:t>Jr 41.5</w:t>
-        </w:r>
-      </w:hyperlink>
+      <w:r>
+        <w:rPr>
+          <w:lang w:val="pt_PT" w:bidi="pt_PT"/>
+        </w:rPr>
+        <w:t>Jr 41.5</w:t>
+      </w:r>
       <w:r>
         <w:rPr>
           <w:lang w:val="pt_PT" w:bidi="pt_PT"/>
         </w:rPr>
         <w:t>) também poderia significar purificação (</w:t>
       </w:r>
-      <w:hyperlink r:id="rId38">
-        <w:r>
-          <w:rPr>
-            <w:lang w:val="pt_PT" w:bidi="pt_PT"/>
-          </w:rPr>
-          <w:rPr>
-            <w:color w:val="0000EE"/>
-            <w:u w:val="single"/>
-          </w:rPr>
-          <w:t>Lv 14.7–10</w:t>
-        </w:r>
-      </w:hyperlink>
+      <w:r>
+        <w:rPr>
+          <w:lang w:val="pt_PT" w:bidi="pt_PT"/>
+        </w:rPr>
+        <w:t>Lv 14.7–10</w:t>
+      </w:r>
       <w:r>
         <w:rPr>
           <w:lang w:val="pt_PT" w:bidi="pt_PT"/>
         </w:rPr>
         <w:t xml:space="preserve">; </w:t>
       </w:r>
-      <w:hyperlink r:id="rId39">
-        <w:r>
-          <w:rPr>
-            <w:lang w:val="pt_PT" w:bidi="pt_PT"/>
-          </w:rPr>
-          <w:rPr>
-            <w:color w:val="0000EE"/>
-            <w:u w:val="single"/>
-          </w:rPr>
-          <w:t>Nm 6.10–11</w:t>
-        </w:r>
-      </w:hyperlink>
+      <w:r>
+        <w:rPr>
+          <w:lang w:val="pt_PT" w:bidi="pt_PT"/>
+        </w:rPr>
+        <w:t>Nm 6.10–11</w:t>
+      </w:r>
       <w:r>
         <w:rPr>
           <w:lang w:val="pt_PT" w:bidi="pt_PT"/>
@@ -1599,180 +1437,120 @@
         </w:rPr>
         <w:t xml:space="preserve">O poder havia corrompido os ricos, que deveriam estar prontos para ajudar seus companheiros israelitas (cf. </w:t>
       </w:r>
-      <w:hyperlink r:id="rId40">
-        <w:r>
-          <w:rPr>
-            <w:lang w:val="pt_PT" w:bidi="pt_PT"/>
-          </w:rPr>
-          <w:rPr>
-            <w:color w:val="0000EE"/>
-            <w:u w:val="single"/>
-          </w:rPr>
-          <w:t>Gn 4.9</w:t>
-        </w:r>
-      </w:hyperlink>
+      <w:r>
+        <w:rPr>
+          <w:lang w:val="pt_PT" w:bidi="pt_PT"/>
+        </w:rPr>
+        <w:t>Gn 4.9</w:t>
+      </w:r>
       <w:r>
         <w:rPr>
           <w:lang w:val="pt_PT" w:bidi="pt_PT"/>
         </w:rPr>
         <w:t xml:space="preserve">; </w:t>
       </w:r>
-      <w:hyperlink r:id="rId41">
-        <w:r>
-          <w:rPr>
-            <w:lang w:val="pt_PT" w:bidi="pt_PT"/>
-          </w:rPr>
-          <w:rPr>
-            <w:color w:val="0000EE"/>
-            <w:u w:val="single"/>
-          </w:rPr>
-          <w:t>Js 1.14</w:t>
-        </w:r>
-      </w:hyperlink>
+      <w:r>
+        <w:rPr>
+          <w:lang w:val="pt_PT" w:bidi="pt_PT"/>
+        </w:rPr>
+        <w:t>Js 1.14</w:t>
+      </w:r>
       <w:r>
         <w:rPr>
           <w:lang w:val="pt_PT" w:bidi="pt_PT"/>
         </w:rPr>
         <w:t>). • fazem planos para explorar e maltratar os outros... indica um coração, mente e caráter corruptos (</w:t>
       </w:r>
-      <w:hyperlink r:id="rId42">
-        <w:r>
-          <w:rPr>
-            <w:lang w:val="pt_PT" w:bidi="pt_PT"/>
-          </w:rPr>
-          <w:rPr>
-            <w:color w:val="0000EE"/>
-            <w:u w:val="single"/>
-          </w:rPr>
-          <w:t>Gn 6.5</w:t>
-        </w:r>
-      </w:hyperlink>
+      <w:r>
+        <w:rPr>
+          <w:lang w:val="pt_PT" w:bidi="pt_PT"/>
+        </w:rPr>
+        <w:t>Gn 6.5</w:t>
+      </w:r>
       <w:r>
         <w:rPr>
           <w:lang w:val="pt_PT" w:bidi="pt_PT"/>
         </w:rPr>
         <w:t>). • Quando você deseja: Eles possuíam a propriedade de outros de uma forma que equivalia a roubo e quebravam a lei de Deus que proíbe cobiçar (</w:t>
       </w:r>
-      <w:hyperlink r:id="rId43">
-        <w:r>
-          <w:rPr>
-            <w:lang w:val="pt_PT" w:bidi="pt_PT"/>
-          </w:rPr>
-          <w:rPr>
-            <w:color w:val="0000EE"/>
-            <w:u w:val="single"/>
-          </w:rPr>
-          <w:t>Êx 20.17</w:t>
-        </w:r>
-      </w:hyperlink>
+      <w:r>
+        <w:rPr>
+          <w:lang w:val="pt_PT" w:bidi="pt_PT"/>
+        </w:rPr>
+        <w:t>Êx 20.17</w:t>
+      </w:r>
       <w:r>
         <w:rPr>
           <w:lang w:val="pt_PT" w:bidi="pt_PT"/>
         </w:rPr>
         <w:t>). A herança de uma família era um presente sagrado do Senhor, destinado a ser uma posse permanente (</w:t>
       </w:r>
-      <w:hyperlink r:id="rId44">
-        <w:r>
-          <w:rPr>
-            <w:lang w:val="pt_PT" w:bidi="pt_PT"/>
-          </w:rPr>
-          <w:rPr>
-            <w:color w:val="0000EE"/>
-            <w:u w:val="single"/>
-          </w:rPr>
-          <w:t>Lv 25.8–55</w:t>
-        </w:r>
-      </w:hyperlink>
+      <w:r>
+        <w:rPr>
+          <w:lang w:val="pt_PT" w:bidi="pt_PT"/>
+        </w:rPr>
+        <w:t>Lv 25.8–55</w:t>
+      </w:r>
       <w:r>
         <w:rPr>
           <w:lang w:val="pt_PT" w:bidi="pt_PT"/>
         </w:rPr>
         <w:t xml:space="preserve">; cf. </w:t>
       </w:r>
-      <w:hyperlink r:id="rId45">
-        <w:r>
-          <w:rPr>
-            <w:lang w:val="pt_PT" w:bidi="pt_PT"/>
-          </w:rPr>
-          <w:rPr>
-            <w:color w:val="0000EE"/>
-            <w:u w:val="single"/>
-          </w:rPr>
-          <w:t>1Rs 21</w:t>
-        </w:r>
-      </w:hyperlink>
+      <w:r>
+        <w:rPr>
+          <w:lang w:val="pt_PT" w:bidi="pt_PT"/>
+        </w:rPr>
+        <w:t>1Rs 21</w:t>
+      </w:r>
       <w:r>
         <w:rPr>
           <w:lang w:val="pt_PT" w:bidi="pt_PT"/>
         </w:rPr>
         <w:t xml:space="preserve">; </w:t>
       </w:r>
-      <w:hyperlink r:id="rId46">
-        <w:r>
-          <w:rPr>
-            <w:lang w:val="pt_PT" w:bidi="pt_PT"/>
-          </w:rPr>
-          <w:rPr>
-            <w:color w:val="0000EE"/>
-            <w:u w:val="single"/>
-          </w:rPr>
-          <w:t>Is 5.8</w:t>
-        </w:r>
-      </w:hyperlink>
+      <w:r>
+        <w:rPr>
+          <w:lang w:val="pt_PT" w:bidi="pt_PT"/>
+        </w:rPr>
+        <w:t>Is 5.8</w:t>
+      </w:r>
       <w:r>
         <w:rPr>
           <w:lang w:val="pt_PT" w:bidi="pt_PT"/>
         </w:rPr>
         <w:t>). Deus procurava justiça entre seu povo, mas em vez disso encontrou opressão (</w:t>
       </w:r>
-      <w:hyperlink r:id="rId47">
-        <w:r>
-          <w:rPr>
-            <w:lang w:val="pt_PT" w:bidi="pt_PT"/>
-          </w:rPr>
-          <w:rPr>
-            <w:color w:val="0000EE"/>
-            <w:u w:val="single"/>
-          </w:rPr>
-          <w:t>1Rs 10.9</w:t>
-        </w:r>
-      </w:hyperlink>
+      <w:r>
+        <w:rPr>
+          <w:lang w:val="pt_PT" w:bidi="pt_PT"/>
+        </w:rPr>
+        <w:t>1Rs 10.9</w:t>
+      </w:r>
       <w:r>
         <w:rPr>
           <w:lang w:val="pt_PT" w:bidi="pt_PT"/>
         </w:rPr>
         <w:t xml:space="preserve">; </w:t>
       </w:r>
-      <w:hyperlink r:id="rId48">
-        <w:r>
-          <w:rPr>
-            <w:lang w:val="pt_PT" w:bidi="pt_PT"/>
-          </w:rPr>
-          <w:rPr>
-            <w:color w:val="0000EE"/>
-            <w:u w:val="single"/>
-          </w:rPr>
-          <w:t>Is 5.7</w:t>
-        </w:r>
-      </w:hyperlink>
+      <w:r>
+        <w:rPr>
+          <w:lang w:val="pt_PT" w:bidi="pt_PT"/>
+        </w:rPr>
+        <w:t>Is 5.7</w:t>
+      </w:r>
       <w:r>
         <w:rPr>
           <w:lang w:val="pt_PT" w:bidi="pt_PT"/>
         </w:rPr>
         <w:t xml:space="preserve">; </w:t>
       </w:r>
-      <w:hyperlink r:id="rId49">
-        <w:r>
-          <w:rPr>
-            <w:lang w:val="pt_PT" w:bidi="pt_PT"/>
-          </w:rPr>
-          <w:rPr>
-            <w:color w:val="0000EE"/>
-            <w:u w:val="single"/>
-          </w:rPr>
-          <w:t>2Pe 2.13</w:t>
-        </w:r>
-      </w:hyperlink>
+      <w:r>
+        <w:rPr>
+          <w:lang w:val="pt_PT" w:bidi="pt_PT"/>
+        </w:rPr>
+        <w:t>2Pe 2.13</w:t>
+      </w:r>
       <w:r>
         <w:rPr>
           <w:lang w:val="pt_PT" w:bidi="pt_PT"/>
@@ -1875,18 +1653,12 @@
         </w:rPr>
         <w:t>Os poderosos seriam arruinados financeiramente à medida que seus inimigos confiscassem suas propriedades. A terra que eles haviam tomado injustamente de outros israelitas seria violentamente retirada deles (</w:t>
       </w:r>
-      <w:hyperlink r:id="rId50">
-        <w:r>
-          <w:rPr>
-            <w:lang w:val="pt_PT" w:bidi="pt_PT"/>
-          </w:rPr>
-          <w:rPr>
-            <w:color w:val="0000EE"/>
-            <w:u w:val="single"/>
-          </w:rPr>
-          <w:t>2.5</w:t>
-        </w:r>
-      </w:hyperlink>
+      <w:r>
+        <w:rPr>
+          <w:lang w:val="pt_PT" w:bidi="pt_PT"/>
+        </w:rPr>
+        <w:t>2.5</w:t>
+      </w:r>
       <w:r>
         <w:rPr>
           <w:lang w:val="pt_PT" w:bidi="pt_PT"/>
@@ -2037,18 +1809,12 @@
         </w:rPr>
         <w:t xml:space="preserve">Essas pessoas malignas adoravam ouvir os enganos de seus profetas favoritos em tempos de bonança (cf. </w:t>
       </w:r>
-      <w:hyperlink r:id="rId51">
-        <w:r>
-          <w:rPr>
-            <w:lang w:val="pt_PT" w:bidi="pt_PT"/>
-          </w:rPr>
-          <w:rPr>
-            <w:color w:val="0000EE"/>
-            <w:u w:val="single"/>
-          </w:rPr>
-          <w:t>Jr 28.8–9</w:t>
-        </w:r>
-      </w:hyperlink>
+      <w:r>
+        <w:rPr>
+          <w:lang w:val="pt_PT" w:bidi="pt_PT"/>
+        </w:rPr>
+        <w:t>Jr 28.8–9</w:t>
+      </w:r>
       <w:r>
         <w:rPr>
           <w:lang w:val="pt_PT" w:bidi="pt_PT"/>
@@ -2103,36 +1869,24 @@
         </w:rPr>
         <w:t xml:space="preserve">Deus mostrou seu amor e cuidado por seu povo rebelde ao lhes dar uma promessa de esperança, mesmo enquanto falava de exílio e desespero. Israel seria disperso, mas eles seriam trazidos de volta (cf. </w:t>
       </w:r>
-      <w:hyperlink r:id="rId52">
-        <w:r>
-          <w:rPr>
-            <w:lang w:val="pt_PT" w:bidi="pt_PT"/>
-          </w:rPr>
-          <w:rPr>
-            <w:color w:val="0000EE"/>
-            <w:u w:val="single"/>
-          </w:rPr>
-          <w:t>Dt 4.26–29</w:t>
-        </w:r>
-      </w:hyperlink>
+      <w:r>
+        <w:rPr>
+          <w:lang w:val="pt_PT" w:bidi="pt_PT"/>
+        </w:rPr>
+        <w:t>Dt 4.26–29</w:t>
+      </w:r>
       <w:r>
         <w:rPr>
           <w:lang w:val="pt_PT" w:bidi="pt_PT"/>
         </w:rPr>
         <w:t xml:space="preserve">; </w:t>
       </w:r>
-      <w:hyperlink r:id="rId53">
-        <w:r>
-          <w:rPr>
-            <w:lang w:val="pt_PT" w:bidi="pt_PT"/>
-          </w:rPr>
-          <w:rPr>
-            <w:color w:val="0000EE"/>
-            <w:u w:val="single"/>
-          </w:rPr>
-          <w:t>30.1–6</w:t>
-        </w:r>
-      </w:hyperlink>
+      <w:r>
+        <w:rPr>
+          <w:lang w:val="pt_PT" w:bidi="pt_PT"/>
+        </w:rPr>
+        <w:t>30.1–6</w:t>
+      </w:r>
       <w:r>
         <w:rPr>
           <w:lang w:val="pt_PT" w:bidi="pt_PT"/>
@@ -2235,36 +1989,24 @@
         </w:rPr>
         <w:t>Os líderes, que deveriam conhecer o verdadeiro julgamento e justiça (</w:t>
       </w:r>
-      <w:hyperlink r:id="rId54">
-        <w:r>
-          <w:rPr>
-            <w:lang w:val="pt_PT" w:bidi="pt_PT"/>
-          </w:rPr>
-          <w:rPr>
-            <w:color w:val="0000EE"/>
-            <w:u w:val="single"/>
-          </w:rPr>
-          <w:t>6.8</w:t>
-        </w:r>
-      </w:hyperlink>
+      <w:r>
+        <w:rPr>
+          <w:lang w:val="pt_PT" w:bidi="pt_PT"/>
+        </w:rPr>
+        <w:t>6.8</w:t>
+      </w:r>
       <w:r>
         <w:rPr>
           <w:lang w:val="pt_PT" w:bidi="pt_PT"/>
         </w:rPr>
         <w:t xml:space="preserve">; </w:t>
       </w:r>
-      <w:hyperlink r:id="rId55">
-        <w:r>
-          <w:rPr>
-            <w:lang w:val="pt_PT" w:bidi="pt_PT"/>
-          </w:rPr>
-          <w:rPr>
-            <w:color w:val="0000EE"/>
-            <w:u w:val="single"/>
-          </w:rPr>
-          <w:t>Dt 10.12–13</w:t>
-        </w:r>
-      </w:hyperlink>
+      <w:r>
+        <w:rPr>
+          <w:lang w:val="pt_PT" w:bidi="pt_PT"/>
+        </w:rPr>
+        <w:t>Dt 10.12–13</w:t>
+      </w:r>
       <w:r>
         <w:rPr>
           <w:lang w:val="pt_PT" w:bidi="pt_PT"/>
@@ -2319,36 +2061,24 @@
         </w:rPr>
         <w:t xml:space="preserve">Miquéias acusou implacavelmente os líderes de Israel, visto que eles eram responsáveis pelo bem-estar do povo. Os horrores aqui retratam os terrores de um povo sob cerco (cp. </w:t>
       </w:r>
-      <w:hyperlink r:id="rId56">
-        <w:r>
-          <w:rPr>
-            <w:lang w:val="pt_PT" w:bidi="pt_PT"/>
-          </w:rPr>
-          <w:rPr>
-            <w:color w:val="0000EE"/>
-            <w:u w:val="single"/>
-          </w:rPr>
-          <w:t>Dt 28.53</w:t>
-        </w:r>
-      </w:hyperlink>
+      <w:r>
+        <w:rPr>
+          <w:lang w:val="pt_PT" w:bidi="pt_PT"/>
+        </w:rPr>
+        <w:t>Dt 28.53</w:t>
+      </w:r>
       <w:r>
         <w:rPr>
           <w:lang w:val="pt_PT" w:bidi="pt_PT"/>
         </w:rPr>
         <w:t xml:space="preserve">; </w:t>
       </w:r>
-      <w:hyperlink r:id="rId57">
-        <w:r>
-          <w:rPr>
-            <w:lang w:val="pt_PT" w:bidi="pt_PT"/>
-          </w:rPr>
-          <w:rPr>
-            <w:color w:val="0000EE"/>
-            <w:u w:val="single"/>
-          </w:rPr>
-          <w:t>2Rs 6.29</w:t>
-        </w:r>
-      </w:hyperlink>
+      <w:r>
+        <w:rPr>
+          <w:lang w:val="pt_PT" w:bidi="pt_PT"/>
+        </w:rPr>
+        <w:t>2Rs 6.29</w:t>
+      </w:r>
       <w:r>
         <w:rPr>
           <w:lang w:val="pt_PT" w:bidi="pt_PT"/>
@@ -2547,36 +2277,24 @@
         </w:rPr>
         <w:t xml:space="preserve">Os falsos profetas estavam entre os líderes espirituais de Israel, por isso caíram sob as acusações de Miquéias. Os profetas deveriam chamar Israel para o caminho verdadeiro, não desviá-los (veja </w:t>
       </w:r>
-      <w:hyperlink r:id="rId58">
-        <w:r>
-          <w:rPr>
-            <w:lang w:val="pt_PT" w:bidi="pt_PT"/>
-          </w:rPr>
-          <w:rPr>
-            <w:color w:val="0000EE"/>
-            <w:u w:val="single"/>
-          </w:rPr>
-          <w:t>Dt 13</w:t>
-        </w:r>
-      </w:hyperlink>
+      <w:r>
+        <w:rPr>
+          <w:lang w:val="pt_PT" w:bidi="pt_PT"/>
+        </w:rPr>
+        <w:t>Dt 13</w:t>
+      </w:r>
       <w:r>
         <w:rPr>
           <w:lang w:val="pt_PT" w:bidi="pt_PT"/>
         </w:rPr>
         <w:t xml:space="preserve">, </w:t>
       </w:r>
-      <w:hyperlink r:id="rId59">
-        <w:r>
-          <w:rPr>
-            <w:lang w:val="pt_PT" w:bidi="pt_PT"/>
-          </w:rPr>
-          <w:rPr>
-            <w:color w:val="0000EE"/>
-            <w:u w:val="single"/>
-          </w:rPr>
-          <w:t>18</w:t>
-        </w:r>
-      </w:hyperlink>
+      <w:r>
+        <w:rPr>
+          <w:lang w:val="pt_PT" w:bidi="pt_PT"/>
+        </w:rPr>
+        <w:t>18</w:t>
+      </w:r>
       <w:r>
         <w:rPr>
           <w:lang w:val="pt_PT" w:bidi="pt_PT"/>
@@ -2631,36 +2349,24 @@
         </w:rPr>
         <w:t xml:space="preserve">Miquéias anunciou o julgamento de Deus sobre os falsos profetas. Sem as comunicações especiais de Deus, esses videntes e adivinhos eram como os profetas da corte pagã de nações como os da Babilônia, de Mari e especialmente da Assíria, os quais deveriam exercer seu ofício, mas que, na realidade não tinham nenhuma revelação verdadeira do Senhor (cf. </w:t>
       </w:r>
-      <w:hyperlink r:id="rId60">
-        <w:r>
-          <w:rPr>
-            <w:lang w:val="pt_PT" w:bidi="pt_PT"/>
-          </w:rPr>
-          <w:rPr>
-            <w:color w:val="0000EE"/>
-            <w:u w:val="single"/>
-          </w:rPr>
-          <w:t>1Sm 28.6</w:t>
-        </w:r>
-      </w:hyperlink>
+      <w:r>
+        <w:rPr>
+          <w:lang w:val="pt_PT" w:bidi="pt_PT"/>
+        </w:rPr>
+        <w:t>1Sm 28.6</w:t>
+      </w:r>
       <w:r>
         <w:rPr>
           <w:lang w:val="pt_PT" w:bidi="pt_PT"/>
         </w:rPr>
         <w:t xml:space="preserve">; </w:t>
       </w:r>
-      <w:hyperlink r:id="rId61">
-        <w:r>
-          <w:rPr>
-            <w:lang w:val="pt_PT" w:bidi="pt_PT"/>
-          </w:rPr>
-          <w:rPr>
-            <w:color w:val="0000EE"/>
-            <w:u w:val="single"/>
-          </w:rPr>
-          <w:t>Amós 8.11–12</w:t>
-        </w:r>
-      </w:hyperlink>
+      <w:r>
+        <w:rPr>
+          <w:lang w:val="pt_PT" w:bidi="pt_PT"/>
+        </w:rPr>
+        <w:t>Amós 8.11–12</w:t>
+      </w:r>
       <w:r>
         <w:rPr>
           <w:lang w:val="pt_PT" w:bidi="pt_PT"/>
@@ -2715,18 +2421,12 @@
         </w:rPr>
         <w:t>Havia um forte contraste entre o verdadeiro profeta e os falsos profetas (</w:t>
       </w:r>
-      <w:hyperlink r:id="rId62">
-        <w:r>
-          <w:rPr>
-            <w:lang w:val="pt_PT" w:bidi="pt_PT"/>
-          </w:rPr>
-          <w:rPr>
-            <w:color w:val="0000EE"/>
-            <w:u w:val="single"/>
-          </w:rPr>
-          <w:t>3.5–7</w:t>
-        </w:r>
-      </w:hyperlink>
+      <w:r>
+        <w:rPr>
+          <w:lang w:val="pt_PT" w:bidi="pt_PT"/>
+        </w:rPr>
+        <w:t>3.5–7</w:t>
+      </w:r>
       <w:r>
         <w:rPr>
           <w:lang w:val="pt_PT" w:bidi="pt_PT"/>
@@ -2794,18 +2494,12 @@
         </w:rPr>
         <w:t>Os líderes de Israel estavam construindo Jerusalém sobre uma fundação de assassinato e corrupção. Por causa disso, a cidade seria desmantelada; seria reduzida a deserto e ruínas (</w:t>
       </w:r>
-      <w:hyperlink r:id="rId25">
-        <w:r>
-          <w:rPr>
-            <w:lang w:val="pt_PT" w:bidi="pt_PT"/>
-          </w:rPr>
-          <w:rPr>
-            <w:color w:val="0000EE"/>
-            <w:u w:val="single"/>
-          </w:rPr>
-          <w:t>3.12</w:t>
-        </w:r>
-      </w:hyperlink>
+      <w:r>
+        <w:rPr>
+          <w:lang w:val="pt_PT" w:bidi="pt_PT"/>
+        </w:rPr>
+        <w:t>3.12</w:t>
+      </w:r>
       <w:r>
         <w:rPr>
           <w:lang w:val="pt_PT" w:bidi="pt_PT"/>
@@ -2860,90 +2554,60 @@
         </w:rPr>
         <w:t xml:space="preserve">O Senhor está do nosso lado: Esta expressão indica a aprovação do Senhor (veja </w:t>
       </w:r>
-      <w:hyperlink r:id="rId63">
-        <w:r>
-          <w:rPr>
-            <w:lang w:val="pt_PT" w:bidi="pt_PT"/>
-          </w:rPr>
-          <w:rPr>
-            <w:color w:val="0000EE"/>
-            <w:u w:val="single"/>
-          </w:rPr>
-          <w:t>Êx 3.12</w:t>
-        </w:r>
-      </w:hyperlink>
+      <w:r>
+        <w:rPr>
+          <w:lang w:val="pt_PT" w:bidi="pt_PT"/>
+        </w:rPr>
+        <w:t>Êx 3.12</w:t>
+      </w:r>
       <w:r>
         <w:rPr>
           <w:lang w:val="pt_PT" w:bidi="pt_PT"/>
         </w:rPr>
         <w:t>,</w:t>
       </w:r>
-      <w:hyperlink r:id="rId64">
-        <w:r>
-          <w:rPr>
-            <w:lang w:val="pt_PT" w:bidi="pt_PT"/>
-          </w:rPr>
-          <w:rPr>
-            <w:color w:val="0000EE"/>
-            <w:u w:val="single"/>
-          </w:rPr>
-          <w:t>14</w:t>
-        </w:r>
-      </w:hyperlink>
+      <w:r>
+        <w:rPr>
+          <w:lang w:val="pt_PT" w:bidi="pt_PT"/>
+        </w:rPr>
+        <w:t>14</w:t>
+      </w:r>
       <w:r>
         <w:rPr>
           <w:lang w:val="pt_PT" w:bidi="pt_PT"/>
         </w:rPr>
         <w:t xml:space="preserve">; </w:t>
       </w:r>
-      <w:hyperlink r:id="rId65">
-        <w:r>
-          <w:rPr>
-            <w:lang w:val="pt_PT" w:bidi="pt_PT"/>
-          </w:rPr>
-          <w:rPr>
-            <w:color w:val="0000EE"/>
-            <w:u w:val="single"/>
-          </w:rPr>
-          <w:t>25.8</w:t>
-        </w:r>
-      </w:hyperlink>
+      <w:r>
+        <w:rPr>
+          <w:lang w:val="pt_PT" w:bidi="pt_PT"/>
+        </w:rPr>
+        <w:t>25.8</w:t>
+      </w:r>
       <w:r>
         <w:rPr>
           <w:lang w:val="pt_PT" w:bidi="pt_PT"/>
         </w:rPr>
         <w:t xml:space="preserve">; </w:t>
       </w:r>
-      <w:hyperlink r:id="rId50">
-        <w:r>
-          <w:rPr>
-            <w:lang w:val="pt_PT" w:bidi="pt_PT"/>
-          </w:rPr>
-          <w:rPr>
-            <w:color w:val="0000EE"/>
-            <w:u w:val="single"/>
-          </w:rPr>
-          <w:t>Mq 2.5</w:t>
-        </w:r>
-      </w:hyperlink>
+      <w:r>
+        <w:rPr>
+          <w:lang w:val="pt_PT" w:bidi="pt_PT"/>
+        </w:rPr>
+        <w:t>Mq 2.5</w:t>
+      </w:r>
       <w:r>
         <w:rPr>
           <w:lang w:val="pt_PT" w:bidi="pt_PT"/>
         </w:rPr>
         <w:t xml:space="preserve">; </w:t>
       </w:r>
-      <w:hyperlink r:id="rId66">
-        <w:r>
-          <w:rPr>
-            <w:lang w:val="pt_PT" w:bidi="pt_PT"/>
-          </w:rPr>
-          <w:rPr>
-            <w:color w:val="0000EE"/>
-            <w:u w:val="single"/>
-          </w:rPr>
-          <w:t>Zc 2.11</w:t>
-        </w:r>
-      </w:hyperlink>
+      <w:r>
+        <w:rPr>
+          <w:lang w:val="pt_PT" w:bidi="pt_PT"/>
+        </w:rPr>
+        <w:t>Zc 2.11</w:t>
+      </w:r>
       <w:r>
         <w:rPr>
           <w:lang w:val="pt_PT" w:bidi="pt_PT"/>
@@ -3024,18 +2688,12 @@
         </w:rPr>
         <w:t xml:space="preserve"> um deserto inabitável. Destruição total aguardava a Jerusalém caída. Jeremias mais tarde citou esta passagem (</w:t>
       </w:r>
-      <w:hyperlink r:id="rId26">
-        <w:r>
-          <w:rPr>
-            <w:lang w:val="pt_PT" w:bidi="pt_PT"/>
-          </w:rPr>
-          <w:rPr>
-            <w:color w:val="0000EE"/>
-            <w:u w:val="single"/>
-          </w:rPr>
-          <w:t>Jr 26.18</w:t>
-        </w:r>
-      </w:hyperlink>
+      <w:r>
+        <w:rPr>
+          <w:lang w:val="pt_PT" w:bidi="pt_PT"/>
+        </w:rPr>
+        <w:t>Jr 26.18</w:t>
+      </w:r>
       <w:r>
         <w:rPr>
           <w:lang w:val="pt_PT" w:bidi="pt_PT"/>
@@ -3103,90 +2761,60 @@
         </w:rPr>
         <w:t xml:space="preserve">: Deus prometeu agir na história para estabelecer seu reino. • O monte da habitação do Senhor era o Monte Sião em Jerusalém, onde o Templo de Salomão foi construído (veja </w:t>
       </w:r>
-      <w:hyperlink r:id="rId67">
-        <w:r>
-          <w:rPr>
-            <w:lang w:val="pt_PT" w:bidi="pt_PT"/>
-          </w:rPr>
-          <w:rPr>
-            <w:color w:val="0000EE"/>
-            <w:u w:val="single"/>
-          </w:rPr>
-          <w:t>2Sm 24.18–25</w:t>
-        </w:r>
-      </w:hyperlink>
+      <w:r>
+        <w:rPr>
+          <w:lang w:val="pt_PT" w:bidi="pt_PT"/>
+        </w:rPr>
+        <w:t>2Sm 24.18–25</w:t>
+      </w:r>
       <w:r>
         <w:rPr>
           <w:lang w:val="pt_PT" w:bidi="pt_PT"/>
         </w:rPr>
         <w:t>). Isso lembra o Monte Sinai, o monte de Deus (</w:t>
       </w:r>
-      <w:hyperlink r:id="rId68">
-        <w:r>
-          <w:rPr>
-            <w:lang w:val="pt_PT" w:bidi="pt_PT"/>
-          </w:rPr>
-          <w:rPr>
-            <w:color w:val="0000EE"/>
-            <w:u w:val="single"/>
-          </w:rPr>
-          <w:t>Êx 3.1</w:t>
-        </w:r>
-      </w:hyperlink>
+      <w:r>
+        <w:rPr>
+          <w:lang w:val="pt_PT" w:bidi="pt_PT"/>
+        </w:rPr>
+        <w:t>Êx 3.1</w:t>
+      </w:r>
       <w:r>
         <w:rPr>
           <w:lang w:val="pt_PT" w:bidi="pt_PT"/>
         </w:rPr>
         <w:t xml:space="preserve">; </w:t>
       </w:r>
-      <w:hyperlink r:id="rId69">
-        <w:r>
-          <w:rPr>
-            <w:lang w:val="pt_PT" w:bidi="pt_PT"/>
-          </w:rPr>
-          <w:rPr>
-            <w:color w:val="0000EE"/>
-            <w:u w:val="single"/>
-          </w:rPr>
-          <w:t>Nm 10.33</w:t>
-        </w:r>
-      </w:hyperlink>
+      <w:r>
+        <w:rPr>
+          <w:lang w:val="pt_PT" w:bidi="pt_PT"/>
+        </w:rPr>
+        <w:t>Nm 10.33</w:t>
+      </w:r>
       <w:r>
         <w:rPr>
           <w:lang w:val="pt_PT" w:bidi="pt_PT"/>
         </w:rPr>
         <w:t>), onde Deus apareceu. O monte do Senhor tem significado como o lugar onde Deus torna sua identidade conhecida e sua comunhão disponível. • ele nos ensiará o que devemos fazer... seus caminhos: A sabedoria das leis de Deus e o conhecimento de seus caminhos darão vida às nações (</w:t>
       </w:r>
-      <w:hyperlink r:id="rId70">
-        <w:r>
-          <w:rPr>
-            <w:lang w:val="pt_PT" w:bidi="pt_PT"/>
-          </w:rPr>
-          <w:rPr>
-            <w:color w:val="0000EE"/>
-            <w:u w:val="single"/>
-          </w:rPr>
-          <w:t>Dt 4.6</w:t>
-        </w:r>
-      </w:hyperlink>
+      <w:r>
+        <w:rPr>
+          <w:lang w:val="pt_PT" w:bidi="pt_PT"/>
+        </w:rPr>
+        <w:t>Dt 4.6</w:t>
+      </w:r>
       <w:r>
         <w:rPr>
           <w:lang w:val="pt_PT" w:bidi="pt_PT"/>
         </w:rPr>
         <w:t xml:space="preserve">; </w:t>
       </w:r>
-      <w:hyperlink r:id="rId71">
-        <w:r>
-          <w:rPr>
-            <w:lang w:val="pt_PT" w:bidi="pt_PT"/>
-          </w:rPr>
-          <w:rPr>
-            <w:color w:val="0000EE"/>
-            <w:u w:val="single"/>
-          </w:rPr>
-          <w:t>32.47</w:t>
-        </w:r>
-      </w:hyperlink>
+      <w:r>
+        <w:rPr>
+          <w:lang w:val="pt_PT" w:bidi="pt_PT"/>
+        </w:rPr>
+        <w:t>32.47</w:t>
+      </w:r>
       <w:r>
         <w:rPr>
           <w:lang w:val="pt_PT" w:bidi="pt_PT"/>
@@ -3241,54 +2869,36 @@
         </w:rPr>
         <w:t>A profecia de Miquéias passa do desespero total para uma explosão de esperança ao expressar a futura exaltação do Monte Sião em Jerusalém. O plano de Deus de abençoar todas as nações (</w:t>
       </w:r>
-      <w:hyperlink r:id="rId72">
-        <w:r>
-          <w:rPr>
-            <w:lang w:val="pt_PT" w:bidi="pt_PT"/>
-          </w:rPr>
-          <w:rPr>
-            <w:color w:val="0000EE"/>
-            <w:u w:val="single"/>
-          </w:rPr>
-          <w:t>Gn 12.3</w:t>
-        </w:r>
-      </w:hyperlink>
+      <w:r>
+        <w:rPr>
+          <w:lang w:val="pt_PT" w:bidi="pt_PT"/>
+        </w:rPr>
+        <w:t>Gn 12.3</w:t>
+      </w:r>
       <w:r>
         <w:rPr>
           <w:lang w:val="pt_PT" w:bidi="pt_PT"/>
         </w:rPr>
         <w:t>) através dos descendentes de Abraão será realizado quando as nações e o povo do Senhor fluírem para a casa do Senhor... para adorar. Lá (1) eles aprenderão a seguir a lei e os ensinamentos de Deus; (2) a lei e os ensinamentos se espalharão entre as nações à medida que forem levados da casa de Deus; (3) a paz e o bem-estar crescerão entre as nações à medida que elas direcionarem suas energias para propósitos pacíficos e abandonarem a guerra; e (4) as pessoas viverão sem medo, tendo segurança, prosperidade e bênção (</w:t>
       </w:r>
-      <w:hyperlink r:id="rId73">
-        <w:r>
-          <w:rPr>
-            <w:lang w:val="pt_PT" w:bidi="pt_PT"/>
-          </w:rPr>
-          <w:rPr>
-            <w:color w:val="0000EE"/>
-            <w:u w:val="single"/>
-          </w:rPr>
-          <w:t>Mq 4.4</w:t>
-        </w:r>
-      </w:hyperlink>
+      <w:r>
+        <w:rPr>
+          <w:lang w:val="pt_PT" w:bidi="pt_PT"/>
+        </w:rPr>
+        <w:t>Mq 4.4</w:t>
+      </w:r>
       <w:r>
         <w:rPr>
           <w:lang w:val="pt_PT" w:bidi="pt_PT"/>
         </w:rPr>
         <w:t>). Os ídolos das nações falham com eles, mas o Deus fiel de Israel realiza tudo isso; a prosperidade que ele traz dura por eras infinitas (</w:t>
       </w:r>
-      <w:hyperlink r:id="rId74">
-        <w:r>
-          <w:rPr>
-            <w:lang w:val="pt_PT" w:bidi="pt_PT"/>
-          </w:rPr>
-          <w:rPr>
-            <w:color w:val="0000EE"/>
-            <w:u w:val="single"/>
-          </w:rPr>
-          <w:t>4.5</w:t>
-        </w:r>
-      </w:hyperlink>
+      <w:r>
+        <w:rPr>
+          <w:lang w:val="pt_PT" w:bidi="pt_PT"/>
+        </w:rPr>
+        <w:t>4.5</w:t>
+      </w:r>
       <w:r>
         <w:rPr>
           <w:lang w:val="pt_PT" w:bidi="pt_PT"/>
@@ -3404,54 +3014,36 @@
         </w:rPr>
         <w:t>Todos estarão livres de inimigos como no tempo de Salomão (</w:t>
       </w:r>
-      <w:hyperlink r:id="rId75">
-        <w:r>
-          <w:rPr>
-            <w:lang w:val="pt_PT" w:bidi="pt_PT"/>
-          </w:rPr>
-          <w:rPr>
-            <w:color w:val="0000EE"/>
-            <w:u w:val="single"/>
-          </w:rPr>
-          <w:t>1Rs 4.25</w:t>
-        </w:r>
-      </w:hyperlink>
+      <w:r>
+        <w:rPr>
+          <w:lang w:val="pt_PT" w:bidi="pt_PT"/>
+        </w:rPr>
+        <w:t>1Rs 4.25</w:t>
+      </w:r>
       <w:r>
         <w:rPr>
           <w:lang w:val="pt_PT" w:bidi="pt_PT"/>
         </w:rPr>
         <w:t xml:space="preserve">; cf. </w:t>
       </w:r>
-      <w:hyperlink r:id="rId76">
-        <w:r>
-          <w:rPr>
-            <w:lang w:val="pt_PT" w:bidi="pt_PT"/>
-          </w:rPr>
-          <w:rPr>
-            <w:color w:val="0000EE"/>
-            <w:u w:val="single"/>
-          </w:rPr>
-          <w:t>Is 36.16</w:t>
-        </w:r>
-      </w:hyperlink>
+      <w:r>
+        <w:rPr>
+          <w:lang w:val="pt_PT" w:bidi="pt_PT"/>
+        </w:rPr>
+        <w:t>Is 36.16</w:t>
+      </w:r>
       <w:r>
         <w:rPr>
           <w:lang w:val="pt_PT" w:bidi="pt_PT"/>
         </w:rPr>
         <w:t xml:space="preserve">; </w:t>
       </w:r>
-      <w:hyperlink r:id="rId77">
-        <w:r>
-          <w:rPr>
-            <w:lang w:val="pt_PT" w:bidi="pt_PT"/>
-          </w:rPr>
-          <w:rPr>
-            <w:color w:val="0000EE"/>
-            <w:u w:val="single"/>
-          </w:rPr>
-          <w:t>Zc 3.10</w:t>
-        </w:r>
-      </w:hyperlink>
+      <w:r>
+        <w:rPr>
+          <w:lang w:val="pt_PT" w:bidi="pt_PT"/>
+        </w:rPr>
+        <w:t>Zc 3.10</w:t>
+      </w:r>
       <w:r>
         <w:rPr>
           <w:lang w:val="pt_PT" w:bidi="pt_PT"/>
@@ -3506,126 +3098,84 @@
         </w:rPr>
         <w:t>Normalmente, os remanescentes de cidades destruídas no antigo Oriente Próximo ficavam perdidos ou eram assimilados. Quando o remanescente de Israel fosse resgatado, ele se tornaria a fundação do novo povo do Senhor (</w:t>
       </w:r>
-      <w:hyperlink r:id="rId78">
-        <w:r>
-          <w:rPr>
-            <w:lang w:val="pt_PT" w:bidi="pt_PT"/>
-          </w:rPr>
-          <w:rPr>
-            <w:color w:val="0000EE"/>
-            <w:u w:val="single"/>
-          </w:rPr>
-          <w:t>Dt 4.26–31</w:t>
-        </w:r>
-      </w:hyperlink>
+      <w:r>
+        <w:rPr>
+          <w:lang w:val="pt_PT" w:bidi="pt_PT"/>
+        </w:rPr>
+        <w:t>Dt 4.26–31</w:t>
+      </w:r>
       <w:r>
         <w:rPr>
           <w:lang w:val="pt_PT" w:bidi="pt_PT"/>
         </w:rPr>
         <w:t xml:space="preserve">; </w:t>
       </w:r>
-      <w:hyperlink r:id="rId79">
-        <w:r>
-          <w:rPr>
-            <w:lang w:val="pt_PT" w:bidi="pt_PT"/>
-          </w:rPr>
-          <w:rPr>
-            <w:color w:val="0000EE"/>
-            <w:u w:val="single"/>
-          </w:rPr>
-          <w:t>30.1–5</w:t>
-        </w:r>
-      </w:hyperlink>
+      <w:r>
+        <w:rPr>
+          <w:lang w:val="pt_PT" w:bidi="pt_PT"/>
+        </w:rPr>
+        <w:t>30.1–5</w:t>
+      </w:r>
       <w:r>
         <w:rPr>
           <w:lang w:val="pt_PT" w:bidi="pt_PT"/>
         </w:rPr>
         <w:t xml:space="preserve">; </w:t>
       </w:r>
-      <w:hyperlink r:id="rId80">
-        <w:r>
-          <w:rPr>
-            <w:lang w:val="pt_PT" w:bidi="pt_PT"/>
-          </w:rPr>
-          <w:rPr>
-            <w:color w:val="0000EE"/>
-            <w:u w:val="single"/>
-          </w:rPr>
-          <w:t>2Rs 19.31</w:t>
-        </w:r>
-      </w:hyperlink>
+      <w:r>
+        <w:rPr>
+          <w:lang w:val="pt_PT" w:bidi="pt_PT"/>
+        </w:rPr>
+        <w:t>2Rs 19.31</w:t>
+      </w:r>
       <w:r>
         <w:rPr>
           <w:lang w:val="pt_PT" w:bidi="pt_PT"/>
         </w:rPr>
         <w:t xml:space="preserve">; </w:t>
       </w:r>
-      <w:hyperlink r:id="rId81">
-        <w:r>
-          <w:rPr>
-            <w:lang w:val="pt_PT" w:bidi="pt_PT"/>
-          </w:rPr>
-          <w:rPr>
-            <w:color w:val="0000EE"/>
-            <w:u w:val="single"/>
-          </w:rPr>
-          <w:t>Is 10.21</w:t>
-        </w:r>
-      </w:hyperlink>
+      <w:r>
+        <w:rPr>
+          <w:lang w:val="pt_PT" w:bidi="pt_PT"/>
+        </w:rPr>
+        <w:t>Is 10.21</w:t>
+      </w:r>
       <w:r>
         <w:rPr>
           <w:lang w:val="pt_PT" w:bidi="pt_PT"/>
         </w:rPr>
         <w:t xml:space="preserve">; </w:t>
       </w:r>
-      <w:hyperlink r:id="rId82">
-        <w:r>
-          <w:rPr>
-            <w:lang w:val="pt_PT" w:bidi="pt_PT"/>
-          </w:rPr>
-          <w:rPr>
-            <w:color w:val="0000EE"/>
-            <w:u w:val="single"/>
-          </w:rPr>
-          <w:t>Jr 29.10–14</w:t>
-        </w:r>
-      </w:hyperlink>
+      <w:r>
+        <w:rPr>
+          <w:lang w:val="pt_PT" w:bidi="pt_PT"/>
+        </w:rPr>
+        <w:t>Jr 29.10–14</w:t>
+      </w:r>
       <w:r>
         <w:rPr>
           <w:lang w:val="pt_PT" w:bidi="pt_PT"/>
         </w:rPr>
         <w:t xml:space="preserve">; veja </w:t>
       </w:r>
-      <w:hyperlink r:id="rId83">
-        <w:r>
-          <w:rPr>
-            <w:lang w:val="pt_PT" w:bidi="pt_PT"/>
-          </w:rPr>
-          <w:rPr>
-            <w:color w:val="0000EE"/>
-            <w:u w:val="single"/>
-          </w:rPr>
-          <w:t>Ed 9.8</w:t>
-        </w:r>
-      </w:hyperlink>
+      <w:r>
+        <w:rPr>
+          <w:lang w:val="pt_PT" w:bidi="pt_PT"/>
+        </w:rPr>
+        <w:t>Ed 9.8</w:t>
+      </w:r>
       <w:r>
         <w:rPr>
           <w:lang w:val="pt_PT" w:bidi="pt_PT"/>
         </w:rPr>
         <w:t xml:space="preserve">; </w:t>
       </w:r>
-      <w:hyperlink r:id="rId84">
-        <w:r>
-          <w:rPr>
-            <w:lang w:val="pt_PT" w:bidi="pt_PT"/>
-          </w:rPr>
-          <w:rPr>
-            <w:color w:val="0000EE"/>
-            <w:u w:val="single"/>
-          </w:rPr>
-          <w:t>Ne 1.2</w:t>
-        </w:r>
-      </w:hyperlink>
+      <w:r>
+        <w:rPr>
+          <w:lang w:val="pt_PT" w:bidi="pt_PT"/>
+        </w:rPr>
+        <w:t>Ne 1.2</w:t>
+      </w:r>
       <w:r>
         <w:rPr>
           <w:lang w:val="pt_PT" w:bidi="pt_PT"/>
@@ -3680,36 +3230,24 @@
         </w:rPr>
         <w:t xml:space="preserve">E Jerusalém: Jerusalém era uma cidade capital real fortificada com uma torre de vigia para a defesa e segurança de seu povo. • A realeza será restaurada: cf. </w:t>
       </w:r>
-      <w:hyperlink r:id="rId85">
-        <w:r>
-          <w:rPr>
-            <w:lang w:val="pt_PT" w:bidi="pt_PT"/>
-          </w:rPr>
-          <w:rPr>
-            <w:color w:val="0000EE"/>
-            <w:u w:val="single"/>
-          </w:rPr>
-          <w:t>Am 9.11–15</w:t>
-        </w:r>
-      </w:hyperlink>
+      <w:r>
+        <w:rPr>
+          <w:lang w:val="pt_PT" w:bidi="pt_PT"/>
+        </w:rPr>
+        <w:t>Am 9.11–15</w:t>
+      </w:r>
       <w:r>
         <w:rPr>
           <w:lang w:val="pt_PT" w:bidi="pt_PT"/>
         </w:rPr>
         <w:t xml:space="preserve">; veja </w:t>
       </w:r>
-      <w:hyperlink r:id="rId86">
-        <w:r>
-          <w:rPr>
-            <w:lang w:val="pt_PT" w:bidi="pt_PT"/>
-          </w:rPr>
-          <w:rPr>
-            <w:color w:val="0000EE"/>
-            <w:u w:val="single"/>
-          </w:rPr>
-          <w:t>2Sm 7.11–16</w:t>
-        </w:r>
-      </w:hyperlink>
+      <w:r>
+        <w:rPr>
+          <w:lang w:val="pt_PT" w:bidi="pt_PT"/>
+        </w:rPr>
+        <w:t>2Sm 7.11–16</w:t>
+      </w:r>
       <w:r>
         <w:rPr>
           <w:lang w:val="pt_PT" w:bidi="pt_PT"/>
@@ -3764,72 +3302,48 @@
         </w:rPr>
         <w:t>O rei de Israel e as pessoas sábias deveriam fornecer liderança e incorporar as instruções e a aliança do Senhor em suas vidas (</w:t>
       </w:r>
-      <w:hyperlink r:id="rId87">
-        <w:r>
-          <w:rPr>
-            <w:lang w:val="pt_PT" w:bidi="pt_PT"/>
-          </w:rPr>
-          <w:rPr>
-            <w:color w:val="0000EE"/>
-            <w:u w:val="single"/>
-          </w:rPr>
-          <w:t>Dt 17.18–20</w:t>
-        </w:r>
-      </w:hyperlink>
+      <w:r>
+        <w:rPr>
+          <w:lang w:val="pt_PT" w:bidi="pt_PT"/>
+        </w:rPr>
+        <w:t>Dt 17.18–20</w:t>
+      </w:r>
       <w:r>
         <w:rPr>
           <w:lang w:val="pt_PT" w:bidi="pt_PT"/>
         </w:rPr>
         <w:t xml:space="preserve">). Agora, no entanto, o povo ficaria sem liderança piedosa (cf. </w:t>
       </w:r>
-      <w:hyperlink r:id="rId88">
-        <w:r>
-          <w:rPr>
-            <w:lang w:val="pt_PT" w:bidi="pt_PT"/>
-          </w:rPr>
-          <w:rPr>
-            <w:color w:val="0000EE"/>
-            <w:u w:val="single"/>
-          </w:rPr>
-          <w:t>Jz 17.6</w:t>
-        </w:r>
-      </w:hyperlink>
+      <w:r>
+        <w:rPr>
+          <w:lang w:val="pt_PT" w:bidi="pt_PT"/>
+        </w:rPr>
+        <w:t>Jz 17.6</w:t>
+      </w:r>
       <w:r>
         <w:rPr>
           <w:lang w:val="pt_PT" w:bidi="pt_PT"/>
         </w:rPr>
         <w:t xml:space="preserve">; </w:t>
       </w:r>
-      <w:hyperlink r:id="rId89">
-        <w:r>
-          <w:rPr>
-            <w:lang w:val="pt_PT" w:bidi="pt_PT"/>
-          </w:rPr>
-          <w:rPr>
-            <w:color w:val="0000EE"/>
-            <w:u w:val="single"/>
-          </w:rPr>
-          <w:t>18.1</w:t>
-        </w:r>
-      </w:hyperlink>
+      <w:r>
+        <w:rPr>
+          <w:lang w:val="pt_PT" w:bidi="pt_PT"/>
+        </w:rPr>
+        <w:t>18.1</w:t>
+      </w:r>
       <w:r>
         <w:rPr>
           <w:lang w:val="pt_PT" w:bidi="pt_PT"/>
         </w:rPr>
         <w:t xml:space="preserve">; </w:t>
       </w:r>
-      <w:hyperlink r:id="rId90">
-        <w:r>
-          <w:rPr>
-            <w:lang w:val="pt_PT" w:bidi="pt_PT"/>
-          </w:rPr>
-          <w:rPr>
-            <w:color w:val="0000EE"/>
-            <w:u w:val="single"/>
-          </w:rPr>
-          <w:t>21.25</w:t>
-        </w:r>
-      </w:hyperlink>
+      <w:r>
+        <w:rPr>
+          <w:lang w:val="pt_PT" w:bidi="pt_PT"/>
+        </w:rPr>
+        <w:t>21.25</w:t>
+      </w:r>
       <w:r>
         <w:rPr>
           <w:lang w:val="pt_PT" w:bidi="pt_PT"/>
@@ -3884,36 +3398,24 @@
         </w:rPr>
         <w:t>A distante Babilônia ficava a cerca de 1.000 milhas (1.700 quilômetros) de Jerusalém; não podia ser alcançada atravessando o deserto oriental árido. • O resgate da morte certa na Babilônia vindo do Senhor superaria sua saída do Egito. Eles foram formados no ventre do sofrimento e aguardavam um renascimento promissor (</w:t>
       </w:r>
-      <w:hyperlink r:id="rId91">
-        <w:r>
-          <w:rPr>
-            <w:lang w:val="pt_PT" w:bidi="pt_PT"/>
-          </w:rPr>
-          <w:rPr>
-            <w:color w:val="0000EE"/>
-            <w:u w:val="single"/>
-          </w:rPr>
-          <w:t>Is 43.1–5</w:t>
-        </w:r>
-      </w:hyperlink>
+      <w:r>
+        <w:rPr>
+          <w:lang w:val="pt_PT" w:bidi="pt_PT"/>
+        </w:rPr>
+        <w:t>Is 43.1–5</w:t>
+      </w:r>
       <w:r>
         <w:rPr>
           <w:lang w:val="pt_PT" w:bidi="pt_PT"/>
         </w:rPr>
         <w:t xml:space="preserve">; cf. </w:t>
       </w:r>
-      <w:hyperlink r:id="rId92">
-        <w:r>
-          <w:rPr>
-            <w:lang w:val="pt_PT" w:bidi="pt_PT"/>
-          </w:rPr>
-          <w:rPr>
-            <w:color w:val="0000EE"/>
-            <w:u w:val="single"/>
-          </w:rPr>
-          <w:t>Ez 37</w:t>
-        </w:r>
-      </w:hyperlink>
+      <w:r>
+        <w:rPr>
+          <w:lang w:val="pt_PT" w:bidi="pt_PT"/>
+        </w:rPr>
+        <w:t>Ez 37</w:t>
+      </w:r>
       <w:r>
         <w:rPr>
           <w:lang w:val="pt_PT" w:bidi="pt_PT"/>
@@ -3968,36 +3470,24 @@
         </w:rPr>
         <w:t xml:space="preserve">se reuniram para atacar: Embora esteja intimamente ligado ao ataque histórico da Babilônia contra Jerusalém em 588–586 a.C., este oráculo também se refere a um futuro em que a idealizada e restaurada Jerusalém de </w:t>
       </w:r>
-      <w:hyperlink r:id="rId93">
-        <w:r>
-          <w:rPr>
-            <w:lang w:val="pt_PT" w:bidi="pt_PT"/>
-          </w:rPr>
-          <w:rPr>
-            <w:color w:val="0000EE"/>
-            <w:u w:val="single"/>
-          </w:rPr>
-          <w:t>4.1–5</w:t>
-        </w:r>
-      </w:hyperlink>
+      <w:r>
+        <w:rPr>
+          <w:lang w:val="pt_PT" w:bidi="pt_PT"/>
+        </w:rPr>
+        <w:t>4.1–5</w:t>
+      </w:r>
       <w:r>
         <w:rPr>
           <w:lang w:val="pt_PT" w:bidi="pt_PT"/>
         </w:rPr>
         <w:t xml:space="preserve"> será atacada (cf. </w:t>
       </w:r>
-      <w:hyperlink r:id="rId94">
-        <w:r>
-          <w:rPr>
-            <w:lang w:val="pt_PT" w:bidi="pt_PT"/>
-          </w:rPr>
-          <w:rPr>
-            <w:color w:val="0000EE"/>
-            <w:u w:val="single"/>
-          </w:rPr>
-          <w:t>Ap 20.7–9</w:t>
-        </w:r>
-      </w:hyperlink>
+      <w:r>
+        <w:rPr>
+          <w:lang w:val="pt_PT" w:bidi="pt_PT"/>
+        </w:rPr>
+        <w:t>Ap 20.7–9</w:t>
+      </w:r>
       <w:r>
         <w:rPr>
           <w:lang w:val="pt_PT" w:bidi="pt_PT"/>
@@ -4052,126 +3542,84 @@
         </w:rPr>
         <w:t>Deus revela seus planos aos seus servos (</w:t>
       </w:r>
-      <w:hyperlink r:id="rId95">
-        <w:r>
-          <w:rPr>
-            <w:lang w:val="pt_PT" w:bidi="pt_PT"/>
-          </w:rPr>
-          <w:rPr>
-            <w:color w:val="0000EE"/>
-            <w:u w:val="single"/>
-          </w:rPr>
-          <w:t>Dn 2.19–23</w:t>
-        </w:r>
-      </w:hyperlink>
+      <w:r>
+        <w:rPr>
+          <w:lang w:val="pt_PT" w:bidi="pt_PT"/>
+        </w:rPr>
+        <w:t>Dn 2.19–23</w:t>
+      </w:r>
       <w:r>
         <w:rPr>
           <w:lang w:val="pt_PT" w:bidi="pt_PT"/>
         </w:rPr>
         <w:t xml:space="preserve">; </w:t>
       </w:r>
-      <w:hyperlink r:id="rId96">
-        <w:r>
-          <w:rPr>
-            <w:lang w:val="pt_PT" w:bidi="pt_PT"/>
-          </w:rPr>
-          <w:rPr>
-            <w:color w:val="0000EE"/>
-            <w:u w:val="single"/>
-          </w:rPr>
-          <w:t>Am 3.7</w:t>
-        </w:r>
-      </w:hyperlink>
+      <w:r>
+        <w:rPr>
+          <w:lang w:val="pt_PT" w:bidi="pt_PT"/>
+        </w:rPr>
+        <w:t>Am 3.7</w:t>
+      </w:r>
       <w:r>
         <w:rPr>
           <w:lang w:val="pt_PT" w:bidi="pt_PT"/>
         </w:rPr>
         <w:t>), mas as nações não sabem — elas não têm acesso aos grandes planos de Deus ou à sua atividade nos bastidores em favor de seu povo. As esperanças e planos das nações ao redor de Israel eram em vão — os planos do Senhor para seu povo único prevalecerão, e ele governará as nações (</w:t>
       </w:r>
-      <w:hyperlink r:id="rId97">
-        <w:r>
-          <w:rPr>
-            <w:lang w:val="pt_PT" w:bidi="pt_PT"/>
-          </w:rPr>
-          <w:rPr>
-            <w:color w:val="0000EE"/>
-            <w:u w:val="single"/>
-          </w:rPr>
-          <w:t>Gn 12.1–3</w:t>
-        </w:r>
-      </w:hyperlink>
+      <w:r>
+        <w:rPr>
+          <w:lang w:val="pt_PT" w:bidi="pt_PT"/>
+        </w:rPr>
+        <w:t>Gn 12.1–3</w:t>
+      </w:r>
       <w:r>
         <w:rPr>
           <w:lang w:val="pt_PT" w:bidi="pt_PT"/>
         </w:rPr>
         <w:t xml:space="preserve">; </w:t>
       </w:r>
-      <w:hyperlink r:id="rId98">
-        <w:r>
-          <w:rPr>
-            <w:lang w:val="pt_PT" w:bidi="pt_PT"/>
-          </w:rPr>
-          <w:rPr>
-            <w:color w:val="0000EE"/>
-            <w:u w:val="single"/>
-          </w:rPr>
-          <w:t>15.12–21</w:t>
-        </w:r>
-      </w:hyperlink>
+      <w:r>
+        <w:rPr>
+          <w:lang w:val="pt_PT" w:bidi="pt_PT"/>
+        </w:rPr>
+        <w:t>15.12–21</w:t>
+      </w:r>
       <w:r>
         <w:rPr>
           <w:lang w:val="pt_PT" w:bidi="pt_PT"/>
         </w:rPr>
         <w:t xml:space="preserve">; </w:t>
       </w:r>
-      <w:hyperlink r:id="rId99">
-        <w:r>
-          <w:rPr>
-            <w:lang w:val="pt_PT" w:bidi="pt_PT"/>
-          </w:rPr>
-          <w:rPr>
-            <w:color w:val="0000EE"/>
-            <w:u w:val="single"/>
-          </w:rPr>
-          <w:t>Êx 19.4–6</w:t>
-        </w:r>
-      </w:hyperlink>
+      <w:r>
+        <w:rPr>
+          <w:lang w:val="pt_PT" w:bidi="pt_PT"/>
+        </w:rPr>
+        <w:t>Êx 19.4–6</w:t>
+      </w:r>
       <w:r>
         <w:rPr>
           <w:lang w:val="pt_PT" w:bidi="pt_PT"/>
         </w:rPr>
         <w:t xml:space="preserve">; </w:t>
       </w:r>
-      <w:hyperlink r:id="rId100">
-        <w:r>
-          <w:rPr>
-            <w:lang w:val="pt_PT" w:bidi="pt_PT"/>
-          </w:rPr>
-          <w:rPr>
-            <w:color w:val="0000EE"/>
-            <w:u w:val="single"/>
-          </w:rPr>
-          <w:t>Is 45.23</w:t>
-        </w:r>
-      </w:hyperlink>
+      <w:r>
+        <w:rPr>
+          <w:lang w:val="pt_PT" w:bidi="pt_PT"/>
+        </w:rPr>
+        <w:t>Is 45.23</w:t>
+      </w:r>
       <w:r>
         <w:rPr>
           <w:lang w:val="pt_PT" w:bidi="pt_PT"/>
         </w:rPr>
         <w:t xml:space="preserve">; </w:t>
       </w:r>
-      <w:hyperlink r:id="rId101">
-        <w:r>
-          <w:rPr>
-            <w:lang w:val="pt_PT" w:bidi="pt_PT"/>
-          </w:rPr>
-          <w:rPr>
-            <w:color w:val="0000EE"/>
-            <w:u w:val="single"/>
-          </w:rPr>
-          <w:t>66.23</w:t>
-        </w:r>
-      </w:hyperlink>
+      <w:r>
+        <w:rPr>
+          <w:lang w:val="pt_PT" w:bidi="pt_PT"/>
+        </w:rPr>
+        <w:t>66.23</w:t>
+      </w:r>
       <w:r>
         <w:rPr>
           <w:lang w:val="pt_PT" w:bidi="pt_PT"/>
@@ -4191,18 +3639,12 @@
         </w:rPr>
         <w:t xml:space="preserve"> o grão era batido e pisoteado para separá-lo da palha. Assim também, as nações serão esmagadas (</w:t>
       </w:r>
-      <w:hyperlink r:id="rId102">
-        <w:r>
-          <w:rPr>
-            <w:lang w:val="pt_PT" w:bidi="pt_PT"/>
-          </w:rPr>
-          <w:rPr>
-            <w:color w:val="0000EE"/>
-            <w:u w:val="single"/>
-          </w:rPr>
-          <w:t>Mq 4.13</w:t>
-        </w:r>
-      </w:hyperlink>
+      <w:r>
+        <w:rPr>
+          <w:lang w:val="pt_PT" w:bidi="pt_PT"/>
+        </w:rPr>
+        <w:t>Mq 4.13</w:t>
+      </w:r>
       <w:r>
         <w:rPr>
           <w:lang w:val="pt_PT" w:bidi="pt_PT"/>
@@ -4257,36 +3699,24 @@
         </w:rPr>
         <w:t>Os chifres e cascos de touros e cavalos simbolizam força, assim como o ferro e o bronze. Ferraduras de metal podem ter sido usadas nos pés dos animais que pisavam o grão. Deus fortalecerá Seu povo para derrotar seus inimigos. • riquezas roubadas: Muitas nações acumularam riquezas por meios injustos (guerra, pilhagem, tributos opressivos, trabalho forçado e recrutamento). O Senhor de toda a terra possuía toda essa riqueza desde o início (</w:t>
       </w:r>
-      <w:hyperlink r:id="rId103">
-        <w:r>
-          <w:rPr>
-            <w:lang w:val="pt_PT" w:bidi="pt_PT"/>
-          </w:rPr>
-          <w:rPr>
-            <w:color w:val="0000EE"/>
-            <w:u w:val="single"/>
-          </w:rPr>
-          <w:t>Êx 19.5</w:t>
-        </w:r>
-      </w:hyperlink>
+      <w:r>
+        <w:rPr>
+          <w:lang w:val="pt_PT" w:bidi="pt_PT"/>
+        </w:rPr>
+        <w:t>Êx 19.5</w:t>
+      </w:r>
       <w:r>
         <w:rPr>
           <w:lang w:val="pt_PT" w:bidi="pt_PT"/>
         </w:rPr>
         <w:t xml:space="preserve">). • Vocês... oferecerão: O termo hebraico (kharam, “dedicar”) refere-se aos despojos de guerra que eram dedicados, ou separados, como sagrados ao Senhor (veja </w:t>
       </w:r>
-      <w:hyperlink r:id="rId104">
-        <w:r>
-          <w:rPr>
-            <w:lang w:val="pt_PT" w:bidi="pt_PT"/>
-          </w:rPr>
-          <w:rPr>
-            <w:color w:val="0000EE"/>
-            <w:u w:val="single"/>
-          </w:rPr>
-          <w:t>Lv 27.28–29</w:t>
-        </w:r>
-      </w:hyperlink>
+      <w:r>
+        <w:rPr>
+          <w:lang w:val="pt_PT" w:bidi="pt_PT"/>
+        </w:rPr>
+        <w:t>Lv 27.28–29</w:t>
+      </w:r>
       <w:r>
         <w:rPr>
           <w:lang w:val="pt_PT" w:bidi="pt_PT"/>
@@ -4341,36 +3771,24 @@
         </w:rPr>
         <w:t xml:space="preserve">O líder de Israel foi derrotado pelos assírios (cf. </w:t>
       </w:r>
-      <w:hyperlink r:id="rId105">
-        <w:r>
-          <w:rPr>
-            <w:lang w:val="pt_PT" w:bidi="pt_PT"/>
-          </w:rPr>
-          <w:rPr>
-            <w:color w:val="0000EE"/>
-            <w:u w:val="single"/>
-          </w:rPr>
-          <w:t>6.9</w:t>
-        </w:r>
-      </w:hyperlink>
+      <w:r>
+        <w:rPr>
+          <w:lang w:val="pt_PT" w:bidi="pt_PT"/>
+        </w:rPr>
+        <w:t>6.9</w:t>
+      </w:r>
       <w:r>
         <w:rPr>
           <w:lang w:val="pt_PT" w:bidi="pt_PT"/>
         </w:rPr>
         <w:t xml:space="preserve">). Golpear uma pessoa com uma vara expressava desprezo (cf. </w:t>
       </w:r>
-      <w:hyperlink r:id="rId106">
-        <w:r>
-          <w:rPr>
-            <w:lang w:val="pt_PT" w:bidi="pt_PT"/>
-          </w:rPr>
-          <w:rPr>
-            <w:color w:val="0000EE"/>
-            <w:u w:val="single"/>
-          </w:rPr>
-          <w:t>1Rs 22.24</w:t>
-        </w:r>
-      </w:hyperlink>
+      <w:r>
+        <w:rPr>
+          <w:lang w:val="pt_PT" w:bidi="pt_PT"/>
+        </w:rPr>
+        <w:t>1Rs 22.24</w:t>
+      </w:r>
       <w:r>
         <w:rPr>
           <w:lang w:val="pt_PT" w:bidi="pt_PT"/>
@@ -4425,54 +3843,36 @@
         </w:rPr>
         <w:t>Esta seção convoca Israel a se preparar para o ataque feroz do inimigo de Israel, a Assíria (</w:t>
       </w:r>
-      <w:hyperlink r:id="rId107">
-        <w:r>
-          <w:rPr>
-            <w:lang w:val="pt_PT" w:bidi="pt_PT"/>
-          </w:rPr>
-          <w:rPr>
-            <w:color w:val="0000EE"/>
-            <w:u w:val="single"/>
-          </w:rPr>
-          <w:t>5.5b-6</w:t>
-        </w:r>
-      </w:hyperlink>
+      <w:r>
+        <w:rPr>
+          <w:lang w:val="pt_PT" w:bidi="pt_PT"/>
+        </w:rPr>
+        <w:t>5.5b-6</w:t>
+      </w:r>
       <w:r>
         <w:rPr>
           <w:lang w:val="pt_PT" w:bidi="pt_PT"/>
         </w:rPr>
         <w:t>). Este cerco de terror, morte e destruição não aniquilará Israel, pois Deus trará um governante (</w:t>
       </w:r>
-      <w:hyperlink r:id="rId108">
-        <w:r>
-          <w:rPr>
-            <w:lang w:val="pt_PT" w:bidi="pt_PT"/>
-          </w:rPr>
-          <w:rPr>
-            <w:color w:val="0000EE"/>
-            <w:u w:val="single"/>
-          </w:rPr>
-          <w:t>5.2–5a</w:t>
-        </w:r>
-      </w:hyperlink>
+      <w:r>
+        <w:rPr>
+          <w:lang w:val="pt_PT" w:bidi="pt_PT"/>
+        </w:rPr>
+        <w:t>5.2–5a</w:t>
+      </w:r>
       <w:r>
         <w:rPr>
           <w:lang w:val="pt_PT" w:bidi="pt_PT"/>
         </w:rPr>
         <w:t>) para liderar seu povo de volta do exílio. A preservação e purificação do remanescente por Deus (</w:t>
       </w:r>
-      <w:hyperlink r:id="rId109">
-        <w:r>
-          <w:rPr>
-            <w:lang w:val="pt_PT" w:bidi="pt_PT"/>
-          </w:rPr>
-          <w:rPr>
-            <w:color w:val="0000EE"/>
-            <w:u w:val="single"/>
-          </w:rPr>
-          <w:t>5.7–14</w:t>
-        </w:r>
-      </w:hyperlink>
+      <w:r>
+        <w:rPr>
+          <w:lang w:val="pt_PT" w:bidi="pt_PT"/>
+        </w:rPr>
+        <w:t>5.7–14</w:t>
+      </w:r>
       <w:r>
         <w:rPr>
           <w:lang w:val="pt_PT" w:bidi="pt_PT"/>
@@ -4527,126 +3927,84 @@
         </w:rPr>
         <w:t>Efrata era o antigo nome de Belém (</w:t>
       </w:r>
-      <w:hyperlink r:id="rId110">
-        <w:r>
-          <w:rPr>
-            <w:lang w:val="pt_PT" w:bidi="pt_PT"/>
-          </w:rPr>
-          <w:rPr>
-            <w:color w:val="0000EE"/>
-            <w:u w:val="single"/>
-          </w:rPr>
-          <w:t>Gn 35.16</w:t>
-        </w:r>
-      </w:hyperlink>
+      <w:r>
+        <w:rPr>
+          <w:lang w:val="pt_PT" w:bidi="pt_PT"/>
+        </w:rPr>
+        <w:t>Gn 35.16</w:t>
+      </w:r>
       <w:r>
         <w:rPr>
           <w:lang w:val="pt_PT" w:bidi="pt_PT"/>
         </w:rPr>
         <w:t xml:space="preserve">; </w:t>
       </w:r>
-      <w:hyperlink r:id="rId111">
-        <w:r>
-          <w:rPr>
-            <w:lang w:val="pt_PT" w:bidi="pt_PT"/>
-          </w:rPr>
-          <w:rPr>
-            <w:color w:val="0000EE"/>
-            <w:u w:val="single"/>
-          </w:rPr>
-          <w:t>Rt 4.11</w:t>
-        </w:r>
-      </w:hyperlink>
+      <w:r>
+        <w:rPr>
+          <w:lang w:val="pt_PT" w:bidi="pt_PT"/>
+        </w:rPr>
+        <w:t>Rt 4.11</w:t>
+      </w:r>
       <w:r>
         <w:rPr>
           <w:lang w:val="pt_PT" w:bidi="pt_PT"/>
         </w:rPr>
         <w:t>), local de nascimento de Davi. No futuro, um governante ainda mais significativo do que Davi surgiria de lá (</w:t>
       </w:r>
-      <w:hyperlink r:id="rId112">
-        <w:r>
-          <w:rPr>
-            <w:lang w:val="pt_PT" w:bidi="pt_PT"/>
-          </w:rPr>
-          <w:rPr>
-            <w:color w:val="0000EE"/>
-            <w:u w:val="single"/>
-          </w:rPr>
-          <w:t>Mt 2.5–6</w:t>
-        </w:r>
-      </w:hyperlink>
+      <w:r>
+        <w:rPr>
+          <w:lang w:val="pt_PT" w:bidi="pt_PT"/>
+        </w:rPr>
+        <w:t>Mt 2.5–6</w:t>
+      </w:r>
       <w:r>
         <w:rPr>
           <w:lang w:val="pt_PT" w:bidi="pt_PT"/>
         </w:rPr>
         <w:t xml:space="preserve">; </w:t>
       </w:r>
-      <w:hyperlink r:id="rId113">
-        <w:r>
-          <w:rPr>
-            <w:lang w:val="pt_PT" w:bidi="pt_PT"/>
-          </w:rPr>
-          <w:rPr>
-            <w:color w:val="0000EE"/>
-            <w:u w:val="single"/>
-          </w:rPr>
-          <w:t>Jo 7.42</w:t>
-        </w:r>
-      </w:hyperlink>
+      <w:r>
+        <w:rPr>
+          <w:lang w:val="pt_PT" w:bidi="pt_PT"/>
+        </w:rPr>
+        <w:t>Jo 7.42</w:t>
+      </w:r>
       <w:r>
         <w:rPr>
           <w:lang w:val="pt_PT" w:bidi="pt_PT"/>
         </w:rPr>
         <w:t xml:space="preserve">). As atividades do futuro rei se estenderiam desde um passado distante (hebraico qedem; cf. </w:t>
       </w:r>
-      <w:hyperlink r:id="rId114">
-        <w:r>
-          <w:rPr>
-            <w:lang w:val="pt_PT" w:bidi="pt_PT"/>
-          </w:rPr>
-          <w:rPr>
-            <w:color w:val="0000EE"/>
-            <w:u w:val="single"/>
-          </w:rPr>
-          <w:t>Dt 33.27</w:t>
-        </w:r>
-      </w:hyperlink>
+      <w:r>
+        <w:rPr>
+          <w:lang w:val="pt_PT" w:bidi="pt_PT"/>
+        </w:rPr>
+        <w:t>Dt 33.27</w:t>
+      </w:r>
       <w:r>
         <w:rPr>
           <w:lang w:val="pt_PT" w:bidi="pt_PT"/>
         </w:rPr>
         <w:t xml:space="preserve">; </w:t>
       </w:r>
-      <w:hyperlink r:id="rId115">
-        <w:r>
-          <w:rPr>
-            <w:lang w:val="pt_PT" w:bidi="pt_PT"/>
-          </w:rPr>
-          <w:rPr>
-            <w:color w:val="0000EE"/>
-            <w:u w:val="single"/>
-          </w:rPr>
-          <w:t>Pv 8.22–23</w:t>
-        </w:r>
-      </w:hyperlink>
+      <w:r>
+        <w:rPr>
+          <w:lang w:val="pt_PT" w:bidi="pt_PT"/>
+        </w:rPr>
+        <w:t>Pv 8.22–23</w:t>
+      </w:r>
       <w:r>
         <w:rPr>
           <w:lang w:val="pt_PT" w:bidi="pt_PT"/>
         </w:rPr>
         <w:t xml:space="preserve">; </w:t>
       </w:r>
-      <w:hyperlink r:id="rId116">
-        <w:r>
-          <w:rPr>
-            <w:lang w:val="pt_PT" w:bidi="pt_PT"/>
-          </w:rPr>
-          <w:rPr>
-            <w:color w:val="0000EE"/>
-            <w:u w:val="single"/>
-          </w:rPr>
-          <w:t>Is 37.26</w:t>
-        </w:r>
-      </w:hyperlink>
+      <w:r>
+        <w:rPr>
+          <w:lang w:val="pt_PT" w:bidi="pt_PT"/>
+        </w:rPr>
+        <w:t>Is 37.26</w:t>
+      </w:r>
       <w:r>
         <w:rPr>
           <w:lang w:val="pt_PT" w:bidi="pt_PT"/>
@@ -4701,36 +4059,24 @@
         </w:rPr>
         <w:t xml:space="preserve">Após o Exílio, o príncipe Zorobabel, um descendente de Davi, estava entre os exilados que retornaram e se tornou o foco das esperanças de Israel (veja </w:t>
       </w:r>
-      <w:hyperlink r:id="rId117">
-        <w:r>
-          <w:rPr>
-            <w:lang w:val="pt_PT" w:bidi="pt_PT"/>
-          </w:rPr>
-          <w:rPr>
-            <w:color w:val="0000EE"/>
-            <w:u w:val="single"/>
-          </w:rPr>
-          <w:t>Ag 2.20–23</w:t>
-        </w:r>
-      </w:hyperlink>
+      <w:r>
+        <w:rPr>
+          <w:lang w:val="pt_PT" w:bidi="pt_PT"/>
+        </w:rPr>
+        <w:t>Ag 2.20–23</w:t>
+      </w:r>
       <w:r>
         <w:rPr>
           <w:lang w:val="pt_PT" w:bidi="pt_PT"/>
         </w:rPr>
         <w:t>). No entanto, um governante maior que Zorobabel era necessário. O líder de Belém seria uma fonte de paz; Isaías o chamou de Príncipe da Paz (</w:t>
       </w:r>
-      <w:hyperlink r:id="rId118">
-        <w:r>
-          <w:rPr>
-            <w:lang w:val="pt_PT" w:bidi="pt_PT"/>
-          </w:rPr>
-          <w:rPr>
-            <w:color w:val="0000EE"/>
-            <w:u w:val="single"/>
-          </w:rPr>
-          <w:t>Is 9.6</w:t>
-        </w:r>
-      </w:hyperlink>
+      <w:r>
+        <w:rPr>
+          <w:lang w:val="pt_PT" w:bidi="pt_PT"/>
+        </w:rPr>
+        <w:t>Is 9.6</w:t>
+      </w:r>
       <w:r>
         <w:rPr>
           <w:lang w:val="pt_PT" w:bidi="pt_PT"/>
@@ -4833,18 +4179,12 @@
         </w:rPr>
         <w:t>a terra de Ninrode: Ninrode lançou as bases das antigas civilizações assíria e babilônica (</w:t>
       </w:r>
-      <w:hyperlink r:id="rId119">
-        <w:r>
-          <w:rPr>
-            <w:lang w:val="pt_PT" w:bidi="pt_PT"/>
-          </w:rPr>
-          <w:rPr>
-            <w:color w:val="0000EE"/>
-            <w:u w:val="single"/>
-          </w:rPr>
-          <w:t>Gn 10.8–11</w:t>
-        </w:r>
-      </w:hyperlink>
+      <w:r>
+        <w:rPr>
+          <w:lang w:val="pt_PT" w:bidi="pt_PT"/>
+        </w:rPr>
+        <w:t>Gn 10.8–11</w:t>
+      </w:r>
       <w:r>
         <w:rPr>
           <w:lang w:val="pt_PT" w:bidi="pt_PT"/>
@@ -4899,36 +4239,24 @@
         </w:rPr>
         <w:t>O remanescente é composto por aqueles que a graça de Deus preservou para serem a fundação de seu novo povo (</w:t>
       </w:r>
-      <w:hyperlink r:id="rId120">
-        <w:r>
-          <w:rPr>
-            <w:lang w:val="pt_PT" w:bidi="pt_PT"/>
-          </w:rPr>
-          <w:rPr>
-            <w:color w:val="0000EE"/>
-            <w:u w:val="single"/>
-          </w:rPr>
-          <w:t>Ed 9.8–15</w:t>
-        </w:r>
-      </w:hyperlink>
+      <w:r>
+        <w:rPr>
+          <w:lang w:val="pt_PT" w:bidi="pt_PT"/>
+        </w:rPr>
+        <w:t>Ed 9.8–15</w:t>
+      </w:r>
       <w:r>
         <w:rPr>
           <w:lang w:val="pt_PT" w:bidi="pt_PT"/>
         </w:rPr>
         <w:t xml:space="preserve">; </w:t>
       </w:r>
-      <w:hyperlink r:id="rId84">
-        <w:r>
-          <w:rPr>
-            <w:lang w:val="pt_PT" w:bidi="pt_PT"/>
-          </w:rPr>
-          <w:rPr>
-            <w:color w:val="0000EE"/>
-            <w:u w:val="single"/>
-          </w:rPr>
-          <w:t>Ne 1.2</w:t>
-        </w:r>
-      </w:hyperlink>
+      <w:r>
+        <w:rPr>
+          <w:lang w:val="pt_PT" w:bidi="pt_PT"/>
+        </w:rPr>
+        <w:t>Ne 1.2</w:t>
+      </w:r>
       <w:r>
         <w:rPr>
           <w:lang w:val="pt_PT" w:bidi="pt_PT"/>
@@ -4983,90 +4311,60 @@
         </w:rPr>
         <w:t>O propósito de Deus não era criar outra nação como todas as outras nações (</w:t>
       </w:r>
-      <w:hyperlink r:id="rId99">
-        <w:r>
-          <w:rPr>
-            <w:lang w:val="pt_PT" w:bidi="pt_PT"/>
-          </w:rPr>
-          <w:rPr>
-            <w:color w:val="0000EE"/>
-            <w:u w:val="single"/>
-          </w:rPr>
-          <w:t>Êx 19.4–6</w:t>
-        </w:r>
-      </w:hyperlink>
+      <w:r>
+        <w:rPr>
+          <w:lang w:val="pt_PT" w:bidi="pt_PT"/>
+        </w:rPr>
+        <w:t>Êx 19.4–6</w:t>
+      </w:r>
       <w:r>
         <w:rPr>
           <w:lang w:val="pt_PT" w:bidi="pt_PT"/>
         </w:rPr>
         <w:t xml:space="preserve">; </w:t>
       </w:r>
-      <w:hyperlink r:id="rId121">
-        <w:r>
-          <w:rPr>
-            <w:lang w:val="pt_PT" w:bidi="pt_PT"/>
-          </w:rPr>
-          <w:rPr>
-            <w:color w:val="0000EE"/>
-            <w:u w:val="single"/>
-          </w:rPr>
-          <w:t>Nm 23.9</w:t>
-        </w:r>
-      </w:hyperlink>
+      <w:r>
+        <w:rPr>
+          <w:lang w:val="pt_PT" w:bidi="pt_PT"/>
+        </w:rPr>
+        <w:t>Nm 23.9</w:t>
+      </w:r>
       <w:r>
         <w:rPr>
           <w:lang w:val="pt_PT" w:bidi="pt_PT"/>
         </w:rPr>
         <w:t xml:space="preserve">; </w:t>
       </w:r>
-      <w:hyperlink r:id="rId122">
-        <w:r>
-          <w:rPr>
-            <w:lang w:val="pt_PT" w:bidi="pt_PT"/>
-          </w:rPr>
-          <w:rPr>
-            <w:color w:val="0000EE"/>
-            <w:u w:val="single"/>
-          </w:rPr>
-          <w:t>Jr 7.23</w:t>
-        </w:r>
-      </w:hyperlink>
+      <w:r>
+        <w:rPr>
+          <w:lang w:val="pt_PT" w:bidi="pt_PT"/>
+        </w:rPr>
+        <w:t>Jr 7.23</w:t>
+      </w:r>
       <w:r>
         <w:rPr>
           <w:lang w:val="pt_PT" w:bidi="pt_PT"/>
         </w:rPr>
         <w:t>), mas ter seu próprio povo que andaria em seus caminhos e seria santo como Ele é santo (</w:t>
       </w:r>
-      <w:hyperlink r:id="rId123">
-        <w:r>
-          <w:rPr>
-            <w:lang w:val="pt_PT" w:bidi="pt_PT"/>
-          </w:rPr>
-          <w:rPr>
-            <w:color w:val="0000EE"/>
-            <w:u w:val="single"/>
-          </w:rPr>
-          <w:t>Lv 11.45</w:t>
-        </w:r>
-      </w:hyperlink>
+      <w:r>
+        <w:rPr>
+          <w:lang w:val="pt_PT" w:bidi="pt_PT"/>
+        </w:rPr>
+        <w:t>Lv 11.45</w:t>
+      </w:r>
       <w:r>
         <w:rPr>
           <w:lang w:val="pt_PT" w:bidi="pt_PT"/>
         </w:rPr>
         <w:t>). Naquele dia (</w:t>
       </w:r>
-      <w:hyperlink r:id="rId124">
-        <w:r>
-          <w:rPr>
-            <w:lang w:val="pt_PT" w:bidi="pt_PT"/>
-          </w:rPr>
-          <w:rPr>
-            <w:color w:val="0000EE"/>
-            <w:u w:val="single"/>
-          </w:rPr>
-          <w:t>Mq 5.10</w:t>
-        </w:r>
-      </w:hyperlink>
+      <w:r>
+        <w:rPr>
+          <w:lang w:val="pt_PT" w:bidi="pt_PT"/>
+        </w:rPr>
+        <w:t>Mq 5.10</w:t>
+      </w:r>
       <w:r>
         <w:rPr>
           <w:lang w:val="pt_PT" w:bidi="pt_PT"/>
@@ -5121,144 +4419,96 @@
         </w:rPr>
         <w:t>O povo de Deus terá um lugar único entre as nações do mundo (</w:t>
       </w:r>
-      <w:hyperlink r:id="rId72">
-        <w:r>
-          <w:rPr>
-            <w:lang w:val="pt_PT" w:bidi="pt_PT"/>
-          </w:rPr>
-          <w:rPr>
-            <w:color w:val="0000EE"/>
-            <w:u w:val="single"/>
-          </w:rPr>
-          <w:t>Gn 12.3</w:t>
-        </w:r>
-      </w:hyperlink>
+      <w:r>
+        <w:rPr>
+          <w:lang w:val="pt_PT" w:bidi="pt_PT"/>
+        </w:rPr>
+        <w:t>Gn 12.3</w:t>
+      </w:r>
       <w:r>
         <w:rPr>
           <w:lang w:val="pt_PT" w:bidi="pt_PT"/>
         </w:rPr>
         <w:t xml:space="preserve">; </w:t>
       </w:r>
-      <w:hyperlink r:id="rId99">
-        <w:r>
-          <w:rPr>
-            <w:lang w:val="pt_PT" w:bidi="pt_PT"/>
-          </w:rPr>
-          <w:rPr>
-            <w:color w:val="0000EE"/>
-            <w:u w:val="single"/>
-          </w:rPr>
-          <w:t>Êx 19.4–6</w:t>
-        </w:r>
-      </w:hyperlink>
+      <w:r>
+        <w:rPr>
+          <w:lang w:val="pt_PT" w:bidi="pt_PT"/>
+        </w:rPr>
+        <w:t>Êx 19.4–6</w:t>
+      </w:r>
       <w:r>
         <w:rPr>
           <w:lang w:val="pt_PT" w:bidi="pt_PT"/>
         </w:rPr>
         <w:t>). Eles serão a cabeça e não a cauda (</w:t>
       </w:r>
-      <w:hyperlink r:id="rId125">
-        <w:r>
-          <w:rPr>
-            <w:lang w:val="pt_PT" w:bidi="pt_PT"/>
-          </w:rPr>
-          <w:rPr>
-            <w:color w:val="0000EE"/>
-            <w:u w:val="single"/>
-          </w:rPr>
-          <w:t>Dt 28.13</w:t>
-        </w:r>
-      </w:hyperlink>
+      <w:r>
+        <w:rPr>
+          <w:lang w:val="pt_PT" w:bidi="pt_PT"/>
+        </w:rPr>
+        <w:t>Dt 28.13</w:t>
+      </w:r>
       <w:r>
         <w:rPr>
           <w:lang w:val="pt_PT" w:bidi="pt_PT"/>
         </w:rPr>
         <w:t xml:space="preserve">), e serão invencíveis como um leão (cf. </w:t>
       </w:r>
-      <w:hyperlink r:id="rId126">
-        <w:r>
-          <w:rPr>
-            <w:lang w:val="pt_PT" w:bidi="pt_PT"/>
-          </w:rPr>
-          <w:rPr>
-            <w:color w:val="0000EE"/>
-            <w:u w:val="single"/>
-          </w:rPr>
-          <w:t>Et 6.13</w:t>
-        </w:r>
-      </w:hyperlink>
+      <w:r>
+        <w:rPr>
+          <w:lang w:val="pt_PT" w:bidi="pt_PT"/>
+        </w:rPr>
+        <w:t>Et 6.13</w:t>
+      </w:r>
       <w:r>
         <w:rPr>
           <w:lang w:val="pt_PT" w:bidi="pt_PT"/>
         </w:rPr>
         <w:t xml:space="preserve">) enquanto Deus lhes concede hegemonia sobre as nações. • O Senhor julgará seus inimigos (veja </w:t>
       </w:r>
-      <w:hyperlink r:id="rId127">
-        <w:r>
-          <w:rPr>
-            <w:lang w:val="pt_PT" w:bidi="pt_PT"/>
-          </w:rPr>
-          <w:rPr>
-            <w:color w:val="0000EE"/>
-            <w:u w:val="single"/>
-          </w:rPr>
-          <w:t>Mq 5.15</w:t>
-        </w:r>
-      </w:hyperlink>
+      <w:r>
+        <w:rPr>
+          <w:lang w:val="pt_PT" w:bidi="pt_PT"/>
+        </w:rPr>
+        <w:t>Mq 5.15</w:t>
+      </w:r>
       <w:r>
         <w:rPr>
           <w:lang w:val="pt_PT" w:bidi="pt_PT"/>
         </w:rPr>
         <w:t>) se continuarem a se rebelar contra Ele. O desejo do Senhor, no entanto, é, em última análise, abençoar as nações, não amaldiçoá-las ou destruí-las (</w:t>
       </w:r>
-      <w:hyperlink r:id="rId72">
-        <w:r>
-          <w:rPr>
-            <w:lang w:val="pt_PT" w:bidi="pt_PT"/>
-          </w:rPr>
-          <w:rPr>
-            <w:color w:val="0000EE"/>
-            <w:u w:val="single"/>
-          </w:rPr>
-          <w:t>Gn 12.3</w:t>
-        </w:r>
-      </w:hyperlink>
+      <w:r>
+        <w:rPr>
+          <w:lang w:val="pt_PT" w:bidi="pt_PT"/>
+        </w:rPr>
+        <w:t>Gn 12.3</w:t>
+      </w:r>
       <w:r>
         <w:rPr>
           <w:lang w:val="pt_PT" w:bidi="pt_PT"/>
         </w:rPr>
         <w:t xml:space="preserve">; </w:t>
       </w:r>
-      <w:hyperlink r:id="rId128">
-        <w:r>
-          <w:rPr>
-            <w:lang w:val="pt_PT" w:bidi="pt_PT"/>
-          </w:rPr>
-          <w:rPr>
-            <w:color w:val="0000EE"/>
-            <w:u w:val="single"/>
-          </w:rPr>
-          <w:t>Jn 4.11</w:t>
-        </w:r>
-      </w:hyperlink>
+      <w:r>
+        <w:rPr>
+          <w:lang w:val="pt_PT" w:bidi="pt_PT"/>
+        </w:rPr>
+        <w:t>Jn 4.11</w:t>
+      </w:r>
       <w:r>
         <w:rPr>
           <w:lang w:val="pt_PT" w:bidi="pt_PT"/>
         </w:rPr>
         <w:t xml:space="preserve">; </w:t>
       </w:r>
-      <w:hyperlink r:id="rId129">
-        <w:r>
-          <w:rPr>
-            <w:lang w:val="pt_PT" w:bidi="pt_PT"/>
-          </w:rPr>
-          <w:rPr>
-            <w:color w:val="0000EE"/>
-            <w:u w:val="single"/>
-          </w:rPr>
-          <w:t>Jo 3.16</w:t>
-        </w:r>
-      </w:hyperlink>
+      <w:r>
+        <w:rPr>
+          <w:lang w:val="pt_PT" w:bidi="pt_PT"/>
+        </w:rPr>
+        <w:t>Jo 3.16</w:t>
+      </w:r>
       <w:r>
         <w:rPr>
           <w:lang w:val="pt_PT" w:bidi="pt_PT"/>
@@ -5409,18 +4659,12 @@
         </w:rPr>
         <w:t xml:space="preserve">montanhas e colinas: toda a criação é chamada como testemunha (cf. </w:t>
       </w:r>
-      <w:hyperlink r:id="rId130">
-        <w:r>
-          <w:rPr>
-            <w:lang w:val="pt_PT" w:bidi="pt_PT"/>
-          </w:rPr>
-          <w:rPr>
-            <w:color w:val="0000EE"/>
-            <w:u w:val="single"/>
-          </w:rPr>
-          <w:t>Js 24.27</w:t>
-        </w:r>
-      </w:hyperlink>
+      <w:r>
+        <w:rPr>
+          <w:lang w:val="pt_PT" w:bidi="pt_PT"/>
+        </w:rPr>
+        <w:t>Js 24.27</w:t>
+      </w:r>
       <w:r>
         <w:rPr>
           <w:lang w:val="pt_PT" w:bidi="pt_PT"/>
@@ -5475,126 +4719,84 @@
         </w:rPr>
         <w:t xml:space="preserve">O Senhor apresentou, argumentou e decidiu o caso contra seu povo rebelde, Israel. Esta seção é formalmente apresentada como um caso legal em tribunal (cf. </w:t>
       </w:r>
-      <w:hyperlink r:id="rId131">
-        <w:r>
-          <w:rPr>
-            <w:lang w:val="pt_PT" w:bidi="pt_PT"/>
-          </w:rPr>
-          <w:rPr>
-            <w:color w:val="0000EE"/>
-            <w:u w:val="single"/>
-          </w:rPr>
-          <w:t>Is 1.2–4</w:t>
-        </w:r>
-      </w:hyperlink>
+      <w:r>
+        <w:rPr>
+          <w:lang w:val="pt_PT" w:bidi="pt_PT"/>
+        </w:rPr>
+        <w:t>Is 1.2–4</w:t>
+      </w:r>
       <w:r>
         <w:rPr>
           <w:lang w:val="pt_PT" w:bidi="pt_PT"/>
         </w:rPr>
         <w:t xml:space="preserve">; </w:t>
       </w:r>
-      <w:hyperlink r:id="rId132">
-        <w:r>
-          <w:rPr>
-            <w:lang w:val="pt_PT" w:bidi="pt_PT"/>
-          </w:rPr>
-          <w:rPr>
-            <w:color w:val="0000EE"/>
-            <w:u w:val="single"/>
-          </w:rPr>
-          <w:t>Jr 2.4–9</w:t>
-        </w:r>
-      </w:hyperlink>
+      <w:r>
+        <w:rPr>
+          <w:lang w:val="pt_PT" w:bidi="pt_PT"/>
+        </w:rPr>
+        <w:t>Jr 2.4–9</w:t>
+      </w:r>
       <w:r>
         <w:rPr>
           <w:lang w:val="pt_PT" w:bidi="pt_PT"/>
         </w:rPr>
         <w:t xml:space="preserve">; </w:t>
       </w:r>
-      <w:hyperlink r:id="rId133">
-        <w:r>
-          <w:rPr>
-            <w:lang w:val="pt_PT" w:bidi="pt_PT"/>
-          </w:rPr>
-          <w:rPr>
-            <w:color w:val="0000EE"/>
-            <w:u w:val="single"/>
-          </w:rPr>
-          <w:t>Os 4</w:t>
-        </w:r>
-      </w:hyperlink>
+      <w:r>
+        <w:rPr>
+          <w:lang w:val="pt_PT" w:bidi="pt_PT"/>
+        </w:rPr>
+        <w:t>Os 4</w:t>
+      </w:r>
       <w:r>
         <w:rPr>
           <w:lang w:val="pt_PT" w:bidi="pt_PT"/>
         </w:rPr>
         <w:t>). Usando o cenário do tribunal, o Senhor desafiou seu povo a apresentar seu caso contra ele, pois ele tinha um caso contra eles (</w:t>
       </w:r>
-      <w:hyperlink r:id="rId134">
-        <w:r>
-          <w:rPr>
-            <w:lang w:val="pt_PT" w:bidi="pt_PT"/>
-          </w:rPr>
-          <w:rPr>
-            <w:color w:val="0000EE"/>
-            <w:u w:val="single"/>
-          </w:rPr>
-          <w:t>Mq 6.1–5</w:t>
-        </w:r>
-      </w:hyperlink>
+      <w:r>
+        <w:rPr>
+          <w:lang w:val="pt_PT" w:bidi="pt_PT"/>
+        </w:rPr>
+        <w:t>Mq 6.1–5</w:t>
+      </w:r>
       <w:r>
         <w:rPr>
           <w:lang w:val="pt_PT" w:bidi="pt_PT"/>
         </w:rPr>
         <w:t>) — eles não haviam cumprido seus requisitos (</w:t>
       </w:r>
-      <w:hyperlink r:id="rId135">
-        <w:r>
-          <w:rPr>
-            <w:lang w:val="pt_PT" w:bidi="pt_PT"/>
-          </w:rPr>
-          <w:rPr>
-            <w:color w:val="0000EE"/>
-            <w:u w:val="single"/>
-          </w:rPr>
-          <w:t>6.6–8</w:t>
-        </w:r>
-      </w:hyperlink>
+      <w:r>
+        <w:rPr>
+          <w:lang w:val="pt_PT" w:bidi="pt_PT"/>
+        </w:rPr>
+        <w:t>6.6–8</w:t>
+      </w:r>
       <w:r>
         <w:rPr>
           <w:lang w:val="pt_PT" w:bidi="pt_PT"/>
         </w:rPr>
         <w:t>), então eram culpados (</w:t>
       </w:r>
-      <w:hyperlink r:id="rId136">
-        <w:r>
-          <w:rPr>
-            <w:lang w:val="pt_PT" w:bidi="pt_PT"/>
-          </w:rPr>
-          <w:rPr>
-            <w:color w:val="0000EE"/>
-            <w:u w:val="single"/>
-          </w:rPr>
-          <w:t>6.9–12</w:t>
-        </w:r>
-      </w:hyperlink>
+      <w:r>
+        <w:rPr>
+          <w:lang w:val="pt_PT" w:bidi="pt_PT"/>
+        </w:rPr>
+        <w:t>6.9–12</w:t>
+      </w:r>
       <w:r>
         <w:rPr>
           <w:lang w:val="pt_PT" w:bidi="pt_PT"/>
         </w:rPr>
         <w:t>). O veredito de culpa é seguido pela sentença de Israel (</w:t>
       </w:r>
-      <w:hyperlink r:id="rId137">
-        <w:r>
-          <w:rPr>
-            <w:lang w:val="pt_PT" w:bidi="pt_PT"/>
-          </w:rPr>
-          <w:rPr>
-            <w:color w:val="0000EE"/>
-            <w:u w:val="single"/>
-          </w:rPr>
-          <w:t>6.13–16</w:t>
-        </w:r>
-      </w:hyperlink>
+      <w:r>
+        <w:rPr>
+          <w:lang w:val="pt_PT" w:bidi="pt_PT"/>
+        </w:rPr>
+        <w:t>6.13–16</w:t>
+      </w:r>
       <w:r>
         <w:rPr>
           <w:lang w:val="pt_PT" w:bidi="pt_PT"/>
@@ -5649,18 +4851,12 @@
         </w:rPr>
         <w:t>O que foi que eu fiz de errado: o Senhor pergunta retoricamente se fez algo para afastar Israel dele. No entanto, o desprezo deles por Deus surgiu de sua própria ingratidão (</w:t>
       </w:r>
-      <w:hyperlink r:id="rId138">
-        <w:r>
-          <w:rPr>
-            <w:lang w:val="pt_PT" w:bidi="pt_PT"/>
-          </w:rPr>
-          <w:rPr>
-            <w:color w:val="0000EE"/>
-            <w:u w:val="single"/>
-          </w:rPr>
-          <w:t>6.4–5</w:t>
-        </w:r>
-      </w:hyperlink>
+      <w:r>
+        <w:rPr>
+          <w:lang w:val="pt_PT" w:bidi="pt_PT"/>
+        </w:rPr>
+        <w:t>6.4–5</w:t>
+      </w:r>
       <w:r>
         <w:rPr>
           <w:lang w:val="pt_PT" w:bidi="pt_PT"/>
@@ -5715,126 +4911,84 @@
         </w:rPr>
         <w:t>O Senhor havia tirado Israel do Egito, preservando e abençoando-os ao longo de sua jornada para a Terra Prometida. Deus encorajou e advertiu Israel a sempre lembrar do que Ele havia feito por eles desde o Sinai em diante (</w:t>
       </w:r>
-      <w:hyperlink r:id="rId139">
-        <w:r>
-          <w:rPr>
-            <w:lang w:val="pt_PT" w:bidi="pt_PT"/>
-          </w:rPr>
-          <w:rPr>
-            <w:color w:val="0000EE"/>
-            <w:u w:val="single"/>
-          </w:rPr>
-          <w:t>Êx 3.15</w:t>
-        </w:r>
-      </w:hyperlink>
+      <w:r>
+        <w:rPr>
+          <w:lang w:val="pt_PT" w:bidi="pt_PT"/>
+        </w:rPr>
+        <w:t>Êx 3.15</w:t>
+      </w:r>
       <w:r>
         <w:rPr>
           <w:lang w:val="pt_PT" w:bidi="pt_PT"/>
         </w:rPr>
         <w:t xml:space="preserve">; </w:t>
       </w:r>
-      <w:hyperlink r:id="rId140">
-        <w:r>
-          <w:rPr>
-            <w:lang w:val="pt_PT" w:bidi="pt_PT"/>
-          </w:rPr>
-          <w:rPr>
-            <w:color w:val="0000EE"/>
-            <w:u w:val="single"/>
-          </w:rPr>
-          <w:t>Dt 5.15</w:t>
-        </w:r>
-      </w:hyperlink>
+      <w:r>
+        <w:rPr>
+          <w:lang w:val="pt_PT" w:bidi="pt_PT"/>
+        </w:rPr>
+        <w:t>Dt 5.15</w:t>
+      </w:r>
       <w:r>
         <w:rPr>
           <w:lang w:val="pt_PT" w:bidi="pt_PT"/>
         </w:rPr>
         <w:t xml:space="preserve">; </w:t>
       </w:r>
-      <w:hyperlink r:id="rId141">
-        <w:r>
-          <w:rPr>
-            <w:lang w:val="pt_PT" w:bidi="pt_PT"/>
-          </w:rPr>
-          <w:rPr>
-            <w:color w:val="0000EE"/>
-            <w:u w:val="single"/>
-          </w:rPr>
-          <w:t>Sl 77.11</w:t>
-        </w:r>
-      </w:hyperlink>
+      <w:r>
+        <w:rPr>
+          <w:lang w:val="pt_PT" w:bidi="pt_PT"/>
+        </w:rPr>
+        <w:t>Sl 77.11</w:t>
+      </w:r>
       <w:r>
         <w:rPr>
           <w:lang w:val="pt_PT" w:bidi="pt_PT"/>
         </w:rPr>
         <w:t xml:space="preserve">; </w:t>
       </w:r>
-      <w:hyperlink r:id="rId142">
-        <w:r>
-          <w:rPr>
-            <w:lang w:val="pt_PT" w:bidi="pt_PT"/>
-          </w:rPr>
-          <w:rPr>
-            <w:color w:val="0000EE"/>
-            <w:u w:val="single"/>
-          </w:rPr>
-          <w:t>111.4</w:t>
-        </w:r>
-      </w:hyperlink>
+      <w:r>
+        <w:rPr>
+          <w:lang w:val="pt_PT" w:bidi="pt_PT"/>
+        </w:rPr>
+        <w:t>111.4</w:t>
+      </w:r>
       <w:r>
         <w:rPr>
           <w:lang w:val="pt_PT" w:bidi="pt_PT"/>
         </w:rPr>
         <w:t xml:space="preserve">; veja também </w:t>
       </w:r>
-      <w:hyperlink r:id="rId143">
-        <w:r>
-          <w:rPr>
-            <w:lang w:val="pt_PT" w:bidi="pt_PT"/>
-          </w:rPr>
-          <w:rPr>
-            <w:color w:val="0000EE"/>
-            <w:u w:val="single"/>
-          </w:rPr>
-          <w:t>Salmos 78</w:t>
-        </w:r>
-      </w:hyperlink>
+      <w:r>
+        <w:rPr>
+          <w:lang w:val="pt_PT" w:bidi="pt_PT"/>
+        </w:rPr>
+        <w:t>Salmos 78</w:t>
+      </w:r>
       <w:r>
         <w:rPr>
           <w:lang w:val="pt_PT" w:bidi="pt_PT"/>
         </w:rPr>
         <w:t xml:space="preserve">, </w:t>
       </w:r>
-      <w:hyperlink r:id="rId144">
-        <w:r>
-          <w:rPr>
-            <w:lang w:val="pt_PT" w:bidi="pt_PT"/>
-          </w:rPr>
-          <w:rPr>
-            <w:color w:val="0000EE"/>
-            <w:u w:val="single"/>
-          </w:rPr>
-          <w:t>136</w:t>
-        </w:r>
-      </w:hyperlink>
+      <w:r>
+        <w:rPr>
+          <w:lang w:val="pt_PT" w:bidi="pt_PT"/>
+        </w:rPr>
+        <w:t>136</w:t>
+      </w:r>
       <w:r>
         <w:rPr>
           <w:lang w:val="pt_PT" w:bidi="pt_PT"/>
         </w:rPr>
         <w:t xml:space="preserve">). • Balaque... Balaão: (veja </w:t>
       </w:r>
-      <w:hyperlink r:id="rId145">
-        <w:r>
-          <w:rPr>
-            <w:lang w:val="pt_PT" w:bidi="pt_PT"/>
-          </w:rPr>
-          <w:rPr>
-            <w:color w:val="0000EE"/>
-            <w:u w:val="single"/>
-          </w:rPr>
-          <w:t>Nm 22–24</w:t>
-        </w:r>
-      </w:hyperlink>
+      <w:r>
+        <w:rPr>
+          <w:lang w:val="pt_PT" w:bidi="pt_PT"/>
+        </w:rPr>
+        <w:t>Nm 22–24</w:t>
+      </w:r>
       <w:r>
         <w:rPr>
           <w:lang w:val="pt_PT" w:bidi="pt_PT"/>
@@ -5854,54 +5008,36 @@
         </w:rPr>
         <w:t xml:space="preserve"> localizada a leste do rio Jordão, foi o acampamento base de Israel antes de entrar na Terra Prometida (veja </w:t>
       </w:r>
-      <w:hyperlink r:id="rId146">
-        <w:r>
-          <w:rPr>
-            <w:lang w:val="pt_PT" w:bidi="pt_PT"/>
-          </w:rPr>
-          <w:rPr>
-            <w:color w:val="0000EE"/>
-            <w:u w:val="single"/>
-          </w:rPr>
-          <w:t>Nm 25.1</w:t>
-        </w:r>
-      </w:hyperlink>
+      <w:r>
+        <w:rPr>
+          <w:lang w:val="pt_PT" w:bidi="pt_PT"/>
+        </w:rPr>
+        <w:t>Nm 25.1</w:t>
+      </w:r>
       <w:r>
         <w:rPr>
           <w:lang w:val="pt_PT" w:bidi="pt_PT"/>
         </w:rPr>
         <w:t xml:space="preserve">; </w:t>
       </w:r>
-      <w:hyperlink r:id="rId147">
-        <w:r>
-          <w:rPr>
-            <w:lang w:val="pt_PT" w:bidi="pt_PT"/>
-          </w:rPr>
-          <w:rPr>
-            <w:color w:val="0000EE"/>
-            <w:u w:val="single"/>
-          </w:rPr>
-          <w:t>Js 2.1</w:t>
-        </w:r>
-      </w:hyperlink>
+      <w:r>
+        <w:rPr>
+          <w:lang w:val="pt_PT" w:bidi="pt_PT"/>
+        </w:rPr>
+        <w:t>Js 2.1</w:t>
+      </w:r>
       <w:r>
         <w:rPr>
           <w:lang w:val="pt_PT" w:bidi="pt_PT"/>
         </w:rPr>
         <w:t xml:space="preserve">; </w:t>
       </w:r>
-      <w:hyperlink r:id="rId148">
-        <w:r>
-          <w:rPr>
-            <w:lang w:val="pt_PT" w:bidi="pt_PT"/>
-          </w:rPr>
-          <w:rPr>
-            <w:color w:val="0000EE"/>
-            <w:u w:val="single"/>
-          </w:rPr>
-          <w:t>3.1</w:t>
-        </w:r>
-      </w:hyperlink>
+      <w:r>
+        <w:rPr>
+          <w:lang w:val="pt_PT" w:bidi="pt_PT"/>
+        </w:rPr>
+        <w:t>3.1</w:t>
+      </w:r>
       <w:r>
         <w:rPr>
           <w:lang w:val="pt_PT" w:bidi="pt_PT"/>
@@ -5956,54 +5092,36 @@
         </w:rPr>
         <w:t>O caso de Israel era desesperador, mas eles consultaram o Senhor sobre como poderiam apaziguá-lo ou agradá-lo. Os itens oferecidos são listados em ordem crescente de importância, de bezerros a carneiros e azeite a filhos primogênitos. Nada disso era suficiente ou aceitável para Deus, que julga o coração (</w:t>
       </w:r>
-      <w:hyperlink r:id="rId149">
-        <w:r>
-          <w:rPr>
-            <w:lang w:val="pt_PT" w:bidi="pt_PT"/>
-          </w:rPr>
-          <w:rPr>
-            <w:color w:val="0000EE"/>
-            <w:u w:val="single"/>
-          </w:rPr>
-          <w:t>1Sm 15.22</w:t>
-        </w:r>
-      </w:hyperlink>
+      <w:r>
+        <w:rPr>
+          <w:lang w:val="pt_PT" w:bidi="pt_PT"/>
+        </w:rPr>
+        <w:t>1Sm 15.22</w:t>
+      </w:r>
       <w:r>
         <w:rPr>
           <w:lang w:val="pt_PT" w:bidi="pt_PT"/>
         </w:rPr>
         <w:t xml:space="preserve">; </w:t>
       </w:r>
-      <w:hyperlink r:id="rId150">
-        <w:r>
-          <w:rPr>
-            <w:lang w:val="pt_PT" w:bidi="pt_PT"/>
-          </w:rPr>
-          <w:rPr>
-            <w:color w:val="0000EE"/>
-            <w:u w:val="single"/>
-          </w:rPr>
-          <w:t>16.7</w:t>
-        </w:r>
-      </w:hyperlink>
+      <w:r>
+        <w:rPr>
+          <w:lang w:val="pt_PT" w:bidi="pt_PT"/>
+        </w:rPr>
+        <w:t>16.7</w:t>
+      </w:r>
       <w:r>
         <w:rPr>
           <w:lang w:val="pt_PT" w:bidi="pt_PT"/>
         </w:rPr>
         <w:t xml:space="preserve">; </w:t>
       </w:r>
-      <w:hyperlink r:id="rId151">
-        <w:r>
-          <w:rPr>
-            <w:lang w:val="pt_PT" w:bidi="pt_PT"/>
-          </w:rPr>
-          <w:rPr>
-            <w:color w:val="0000EE"/>
-            <w:u w:val="single"/>
-          </w:rPr>
-          <w:t>Jr 17.9</w:t>
-        </w:r>
-      </w:hyperlink>
+      <w:r>
+        <w:rPr>
+          <w:lang w:val="pt_PT" w:bidi="pt_PT"/>
+        </w:rPr>
+        <w:t>Jr 17.9</w:t>
+      </w:r>
       <w:r>
         <w:rPr>
           <w:lang w:val="pt_PT" w:bidi="pt_PT"/>
@@ -6058,180 +5176,120 @@
         </w:rPr>
         <w:t>Bom significa o que é certo aos olhos de Deus; Deus é a fonte de toda bondade (</w:t>
       </w:r>
-      <w:hyperlink r:id="rId152">
-        <w:r>
-          <w:rPr>
-            <w:lang w:val="pt_PT" w:bidi="pt_PT"/>
-          </w:rPr>
-          <w:rPr>
-            <w:color w:val="0000EE"/>
-            <w:u w:val="single"/>
-          </w:rPr>
-          <w:t>Gn 1</w:t>
-        </w:r>
-      </w:hyperlink>
+      <w:r>
+        <w:rPr>
+          <w:lang w:val="pt_PT" w:bidi="pt_PT"/>
+        </w:rPr>
+        <w:t>Gn 1</w:t>
+      </w:r>
       <w:r>
         <w:rPr>
           <w:lang w:val="pt_PT" w:bidi="pt_PT"/>
         </w:rPr>
         <w:t xml:space="preserve">; </w:t>
       </w:r>
-      <w:hyperlink r:id="rId153">
-        <w:r>
-          <w:rPr>
-            <w:lang w:val="pt_PT" w:bidi="pt_PT"/>
-          </w:rPr>
-          <w:rPr>
-            <w:color w:val="0000EE"/>
-            <w:u w:val="single"/>
-          </w:rPr>
-          <w:t>Êx 33.19</w:t>
-        </w:r>
-      </w:hyperlink>
+      <w:r>
+        <w:rPr>
+          <w:lang w:val="pt_PT" w:bidi="pt_PT"/>
+        </w:rPr>
+        <w:t>Êx 33.19</w:t>
+      </w:r>
       <w:r>
         <w:rPr>
           <w:lang w:val="pt_PT" w:bidi="pt_PT"/>
         </w:rPr>
         <w:t xml:space="preserve">; </w:t>
       </w:r>
-      <w:hyperlink r:id="rId154">
-        <w:r>
-          <w:rPr>
-            <w:lang w:val="pt_PT" w:bidi="pt_PT"/>
-          </w:rPr>
-          <w:rPr>
-            <w:color w:val="0000EE"/>
-            <w:u w:val="single"/>
-          </w:rPr>
-          <w:t>34.6–7</w:t>
-        </w:r>
-      </w:hyperlink>
+      <w:r>
+        <w:rPr>
+          <w:lang w:val="pt_PT" w:bidi="pt_PT"/>
+        </w:rPr>
+        <w:t>34.6–7</w:t>
+      </w:r>
       <w:r>
         <w:rPr>
           <w:lang w:val="pt_PT" w:bidi="pt_PT"/>
         </w:rPr>
         <w:t xml:space="preserve">; </w:t>
       </w:r>
-      <w:hyperlink r:id="rId155">
-        <w:r>
-          <w:rPr>
-            <w:lang w:val="pt_PT" w:bidi="pt_PT"/>
-          </w:rPr>
-          <w:rPr>
-            <w:color w:val="0000EE"/>
-            <w:u w:val="single"/>
-          </w:rPr>
-          <w:t>Dt 12.28</w:t>
-        </w:r>
-      </w:hyperlink>
+      <w:r>
+        <w:rPr>
+          <w:lang w:val="pt_PT" w:bidi="pt_PT"/>
+        </w:rPr>
+        <w:t>Dt 12.28</w:t>
+      </w:r>
       <w:r>
         <w:rPr>
           <w:lang w:val="pt_PT" w:bidi="pt_PT"/>
         </w:rPr>
         <w:t xml:space="preserve">). • o que é bom (hebraico mishpat, frequentemente traduzido como “justiça”): A ordem de Deus no mundo requer que tratemos os outros de maneira justa, não manipulativa e não opressiva. • misericórdia (hebraico khesed): Esta lealdade apaixonada e imerecida é a qualidade definidora do caráter santo de Deus (veja </w:t>
       </w:r>
-      <w:hyperlink r:id="rId144">
-        <w:r>
-          <w:rPr>
-            <w:lang w:val="pt_PT" w:bidi="pt_PT"/>
-          </w:rPr>
-          <w:rPr>
-            <w:color w:val="0000EE"/>
-            <w:u w:val="single"/>
-          </w:rPr>
-          <w:t>Sl 136</w:t>
-        </w:r>
-      </w:hyperlink>
+      <w:r>
+        <w:rPr>
+          <w:lang w:val="pt_PT" w:bidi="pt_PT"/>
+        </w:rPr>
+        <w:t>Sl 136</w:t>
+      </w:r>
       <w:r>
         <w:rPr>
           <w:lang w:val="pt_PT" w:bidi="pt_PT"/>
         </w:rPr>
         <w:t xml:space="preserve">). Aqueles que conhecem Deus agirão da mesma forma em relação aos outros (veja </w:t>
       </w:r>
-      <w:hyperlink r:id="rId156">
-        <w:r>
-          <w:rPr>
-            <w:lang w:val="pt_PT" w:bidi="pt_PT"/>
-          </w:rPr>
-          <w:rPr>
-            <w:color w:val="0000EE"/>
-            <w:u w:val="single"/>
-          </w:rPr>
-          <w:t>Gn 21.22–24</w:t>
-        </w:r>
-      </w:hyperlink>
+      <w:r>
+        <w:rPr>
+          <w:lang w:val="pt_PT" w:bidi="pt_PT"/>
+        </w:rPr>
+        <w:t>Gn 21.22–24</w:t>
+      </w:r>
       <w:r>
         <w:rPr>
           <w:lang w:val="pt_PT" w:bidi="pt_PT"/>
         </w:rPr>
         <w:t xml:space="preserve">; </w:t>
       </w:r>
-      <w:hyperlink r:id="rId157">
-        <w:r>
-          <w:rPr>
-            <w:lang w:val="pt_PT" w:bidi="pt_PT"/>
-          </w:rPr>
-          <w:rPr>
-            <w:color w:val="0000EE"/>
-            <w:u w:val="single"/>
-          </w:rPr>
-          <w:t>Js 2.12–14</w:t>
-        </w:r>
-      </w:hyperlink>
+      <w:r>
+        <w:rPr>
+          <w:lang w:val="pt_PT" w:bidi="pt_PT"/>
+        </w:rPr>
+        <w:t>Js 2.12–14</w:t>
+      </w:r>
       <w:r>
         <w:rPr>
           <w:lang w:val="pt_PT" w:bidi="pt_PT"/>
         </w:rPr>
         <w:t xml:space="preserve">; </w:t>
       </w:r>
-      <w:hyperlink r:id="rId158">
-        <w:r>
-          <w:rPr>
-            <w:lang w:val="pt_PT" w:bidi="pt_PT"/>
-          </w:rPr>
-          <w:rPr>
-            <w:color w:val="0000EE"/>
-            <w:u w:val="single"/>
-          </w:rPr>
-          <w:t>Mt 5.43–48</w:t>
-        </w:r>
-      </w:hyperlink>
+      <w:r>
+        <w:rPr>
+          <w:lang w:val="pt_PT" w:bidi="pt_PT"/>
+        </w:rPr>
+        <w:t>Mt 5.43–48</w:t>
+      </w:r>
       <w:r>
         <w:rPr>
           <w:lang w:val="pt_PT" w:bidi="pt_PT"/>
         </w:rPr>
         <w:t xml:space="preserve">). • andar humildemente: A humildade deve caracterizar o povo de Deus. Eles não devem viver com um espírito de arrogância ou privilégio especial. Devem ser humildes e temer a Deus reverentemente. Mishpat e khesed são incompatíveis com a arrogância humana. Deus deseja que estejamos em um relacionamento íntimo e contínuo com ele (um “andar”; cp. </w:t>
       </w:r>
-      <w:hyperlink r:id="rId159">
-        <w:r>
-          <w:rPr>
-            <w:lang w:val="pt_PT" w:bidi="pt_PT"/>
-          </w:rPr>
-          <w:rPr>
-            <w:color w:val="0000EE"/>
-            <w:u w:val="single"/>
-          </w:rPr>
-          <w:t>Dt 28.9</w:t>
-        </w:r>
-      </w:hyperlink>
+      <w:r>
+        <w:rPr>
+          <w:lang w:val="pt_PT" w:bidi="pt_PT"/>
+        </w:rPr>
+        <w:t>Dt 28.9</w:t>
+      </w:r>
       <w:r>
         <w:rPr>
           <w:lang w:val="pt_PT" w:bidi="pt_PT"/>
         </w:rPr>
         <w:t xml:space="preserve">; </w:t>
       </w:r>
-      <w:hyperlink r:id="rId160">
-        <w:r>
-          <w:rPr>
-            <w:lang w:val="pt_PT" w:bidi="pt_PT"/>
-          </w:rPr>
-          <w:rPr>
-            <w:color w:val="0000EE"/>
-            <w:u w:val="single"/>
-          </w:rPr>
-          <w:t>Js 22.5</w:t>
-        </w:r>
-      </w:hyperlink>
+      <w:r>
+        <w:rPr>
+          <w:lang w:val="pt_PT" w:bidi="pt_PT"/>
+        </w:rPr>
+        <w:t>Js 22.5</w:t>
+      </w:r>
       <w:r>
         <w:rPr>
           <w:lang w:val="pt_PT" w:bidi="pt_PT"/>
@@ -6299,72 +5357,48 @@
         </w:rPr>
         <w:t xml:space="preserve">a voz de Deus chama a todos em Jerusalém para aprender sabedoria (cf. </w:t>
       </w:r>
-      <w:hyperlink r:id="rId161">
-        <w:r>
-          <w:rPr>
-            <w:lang w:val="pt_PT" w:bidi="pt_PT"/>
-          </w:rPr>
-          <w:rPr>
-            <w:color w:val="0000EE"/>
-            <w:u w:val="single"/>
-          </w:rPr>
-          <w:t>Pv 1.7</w:t>
-        </w:r>
-      </w:hyperlink>
+      <w:r>
+        <w:rPr>
+          <w:lang w:val="pt_PT" w:bidi="pt_PT"/>
+        </w:rPr>
+        <w:t>Pv 1.7</w:t>
+      </w:r>
       <w:r>
         <w:rPr>
           <w:lang w:val="pt_PT" w:bidi="pt_PT"/>
         </w:rPr>
         <w:t>,</w:t>
       </w:r>
-      <w:hyperlink r:id="rId162">
-        <w:r>
-          <w:rPr>
-            <w:lang w:val="pt_PT" w:bidi="pt_PT"/>
-          </w:rPr>
-          <w:rPr>
-            <w:color w:val="0000EE"/>
-            <w:u w:val="single"/>
-          </w:rPr>
-          <w:t>20</w:t>
-        </w:r>
-      </w:hyperlink>
+      <w:r>
+        <w:rPr>
+          <w:lang w:val="pt_PT" w:bidi="pt_PT"/>
+        </w:rPr>
+        <w:t>20</w:t>
+      </w:r>
       <w:r>
         <w:rPr>
           <w:lang w:val="pt_PT" w:bidi="pt_PT"/>
         </w:rPr>
         <w:t>,</w:t>
       </w:r>
-      <w:hyperlink r:id="rId163">
-        <w:r>
-          <w:rPr>
-            <w:lang w:val="pt_PT" w:bidi="pt_PT"/>
-          </w:rPr>
-          <w:rPr>
-            <w:color w:val="0000EE"/>
-            <w:u w:val="single"/>
-          </w:rPr>
-          <w:t>28</w:t>
-        </w:r>
-      </w:hyperlink>
+      <w:r>
+        <w:rPr>
+          <w:lang w:val="pt_PT" w:bidi="pt_PT"/>
+        </w:rPr>
+        <w:t>28</w:t>
+      </w:r>
       <w:r>
         <w:rPr>
           <w:lang w:val="pt_PT" w:bidi="pt_PT"/>
         </w:rPr>
         <w:t>). • Os exércitos de destruição... enviando-os: a Assíria executaria o plano do Senhor para destruir Samaria, enquanto Babilônia seria o instrumento de destruição para Jerusalém (</w:t>
       </w:r>
-      <w:hyperlink r:id="rId164">
-        <w:r>
-          <w:rPr>
-            <w:lang w:val="pt_PT" w:bidi="pt_PT"/>
-          </w:rPr>
-          <w:rPr>
-            <w:color w:val="0000EE"/>
-            <w:u w:val="single"/>
-          </w:rPr>
-          <w:t>Mq 4.10</w:t>
-        </w:r>
-      </w:hyperlink>
+      <w:r>
+        <w:rPr>
+          <w:lang w:val="pt_PT" w:bidi="pt_PT"/>
+        </w:rPr>
+        <w:t>Mq 4.10</w:t>
+      </w:r>
       <w:r>
         <w:rPr>
           <w:lang w:val="pt_PT" w:bidi="pt_PT"/>
@@ -6419,72 +5453,48 @@
         </w:rPr>
         <w:t>As pessoas em Jerusalém foram convidadas a aprender a lição de Samaria: Se você oprime os outros para ter abundância para si mesmo (</w:t>
       </w:r>
-      <w:hyperlink r:id="rId165">
-        <w:r>
-          <w:rPr>
-            <w:lang w:val="pt_PT" w:bidi="pt_PT"/>
-          </w:rPr>
-          <w:rPr>
-            <w:color w:val="0000EE"/>
-            <w:u w:val="single"/>
-          </w:rPr>
-          <w:t>6.10–12</w:t>
-        </w:r>
-      </w:hyperlink>
+      <w:r>
+        <w:rPr>
+          <w:lang w:val="pt_PT" w:bidi="pt_PT"/>
+        </w:rPr>
+        <w:t>6.10–12</w:t>
+      </w:r>
       <w:r>
         <w:rPr>
           <w:lang w:val="pt_PT" w:bidi="pt_PT"/>
         </w:rPr>
         <w:t>), nunca terá o suficiente, por mais que consiga (</w:t>
       </w:r>
-      <w:hyperlink r:id="rId166">
-        <w:r>
-          <w:rPr>
-            <w:lang w:val="pt_PT" w:bidi="pt_PT"/>
-          </w:rPr>
-          <w:rPr>
-            <w:color w:val="0000EE"/>
-            <w:u w:val="single"/>
-          </w:rPr>
-          <w:t>6.13–15</w:t>
-        </w:r>
-      </w:hyperlink>
+      <w:r>
+        <w:rPr>
+          <w:lang w:val="pt_PT" w:bidi="pt_PT"/>
+        </w:rPr>
+        <w:t>6.13–15</w:t>
+      </w:r>
       <w:r>
         <w:rPr>
           <w:lang w:val="pt_PT" w:bidi="pt_PT"/>
         </w:rPr>
         <w:t>), e eventualmente perderá até mesmo isso (</w:t>
       </w:r>
-      <w:hyperlink r:id="rId23">
-        <w:r>
-          <w:rPr>
-            <w:lang w:val="pt_PT" w:bidi="pt_PT"/>
-          </w:rPr>
-          <w:rPr>
-            <w:color w:val="0000EE"/>
-            <w:u w:val="single"/>
-          </w:rPr>
-          <w:t>6.16</w:t>
-        </w:r>
-      </w:hyperlink>
+      <w:r>
+        <w:rPr>
+          <w:lang w:val="pt_PT" w:bidi="pt_PT"/>
+        </w:rPr>
+        <w:t>6.16</w:t>
+      </w:r>
       <w:r>
         <w:rPr>
           <w:lang w:val="pt_PT" w:bidi="pt_PT"/>
         </w:rPr>
         <w:t>). É apropriado que tais pessoas se tornem objeto de escárnio, não para receber honra e adulação (</w:t>
       </w:r>
-      <w:hyperlink r:id="rId23">
-        <w:r>
-          <w:rPr>
-            <w:lang w:val="pt_PT" w:bidi="pt_PT"/>
-          </w:rPr>
-          <w:rPr>
-            <w:color w:val="0000EE"/>
-            <w:u w:val="single"/>
-          </w:rPr>
-          <w:t>6.16</w:t>
-        </w:r>
-      </w:hyperlink>
+      <w:r>
+        <w:rPr>
+          <w:lang w:val="pt_PT" w:bidi="pt_PT"/>
+        </w:rPr>
+        <w:t>6.16</w:t>
+      </w:r>
       <w:r>
         <w:rPr>
           <w:lang w:val="pt_PT" w:bidi="pt_PT"/>
@@ -6539,72 +5549,48 @@
         </w:rPr>
         <w:t xml:space="preserve">O Senhor tinha acusações específicas contra seu povo. Eles se tornaram uma comunidade de engano, pronta para rejeição e destruição. Riqueza adquirida de forma desonesta, práticas comerciais antiéticas, ameaças e violência caracterizavam esse suposto povo de Deus (veja </w:t>
       </w:r>
-      <w:hyperlink r:id="rId167">
-        <w:r>
-          <w:rPr>
-            <w:lang w:val="pt_PT" w:bidi="pt_PT"/>
-          </w:rPr>
-          <w:rPr>
-            <w:color w:val="0000EE"/>
-            <w:u w:val="single"/>
-          </w:rPr>
-          <w:t>2Rs 6.25</w:t>
-        </w:r>
-      </w:hyperlink>
+      <w:r>
+        <w:rPr>
+          <w:lang w:val="pt_PT" w:bidi="pt_PT"/>
+        </w:rPr>
+        <w:t>2Rs 6.25</w:t>
+      </w:r>
       <w:r>
         <w:rPr>
           <w:lang w:val="pt_PT" w:bidi="pt_PT"/>
         </w:rPr>
         <w:t xml:space="preserve">; </w:t>
       </w:r>
-      <w:hyperlink r:id="rId168">
-        <w:r>
-          <w:rPr>
-            <w:lang w:val="pt_PT" w:bidi="pt_PT"/>
-          </w:rPr>
-          <w:rPr>
-            <w:color w:val="0000EE"/>
-            <w:u w:val="single"/>
-          </w:rPr>
-          <w:t>Os 12.7–8</w:t>
-        </w:r>
-      </w:hyperlink>
+      <w:r>
+        <w:rPr>
+          <w:lang w:val="pt_PT" w:bidi="pt_PT"/>
+        </w:rPr>
+        <w:t>Os 12.7–8</w:t>
+      </w:r>
       <w:r>
         <w:rPr>
           <w:lang w:val="pt_PT" w:bidi="pt_PT"/>
         </w:rPr>
         <w:t xml:space="preserve">; </w:t>
       </w:r>
-      <w:hyperlink r:id="rId169">
-        <w:r>
-          <w:rPr>
-            <w:lang w:val="pt_PT" w:bidi="pt_PT"/>
-          </w:rPr>
-          <w:rPr>
-            <w:color w:val="0000EE"/>
-            <w:u w:val="single"/>
-          </w:rPr>
-          <w:t>Am 8.5–6</w:t>
-        </w:r>
-      </w:hyperlink>
+      <w:r>
+        <w:rPr>
+          <w:lang w:val="pt_PT" w:bidi="pt_PT"/>
+        </w:rPr>
+        <w:t>Am 8.5–6</w:t>
+      </w:r>
       <w:r>
         <w:rPr>
           <w:lang w:val="pt_PT" w:bidi="pt_PT"/>
         </w:rPr>
         <w:t xml:space="preserve">). Eles não podiam mudar, pois mentir era seu modo de vida (cp. </w:t>
       </w:r>
-      <w:hyperlink r:id="rId170">
-        <w:r>
-          <w:rPr>
-            <w:lang w:val="pt_PT" w:bidi="pt_PT"/>
-          </w:rPr>
-          <w:rPr>
-            <w:color w:val="0000EE"/>
-            <w:u w:val="single"/>
-          </w:rPr>
-          <w:t>Pv 6.16–19</w:t>
-        </w:r>
-      </w:hyperlink>
+      <w:r>
+        <w:rPr>
+          <w:lang w:val="pt_PT" w:bidi="pt_PT"/>
+        </w:rPr>
+        <w:t>Pv 6.16–19</w:t>
+      </w:r>
       <w:r>
         <w:rPr>
           <w:lang w:val="pt_PT" w:bidi="pt_PT"/>
@@ -6659,18 +5645,12 @@
         </w:rPr>
         <w:t xml:space="preserve">Vou acabar com vocês. Esta frase introduz todas as maldições que Deus havia prometido trazer sobre o povo desobediente e rebelde de Israel (veja </w:t>
       </w:r>
-      <w:hyperlink r:id="rId171">
-        <w:r>
-          <w:rPr>
-            <w:lang w:val="pt_PT" w:bidi="pt_PT"/>
-          </w:rPr>
-          <w:rPr>
-            <w:color w:val="0000EE"/>
-            <w:u w:val="single"/>
-          </w:rPr>
-          <w:t>Dt 28.15–68</w:t>
-        </w:r>
-      </w:hyperlink>
+      <w:r>
+        <w:rPr>
+          <w:lang w:val="pt_PT" w:bidi="pt_PT"/>
+        </w:rPr>
+        <w:t>Dt 28.15–68</w:t>
+      </w:r>
       <w:r>
         <w:rPr>
           <w:lang w:val="pt_PT" w:bidi="pt_PT"/>
@@ -6725,108 +5705,72 @@
         </w:rPr>
         <w:t xml:space="preserve">Esses reis talvez tenham iniciado a dinastia mais rebelde a reinar no norte de Israel (885–841 a.C.; </w:t>
       </w:r>
-      <w:hyperlink r:id="rId172">
-        <w:r>
-          <w:rPr>
-            <w:lang w:val="pt_PT" w:bidi="pt_PT"/>
-          </w:rPr>
-          <w:rPr>
-            <w:color w:val="0000EE"/>
-            <w:u w:val="single"/>
-          </w:rPr>
-          <w:t>1Rs 16.23—2Rs 10.17</w:t>
-        </w:r>
-      </w:hyperlink>
+      <w:r>
+        <w:rPr>
+          <w:lang w:val="pt_PT" w:bidi="pt_PT"/>
+        </w:rPr>
+        <w:t>1Rs 16.23—2Rs 10.17</w:t>
+      </w:r>
       <w:r>
         <w:rPr>
           <w:lang w:val="pt_PT" w:bidi="pt_PT"/>
         </w:rPr>
         <w:t>), e Elias os condenou à aniquilação (</w:t>
       </w:r>
-      <w:hyperlink r:id="rId173">
-        <w:r>
-          <w:rPr>
-            <w:lang w:val="pt_PT" w:bidi="pt_PT"/>
-          </w:rPr>
-          <w:rPr>
-            <w:color w:val="0000EE"/>
-            <w:u w:val="single"/>
-          </w:rPr>
-          <w:t>2Rs 10.17</w:t>
-        </w:r>
-      </w:hyperlink>
+      <w:r>
+        <w:rPr>
+          <w:lang w:val="pt_PT" w:bidi="pt_PT"/>
+        </w:rPr>
+        <w:t>2Rs 10.17</w:t>
+      </w:r>
       <w:r>
         <w:rPr>
           <w:lang w:val="pt_PT" w:bidi="pt_PT"/>
         </w:rPr>
         <w:t xml:space="preserve">). Nenhum rei do norte de Israel seguiu as leis de Moisés (cf. </w:t>
       </w:r>
-      <w:hyperlink r:id="rId174">
-        <w:r>
-          <w:rPr>
-            <w:lang w:val="pt_PT" w:bidi="pt_PT"/>
-          </w:rPr>
-          <w:rPr>
-            <w:color w:val="0000EE"/>
-            <w:u w:val="single"/>
-          </w:rPr>
-          <w:t>Mq 1.5–6</w:t>
-        </w:r>
-      </w:hyperlink>
+      <w:r>
+        <w:rPr>
+          <w:lang w:val="pt_PT" w:bidi="pt_PT"/>
+        </w:rPr>
+        <w:t>Mq 1.5–6</w:t>
+      </w:r>
       <w:r>
         <w:rPr>
           <w:lang w:val="pt_PT" w:bidi="pt_PT"/>
         </w:rPr>
         <w:t xml:space="preserve">). Onri e seu filho Acabe foram a síntese dos reis maus (e.g., </w:t>
       </w:r>
-      <w:hyperlink r:id="rId175">
-        <w:r>
-          <w:rPr>
-            <w:lang w:val="pt_PT" w:bidi="pt_PT"/>
-          </w:rPr>
-          <w:rPr>
-            <w:color w:val="0000EE"/>
-            <w:u w:val="single"/>
-          </w:rPr>
-          <w:t>1Rs 18.4</w:t>
-        </w:r>
-      </w:hyperlink>
+      <w:r>
+        <w:rPr>
+          <w:lang w:val="pt_PT" w:bidi="pt_PT"/>
+        </w:rPr>
+        <w:t>1Rs 18.4</w:t>
+      </w:r>
       <w:r>
         <w:rPr>
           <w:lang w:val="pt_PT" w:bidi="pt_PT"/>
         </w:rPr>
         <w:t xml:space="preserve">; </w:t>
       </w:r>
-      <w:hyperlink r:id="rId176">
-        <w:r>
-          <w:rPr>
-            <w:lang w:val="pt_PT" w:bidi="pt_PT"/>
-          </w:rPr>
-          <w:rPr>
-            <w:color w:val="0000EE"/>
-            <w:u w:val="single"/>
-          </w:rPr>
-          <w:t>21.1–26</w:t>
-        </w:r>
-      </w:hyperlink>
+      <w:r>
+        <w:rPr>
+          <w:lang w:val="pt_PT" w:bidi="pt_PT"/>
+        </w:rPr>
+        <w:t>21.1–26</w:t>
+      </w:r>
       <w:r>
         <w:rPr>
           <w:lang w:val="pt_PT" w:bidi="pt_PT"/>
         </w:rPr>
         <w:t>). A dinastia de Onri foi destruída em 841 a.C. (</w:t>
       </w:r>
-      <w:hyperlink r:id="rId177">
-        <w:r>
-          <w:rPr>
-            <w:lang w:val="pt_PT" w:bidi="pt_PT"/>
-          </w:rPr>
-          <w:rPr>
-            <w:color w:val="0000EE"/>
-            <w:u w:val="single"/>
-          </w:rPr>
-          <w:t>2Rs 9.14–10.17</w:t>
-        </w:r>
-      </w:hyperlink>
+      <w:r>
+        <w:rPr>
+          <w:lang w:val="pt_PT" w:bidi="pt_PT"/>
+        </w:rPr>
+        <w:t>2Rs 9.14–10.17</w:t>
+      </w:r>
       <w:r>
         <w:rPr>
           <w:lang w:val="pt_PT" w:bidi="pt_PT"/>
@@ -6881,54 +5825,36 @@
         </w:rPr>
         <w:t xml:space="preserve">O colhedor de frutas após a colheita: Após a segunda safra de figos e frutas em agosto-setembro, nenhuma produção adicional foi realizada por vários meses (cf. </w:t>
       </w:r>
-      <w:hyperlink r:id="rId178">
-        <w:r>
-          <w:rPr>
-            <w:lang w:val="pt_PT" w:bidi="pt_PT"/>
-          </w:rPr>
-          <w:rPr>
-            <w:color w:val="0000EE"/>
-            <w:u w:val="single"/>
-          </w:rPr>
-          <w:t>Is 16.9</w:t>
-        </w:r>
-      </w:hyperlink>
+      <w:r>
+        <w:rPr>
+          <w:lang w:val="pt_PT" w:bidi="pt_PT"/>
+        </w:rPr>
+        <w:t>Is 16.9</w:t>
+      </w:r>
       <w:r>
         <w:rPr>
           <w:lang w:val="pt_PT" w:bidi="pt_PT"/>
         </w:rPr>
         <w:t xml:space="preserve">; </w:t>
       </w:r>
-      <w:hyperlink r:id="rId179">
-        <w:r>
-          <w:rPr>
-            <w:lang w:val="pt_PT" w:bidi="pt_PT"/>
-          </w:rPr>
-          <w:rPr>
-            <w:color w:val="0000EE"/>
-            <w:u w:val="single"/>
-          </w:rPr>
-          <w:t>Jr 48.32</w:t>
-        </w:r>
-      </w:hyperlink>
+      <w:r>
+        <w:rPr>
+          <w:lang w:val="pt_PT" w:bidi="pt_PT"/>
+        </w:rPr>
+        <w:t>Jr 48.32</w:t>
+      </w:r>
       <w:r>
         <w:rPr>
           <w:lang w:val="pt_PT" w:bidi="pt_PT"/>
         </w:rPr>
         <w:t>). Ninguém podia ser encontrado para satisfazer a fome de Miquéias por justiça (</w:t>
       </w:r>
-      <w:hyperlink r:id="rId180">
-        <w:r>
-          <w:rPr>
-            <w:lang w:val="pt_PT" w:bidi="pt_PT"/>
-          </w:rPr>
-          <w:rPr>
-            <w:color w:val="0000EE"/>
-            <w:u w:val="single"/>
-          </w:rPr>
-          <w:t>Mq 7.2–6</w:t>
-        </w:r>
-      </w:hyperlink>
+      <w:r>
+        <w:rPr>
+          <w:lang w:val="pt_PT" w:bidi="pt_PT"/>
+        </w:rPr>
+        <w:t>Mq 7.2–6</w:t>
+      </w:r>
       <w:r>
         <w:rPr>
           <w:lang w:val="pt_PT" w:bidi="pt_PT"/>
@@ -6983,72 +5909,48 @@
         </w:rPr>
         <w:t>Decepção e corrupção desesperadoras permeavam o povo de Deus (</w:t>
       </w:r>
-      <w:hyperlink r:id="rId181">
-        <w:r>
-          <w:rPr>
-            <w:lang w:val="pt_PT" w:bidi="pt_PT"/>
-          </w:rPr>
-          <w:rPr>
-            <w:color w:val="0000EE"/>
-            <w:u w:val="single"/>
-          </w:rPr>
-          <w:t>7.1–6</w:t>
-        </w:r>
-      </w:hyperlink>
+      <w:r>
+        <w:rPr>
+          <w:lang w:val="pt_PT" w:bidi="pt_PT"/>
+        </w:rPr>
+        <w:t>7.1–6</w:t>
+      </w:r>
       <w:r>
         <w:rPr>
           <w:lang w:val="pt_PT" w:bidi="pt_PT"/>
         </w:rPr>
         <w:t>); a misericórdia de Deus, no entanto, triunfaria e Israel seria restaurado (</w:t>
       </w:r>
-      <w:hyperlink r:id="rId182">
-        <w:r>
-          <w:rPr>
-            <w:lang w:val="pt_PT" w:bidi="pt_PT"/>
-          </w:rPr>
-          <w:rPr>
-            <w:color w:val="0000EE"/>
-            <w:u w:val="single"/>
-          </w:rPr>
-          <w:t>7.11–13</w:t>
-        </w:r>
-      </w:hyperlink>
+      <w:r>
+        <w:rPr>
+          <w:lang w:val="pt_PT" w:bidi="pt_PT"/>
+        </w:rPr>
+        <w:t>7.11–13</w:t>
+      </w:r>
       <w:r>
         <w:rPr>
           <w:lang w:val="pt_PT" w:bidi="pt_PT"/>
         </w:rPr>
         <w:t>). A misericórdia, compaixão e amor infalível de Deus prevaleceriam (</w:t>
       </w:r>
-      <w:hyperlink r:id="rId183">
-        <w:r>
-          <w:rPr>
-            <w:lang w:val="pt_PT" w:bidi="pt_PT"/>
-          </w:rPr>
-          <w:rPr>
-            <w:color w:val="0000EE"/>
-            <w:u w:val="single"/>
-          </w:rPr>
-          <w:t>7.14–20</w:t>
-        </w:r>
-      </w:hyperlink>
+      <w:r>
+        <w:rPr>
+          <w:lang w:val="pt_PT" w:bidi="pt_PT"/>
+        </w:rPr>
+        <w:t>7.14–20</w:t>
+      </w:r>
       <w:r>
         <w:rPr>
           <w:lang w:val="pt_PT" w:bidi="pt_PT"/>
         </w:rPr>
         <w:t>). Miquéias lamentou a condição de seu povo e buscou ajuda no Senhor (</w:t>
       </w:r>
-      <w:hyperlink r:id="rId184">
-        <w:r>
-          <w:rPr>
-            <w:lang w:val="pt_PT" w:bidi="pt_PT"/>
-          </w:rPr>
-          <w:rPr>
-            <w:color w:val="0000EE"/>
-            <w:u w:val="single"/>
-          </w:rPr>
-          <w:t>7.7–10</w:t>
-        </w:r>
-      </w:hyperlink>
+      <w:r>
+        <w:rPr>
+          <w:lang w:val="pt_PT" w:bidi="pt_PT"/>
+        </w:rPr>
+        <w:t>7.7–10</w:t>
+      </w:r>
       <w:r>
         <w:rPr>
           <w:lang w:val="pt_PT" w:bidi="pt_PT"/>
@@ -7103,108 +6005,72 @@
         </w:rPr>
         <w:t xml:space="preserve">Essa queixa é frequente nos profetas (veja </w:t>
       </w:r>
-      <w:hyperlink r:id="rId185">
-        <w:r>
-          <w:rPr>
-            <w:lang w:val="pt_PT" w:bidi="pt_PT"/>
-          </w:rPr>
-          <w:rPr>
-            <w:color w:val="0000EE"/>
-            <w:u w:val="single"/>
-          </w:rPr>
-          <w:t>Is 59.16</w:t>
-        </w:r>
-      </w:hyperlink>
+      <w:r>
+        <w:rPr>
+          <w:lang w:val="pt_PT" w:bidi="pt_PT"/>
+        </w:rPr>
+        <w:t>Is 59.16</w:t>
+      </w:r>
       <w:r>
         <w:rPr>
           <w:lang w:val="pt_PT" w:bidi="pt_PT"/>
         </w:rPr>
         <w:t xml:space="preserve">; </w:t>
       </w:r>
-      <w:hyperlink r:id="rId186">
-        <w:r>
-          <w:rPr>
-            <w:lang w:val="pt_PT" w:bidi="pt_PT"/>
-          </w:rPr>
-          <w:rPr>
-            <w:color w:val="0000EE"/>
-            <w:u w:val="single"/>
-          </w:rPr>
-          <w:t>Jr 5.1</w:t>
-        </w:r>
-      </w:hyperlink>
+      <w:r>
+        <w:rPr>
+          <w:lang w:val="pt_PT" w:bidi="pt_PT"/>
+        </w:rPr>
+        <w:t>Jr 5.1</w:t>
+      </w:r>
       <w:r>
         <w:rPr>
           <w:lang w:val="pt_PT" w:bidi="pt_PT"/>
         </w:rPr>
         <w:t xml:space="preserve">; </w:t>
       </w:r>
-      <w:hyperlink r:id="rId187">
-        <w:r>
-          <w:rPr>
-            <w:lang w:val="pt_PT" w:bidi="pt_PT"/>
-          </w:rPr>
-          <w:rPr>
-            <w:color w:val="0000EE"/>
-            <w:u w:val="single"/>
-          </w:rPr>
-          <w:t>Ez 22.30</w:t>
-        </w:r>
-      </w:hyperlink>
+      <w:r>
+        <w:rPr>
+          <w:lang w:val="pt_PT" w:bidi="pt_PT"/>
+        </w:rPr>
+        <w:t>Ez 22.30</w:t>
+      </w:r>
       <w:r>
         <w:rPr>
           <w:lang w:val="pt_PT" w:bidi="pt_PT"/>
         </w:rPr>
         <w:t xml:space="preserve">). • No antigo Oriente Próximo, as pessoas pescavam e caçavam armando armadilhas e usando redes (cp. </w:t>
       </w:r>
-      <w:hyperlink r:id="rId188">
-        <w:r>
-          <w:rPr>
-            <w:lang w:val="pt_PT" w:bidi="pt_PT"/>
-          </w:rPr>
-          <w:rPr>
-            <w:color w:val="0000EE"/>
-            <w:u w:val="single"/>
-          </w:rPr>
-          <w:t>Sl 10.9</w:t>
-        </w:r>
-      </w:hyperlink>
+      <w:r>
+        <w:rPr>
+          <w:lang w:val="pt_PT" w:bidi="pt_PT"/>
+        </w:rPr>
+        <w:t>Sl 10.9</w:t>
+      </w:r>
       <w:r>
         <w:rPr>
           <w:lang w:val="pt_PT" w:bidi="pt_PT"/>
         </w:rPr>
         <w:t xml:space="preserve">; </w:t>
       </w:r>
-      <w:hyperlink r:id="rId189">
-        <w:r>
-          <w:rPr>
-            <w:lang w:val="pt_PT" w:bidi="pt_PT"/>
-          </w:rPr>
-          <w:rPr>
-            <w:color w:val="0000EE"/>
-            <w:u w:val="single"/>
-          </w:rPr>
-          <w:t>Pv 1.17</w:t>
-        </w:r>
-      </w:hyperlink>
+      <w:r>
+        <w:rPr>
+          <w:lang w:val="pt_PT" w:bidi="pt_PT"/>
+        </w:rPr>
+        <w:t>Pv 1.17</w:t>
+      </w:r>
       <w:r>
         <w:rPr>
           <w:lang w:val="pt_PT" w:bidi="pt_PT"/>
         </w:rPr>
         <w:t xml:space="preserve">; </w:t>
       </w:r>
-      <w:hyperlink r:id="rId190">
-        <w:r>
-          <w:rPr>
-            <w:lang w:val="pt_PT" w:bidi="pt_PT"/>
-          </w:rPr>
-          <w:rPr>
-            <w:color w:val="0000EE"/>
-            <w:u w:val="single"/>
-          </w:rPr>
-          <w:t>Is 51.20</w:t>
-        </w:r>
-      </w:hyperlink>
+      <w:r>
+        <w:rPr>
+          <w:lang w:val="pt_PT" w:bidi="pt_PT"/>
+        </w:rPr>
+        <w:t>Is 51.20</w:t>
+      </w:r>
       <w:r>
         <w:rPr>
           <w:lang w:val="pt_PT" w:bidi="pt_PT"/>
@@ -7307,36 +6173,24 @@
         </w:rPr>
         <w:t>Ou seja, eles tinham aperfeiçoado as habilidades para fazer o mal. • Tanto os oficiais quanto os juízes exigiam subornos: Governantes e juízes eram proibidos de distorcer a justiça (</w:t>
       </w:r>
-      <w:hyperlink r:id="rId191">
-        <w:r>
-          <w:rPr>
-            <w:lang w:val="pt_PT" w:bidi="pt_PT"/>
-          </w:rPr>
-          <w:rPr>
-            <w:color w:val="0000EE"/>
-            <w:u w:val="single"/>
-          </w:rPr>
-          <w:t>Êx 18.19–22</w:t>
-        </w:r>
-      </w:hyperlink>
+      <w:r>
+        <w:rPr>
+          <w:lang w:val="pt_PT" w:bidi="pt_PT"/>
+        </w:rPr>
+        <w:t>Êx 18.19–22</w:t>
+      </w:r>
       <w:r>
         <w:rPr>
           <w:lang w:val="pt_PT" w:bidi="pt_PT"/>
         </w:rPr>
         <w:t xml:space="preserve">; </w:t>
       </w:r>
-      <w:hyperlink r:id="rId192">
-        <w:r>
-          <w:rPr>
-            <w:lang w:val="pt_PT" w:bidi="pt_PT"/>
-          </w:rPr>
-          <w:rPr>
-            <w:color w:val="0000EE"/>
-            <w:u w:val="single"/>
-          </w:rPr>
-          <w:t>Dt 16.18–20</w:t>
-        </w:r>
-      </w:hyperlink>
+      <w:r>
+        <w:rPr>
+          <w:lang w:val="pt_PT" w:bidi="pt_PT"/>
+        </w:rPr>
+        <w:t>Dt 16.18–20</w:t>
+      </w:r>
       <w:r>
         <w:rPr>
           <w:lang w:val="pt_PT" w:bidi="pt_PT"/>
@@ -7439,36 +6293,24 @@
         </w:rPr>
         <w:t xml:space="preserve">Não confie em ninguém: Amargura, corrupção e traição envenenaram a comunidade do povo do Senhor (cf. </w:t>
       </w:r>
-      <w:hyperlink r:id="rId193">
-        <w:r>
-          <w:rPr>
-            <w:lang w:val="pt_PT" w:bidi="pt_PT"/>
-          </w:rPr>
-          <w:rPr>
-            <w:color w:val="0000EE"/>
-            <w:u w:val="single"/>
-          </w:rPr>
-          <w:t>Mt 10.34–36</w:t>
-        </w:r>
-      </w:hyperlink>
+      <w:r>
+        <w:rPr>
+          <w:lang w:val="pt_PT" w:bidi="pt_PT"/>
+        </w:rPr>
+        <w:t>Mt 10.34–36</w:t>
+      </w:r>
       <w:r>
         <w:rPr>
           <w:lang w:val="pt_PT" w:bidi="pt_PT"/>
         </w:rPr>
         <w:t xml:space="preserve">; </w:t>
       </w:r>
-      <w:hyperlink r:id="rId194">
-        <w:r>
-          <w:rPr>
-            <w:lang w:val="pt_PT" w:bidi="pt_PT"/>
-          </w:rPr>
-          <w:rPr>
-            <w:color w:val="0000EE"/>
-            <w:u w:val="single"/>
-          </w:rPr>
-          <w:t>Lc 12.52–53</w:t>
-        </w:r>
-      </w:hyperlink>
+      <w:r>
+        <w:rPr>
+          <w:lang w:val="pt_PT" w:bidi="pt_PT"/>
+        </w:rPr>
+        <w:t>Lc 12.52–53</w:t>
+      </w:r>
       <w:r>
         <w:rPr>
           <w:lang w:val="pt_PT" w:bidi="pt_PT"/>
@@ -7523,36 +6365,24 @@
         </w:rPr>
         <w:t xml:space="preserve">No meio do desespero, Miquéias ora com um salmo de esperança e confiança no Senhor (cf. </w:t>
       </w:r>
-      <w:hyperlink r:id="rId195">
-        <w:r>
-          <w:rPr>
-            <w:lang w:val="pt_PT" w:bidi="pt_PT"/>
-          </w:rPr>
-          <w:rPr>
-            <w:color w:val="0000EE"/>
-            <w:u w:val="single"/>
-          </w:rPr>
-          <w:t>Hc 2.4</w:t>
-        </w:r>
-      </w:hyperlink>
+      <w:r>
+        <w:rPr>
+          <w:lang w:val="pt_PT" w:bidi="pt_PT"/>
+        </w:rPr>
+        <w:t>Hc 2.4</w:t>
+      </w:r>
       <w:r>
         <w:rPr>
           <w:lang w:val="pt_PT" w:bidi="pt_PT"/>
         </w:rPr>
         <w:t xml:space="preserve">; </w:t>
       </w:r>
-      <w:hyperlink r:id="rId196">
-        <w:r>
-          <w:rPr>
-            <w:lang w:val="pt_PT" w:bidi="pt_PT"/>
-          </w:rPr>
-          <w:rPr>
-            <w:color w:val="0000EE"/>
-            <w:u w:val="single"/>
-          </w:rPr>
-          <w:t>3.16–18</w:t>
-        </w:r>
-      </w:hyperlink>
+      <w:r>
+        <w:rPr>
+          <w:lang w:val="pt_PT" w:bidi="pt_PT"/>
+        </w:rPr>
+        <w:t>3.16–18</w:t>
+      </w:r>
       <w:r>
         <w:rPr>
           <w:lang w:val="pt_PT" w:bidi="pt_PT"/>
@@ -7607,54 +6437,36 @@
         </w:rPr>
         <w:t xml:space="preserve">Agora, estamos na escuridão: O profeta espera confiantemente em Deus para ser sua luz (cf. </w:t>
       </w:r>
-      <w:hyperlink r:id="rId197">
-        <w:r>
-          <w:rPr>
-            <w:lang w:val="pt_PT" w:bidi="pt_PT"/>
-          </w:rPr>
-          <w:rPr>
-            <w:color w:val="0000EE"/>
-            <w:u w:val="single"/>
-          </w:rPr>
-          <w:t>Sl 27.1</w:t>
-        </w:r>
-      </w:hyperlink>
+      <w:r>
+        <w:rPr>
+          <w:lang w:val="pt_PT" w:bidi="pt_PT"/>
+        </w:rPr>
+        <w:t>Sl 27.1</w:t>
+      </w:r>
       <w:r>
         <w:rPr>
           <w:lang w:val="pt_PT" w:bidi="pt_PT"/>
         </w:rPr>
         <w:t xml:space="preserve">) mesmo em dificuldades profundas, sabendo que seus inimigos não o venceriam (cf. </w:t>
       </w:r>
-      <w:hyperlink r:id="rId198">
-        <w:r>
-          <w:rPr>
-            <w:lang w:val="pt_PT" w:bidi="pt_PT"/>
-          </w:rPr>
-          <w:rPr>
-            <w:color w:val="0000EE"/>
-            <w:u w:val="single"/>
-          </w:rPr>
-          <w:t>Sl 23.4–5</w:t>
-        </w:r>
-      </w:hyperlink>
+      <w:r>
+        <w:rPr>
+          <w:lang w:val="pt_PT" w:bidi="pt_PT"/>
+        </w:rPr>
+        <w:t>Sl 23.4–5</w:t>
+      </w:r>
       <w:r>
         <w:rPr>
           <w:lang w:val="pt_PT" w:bidi="pt_PT"/>
         </w:rPr>
         <w:t>). O Espírito de Deus lhe deu o poder e a confiança para realizar sua tarefa profética (</w:t>
       </w:r>
-      <w:hyperlink r:id="rId199">
-        <w:r>
-          <w:rPr>
-            <w:lang w:val="pt_PT" w:bidi="pt_PT"/>
-          </w:rPr>
-          <w:rPr>
-            <w:color w:val="0000EE"/>
-            <w:u w:val="single"/>
-          </w:rPr>
-          <w:t>Mq 3.8</w:t>
-        </w:r>
-      </w:hyperlink>
+      <w:r>
+        <w:rPr>
+          <w:lang w:val="pt_PT" w:bidi="pt_PT"/>
+        </w:rPr>
+        <w:t>Mq 3.8</w:t>
+      </w:r>
       <w:r>
         <w:rPr>
           <w:lang w:val="pt_PT" w:bidi="pt_PT"/>
@@ -7757,72 +6569,48 @@
         </w:rPr>
         <w:t>Onde está o Senhor? Esta provocação repreendia Deus e aqueles que confiavam nele. Deus havia prometido estar sempre com seu povo e seus líderes (</w:t>
       </w:r>
-      <w:hyperlink r:id="rId200">
-        <w:r>
-          <w:rPr>
-            <w:lang w:val="pt_PT" w:bidi="pt_PT"/>
-          </w:rPr>
-          <w:rPr>
-            <w:color w:val="0000EE"/>
-            <w:u w:val="single"/>
-          </w:rPr>
-          <w:t>Gn 46.3–4</w:t>
-        </w:r>
-      </w:hyperlink>
+      <w:r>
+        <w:rPr>
+          <w:lang w:val="pt_PT" w:bidi="pt_PT"/>
+        </w:rPr>
+        <w:t>Gn 46.3–4</w:t>
+      </w:r>
       <w:r>
         <w:rPr>
           <w:lang w:val="pt_PT" w:bidi="pt_PT"/>
         </w:rPr>
         <w:t xml:space="preserve">; </w:t>
       </w:r>
-      <w:hyperlink r:id="rId63">
-        <w:r>
-          <w:rPr>
-            <w:lang w:val="pt_PT" w:bidi="pt_PT"/>
-          </w:rPr>
-          <w:rPr>
-            <w:color w:val="0000EE"/>
-            <w:u w:val="single"/>
-          </w:rPr>
-          <w:t>Êx 3.12</w:t>
-        </w:r>
-      </w:hyperlink>
+      <w:r>
+        <w:rPr>
+          <w:lang w:val="pt_PT" w:bidi="pt_PT"/>
+        </w:rPr>
+        <w:t>Êx 3.12</w:t>
+      </w:r>
       <w:r>
         <w:rPr>
           <w:lang w:val="pt_PT" w:bidi="pt_PT"/>
         </w:rPr>
         <w:t xml:space="preserve">). Deus foi desonrado por essas provocações, e ele agiria para limpar seu nome (cp. </w:t>
       </w:r>
-      <w:hyperlink r:id="rId201">
-        <w:r>
-          <w:rPr>
-            <w:lang w:val="pt_PT" w:bidi="pt_PT"/>
-          </w:rPr>
-          <w:rPr>
-            <w:color w:val="0000EE"/>
-            <w:u w:val="single"/>
-          </w:rPr>
-          <w:t>Ez 20.9</w:t>
-        </w:r>
-      </w:hyperlink>
+      <w:r>
+        <w:rPr>
+          <w:lang w:val="pt_PT" w:bidi="pt_PT"/>
+        </w:rPr>
+        <w:t>Ez 20.9</w:t>
+      </w:r>
       <w:r>
         <w:rPr>
           <w:lang w:val="pt_PT" w:bidi="pt_PT"/>
         </w:rPr>
         <w:t xml:space="preserve">; </w:t>
       </w:r>
-      <w:hyperlink r:id="rId202">
-        <w:r>
-          <w:rPr>
-            <w:lang w:val="pt_PT" w:bidi="pt_PT"/>
-          </w:rPr>
-          <w:rPr>
-            <w:color w:val="0000EE"/>
-            <w:u w:val="single"/>
-          </w:rPr>
-          <w:t>36.19–26</w:t>
-        </w:r>
-      </w:hyperlink>
+      <w:r>
+        <w:rPr>
+          <w:lang w:val="pt_PT" w:bidi="pt_PT"/>
+        </w:rPr>
+        <w:t>36.19–26</w:t>
+      </w:r>
       <w:r>
         <w:rPr>
           <w:lang w:val="pt_PT" w:bidi="pt_PT"/>
@@ -7877,54 +6665,36 @@
         </w:rPr>
         <w:t xml:space="preserve">Aquele dia inclui (1) 538 a.C., quando Israel começou a retornar do exílio na Babilônia (veja </w:t>
       </w:r>
-      <w:hyperlink r:id="rId203">
-        <w:r>
-          <w:rPr>
-            <w:lang w:val="pt_PT" w:bidi="pt_PT"/>
-          </w:rPr>
-          <w:rPr>
-            <w:color w:val="0000EE"/>
-            <w:u w:val="single"/>
-          </w:rPr>
-          <w:t>Ed 1–2</w:t>
-        </w:r>
-      </w:hyperlink>
+      <w:r>
+        <w:rPr>
+          <w:lang w:val="pt_PT" w:bidi="pt_PT"/>
+        </w:rPr>
+        <w:t>Ed 1–2</w:t>
+      </w:r>
       <w:r>
         <w:rPr>
           <w:lang w:val="pt_PT" w:bidi="pt_PT"/>
         </w:rPr>
         <w:t xml:space="preserve">); e (2) a restauração final do povo de Deus (veja </w:t>
       </w:r>
-      <w:hyperlink r:id="rId85">
-        <w:r>
-          <w:rPr>
-            <w:lang w:val="pt_PT" w:bidi="pt_PT"/>
-          </w:rPr>
-          <w:rPr>
-            <w:color w:val="0000EE"/>
-            <w:u w:val="single"/>
-          </w:rPr>
-          <w:t>Am 9.11–15</w:t>
-        </w:r>
-      </w:hyperlink>
+      <w:r>
+        <w:rPr>
+          <w:lang w:val="pt_PT" w:bidi="pt_PT"/>
+        </w:rPr>
+        <w:t>Am 9.11–15</w:t>
+      </w:r>
       <w:r>
         <w:rPr>
           <w:lang w:val="pt_PT" w:bidi="pt_PT"/>
         </w:rPr>
         <w:t>). À medida que as nações fluem para um Israel renovado, os propósitos de Deus através de Abraão serão cumpridos (</w:t>
       </w:r>
-      <w:hyperlink r:id="rId72">
-        <w:r>
-          <w:rPr>
-            <w:lang w:val="pt_PT" w:bidi="pt_PT"/>
-          </w:rPr>
-          <w:rPr>
-            <w:color w:val="0000EE"/>
-            <w:u w:val="single"/>
-          </w:rPr>
-          <w:t>Gn 12.3</w:t>
-        </w:r>
-      </w:hyperlink>
+      <w:r>
+        <w:rPr>
+          <w:lang w:val="pt_PT" w:bidi="pt_PT"/>
+        </w:rPr>
+        <w:t>Gn 12.3</w:t>
+      </w:r>
       <w:r>
         <w:rPr>
           <w:lang w:val="pt_PT" w:bidi="pt_PT"/>
@@ -7979,90 +6749,60 @@
         </w:rPr>
         <w:t>Antes de sua restauração, Israel deve ser disciplinado (</w:t>
       </w:r>
-      <w:hyperlink r:id="rId32">
-        <w:r>
-          <w:rPr>
-            <w:lang w:val="pt_PT" w:bidi="pt_PT"/>
-          </w:rPr>
-          <w:rPr>
-            <w:color w:val="0000EE"/>
-            <w:u w:val="single"/>
-          </w:rPr>
-          <w:t>Dt 4.29</w:t>
-        </w:r>
-      </w:hyperlink>
+      <w:r>
+        <w:rPr>
+          <w:lang w:val="pt_PT" w:bidi="pt_PT"/>
+        </w:rPr>
+        <w:t>Dt 4.29</w:t>
+      </w:r>
       <w:r>
         <w:rPr>
           <w:lang w:val="pt_PT" w:bidi="pt_PT"/>
         </w:rPr>
         <w:t xml:space="preserve">; </w:t>
       </w:r>
-      <w:hyperlink r:id="rId33">
-        <w:r>
-          <w:rPr>
-            <w:lang w:val="pt_PT" w:bidi="pt_PT"/>
-          </w:rPr>
-          <w:rPr>
-            <w:color w:val="0000EE"/>
-            <w:u w:val="single"/>
-          </w:rPr>
-          <w:t>28.37</w:t>
-        </w:r>
-      </w:hyperlink>
+      <w:r>
+        <w:rPr>
+          <w:lang w:val="pt_PT" w:bidi="pt_PT"/>
+        </w:rPr>
+        <w:t>28.37</w:t>
+      </w:r>
       <w:r>
         <w:rPr>
           <w:lang w:val="pt_PT" w:bidi="pt_PT"/>
         </w:rPr>
         <w:t>,</w:t>
       </w:r>
-      <w:hyperlink r:id="rId34">
-        <w:r>
-          <w:rPr>
-            <w:lang w:val="pt_PT" w:bidi="pt_PT"/>
-          </w:rPr>
-          <w:rPr>
-            <w:color w:val="0000EE"/>
-            <w:u w:val="single"/>
-          </w:rPr>
-          <w:t>48</w:t>
-        </w:r>
-      </w:hyperlink>
+      <w:r>
+        <w:rPr>
+          <w:lang w:val="pt_PT" w:bidi="pt_PT"/>
+        </w:rPr>
+        <w:t>48</w:t>
+      </w:r>
       <w:r>
         <w:rPr>
           <w:lang w:val="pt_PT" w:bidi="pt_PT"/>
         </w:rPr>
         <w:t>,</w:t>
       </w:r>
-      <w:hyperlink r:id="rId204">
-        <w:r>
-          <w:rPr>
-            <w:lang w:val="pt_PT" w:bidi="pt_PT"/>
-          </w:rPr>
-          <w:rPr>
-            <w:color w:val="0000EE"/>
-            <w:u w:val="single"/>
-          </w:rPr>
-          <w:t>63</w:t>
-        </w:r>
-      </w:hyperlink>
+      <w:r>
+        <w:rPr>
+          <w:lang w:val="pt_PT" w:bidi="pt_PT"/>
+        </w:rPr>
+        <w:t>63</w:t>
+      </w:r>
       <w:r>
         <w:rPr>
           <w:lang w:val="pt_PT" w:bidi="pt_PT"/>
         </w:rPr>
         <w:t xml:space="preserve">; </w:t>
       </w:r>
-      <w:hyperlink r:id="rId53">
-        <w:r>
-          <w:rPr>
-            <w:lang w:val="pt_PT" w:bidi="pt_PT"/>
-          </w:rPr>
-          <w:rPr>
-            <w:color w:val="0000EE"/>
-            <w:u w:val="single"/>
-          </w:rPr>
-          <w:t>30.1–6</w:t>
-        </w:r>
-      </w:hyperlink>
+      <w:r>
+        <w:rPr>
+          <w:lang w:val="pt_PT" w:bidi="pt_PT"/>
+        </w:rPr>
+        <w:t>30.1–6</w:t>
+      </w:r>
       <w:r>
         <w:rPr>
           <w:lang w:val="pt_PT" w:bidi="pt_PT"/>
@@ -8130,144 +6870,96 @@
         </w:rPr>
         <w:t xml:space="preserve"> um pastor do antigo Oriente Próximo poderia defender suas ovelhas de feras selvagens. Da mesma forma, o profeta orou para que Deus protegesse seu povo das nações gentias hostis (cf. </w:t>
       </w:r>
-      <w:hyperlink r:id="rId205">
-        <w:r>
-          <w:rPr>
-            <w:lang w:val="pt_PT" w:bidi="pt_PT"/>
-          </w:rPr>
-          <w:rPr>
-            <w:color w:val="0000EE"/>
-            <w:u w:val="single"/>
-          </w:rPr>
-          <w:t>Êx 4.1–5</w:t>
-        </w:r>
-      </w:hyperlink>
+      <w:r>
+        <w:rPr>
+          <w:lang w:val="pt_PT" w:bidi="pt_PT"/>
+        </w:rPr>
+        <w:t>Êx 4.1–5</w:t>
+      </w:r>
       <w:r>
         <w:rPr>
           <w:lang w:val="pt_PT" w:bidi="pt_PT"/>
         </w:rPr>
         <w:t xml:space="preserve">). • o teu rebanho: Cf. </w:t>
       </w:r>
-      <w:hyperlink r:id="rId103">
-        <w:r>
-          <w:rPr>
-            <w:lang w:val="pt_PT" w:bidi="pt_PT"/>
-          </w:rPr>
-          <w:rPr>
-            <w:color w:val="0000EE"/>
-            <w:u w:val="single"/>
-          </w:rPr>
-          <w:t>Êx 19.5</w:t>
-        </w:r>
-      </w:hyperlink>
+      <w:r>
+        <w:rPr>
+          <w:lang w:val="pt_PT" w:bidi="pt_PT"/>
+        </w:rPr>
+        <w:t>Êx 19.5</w:t>
+      </w:r>
       <w:r>
         <w:rPr>
           <w:lang w:val="pt_PT" w:bidi="pt_PT"/>
         </w:rPr>
         <w:t xml:space="preserve">; </w:t>
       </w:r>
-      <w:hyperlink r:id="rId206">
-        <w:r>
-          <w:rPr>
-            <w:lang w:val="pt_PT" w:bidi="pt_PT"/>
-          </w:rPr>
-          <w:rPr>
-            <w:color w:val="0000EE"/>
-            <w:u w:val="single"/>
-          </w:rPr>
-          <w:t>Dt 7.6</w:t>
-        </w:r>
-      </w:hyperlink>
+      <w:r>
+        <w:rPr>
+          <w:lang w:val="pt_PT" w:bidi="pt_PT"/>
+        </w:rPr>
+        <w:t>Dt 7.6</w:t>
+      </w:r>
       <w:r>
         <w:rPr>
           <w:lang w:val="pt_PT" w:bidi="pt_PT"/>
         </w:rPr>
         <w:t xml:space="preserve">; </w:t>
       </w:r>
-      <w:hyperlink r:id="rId207">
-        <w:r>
-          <w:rPr>
-            <w:lang w:val="pt_PT" w:bidi="pt_PT"/>
-          </w:rPr>
-          <w:rPr>
-            <w:color w:val="0000EE"/>
-            <w:u w:val="single"/>
-          </w:rPr>
-          <w:t>14.2</w:t>
-        </w:r>
-      </w:hyperlink>
+      <w:r>
+        <w:rPr>
+          <w:lang w:val="pt_PT" w:bidi="pt_PT"/>
+        </w:rPr>
+        <w:t>14.2</w:t>
+      </w:r>
       <w:r>
         <w:rPr>
           <w:lang w:val="pt_PT" w:bidi="pt_PT"/>
         </w:rPr>
         <w:t xml:space="preserve">; </w:t>
       </w:r>
-      <w:hyperlink r:id="rId208">
-        <w:r>
-          <w:rPr>
-            <w:lang w:val="pt_PT" w:bidi="pt_PT"/>
-          </w:rPr>
-          <w:rPr>
-            <w:color w:val="0000EE"/>
-            <w:u w:val="single"/>
-          </w:rPr>
-          <w:t>26.18</w:t>
-        </w:r>
-      </w:hyperlink>
+      <w:r>
+        <w:rPr>
+          <w:lang w:val="pt_PT" w:bidi="pt_PT"/>
+        </w:rPr>
+        <w:t>26.18</w:t>
+      </w:r>
       <w:r>
         <w:rPr>
           <w:lang w:val="pt_PT" w:bidi="pt_PT"/>
         </w:rPr>
         <w:t xml:space="preserve">; </w:t>
       </w:r>
-      <w:hyperlink r:id="rId209">
-        <w:r>
-          <w:rPr>
-            <w:lang w:val="pt_PT" w:bidi="pt_PT"/>
-          </w:rPr>
-          <w:rPr>
-            <w:color w:val="0000EE"/>
-            <w:u w:val="single"/>
-          </w:rPr>
-          <w:t>Ml 3.17</w:t>
-        </w:r>
-      </w:hyperlink>
+      <w:r>
+        <w:rPr>
+          <w:lang w:val="pt_PT" w:bidi="pt_PT"/>
+        </w:rPr>
+        <w:t>Ml 3.17</w:t>
+      </w:r>
       <w:r>
         <w:rPr>
           <w:lang w:val="pt_PT" w:bidi="pt_PT"/>
         </w:rPr>
         <w:t xml:space="preserve">; </w:t>
       </w:r>
-      <w:hyperlink r:id="rId210">
-        <w:r>
-          <w:rPr>
-            <w:lang w:val="pt_PT" w:bidi="pt_PT"/>
-          </w:rPr>
-          <w:rPr>
-            <w:color w:val="0000EE"/>
-            <w:u w:val="single"/>
-          </w:rPr>
-          <w:t>1Pe 2.9</w:t>
-        </w:r>
-      </w:hyperlink>
+      <w:r>
+        <w:rPr>
+          <w:lang w:val="pt_PT" w:bidi="pt_PT"/>
+        </w:rPr>
+        <w:t>1Pe 2.9</w:t>
+      </w:r>
       <w:r>
         <w:rPr>
           <w:lang w:val="pt_PT" w:bidi="pt_PT"/>
         </w:rPr>
         <w:t>. • Basã e Gileade, a leste do rio Jordão, faziam parte dos primeiros presentes do Senhor às tribos israelitas de Rúben, Gade e Manassés (</w:t>
       </w:r>
-      <w:hyperlink r:id="rId211">
-        <w:r>
-          <w:rPr>
-            <w:lang w:val="pt_PT" w:bidi="pt_PT"/>
-          </w:rPr>
-          <w:rPr>
-            <w:color w:val="0000EE"/>
-            <w:u w:val="single"/>
-          </w:rPr>
-          <w:t>Js 13.15–31</w:t>
-        </w:r>
-      </w:hyperlink>
+      <w:r>
+        <w:rPr>
+          <w:lang w:val="pt_PT" w:bidi="pt_PT"/>
+        </w:rPr>
+        <w:t>Js 13.15–31</w:t>
+      </w:r>
       <w:r>
         <w:rPr>
           <w:lang w:val="pt_PT" w:bidi="pt_PT"/>
@@ -8322,54 +7014,36 @@
         </w:rPr>
         <w:t xml:space="preserve">O Senhor prometeu renovar completamente Israel, sua propriedade especial (veja </w:t>
       </w:r>
-      <w:hyperlink r:id="rId103">
-        <w:r>
-          <w:rPr>
-            <w:lang w:val="pt_PT" w:bidi="pt_PT"/>
-          </w:rPr>
-          <w:rPr>
-            <w:color w:val="0000EE"/>
-            <w:u w:val="single"/>
-          </w:rPr>
-          <w:t>Êx 19.5</w:t>
-        </w:r>
-      </w:hyperlink>
+      <w:r>
+        <w:rPr>
+          <w:lang w:val="pt_PT" w:bidi="pt_PT"/>
+        </w:rPr>
+        <w:t>Êx 19.5</w:t>
+      </w:r>
       <w:r>
         <w:rPr>
           <w:lang w:val="pt_PT" w:bidi="pt_PT"/>
         </w:rPr>
         <w:t xml:space="preserve">; </w:t>
       </w:r>
-      <w:hyperlink r:id="rId209">
-        <w:r>
-          <w:rPr>
-            <w:lang w:val="pt_PT" w:bidi="pt_PT"/>
-          </w:rPr>
-          <w:rPr>
-            <w:color w:val="0000EE"/>
-            <w:u w:val="single"/>
-          </w:rPr>
-          <w:t>Ml 3.17</w:t>
-        </w:r>
-      </w:hyperlink>
+      <w:r>
+        <w:rPr>
+          <w:lang w:val="pt_PT" w:bidi="pt_PT"/>
+        </w:rPr>
+        <w:t>Ml 3.17</w:t>
+      </w:r>
       <w:r>
         <w:rPr>
           <w:lang w:val="pt_PT" w:bidi="pt_PT"/>
         </w:rPr>
         <w:t xml:space="preserve">). O julgamento não significaria a destruição da esperança, mas uma purificação para que a verdadeira esperança pudesse prevalecer. A restauração seria obra de Deus somente, enquanto Ele restaurava o remanescente de Seu povo especial e removia sua culpa por meio de Seu amor, compaixão e fidelidade (veja </w:t>
       </w:r>
-      <w:hyperlink r:id="rId212">
-        <w:r>
-          <w:rPr>
-            <w:lang w:val="pt_PT" w:bidi="pt_PT"/>
-          </w:rPr>
-          <w:rPr>
-            <w:color w:val="0000EE"/>
-            <w:u w:val="single"/>
-          </w:rPr>
-          <w:t>Êx 32.12–14</w:t>
-        </w:r>
-      </w:hyperlink>
+      <w:r>
+        <w:rPr>
+          <w:lang w:val="pt_PT" w:bidi="pt_PT"/>
+        </w:rPr>
+        <w:t>Êx 32.12–14</w:t>
+      </w:r>
       <w:r>
         <w:rPr>
           <w:lang w:val="pt_PT" w:bidi="pt_PT"/>
@@ -8472,18 +7146,12 @@
         </w:rPr>
         <w:t>A promessa de que todas as nações seriam abençoadas pelos descendentes de Abraão (</w:t>
       </w:r>
-      <w:hyperlink r:id="rId72">
-        <w:r>
-          <w:rPr>
-            <w:lang w:val="pt_PT" w:bidi="pt_PT"/>
-          </w:rPr>
-          <w:rPr>
-            <w:color w:val="0000EE"/>
-            <w:u w:val="single"/>
-          </w:rPr>
-          <w:t>Gn 12.3</w:t>
-        </w:r>
-      </w:hyperlink>
+      <w:r>
+        <w:rPr>
+          <w:lang w:val="pt_PT" w:bidi="pt_PT"/>
+        </w:rPr>
+        <w:t>Gn 12.3</w:t>
+      </w:r>
       <w:r>
         <w:rPr>
           <w:lang w:val="pt_PT" w:bidi="pt_PT"/>
@@ -8551,90 +7219,60 @@
         </w:rPr>
         <w:t xml:space="preserve"> as nações haviam atacado o calcanhar de Israel (cf. </w:t>
       </w:r>
-      <w:hyperlink r:id="rId213">
-        <w:r>
-          <w:rPr>
-            <w:lang w:val="pt_PT" w:bidi="pt_PT"/>
-          </w:rPr>
-          <w:rPr>
-            <w:color w:val="0000EE"/>
-            <w:u w:val="single"/>
-          </w:rPr>
-          <w:t>Gn 3.14–15</w:t>
-        </w:r>
-      </w:hyperlink>
+      <w:r>
+        <w:rPr>
+          <w:lang w:val="pt_PT" w:bidi="pt_PT"/>
+        </w:rPr>
+        <w:t>Gn 3.14–15</w:t>
+      </w:r>
       <w:r>
         <w:rPr>
           <w:lang w:val="pt_PT" w:bidi="pt_PT"/>
         </w:rPr>
         <w:t>). Os profetas regularmente retratavam as nações estrangeiras como serpentes venenosas e enganosas (</w:t>
       </w:r>
-      <w:hyperlink r:id="rId214">
-        <w:r>
-          <w:rPr>
-            <w:lang w:val="pt_PT" w:bidi="pt_PT"/>
-          </w:rPr>
-          <w:rPr>
-            <w:color w:val="0000EE"/>
-            <w:u w:val="single"/>
-          </w:rPr>
-          <w:t>Is 14.29</w:t>
-        </w:r>
-      </w:hyperlink>
+      <w:r>
+        <w:rPr>
+          <w:lang w:val="pt_PT" w:bidi="pt_PT"/>
+        </w:rPr>
+        <w:t>Is 14.29</w:t>
+      </w:r>
       <w:r>
         <w:rPr>
           <w:lang w:val="pt_PT" w:bidi="pt_PT"/>
         </w:rPr>
         <w:t xml:space="preserve">; </w:t>
       </w:r>
-      <w:hyperlink r:id="rId215">
-        <w:r>
-          <w:rPr>
-            <w:lang w:val="pt_PT" w:bidi="pt_PT"/>
-          </w:rPr>
-          <w:rPr>
-            <w:color w:val="0000EE"/>
-            <w:u w:val="single"/>
-          </w:rPr>
-          <w:t>Jr 8.17</w:t>
-        </w:r>
-      </w:hyperlink>
+      <w:r>
+        <w:rPr>
+          <w:lang w:val="pt_PT" w:bidi="pt_PT"/>
+        </w:rPr>
+        <w:t>Jr 8.17</w:t>
+      </w:r>
       <w:r>
         <w:rPr>
           <w:lang w:val="pt_PT" w:bidi="pt_PT"/>
         </w:rPr>
         <w:t xml:space="preserve">; </w:t>
       </w:r>
-      <w:hyperlink r:id="rId216">
-        <w:r>
-          <w:rPr>
-            <w:lang w:val="pt_PT" w:bidi="pt_PT"/>
-          </w:rPr>
-          <w:rPr>
-            <w:color w:val="0000EE"/>
-            <w:u w:val="single"/>
-          </w:rPr>
-          <w:t>Ez 29.1–3</w:t>
-        </w:r>
-      </w:hyperlink>
+      <w:r>
+        <w:rPr>
+          <w:lang w:val="pt_PT" w:bidi="pt_PT"/>
+        </w:rPr>
+        <w:t>Ez 29.1–3</w:t>
+      </w:r>
       <w:r>
         <w:rPr>
           <w:lang w:val="pt_PT" w:bidi="pt_PT"/>
         </w:rPr>
         <w:t xml:space="preserve">). Agora essas nações seriam humilhadas (cf. </w:t>
       </w:r>
-      <w:hyperlink r:id="rId217">
-        <w:r>
-          <w:rPr>
-            <w:lang w:val="pt_PT" w:bidi="pt_PT"/>
-          </w:rPr>
-          <w:rPr>
-            <w:color w:val="0000EE"/>
-            <w:u w:val="single"/>
-          </w:rPr>
-          <w:t>Sl 72.9</w:t>
-        </w:r>
-      </w:hyperlink>
+      <w:r>
+        <w:rPr>
+          <w:lang w:val="pt_PT" w:bidi="pt_PT"/>
+        </w:rPr>
+        <w:t>Sl 72.9</w:t>
+      </w:r>
       <w:r>
         <w:rPr>
           <w:lang w:val="pt_PT" w:bidi="pt_PT"/>
@@ -8689,108 +7327,72 @@
         </w:rPr>
         <w:t xml:space="preserve">Esses versículos oferecem um excelente resumo da teologia do Antigo Testamento. Deus é único; não há ninguém e nada como ele. Por causa de seu amor infalível (hebraico khesed), ele não destrói seu povo ao julgá-los, mas, em vez disso, os restaura (veja </w:t>
       </w:r>
-      <w:hyperlink r:id="rId218">
-        <w:r>
-          <w:rPr>
-            <w:lang w:val="pt_PT" w:bidi="pt_PT"/>
-          </w:rPr>
-          <w:rPr>
-            <w:color w:val="0000EE"/>
-            <w:u w:val="single"/>
-          </w:rPr>
-          <w:t>Êx 36.6–7</w:t>
-        </w:r>
-      </w:hyperlink>
+      <w:r>
+        <w:rPr>
+          <w:lang w:val="pt_PT" w:bidi="pt_PT"/>
+        </w:rPr>
+        <w:t>Êx 36.6–7</w:t>
+      </w:r>
       <w:r>
         <w:rPr>
           <w:lang w:val="pt_PT" w:bidi="pt_PT"/>
         </w:rPr>
         <w:t xml:space="preserve">). Sua fidelidade significa que ele é confiável para fazer o bem, independentemente do custo para si mesmo (veja </w:t>
       </w:r>
-      <w:hyperlink r:id="rId219">
-        <w:r>
-          <w:rPr>
-            <w:lang w:val="pt_PT" w:bidi="pt_PT"/>
-          </w:rPr>
-          <w:rPr>
-            <w:color w:val="0000EE"/>
-            <w:u w:val="single"/>
-          </w:rPr>
-          <w:t>Sl 89.1–2</w:t>
-        </w:r>
-      </w:hyperlink>
+      <w:r>
+        <w:rPr>
+          <w:lang w:val="pt_PT" w:bidi="pt_PT"/>
+        </w:rPr>
+        <w:t>Sl 89.1–2</w:t>
+      </w:r>
       <w:r>
         <w:rPr>
           <w:lang w:val="pt_PT" w:bidi="pt_PT"/>
         </w:rPr>
         <w:t>). • Não há outro Deus como tu: Esta pergunta retórica provavelmente faz referência ao nome de Miquéias (“Quem é como o Senhor?”). O caráter de Deus é incomparável entre os deuses das nações. Suas ações e palavras surgem de seu caráter (</w:t>
       </w:r>
-      <w:hyperlink r:id="rId154">
-        <w:r>
-          <w:rPr>
-            <w:lang w:val="pt_PT" w:bidi="pt_PT"/>
-          </w:rPr>
-          <w:rPr>
-            <w:color w:val="0000EE"/>
-            <w:u w:val="single"/>
-          </w:rPr>
-          <w:t>Êx 34.6–7</w:t>
-        </w:r>
-      </w:hyperlink>
+      <w:r>
+        <w:rPr>
+          <w:lang w:val="pt_PT" w:bidi="pt_PT"/>
+        </w:rPr>
+        <w:t>Êx 34.6–7</w:t>
+      </w:r>
       <w:r>
         <w:rPr>
           <w:lang w:val="pt_PT" w:bidi="pt_PT"/>
         </w:rPr>
         <w:t>). Deus perdoa, mostra compaixão, triunfa sobre os pecados de seu povo e sela esses pecados. O amor infalível do Senhor o levou a escolher Israel desde o início (</w:t>
       </w:r>
-      <w:hyperlink r:id="rId220">
-        <w:r>
-          <w:rPr>
-            <w:lang w:val="pt_PT" w:bidi="pt_PT"/>
-          </w:rPr>
-          <w:rPr>
-            <w:color w:val="0000EE"/>
-            <w:u w:val="single"/>
-          </w:rPr>
-          <w:t>Dt 7.8</w:t>
-        </w:r>
-      </w:hyperlink>
+      <w:r>
+        <w:rPr>
+          <w:lang w:val="pt_PT" w:bidi="pt_PT"/>
+        </w:rPr>
+        <w:t>Dt 7.8</w:t>
+      </w:r>
       <w:r>
         <w:rPr>
           <w:lang w:val="pt_PT" w:bidi="pt_PT"/>
         </w:rPr>
         <w:t>), consistente com sua fidelidade à aliança com os antepassados de Israel (</w:t>
       </w:r>
-      <w:hyperlink r:id="rId221">
-        <w:r>
-          <w:rPr>
-            <w:lang w:val="pt_PT" w:bidi="pt_PT"/>
-          </w:rPr>
-          <w:rPr>
-            <w:color w:val="0000EE"/>
-            <w:u w:val="single"/>
-          </w:rPr>
-          <w:t>Dt 7.20</w:t>
-        </w:r>
-      </w:hyperlink>
+      <w:r>
+        <w:rPr>
+          <w:lang w:val="pt_PT" w:bidi="pt_PT"/>
+        </w:rPr>
+        <w:t>Dt 7.20</w:t>
+      </w:r>
       <w:r>
         <w:rPr>
           <w:lang w:val="pt_PT" w:bidi="pt_PT"/>
         </w:rPr>
         <w:t xml:space="preserve">; </w:t>
       </w:r>
-      <w:hyperlink r:id="rId222">
-        <w:r>
-          <w:rPr>
-            <w:lang w:val="pt_PT" w:bidi="pt_PT"/>
-          </w:rPr>
-          <w:rPr>
-            <w:color w:val="0000EE"/>
-            <w:u w:val="single"/>
-          </w:rPr>
-          <w:t>9.1–10.22</w:t>
-        </w:r>
-      </w:hyperlink>
+      <w:r>
+        <w:rPr>
+          <w:lang w:val="pt_PT" w:bidi="pt_PT"/>
+        </w:rPr>
+        <w:t>9.1–10.22</w:t>
+      </w:r>
       <w:r>
         <w:rPr>
           <w:lang w:val="pt_PT" w:bidi="pt_PT"/>
